--- a/RVfpga/RVfpgaEL2/RVfpga_NexysVideo-NoDDR/Labs/Lab20/RVfpga_Lab20_VeeR-EL2_NexysVideo-NoDDR.docx
+++ b/RVfpga/RVfpgaEL2/RVfpga_NexysVideo-NoDDR/Labs/Lab20/RVfpga_Lab20_VeeR-EL2_NexysVideo-NoDDR.docx
@@ -1023,7 +1023,7 @@
           <v:shape id="_x0000_i1025" type="#_x0000_t75" style="width:416.1pt;height:289.75pt" o:ole="">
             <v:imagedata r:id="rId10" o:title=""/>
           </v:shape>
-          <o:OLEObject Type="Embed" ProgID="Visio.Drawing.15" ShapeID="_x0000_i1025" DrawAspect="Content" ObjectID="_1821804214" r:id="rId11"/>
+          <o:OLEObject Type="Embed" ProgID="Visio.Drawing.15" ShapeID="_x0000_i1025" DrawAspect="Content" ObjectID="_1821806393" r:id="rId11"/>
         </w:object>
       </w:r>
     </w:p>
@@ -1194,7 +1194,7 @@
           <v:shape id="_x0000_i1026" type="#_x0000_t75" style="width:304.95pt;height:292.25pt" o:ole="">
             <v:imagedata r:id="rId12" o:title=""/>
           </v:shape>
-          <o:OLEObject Type="Embed" ProgID="Visio.Drawing.15" ShapeID="_x0000_i1026" DrawAspect="Content" ObjectID="_1821804215" r:id="rId13"/>
+          <o:OLEObject Type="Embed" ProgID="Visio.Drawing.15" ShapeID="_x0000_i1026" DrawAspect="Content" ObjectID="_1821806394" r:id="rId13"/>
         </w:object>
       </w:r>
     </w:p>
@@ -1648,7 +1648,7 @@
           <w:iCs/>
           <w:color w:val="000000" w:themeColor="text1"/>
         </w:rPr>
-        <w:t>[</w:t>
+        <w:t>[RVfpgaEL2</w:t>
       </w:r>
       <w:r>
         <w:rPr>
@@ -1657,7 +1657,7 @@
           <w:iCs/>
           <w:color w:val="000000" w:themeColor="text1"/>
         </w:rPr>
-        <w:t>RVfpgaEL2NexysA7DDRPath</w:t>
+        <w:t>Nexys Video</w:t>
       </w:r>
       <w:r>
         <w:rPr>
@@ -1666,7 +1666,7 @@
           <w:iCs/>
           <w:color w:val="000000" w:themeColor="text1"/>
         </w:rPr>
-        <w:t>]</w:t>
+        <w:t>VideoNoDDRPath]</w:t>
       </w:r>
       <w:r>
         <w:rPr>
@@ -2851,10 +2851,12 @@
         <w:ind w:left="-1134"/>
         <w:jc w:val="center"/>
         <w:sectPr>
-          <w:headerReference w:type="default" r:id="rId14"/>
-          <w:footerReference w:type="default" r:id="rId15"/>
-          <w:headerReference w:type="first" r:id="rId16"/>
-          <w:footerReference w:type="first" r:id="rId17"/>
+          <w:headerReference w:type="even" r:id="rId14"/>
+          <w:headerReference w:type="default" r:id="rId15"/>
+          <w:footerReference w:type="even" r:id="rId16"/>
+          <w:footerReference w:type="default" r:id="rId17"/>
+          <w:headerReference w:type="first" r:id="rId18"/>
+          <w:footerReference w:type="first" r:id="rId19"/>
           <w:pgSz w:w="11906" w:h="16838"/>
           <w:pgMar w:top="1800" w:right="1440" w:bottom="1440" w:left="1440" w:header="706" w:footer="389" w:gutter="0"/>
           <w:cols w:space="720"/>
@@ -2872,9 +2874,9 @@
       <w:r>
         <w:object w:dxaOrig="27324" w:dyaOrig="14517" w14:anchorId="79625C58">
           <v:shape id="_x0000_i1027" type="#_x0000_t75" style="width:760.95pt;height:404.45pt" o:ole="">
-            <v:imagedata r:id="rId18" o:title=""/>
+            <v:imagedata r:id="rId20" o:title=""/>
           </v:shape>
-          <o:OLEObject Type="Embed" ProgID="Visio.Drawing.15" ShapeID="_x0000_i1027" DrawAspect="Content" ObjectID="_1821804216" r:id="rId19"/>
+          <o:OLEObject Type="Embed" ProgID="Visio.Drawing.15" ShapeID="_x0000_i1027" DrawAspect="Content" ObjectID="_1821806395" r:id="rId21"/>
         </w:object>
       </w:r>
     </w:p>
@@ -2892,8 +2894,8 @@
           <w:rFonts w:eastAsia="Arial" w:cs="Arial"/>
         </w:rPr>
         <w:sectPr>
-          <w:headerReference w:type="default" r:id="rId20"/>
-          <w:headerReference w:type="first" r:id="rId21"/>
+          <w:headerReference w:type="default" r:id="rId22"/>
+          <w:headerReference w:type="first" r:id="rId23"/>
           <w:pgSz w:w="16838" w:h="11906" w:orient="landscape"/>
           <w:pgMar w:top="1440" w:right="1797" w:bottom="1440" w:left="1440" w:header="709" w:footer="391" w:gutter="0"/>
           <w:cols w:space="720"/>
@@ -2976,7 +2978,7 @@
           <w:iCs/>
           <w:color w:val="000000" w:themeColor="text1"/>
         </w:rPr>
-        <w:t>[</w:t>
+        <w:t>[RVfpgaEL2</w:t>
       </w:r>
       <w:r>
         <w:rPr>
@@ -2985,7 +2987,7 @@
           <w:iCs/>
           <w:color w:val="000000" w:themeColor="text1"/>
         </w:rPr>
-        <w:t>RVfpgaEL2NexysA7DDRPath</w:t>
+        <w:t>Nexys Video</w:t>
       </w:r>
       <w:r>
         <w:rPr>
@@ -2994,7 +2996,7 @@
           <w:iCs/>
           <w:color w:val="000000" w:themeColor="text1"/>
         </w:rPr>
-        <w:t>]</w:t>
+        <w:t>VideoNoDDRPath]</w:t>
       </w:r>
       <w:r>
         <w:rPr>
@@ -3805,7 +3807,7 @@
           <w:iCs/>
           <w:color w:val="000000" w:themeColor="text1"/>
         </w:rPr>
-        <w:t>[</w:t>
+        <w:t>[RVfpgaEL2</w:t>
       </w:r>
       <w:r>
         <w:rPr>
@@ -3814,7 +3816,7 @@
           <w:iCs/>
           <w:color w:val="000000" w:themeColor="text1"/>
         </w:rPr>
-        <w:t>RVfpgaEL2NexysA7DDRPath</w:t>
+        <w:t>Nexys Video</w:t>
       </w:r>
       <w:r>
         <w:rPr>
@@ -3823,7 +3825,7 @@
           <w:iCs/>
           <w:color w:val="000000" w:themeColor="text1"/>
         </w:rPr>
-        <w:t>]</w:t>
+        <w:t>VideoNoDDRPath]</w:t>
       </w:r>
       <w:r>
         <w:rPr>
@@ -4765,7 +4767,7 @@
                     <pic:cNvPicPr/>
                   </pic:nvPicPr>
                   <pic:blipFill>
-                    <a:blip r:embed="rId22">
+                    <a:blip r:embed="rId24">
                       <a:extLst>
                         <a:ext uri="{28A0092B-C50C-407E-A947-70E740481C1C}">
                           <a14:useLocalDpi xmlns:a14="http://schemas.microsoft.com/office/drawing/2010/main" val="0"/>
@@ -6443,7 +6445,7 @@
           <w:iCs/>
           <w:color w:val="000000" w:themeColor="text1"/>
         </w:rPr>
-        <w:t>[</w:t>
+        <w:t>[RVfpgaEL2</w:t>
       </w:r>
       <w:r>
         <w:rPr>
@@ -6452,7 +6454,7 @@
           <w:iCs/>
           <w:color w:val="000000" w:themeColor="text1"/>
         </w:rPr>
-        <w:t>RVfpgaEL2NexysA7DDRPath</w:t>
+        <w:t>Nexys Video</w:t>
       </w:r>
       <w:r>
         <w:rPr>
@@ -6461,7 +6463,7 @@
           <w:iCs/>
           <w:color w:val="000000" w:themeColor="text1"/>
         </w:rPr>
-        <w:t>]</w:t>
+        <w:t>VideoNoDDRPath]</w:t>
       </w:r>
       <w:r>
         <w:rPr>
@@ -6726,7 +6728,7 @@
           <w:iCs/>
           <w:color w:val="000000" w:themeColor="text1"/>
         </w:rPr>
-        <w:t>[</w:t>
+        <w:t>[RVfpgaEL2</w:t>
       </w:r>
       <w:r>
         <w:rPr>
@@ -6735,7 +6737,7 @@
           <w:iCs/>
           <w:color w:val="000000" w:themeColor="text1"/>
         </w:rPr>
-        <w:t>RVfpgaEL2NexysA7DDRPath</w:t>
+        <w:t>Nexys Video</w:t>
       </w:r>
       <w:r>
         <w:rPr>
@@ -6744,7 +6746,7 @@
           <w:iCs/>
           <w:color w:val="000000" w:themeColor="text1"/>
         </w:rPr>
-        <w:t>]</w:t>
+        <w:t>VideoNoDDRPath]</w:t>
       </w:r>
       <w:r>
         <w:rPr>
@@ -7325,7 +7327,7 @@
           <w:iCs/>
           <w:color w:val="000000" w:themeColor="text1"/>
         </w:rPr>
-        <w:t>[</w:t>
+        <w:t>[RVfpgaEL2</w:t>
       </w:r>
       <w:r>
         <w:rPr>
@@ -7334,7 +7336,7 @@
           <w:iCs/>
           <w:color w:val="000000" w:themeColor="text1"/>
         </w:rPr>
-        <w:t>RVfpgaEL2NexysA7DDRPath</w:t>
+        <w:t>Nexys Video</w:t>
       </w:r>
       <w:r>
         <w:rPr>
@@ -7343,60 +7345,7 @@
           <w:iCs/>
           <w:color w:val="000000" w:themeColor="text1"/>
         </w:rPr>
-        <w:t>]/</w:t>
-      </w:r>
-      <w:r>
-        <w:rPr>
-          <w:rFonts w:cs="Arial"/>
-          <w:i/>
-          <w:iCs/>
-        </w:rPr>
-        <w:t>Labs</w:t>
-      </w:r>
-      <w:r>
-        <w:rPr>
-          <w:i/>
-          <w:iCs/>
-        </w:rPr>
-        <w:t>/Lab20</w:t>
-      </w:r>
-      <w:r>
-        <w:rPr>
-          <w:i/>
-          <w:iCs/>
-        </w:rPr>
-        <w:t>/RealBenchmarks</w:t>
-      </w:r>
-      <w:r>
-        <w:rPr>
-          <w:i/>
-          <w:iCs/>
-        </w:rPr>
-        <w:t>.</w:t>
-      </w:r>
-      <w:r>
-        <w:t xml:space="preserve"> </w:t>
-      </w:r>
-    </w:p>
-    <w:p/>
-    <w:p>
-      <w:pPr>
-        <w:spacing w:line="259" w:lineRule="auto"/>
-        <w:rPr>
-          <w:rFonts w:eastAsia="Times New Roman" w:cs="Arial"/>
-        </w:rPr>
-      </w:pPr>
-      <w:r>
-        <w:rPr>
-          <w:rFonts w:eastAsia="Times New Roman" w:cs="Arial"/>
-        </w:rPr>
-        <w:t>F</w:t>
-      </w:r>
-      <w:r>
-        <w:rPr>
-          <w:rFonts w:eastAsia="Times New Roman" w:cs="Arial"/>
-        </w:rPr>
-        <w:t xml:space="preserve">older </w:t>
+        <w:t>VideoNoDDRPath]</w:t>
       </w:r>
       <w:r>
         <w:rPr>
@@ -7405,7 +7354,60 @@
           <w:iCs/>
           <w:color w:val="000000" w:themeColor="text1"/>
         </w:rPr>
-        <w:t>[</w:t>
+        <w:t>/</w:t>
+      </w:r>
+      <w:r>
+        <w:rPr>
+          <w:rFonts w:cs="Arial"/>
+          <w:i/>
+          <w:iCs/>
+        </w:rPr>
+        <w:t>Labs</w:t>
+      </w:r>
+      <w:r>
+        <w:rPr>
+          <w:i/>
+          <w:iCs/>
+        </w:rPr>
+        <w:t>/Lab20</w:t>
+      </w:r>
+      <w:r>
+        <w:rPr>
+          <w:i/>
+          <w:iCs/>
+        </w:rPr>
+        <w:t>/RealBenchmarks</w:t>
+      </w:r>
+      <w:r>
+        <w:rPr>
+          <w:i/>
+          <w:iCs/>
+        </w:rPr>
+        <w:t>.</w:t>
+      </w:r>
+      <w:r>
+        <w:t xml:space="preserve"> </w:t>
+      </w:r>
+    </w:p>
+    <w:p/>
+    <w:p>
+      <w:pPr>
+        <w:spacing w:line="259" w:lineRule="auto"/>
+        <w:rPr>
+          <w:rFonts w:eastAsia="Times New Roman" w:cs="Arial"/>
+        </w:rPr>
+      </w:pPr>
+      <w:r>
+        <w:rPr>
+          <w:rFonts w:eastAsia="Times New Roman" w:cs="Arial"/>
+        </w:rPr>
+        <w:t>F</w:t>
+      </w:r>
+      <w:r>
+        <w:rPr>
+          <w:rFonts w:eastAsia="Times New Roman" w:cs="Arial"/>
+        </w:rPr>
+        <w:t xml:space="preserve">older </w:t>
       </w:r>
       <w:r>
         <w:rPr>
@@ -7414,7 +7416,7 @@
           <w:iCs/>
           <w:color w:val="000000" w:themeColor="text1"/>
         </w:rPr>
-        <w:t>RVfpgaEL2NexysA7DDRPath</w:t>
+        <w:t>[RVfpgaEL2</w:t>
       </w:r>
       <w:r>
         <w:rPr>
@@ -7423,36 +7425,45 @@
           <w:iCs/>
           <w:color w:val="000000" w:themeColor="text1"/>
         </w:rPr>
-        <w:t>]</w:t>
-      </w:r>
-      <w:r>
-        <w:rPr>
-          <w:rFonts w:cs="Arial"/>
+        <w:t>Nexys Video</w:t>
+      </w:r>
+      <w:r>
+        <w:rPr>
+          <w:rFonts w:eastAsia="Arial" w:cs="Arial"/>
           <w:i/>
           <w:iCs/>
-        </w:rPr>
-        <w:t>/Labs</w:t>
-      </w:r>
-      <w:r>
-        <w:rPr>
+          <w:color w:val="000000" w:themeColor="text1"/>
+        </w:rPr>
+        <w:t>VideoNoDDRPath]</w:t>
+      </w:r>
+      <w:r>
+        <w:rPr>
+          <w:rFonts w:cs="Arial"/>
           <w:i/>
           <w:iCs/>
         </w:rPr>
-        <w:t>/Lab20</w:t>
+        <w:t>/Labs</w:t>
       </w:r>
       <w:r>
         <w:rPr>
           <w:i/>
           <w:iCs/>
         </w:rPr>
-        <w:t>/RealBenchmarks</w:t>
-      </w:r>
-      <w:r>
-        <w:rPr>
-          <w:rFonts w:eastAsia="Times New Roman" w:cs="Arial"/>
+        <w:t>/Lab20</w:t>
+      </w:r>
+      <w:r>
+        <w:rPr>
           <w:i/>
           <w:iCs/>
         </w:rPr>
+        <w:t>/RealBenchmarks</w:t>
+      </w:r>
+      <w:r>
+        <w:rPr>
+          <w:rFonts w:eastAsia="Times New Roman" w:cs="Arial"/>
+          <w:i/>
+          <w:iCs/>
+        </w:rPr>
         <w:t>/CoreMark</w:t>
       </w:r>
       <w:r>
@@ -7617,7 +7628,7 @@
         </w:rPr>
         <w:t xml:space="preserve">at </w:t>
       </w:r>
-      <w:hyperlink r:id="rId23">
+      <w:hyperlink r:id="rId25">
         <w:r>
           <w:rPr>
             <w:rStyle w:val="af5"/>
@@ -7794,7 +7805,13 @@
         <w:rPr>
           <w:rFonts w:eastAsia="Times New Roman" w:cs="Arial"/>
         </w:rPr>
-        <w:t xml:space="preserve">Nexys A7 </w:t>
+        <w:t>Nexys Video Video</w:t>
+      </w:r>
+      <w:r>
+        <w:rPr>
+          <w:rFonts w:eastAsia="Times New Roman" w:cs="Arial"/>
+        </w:rPr>
+        <w:t xml:space="preserve"> </w:t>
       </w:r>
       <w:r>
         <w:rPr>
@@ -8500,7 +8517,19 @@
         <w:rPr>
           <w:rFonts w:ascii="Courier New" w:eastAsia="Times New Roman" w:hAnsi="Courier New" w:cs="Courier New"/>
         </w:rPr>
-        <w:t>printfNexys()</w:t>
+        <w:t>printf</w:t>
+      </w:r>
+      <w:r>
+        <w:rPr>
+          <w:rFonts w:ascii="Courier New" w:eastAsia="Times New Roman" w:hAnsi="Courier New" w:cs="Courier New"/>
+        </w:rPr>
+        <w:t>Nexys Video</w:t>
+      </w:r>
+      <w:r>
+        <w:rPr>
+          <w:rFonts w:ascii="Courier New" w:eastAsia="Times New Roman" w:hAnsi="Courier New" w:cs="Courier New"/>
+        </w:rPr>
+        <w:t>()</w:t>
       </w:r>
       <w:r>
         <w:rPr>
@@ -8530,713 +8559,6 @@
             <wp:extent cx="4120816" cy="3339578"/>
             <wp:effectExtent l="0" t="0" r="0" b="0"/>
             <wp:docPr id="2042220874" name="Picture 2042220874"/>
-            <wp:cNvGraphicFramePr>
-              <a:graphicFrameLocks xmlns:a="http://schemas.openxmlformats.org/drawingml/2006/main" noChangeAspect="1"/>
-            </wp:cNvGraphicFramePr>
-            <a:graphic xmlns:a="http://schemas.openxmlformats.org/drawingml/2006/main">
-              <a:graphicData uri="http://schemas.openxmlformats.org/drawingml/2006/picture">
-                <pic:pic xmlns:pic="http://schemas.openxmlformats.org/drawingml/2006/picture">
-                  <pic:nvPicPr>
-                    <pic:cNvPr id="0" name=""/>
-                    <pic:cNvPicPr/>
-                  </pic:nvPicPr>
-                  <pic:blipFill>
-                    <a:blip r:embed="rId24">
-                      <a:extLst>
-                        <a:ext uri="{28A0092B-C50C-407E-A947-70E740481C1C}">
-                          <a14:useLocalDpi xmlns:a14="http://schemas.microsoft.com/office/drawing/2010/main" val="0"/>
-                        </a:ext>
-                      </a:extLst>
-                    </a:blip>
-                    <a:stretch>
-                      <a:fillRect/>
-                    </a:stretch>
-                  </pic:blipFill>
-                  <pic:spPr>
-                    <a:xfrm>
-                      <a:off x="0" y="0"/>
-                      <a:ext cx="4123844" cy="3342032"/>
-                    </a:xfrm>
-                    <a:prstGeom prst="rect">
-                      <a:avLst/>
-                    </a:prstGeom>
-                  </pic:spPr>
-                </pic:pic>
-              </a:graphicData>
-            </a:graphic>
-          </wp:inline>
-        </w:drawing>
-      </w:r>
-    </w:p>
-    <w:p>
-      <w:pPr>
-        <w:jc w:val="center"/>
-      </w:pPr>
-    </w:p>
-    <w:p>
-      <w:pPr>
-        <w:pStyle w:val="a6"/>
-        <w:jc w:val="center"/>
-      </w:pPr>
-      <w:bookmarkStart w:id="9" w:name="_Ref84178438"/>
-      <w:r>
-        <w:t xml:space="preserve">Figure </w:t>
-      </w:r>
-      <w:r>
-        <w:fldChar w:fldCharType="begin"/>
-      </w:r>
-      <w:r>
-        <w:instrText>SEQ Figure \* ARABIC</w:instrText>
-      </w:r>
-      <w:r>
-        <w:fldChar w:fldCharType="separate"/>
-      </w:r>
-      <w:r>
-        <w:rPr>
-          <w:noProof/>
-        </w:rPr>
-        <w:t>6</w:t>
-      </w:r>
-      <w:r>
-        <w:fldChar w:fldCharType="end"/>
-      </w:r>
-      <w:bookmarkEnd w:id="9"/>
-      <w:r>
-        <w:t xml:space="preserve">. File </w:t>
-      </w:r>
-      <w:r>
-        <w:rPr>
-          <w:i/>
-        </w:rPr>
-        <w:t>src/</w:t>
-      </w:r>
-      <w:r>
-        <w:rPr>
-          <w:i/>
-        </w:rPr>
-        <w:t>Test.c</w:t>
-      </w:r>
-      <w:r>
-        <w:t xml:space="preserve"> in CoreMark </w:t>
-      </w:r>
-      <w:r>
-        <w:t xml:space="preserve">Catapult </w:t>
-      </w:r>
-      <w:r>
-        <w:t>project</w:t>
-      </w:r>
-    </w:p>
-    <w:p>
-      <w:pPr>
-        <w:rPr>
-          <w:rFonts w:eastAsia="Times New Roman" w:cs="Arial"/>
-        </w:rPr>
-      </w:pPr>
-    </w:p>
-    <w:p>
-      <w:pPr>
-        <w:pStyle w:val="af"/>
-        <w:numPr>
-          <w:ilvl w:val="0"/>
-          <w:numId w:val="42"/>
-        </w:numPr>
-        <w:rPr>
-          <w:rFonts w:eastAsia="Times New Roman" w:cs="Arial"/>
-        </w:rPr>
-      </w:pPr>
-      <w:r>
-        <w:rPr>
-          <w:rFonts w:eastAsia="Times New Roman" w:cs="Arial"/>
-        </w:rPr>
-        <w:t>Briefly a</w:t>
-      </w:r>
-      <w:r>
-        <w:rPr>
-          <w:rFonts w:eastAsia="Times New Roman" w:cs="Arial"/>
-        </w:rPr>
-        <w:t xml:space="preserve">nalyse the functions from the CoreMark benchmark implemented in file </w:t>
-      </w:r>
-      <w:r>
-        <w:rPr>
-          <w:rFonts w:eastAsia="Times New Roman" w:cs="Arial"/>
-          <w:i/>
-          <w:iCs/>
-        </w:rPr>
-        <w:t>src/cmark.c</w:t>
-      </w:r>
-      <w:r>
-        <w:rPr>
-          <w:rFonts w:eastAsia="Times New Roman" w:cs="Arial"/>
-        </w:rPr>
-        <w:t>.</w:t>
-      </w:r>
-      <w:r>
-        <w:rPr>
-          <w:rFonts w:eastAsia="Times New Roman" w:cs="Arial"/>
-        </w:rPr>
-        <w:t xml:space="preserve"> </w:t>
-      </w:r>
-      <w:r>
-        <w:rPr>
-          <w:rFonts w:eastAsia="Times New Roman" w:cs="Arial"/>
-        </w:rPr>
-        <w:t xml:space="preserve">Note that </w:t>
-      </w:r>
-      <w:r>
-        <w:rPr>
-          <w:rFonts w:eastAsia="Times New Roman" w:cs="Arial"/>
-        </w:rPr>
-        <w:t xml:space="preserve">the HW Counters are started and stopped inside the </w:t>
-      </w:r>
-      <w:r>
-        <w:rPr>
-          <w:rFonts w:ascii="Courier New" w:eastAsia="Times New Roman" w:hAnsi="Courier New" w:cs="Courier New"/>
-        </w:rPr>
-        <w:t>main_cmark()</w:t>
-      </w:r>
-      <w:r>
-        <w:rPr>
-          <w:rFonts w:eastAsia="Times New Roman" w:cs="Arial"/>
-        </w:rPr>
-        <w:t xml:space="preserve"> function </w:t>
-      </w:r>
-      <w:r>
-        <w:rPr>
-          <w:rFonts w:eastAsia="Times New Roman" w:cs="Arial"/>
-        </w:rPr>
-        <w:t>and that the benchmark itself i</w:t>
-      </w:r>
-      <w:r>
-        <w:rPr>
-          <w:rFonts w:eastAsia="Times New Roman" w:cs="Arial"/>
-        </w:rPr>
-        <w:t>s executed in</w:t>
-      </w:r>
-      <w:r>
-        <w:rPr>
-          <w:rFonts w:eastAsia="Times New Roman" w:cs="Arial"/>
-        </w:rPr>
-        <w:t xml:space="preserve"> </w:t>
-      </w:r>
-      <w:r>
-        <w:rPr>
-          <w:rFonts w:eastAsia="Times New Roman" w:cs="Arial"/>
-        </w:rPr>
-        <w:t>between</w:t>
-      </w:r>
-      <w:r>
-        <w:rPr>
-          <w:rFonts w:eastAsia="Times New Roman" w:cs="Arial"/>
-        </w:rPr>
-        <w:t>.</w:t>
-      </w:r>
-    </w:p>
-    <w:p>
-      <w:pPr>
-        <w:pStyle w:val="af"/>
-        <w:ind w:left="360"/>
-        <w:rPr>
-          <w:rFonts w:eastAsia="Times New Roman" w:cs="Arial"/>
-        </w:rPr>
-      </w:pPr>
-    </w:p>
-    <w:p>
-      <w:pPr>
-        <w:pStyle w:val="af"/>
-        <w:ind w:left="360"/>
-        <w:jc w:val="center"/>
-      </w:pPr>
-      <w:r>
-        <w:rPr>
-          <w:noProof/>
-          <w:lang w:val="es-ES" w:eastAsia="es-ES"/>
-        </w:rPr>
-        <w:drawing>
-          <wp:inline distT="0" distB="0" distL="0" distR="0" wp14:anchorId="64164C80" wp14:editId="115D5D20">
-            <wp:extent cx="3856122" cy="3317872"/>
-            <wp:effectExtent l="0" t="0" r="0" b="0"/>
-            <wp:docPr id="444267492" name="Picture 444267492"/>
-            <wp:cNvGraphicFramePr>
-              <a:graphicFrameLocks xmlns:a="http://schemas.openxmlformats.org/drawingml/2006/main" noChangeAspect="1"/>
-            </wp:cNvGraphicFramePr>
-            <a:graphic xmlns:a="http://schemas.openxmlformats.org/drawingml/2006/main">
-              <a:graphicData uri="http://schemas.openxmlformats.org/drawingml/2006/picture">
-                <pic:pic xmlns:pic="http://schemas.openxmlformats.org/drawingml/2006/picture">
-                  <pic:nvPicPr>
-                    <pic:cNvPr id="0" name=""/>
-                    <pic:cNvPicPr/>
-                  </pic:nvPicPr>
-                  <pic:blipFill>
-                    <a:blip r:embed="rId25">
-                      <a:extLst>
-                        <a:ext uri="{28A0092B-C50C-407E-A947-70E740481C1C}">
-                          <a14:useLocalDpi xmlns:a14="http://schemas.microsoft.com/office/drawing/2010/main" val="0"/>
-                        </a:ext>
-                      </a:extLst>
-                    </a:blip>
-                    <a:stretch>
-                      <a:fillRect/>
-                    </a:stretch>
-                  </pic:blipFill>
-                  <pic:spPr>
-                    <a:xfrm>
-                      <a:off x="0" y="0"/>
-                      <a:ext cx="3858854" cy="3320222"/>
-                    </a:xfrm>
-                    <a:prstGeom prst="rect">
-                      <a:avLst/>
-                    </a:prstGeom>
-                  </pic:spPr>
-                </pic:pic>
-              </a:graphicData>
-            </a:graphic>
-          </wp:inline>
-        </w:drawing>
-      </w:r>
-    </w:p>
-    <w:p>
-      <w:pPr>
-        <w:pStyle w:val="af"/>
-        <w:ind w:left="360"/>
-        <w:jc w:val="center"/>
-      </w:pPr>
-    </w:p>
-    <w:p>
-      <w:pPr>
-        <w:pStyle w:val="a6"/>
-        <w:jc w:val="center"/>
-      </w:pPr>
-      <w:r>
-        <w:t xml:space="preserve">Figure </w:t>
-      </w:r>
-      <w:r>
-        <w:fldChar w:fldCharType="begin"/>
-      </w:r>
-      <w:r>
-        <w:instrText>SEQ Figure \* ARABIC</w:instrText>
-      </w:r>
-      <w:r>
-        <w:fldChar w:fldCharType="separate"/>
-      </w:r>
-      <w:r>
-        <w:rPr>
-          <w:noProof/>
-        </w:rPr>
-        <w:t>7</w:t>
-      </w:r>
-      <w:r>
-        <w:fldChar w:fldCharType="end"/>
-      </w:r>
-      <w:r>
-        <w:t xml:space="preserve">. File </w:t>
-      </w:r>
-      <w:r>
-        <w:rPr>
-          <w:i/>
-        </w:rPr>
-        <w:t>src/cmark.c</w:t>
-      </w:r>
-      <w:r>
-        <w:t xml:space="preserve"> in CoreMark </w:t>
-      </w:r>
-      <w:r>
-        <w:t xml:space="preserve">Catapult </w:t>
-      </w:r>
-      <w:r>
-        <w:t>project</w:t>
-      </w:r>
-    </w:p>
-    <w:p>
-      <w:pPr>
-        <w:pStyle w:val="af"/>
-        <w:ind w:left="360"/>
-        <w:rPr>
-          <w:rFonts w:eastAsia="Times New Roman" w:cs="Arial"/>
-        </w:rPr>
-      </w:pPr>
-    </w:p>
-    <w:p>
-      <w:pPr>
-        <w:pStyle w:val="af"/>
-        <w:numPr>
-          <w:ilvl w:val="0"/>
-          <w:numId w:val="42"/>
-        </w:numPr>
-      </w:pPr>
-      <w:r>
-        <w:rPr>
-          <w:rFonts w:eastAsia="Times New Roman" w:cs="Arial"/>
-        </w:rPr>
-        <w:t>Run the program on the board</w:t>
-      </w:r>
-      <w:r>
-        <w:rPr>
-          <w:rFonts w:eastAsia="Times New Roman" w:cs="Arial"/>
-        </w:rPr>
-        <w:t xml:space="preserve"> and </w:t>
-      </w:r>
-      <w:r>
-        <w:rPr>
-          <w:rFonts w:eastAsia="Times New Roman" w:cs="Arial"/>
-        </w:rPr>
-        <w:t>open the serial monitor</w:t>
-      </w:r>
-      <w:r>
-        <w:rPr>
-          <w:rFonts w:eastAsia="Times New Roman" w:cs="Arial"/>
-        </w:rPr>
-        <w:t xml:space="preserve"> (s</w:t>
-      </w:r>
-      <w:r>
-        <w:rPr>
-          <w:rFonts w:eastAsia="Times New Roman" w:cs="Arial"/>
-        </w:rPr>
-        <w:t xml:space="preserve">ee </w:t>
-      </w:r>
-      <w:r>
-        <w:rPr>
-          <w:rFonts w:eastAsia="Times New Roman" w:cs="Arial"/>
-        </w:rPr>
-        <w:fldChar w:fldCharType="begin"/>
-      </w:r>
-      <w:r>
-        <w:rPr>
-          <w:rFonts w:eastAsia="Times New Roman" w:cs="Arial"/>
-        </w:rPr>
-        <w:instrText xml:space="preserve"> REF _Ref86344878 \h </w:instrText>
-      </w:r>
-      <w:r>
-        <w:rPr>
-          <w:rFonts w:eastAsia="Times New Roman" w:cs="Arial"/>
-        </w:rPr>
-      </w:r>
-      <w:r>
-        <w:rPr>
-          <w:rFonts w:eastAsia="Times New Roman" w:cs="Arial"/>
-        </w:rPr>
-        <w:fldChar w:fldCharType="separate"/>
-      </w:r>
-      <w:r>
-        <w:t xml:space="preserve">Figure </w:t>
-      </w:r>
-      <w:r>
-        <w:rPr>
-          <w:noProof/>
-        </w:rPr>
-        <w:t>8</w:t>
-      </w:r>
-      <w:r>
-        <w:rPr>
-          <w:rFonts w:eastAsia="Times New Roman" w:cs="Arial"/>
-        </w:rPr>
-        <w:fldChar w:fldCharType="end"/>
-      </w:r>
-      <w:r>
-        <w:rPr>
-          <w:rFonts w:eastAsia="Times New Roman" w:cs="Arial"/>
-        </w:rPr>
-        <w:t>).</w:t>
-      </w:r>
-      <w:r>
-        <w:rPr>
-          <w:rFonts w:eastAsia="Times New Roman" w:cs="Arial"/>
-        </w:rPr>
-        <w:t xml:space="preserve"> </w:t>
-      </w:r>
-      <w:r>
-        <w:rPr>
-          <w:rFonts w:eastAsia="Times New Roman" w:cs="Arial"/>
-        </w:rPr>
-        <w:t>CoreMark runs multiple iterations of a loop</w:t>
-      </w:r>
-      <w:r>
-        <w:rPr>
-          <w:rFonts w:eastAsia="Times New Roman" w:cs="Arial"/>
-        </w:rPr>
-        <w:t xml:space="preserve"> (you can easily modify the number of iterations by means of a parameter called </w:t>
-      </w:r>
-      <w:r>
-        <w:rPr>
-          <w:rFonts w:ascii="Courier New" w:eastAsia="Times New Roman" w:hAnsi="Courier New" w:cs="Courier New"/>
-        </w:rPr>
-        <w:t>ITERATIONS</w:t>
-      </w:r>
-      <w:r>
-        <w:rPr>
-          <w:rFonts w:eastAsia="Times New Roman" w:cs="Arial"/>
-        </w:rPr>
-        <w:t xml:space="preserve"> and defined in file </w:t>
-      </w:r>
-      <w:r>
-        <w:rPr>
-          <w:i/>
-          <w:iCs/>
-        </w:rPr>
-        <w:t>src/cmark.c</w:t>
-      </w:r>
-      <w:r>
-        <w:rPr>
-          <w:rFonts w:eastAsia="Times New Roman" w:cs="Arial"/>
-        </w:rPr>
-        <w:t>)</w:t>
-      </w:r>
-      <w:r>
-        <w:rPr>
-          <w:rFonts w:eastAsia="Times New Roman" w:cs="Arial"/>
-        </w:rPr>
-        <w:t xml:space="preserve">. </w:t>
-      </w:r>
-      <w:r>
-        <w:rPr>
-          <w:rFonts w:eastAsia="Times New Roman" w:cs="Arial"/>
-        </w:rPr>
-        <w:t>The</w:t>
-      </w:r>
-      <w:r>
-        <w:rPr>
-          <w:rFonts w:eastAsia="Times New Roman" w:cs="Arial"/>
-        </w:rPr>
-        <w:t xml:space="preserve"> execution t</w:t>
-      </w:r>
-      <w:r>
-        <w:rPr>
-          <w:rFonts w:eastAsia="Times New Roman" w:cs="Arial"/>
-        </w:rPr>
-        <w:t>ook</w:t>
-      </w:r>
-      <w:r>
-        <w:rPr>
-          <w:rFonts w:eastAsia="Times New Roman" w:cs="Arial"/>
-        </w:rPr>
-        <w:t xml:space="preserve"> </w:t>
-      </w:r>
-      <w:r>
-        <w:rPr>
-          <w:rFonts w:eastAsia="Times New Roman" w:cs="Arial"/>
-        </w:rPr>
-        <w:t>~</w:t>
-      </w:r>
-      <w:r>
-        <w:rPr>
-          <w:rFonts w:eastAsia="Times New Roman" w:cs="Arial"/>
-        </w:rPr>
-        <w:t>48</w:t>
-      </w:r>
-      <w:r>
-        <w:rPr>
-          <w:rFonts w:eastAsia="Times New Roman" w:cs="Arial"/>
-        </w:rPr>
-        <w:t xml:space="preserve"> million cycles</w:t>
-      </w:r>
-      <w:r>
-        <w:rPr>
-          <w:rFonts w:eastAsia="Times New Roman" w:cs="Arial"/>
-        </w:rPr>
-        <w:t xml:space="preserve"> and </w:t>
-      </w:r>
-      <w:r>
-        <w:rPr>
-          <w:rFonts w:eastAsia="Times New Roman" w:cs="Arial"/>
-        </w:rPr>
-        <w:t xml:space="preserve">approximately </w:t>
-      </w:r>
-      <w:r>
-        <w:rPr>
-          <w:rFonts w:eastAsia="Times New Roman" w:cs="Arial"/>
-        </w:rPr>
-        <w:t>~</w:t>
-      </w:r>
-      <w:r>
-        <w:rPr>
-          <w:rFonts w:eastAsia="Times New Roman" w:cs="Arial"/>
-        </w:rPr>
-        <w:t>11</w:t>
-      </w:r>
-      <w:r>
-        <w:rPr>
-          <w:rFonts w:eastAsia="Times New Roman" w:cs="Arial"/>
-        </w:rPr>
-        <w:t xml:space="preserve"> </w:t>
-      </w:r>
-      <w:r>
-        <w:rPr>
-          <w:rFonts w:eastAsia="Times New Roman" w:cs="Arial"/>
-        </w:rPr>
-        <w:t>million instructions</w:t>
-      </w:r>
-      <w:r>
-        <w:rPr>
-          <w:rFonts w:eastAsia="Times New Roman" w:cs="Arial"/>
-        </w:rPr>
-        <w:t xml:space="preserve"> </w:t>
-      </w:r>
-      <w:r>
-        <w:rPr>
-          <w:rFonts w:eastAsia="Times New Roman" w:cs="Arial"/>
-        </w:rPr>
-        <w:t xml:space="preserve">were </w:t>
-      </w:r>
-      <w:r>
-        <w:rPr>
-          <w:rFonts w:eastAsia="Times New Roman" w:cs="Arial"/>
-        </w:rPr>
-        <w:t>executed</w:t>
-      </w:r>
-      <w:r>
-        <w:rPr>
-          <w:rFonts w:eastAsia="Times New Roman" w:cs="Arial"/>
-        </w:rPr>
-        <w:t xml:space="preserve">, </w:t>
-      </w:r>
-      <w:r>
-        <w:rPr>
-          <w:rFonts w:eastAsia="Times New Roman" w:cs="Arial"/>
-        </w:rPr>
-        <w:t xml:space="preserve">resulting in </w:t>
-      </w:r>
-      <w:r>
-        <w:rPr>
-          <w:rFonts w:eastAsia="Times New Roman" w:cs="Arial"/>
-        </w:rPr>
-        <w:t xml:space="preserve">an </w:t>
-      </w:r>
-      <w:r>
-        <w:rPr>
-          <w:rFonts w:eastAsia="Times New Roman" w:cs="Arial"/>
-        </w:rPr>
-        <w:t xml:space="preserve">IPC </w:t>
-      </w:r>
-      <w:r>
-        <w:rPr>
-          <w:rFonts w:eastAsia="Times New Roman" w:cs="Arial"/>
-        </w:rPr>
-        <w:t xml:space="preserve">(instructions per cycle) </w:t>
-      </w:r>
-      <w:r>
-        <w:rPr>
-          <w:rFonts w:eastAsia="Times New Roman" w:cs="Arial"/>
-        </w:rPr>
-        <w:t>≈ 0.</w:t>
-      </w:r>
-      <w:r>
-        <w:rPr>
-          <w:rFonts w:eastAsia="Times New Roman" w:cs="Arial"/>
-        </w:rPr>
-        <w:t>2</w:t>
-      </w:r>
-      <w:r>
-        <w:rPr>
-          <w:rFonts w:eastAsia="Times New Roman" w:cs="Arial"/>
-        </w:rPr>
-        <w:t xml:space="preserve">. </w:t>
-      </w:r>
-      <w:r>
-        <w:rPr>
-          <w:rFonts w:eastAsia="Times New Roman" w:cs="Arial"/>
-        </w:rPr>
-        <w:t>This</w:t>
-      </w:r>
-      <w:r>
-        <w:rPr>
-          <w:rFonts w:eastAsia="Times New Roman" w:cs="Arial"/>
-        </w:rPr>
-        <w:t xml:space="preserve"> performance is really poor</w:t>
-      </w:r>
-      <w:r>
-        <w:rPr>
-          <w:rFonts w:eastAsia="Times New Roman" w:cs="Arial"/>
-        </w:rPr>
-        <w:t xml:space="preserve">: </w:t>
-      </w:r>
-      <w:r>
-        <w:rPr>
-          <w:rFonts w:eastAsia="Times New Roman" w:cs="Arial"/>
-        </w:rPr>
-        <w:t>re</w:t>
-      </w:r>
-      <w:r>
-        <w:rPr>
-          <w:rFonts w:eastAsia="Times New Roman" w:cs="Arial"/>
-        </w:rPr>
-        <w:t>call</w:t>
-      </w:r>
-      <w:r>
-        <w:rPr>
-          <w:rFonts w:eastAsia="Times New Roman" w:cs="Arial"/>
-        </w:rPr>
-        <w:t xml:space="preserve"> that the </w:t>
-      </w:r>
-      <w:r>
-        <w:rPr>
-          <w:rFonts w:eastAsia="Times New Roman" w:cs="Arial"/>
-        </w:rPr>
-        <w:t xml:space="preserve">ideal </w:t>
-      </w:r>
-      <w:r>
-        <w:rPr>
-          <w:rFonts w:eastAsia="Times New Roman" w:cs="Arial"/>
-        </w:rPr>
-        <w:t xml:space="preserve">IPC in the </w:t>
-      </w:r>
-      <w:r>
-        <w:rPr>
-          <w:rFonts w:eastAsia="Times New Roman" w:cs="Arial"/>
-        </w:rPr>
-        <w:t>VeeR</w:t>
-      </w:r>
-      <w:r>
-        <w:rPr>
-          <w:rFonts w:eastAsia="Times New Roman" w:cs="Arial"/>
-        </w:rPr>
-        <w:t xml:space="preserve"> E</w:t>
-      </w:r>
-      <w:r>
-        <w:rPr>
-          <w:rFonts w:eastAsia="Times New Roman" w:cs="Arial"/>
-        </w:rPr>
-        <w:t>L2</w:t>
-      </w:r>
-      <w:r>
-        <w:rPr>
-          <w:rFonts w:eastAsia="Times New Roman" w:cs="Arial"/>
-        </w:rPr>
-        <w:t xml:space="preserve"> processor is </w:t>
-      </w:r>
-      <w:r>
-        <w:rPr>
-          <w:rFonts w:eastAsia="Times New Roman" w:cs="Arial"/>
-        </w:rPr>
-        <w:t>1</w:t>
-      </w:r>
-      <w:r>
-        <w:rPr>
-          <w:rFonts w:eastAsia="Times New Roman" w:cs="Arial"/>
-        </w:rPr>
-        <w:t>.</w:t>
-      </w:r>
-    </w:p>
-    <w:p>
-      <w:pPr>
-        <w:pStyle w:val="af"/>
-        <w:ind w:left="360"/>
-        <w:rPr>
-          <w:rFonts w:eastAsia="Times New Roman" w:cs="Arial"/>
-        </w:rPr>
-      </w:pPr>
-    </w:p>
-    <w:p>
-      <w:pPr>
-        <w:jc w:val="center"/>
-      </w:pPr>
-      <w:r>
-        <w:rPr>
-          <w:noProof/>
-        </w:rPr>
-        <w:drawing>
-          <wp:inline distT="0" distB="0" distL="0" distR="0" wp14:anchorId="627A95E2" wp14:editId="2DBEB30D">
-            <wp:extent cx="4572000" cy="3476625"/>
-            <wp:effectExtent l="0" t="0" r="0" b="0"/>
-            <wp:docPr id="1131425483" name="图片 1131425483"/>
             <wp:cNvGraphicFramePr>
               <a:graphicFrameLocks xmlns:a="http://schemas.openxmlformats.org/drawingml/2006/main" noChangeAspect="1"/>
             </wp:cNvGraphicFramePr>
@@ -9262,6 +8584,713 @@
                   <pic:spPr>
                     <a:xfrm>
                       <a:off x="0" y="0"/>
+                      <a:ext cx="4123844" cy="3342032"/>
+                    </a:xfrm>
+                    <a:prstGeom prst="rect">
+                      <a:avLst/>
+                    </a:prstGeom>
+                  </pic:spPr>
+                </pic:pic>
+              </a:graphicData>
+            </a:graphic>
+          </wp:inline>
+        </w:drawing>
+      </w:r>
+    </w:p>
+    <w:p>
+      <w:pPr>
+        <w:jc w:val="center"/>
+      </w:pPr>
+    </w:p>
+    <w:p>
+      <w:pPr>
+        <w:pStyle w:val="a6"/>
+        <w:jc w:val="center"/>
+      </w:pPr>
+      <w:bookmarkStart w:id="9" w:name="_Ref84178438"/>
+      <w:r>
+        <w:t xml:space="preserve">Figure </w:t>
+      </w:r>
+      <w:r>
+        <w:fldChar w:fldCharType="begin"/>
+      </w:r>
+      <w:r>
+        <w:instrText>SEQ Figure \* ARABIC</w:instrText>
+      </w:r>
+      <w:r>
+        <w:fldChar w:fldCharType="separate"/>
+      </w:r>
+      <w:r>
+        <w:rPr>
+          <w:noProof/>
+        </w:rPr>
+        <w:t>6</w:t>
+      </w:r>
+      <w:r>
+        <w:fldChar w:fldCharType="end"/>
+      </w:r>
+      <w:bookmarkEnd w:id="9"/>
+      <w:r>
+        <w:t xml:space="preserve">. File </w:t>
+      </w:r>
+      <w:r>
+        <w:rPr>
+          <w:i/>
+        </w:rPr>
+        <w:t>src/</w:t>
+      </w:r>
+      <w:r>
+        <w:rPr>
+          <w:i/>
+        </w:rPr>
+        <w:t>Test.c</w:t>
+      </w:r>
+      <w:r>
+        <w:t xml:space="preserve"> in CoreMark </w:t>
+      </w:r>
+      <w:r>
+        <w:t xml:space="preserve">Catapult </w:t>
+      </w:r>
+      <w:r>
+        <w:t>project</w:t>
+      </w:r>
+    </w:p>
+    <w:p>
+      <w:pPr>
+        <w:rPr>
+          <w:rFonts w:eastAsia="Times New Roman" w:cs="Arial"/>
+        </w:rPr>
+      </w:pPr>
+    </w:p>
+    <w:p>
+      <w:pPr>
+        <w:pStyle w:val="af"/>
+        <w:numPr>
+          <w:ilvl w:val="0"/>
+          <w:numId w:val="42"/>
+        </w:numPr>
+        <w:rPr>
+          <w:rFonts w:eastAsia="Times New Roman" w:cs="Arial"/>
+        </w:rPr>
+      </w:pPr>
+      <w:r>
+        <w:rPr>
+          <w:rFonts w:eastAsia="Times New Roman" w:cs="Arial"/>
+        </w:rPr>
+        <w:t>Briefly a</w:t>
+      </w:r>
+      <w:r>
+        <w:rPr>
+          <w:rFonts w:eastAsia="Times New Roman" w:cs="Arial"/>
+        </w:rPr>
+        <w:t xml:space="preserve">nalyse the functions from the CoreMark benchmark implemented in file </w:t>
+      </w:r>
+      <w:r>
+        <w:rPr>
+          <w:rFonts w:eastAsia="Times New Roman" w:cs="Arial"/>
+          <w:i/>
+          <w:iCs/>
+        </w:rPr>
+        <w:t>src/cmark.c</w:t>
+      </w:r>
+      <w:r>
+        <w:rPr>
+          <w:rFonts w:eastAsia="Times New Roman" w:cs="Arial"/>
+        </w:rPr>
+        <w:t>.</w:t>
+      </w:r>
+      <w:r>
+        <w:rPr>
+          <w:rFonts w:eastAsia="Times New Roman" w:cs="Arial"/>
+        </w:rPr>
+        <w:t xml:space="preserve"> </w:t>
+      </w:r>
+      <w:r>
+        <w:rPr>
+          <w:rFonts w:eastAsia="Times New Roman" w:cs="Arial"/>
+        </w:rPr>
+        <w:t xml:space="preserve">Note that </w:t>
+      </w:r>
+      <w:r>
+        <w:rPr>
+          <w:rFonts w:eastAsia="Times New Roman" w:cs="Arial"/>
+        </w:rPr>
+        <w:t xml:space="preserve">the HW Counters are started and stopped inside the </w:t>
+      </w:r>
+      <w:r>
+        <w:rPr>
+          <w:rFonts w:ascii="Courier New" w:eastAsia="Times New Roman" w:hAnsi="Courier New" w:cs="Courier New"/>
+        </w:rPr>
+        <w:t>main_cmark()</w:t>
+      </w:r>
+      <w:r>
+        <w:rPr>
+          <w:rFonts w:eastAsia="Times New Roman" w:cs="Arial"/>
+        </w:rPr>
+        <w:t xml:space="preserve"> function </w:t>
+      </w:r>
+      <w:r>
+        <w:rPr>
+          <w:rFonts w:eastAsia="Times New Roman" w:cs="Arial"/>
+        </w:rPr>
+        <w:t>and that the benchmark itself i</w:t>
+      </w:r>
+      <w:r>
+        <w:rPr>
+          <w:rFonts w:eastAsia="Times New Roman" w:cs="Arial"/>
+        </w:rPr>
+        <w:t>s executed in</w:t>
+      </w:r>
+      <w:r>
+        <w:rPr>
+          <w:rFonts w:eastAsia="Times New Roman" w:cs="Arial"/>
+        </w:rPr>
+        <w:t xml:space="preserve"> </w:t>
+      </w:r>
+      <w:r>
+        <w:rPr>
+          <w:rFonts w:eastAsia="Times New Roman" w:cs="Arial"/>
+        </w:rPr>
+        <w:t>between</w:t>
+      </w:r>
+      <w:r>
+        <w:rPr>
+          <w:rFonts w:eastAsia="Times New Roman" w:cs="Arial"/>
+        </w:rPr>
+        <w:t>.</w:t>
+      </w:r>
+    </w:p>
+    <w:p>
+      <w:pPr>
+        <w:pStyle w:val="af"/>
+        <w:ind w:left="360"/>
+        <w:rPr>
+          <w:rFonts w:eastAsia="Times New Roman" w:cs="Arial"/>
+        </w:rPr>
+      </w:pPr>
+    </w:p>
+    <w:p>
+      <w:pPr>
+        <w:pStyle w:val="af"/>
+        <w:ind w:left="360"/>
+        <w:jc w:val="center"/>
+      </w:pPr>
+      <w:r>
+        <w:rPr>
+          <w:noProof/>
+          <w:lang w:val="es-ES" w:eastAsia="es-ES"/>
+        </w:rPr>
+        <w:drawing>
+          <wp:inline distT="0" distB="0" distL="0" distR="0" wp14:anchorId="64164C80" wp14:editId="115D5D20">
+            <wp:extent cx="3856122" cy="3317872"/>
+            <wp:effectExtent l="0" t="0" r="0" b="0"/>
+            <wp:docPr id="444267492" name="Picture 444267492"/>
+            <wp:cNvGraphicFramePr>
+              <a:graphicFrameLocks xmlns:a="http://schemas.openxmlformats.org/drawingml/2006/main" noChangeAspect="1"/>
+            </wp:cNvGraphicFramePr>
+            <a:graphic xmlns:a="http://schemas.openxmlformats.org/drawingml/2006/main">
+              <a:graphicData uri="http://schemas.openxmlformats.org/drawingml/2006/picture">
+                <pic:pic xmlns:pic="http://schemas.openxmlformats.org/drawingml/2006/picture">
+                  <pic:nvPicPr>
+                    <pic:cNvPr id="0" name=""/>
+                    <pic:cNvPicPr/>
+                  </pic:nvPicPr>
+                  <pic:blipFill>
+                    <a:blip r:embed="rId27">
+                      <a:extLst>
+                        <a:ext uri="{28A0092B-C50C-407E-A947-70E740481C1C}">
+                          <a14:useLocalDpi xmlns:a14="http://schemas.microsoft.com/office/drawing/2010/main" val="0"/>
+                        </a:ext>
+                      </a:extLst>
+                    </a:blip>
+                    <a:stretch>
+                      <a:fillRect/>
+                    </a:stretch>
+                  </pic:blipFill>
+                  <pic:spPr>
+                    <a:xfrm>
+                      <a:off x="0" y="0"/>
+                      <a:ext cx="3858854" cy="3320222"/>
+                    </a:xfrm>
+                    <a:prstGeom prst="rect">
+                      <a:avLst/>
+                    </a:prstGeom>
+                  </pic:spPr>
+                </pic:pic>
+              </a:graphicData>
+            </a:graphic>
+          </wp:inline>
+        </w:drawing>
+      </w:r>
+    </w:p>
+    <w:p>
+      <w:pPr>
+        <w:pStyle w:val="af"/>
+        <w:ind w:left="360"/>
+        <w:jc w:val="center"/>
+      </w:pPr>
+    </w:p>
+    <w:p>
+      <w:pPr>
+        <w:pStyle w:val="a6"/>
+        <w:jc w:val="center"/>
+      </w:pPr>
+      <w:r>
+        <w:t xml:space="preserve">Figure </w:t>
+      </w:r>
+      <w:r>
+        <w:fldChar w:fldCharType="begin"/>
+      </w:r>
+      <w:r>
+        <w:instrText>SEQ Figure \* ARABIC</w:instrText>
+      </w:r>
+      <w:r>
+        <w:fldChar w:fldCharType="separate"/>
+      </w:r>
+      <w:r>
+        <w:rPr>
+          <w:noProof/>
+        </w:rPr>
+        <w:t>7</w:t>
+      </w:r>
+      <w:r>
+        <w:fldChar w:fldCharType="end"/>
+      </w:r>
+      <w:r>
+        <w:t xml:space="preserve">. File </w:t>
+      </w:r>
+      <w:r>
+        <w:rPr>
+          <w:i/>
+        </w:rPr>
+        <w:t>src/cmark.c</w:t>
+      </w:r>
+      <w:r>
+        <w:t xml:space="preserve"> in CoreMark </w:t>
+      </w:r>
+      <w:r>
+        <w:t xml:space="preserve">Catapult </w:t>
+      </w:r>
+      <w:r>
+        <w:t>project</w:t>
+      </w:r>
+    </w:p>
+    <w:p>
+      <w:pPr>
+        <w:pStyle w:val="af"/>
+        <w:ind w:left="360"/>
+        <w:rPr>
+          <w:rFonts w:eastAsia="Times New Roman" w:cs="Arial"/>
+        </w:rPr>
+      </w:pPr>
+    </w:p>
+    <w:p>
+      <w:pPr>
+        <w:pStyle w:val="af"/>
+        <w:numPr>
+          <w:ilvl w:val="0"/>
+          <w:numId w:val="42"/>
+        </w:numPr>
+      </w:pPr>
+      <w:r>
+        <w:rPr>
+          <w:rFonts w:eastAsia="Times New Roman" w:cs="Arial"/>
+        </w:rPr>
+        <w:t>Run the program on the board</w:t>
+      </w:r>
+      <w:r>
+        <w:rPr>
+          <w:rFonts w:eastAsia="Times New Roman" w:cs="Arial"/>
+        </w:rPr>
+        <w:t xml:space="preserve"> and </w:t>
+      </w:r>
+      <w:r>
+        <w:rPr>
+          <w:rFonts w:eastAsia="Times New Roman" w:cs="Arial"/>
+        </w:rPr>
+        <w:t>open the serial monitor</w:t>
+      </w:r>
+      <w:r>
+        <w:rPr>
+          <w:rFonts w:eastAsia="Times New Roman" w:cs="Arial"/>
+        </w:rPr>
+        <w:t xml:space="preserve"> (s</w:t>
+      </w:r>
+      <w:r>
+        <w:rPr>
+          <w:rFonts w:eastAsia="Times New Roman" w:cs="Arial"/>
+        </w:rPr>
+        <w:t xml:space="preserve">ee </w:t>
+      </w:r>
+      <w:r>
+        <w:rPr>
+          <w:rFonts w:eastAsia="Times New Roman" w:cs="Arial"/>
+        </w:rPr>
+        <w:fldChar w:fldCharType="begin"/>
+      </w:r>
+      <w:r>
+        <w:rPr>
+          <w:rFonts w:eastAsia="Times New Roman" w:cs="Arial"/>
+        </w:rPr>
+        <w:instrText xml:space="preserve"> REF _Ref86344878 \h </w:instrText>
+      </w:r>
+      <w:r>
+        <w:rPr>
+          <w:rFonts w:eastAsia="Times New Roman" w:cs="Arial"/>
+        </w:rPr>
+      </w:r>
+      <w:r>
+        <w:rPr>
+          <w:rFonts w:eastAsia="Times New Roman" w:cs="Arial"/>
+        </w:rPr>
+        <w:fldChar w:fldCharType="separate"/>
+      </w:r>
+      <w:r>
+        <w:t xml:space="preserve">Figure </w:t>
+      </w:r>
+      <w:r>
+        <w:rPr>
+          <w:noProof/>
+        </w:rPr>
+        <w:t>8</w:t>
+      </w:r>
+      <w:r>
+        <w:rPr>
+          <w:rFonts w:eastAsia="Times New Roman" w:cs="Arial"/>
+        </w:rPr>
+        <w:fldChar w:fldCharType="end"/>
+      </w:r>
+      <w:r>
+        <w:rPr>
+          <w:rFonts w:eastAsia="Times New Roman" w:cs="Arial"/>
+        </w:rPr>
+        <w:t>).</w:t>
+      </w:r>
+      <w:r>
+        <w:rPr>
+          <w:rFonts w:eastAsia="Times New Roman" w:cs="Arial"/>
+        </w:rPr>
+        <w:t xml:space="preserve"> </w:t>
+      </w:r>
+      <w:r>
+        <w:rPr>
+          <w:rFonts w:eastAsia="Times New Roman" w:cs="Arial"/>
+        </w:rPr>
+        <w:t>CoreMark runs multiple iterations of a loop</w:t>
+      </w:r>
+      <w:r>
+        <w:rPr>
+          <w:rFonts w:eastAsia="Times New Roman" w:cs="Arial"/>
+        </w:rPr>
+        <w:t xml:space="preserve"> (you can easily modify the number of iterations by means of a parameter called </w:t>
+      </w:r>
+      <w:r>
+        <w:rPr>
+          <w:rFonts w:ascii="Courier New" w:eastAsia="Times New Roman" w:hAnsi="Courier New" w:cs="Courier New"/>
+        </w:rPr>
+        <w:t>ITERATIONS</w:t>
+      </w:r>
+      <w:r>
+        <w:rPr>
+          <w:rFonts w:eastAsia="Times New Roman" w:cs="Arial"/>
+        </w:rPr>
+        <w:t xml:space="preserve"> and defined in file </w:t>
+      </w:r>
+      <w:r>
+        <w:rPr>
+          <w:i/>
+          <w:iCs/>
+        </w:rPr>
+        <w:t>src/cmark.c</w:t>
+      </w:r>
+      <w:r>
+        <w:rPr>
+          <w:rFonts w:eastAsia="Times New Roman" w:cs="Arial"/>
+        </w:rPr>
+        <w:t>)</w:t>
+      </w:r>
+      <w:r>
+        <w:rPr>
+          <w:rFonts w:eastAsia="Times New Roman" w:cs="Arial"/>
+        </w:rPr>
+        <w:t xml:space="preserve">. </w:t>
+      </w:r>
+      <w:r>
+        <w:rPr>
+          <w:rFonts w:eastAsia="Times New Roman" w:cs="Arial"/>
+        </w:rPr>
+        <w:t>The</w:t>
+      </w:r>
+      <w:r>
+        <w:rPr>
+          <w:rFonts w:eastAsia="Times New Roman" w:cs="Arial"/>
+        </w:rPr>
+        <w:t xml:space="preserve"> execution t</w:t>
+      </w:r>
+      <w:r>
+        <w:rPr>
+          <w:rFonts w:eastAsia="Times New Roman" w:cs="Arial"/>
+        </w:rPr>
+        <w:t>ook</w:t>
+      </w:r>
+      <w:r>
+        <w:rPr>
+          <w:rFonts w:eastAsia="Times New Roman" w:cs="Arial"/>
+        </w:rPr>
+        <w:t xml:space="preserve"> </w:t>
+      </w:r>
+      <w:r>
+        <w:rPr>
+          <w:rFonts w:eastAsia="Times New Roman" w:cs="Arial"/>
+        </w:rPr>
+        <w:t>~</w:t>
+      </w:r>
+      <w:r>
+        <w:rPr>
+          <w:rFonts w:eastAsia="Times New Roman" w:cs="Arial"/>
+        </w:rPr>
+        <w:t>48</w:t>
+      </w:r>
+      <w:r>
+        <w:rPr>
+          <w:rFonts w:eastAsia="Times New Roman" w:cs="Arial"/>
+        </w:rPr>
+        <w:t xml:space="preserve"> million cycles</w:t>
+      </w:r>
+      <w:r>
+        <w:rPr>
+          <w:rFonts w:eastAsia="Times New Roman" w:cs="Arial"/>
+        </w:rPr>
+        <w:t xml:space="preserve"> and </w:t>
+      </w:r>
+      <w:r>
+        <w:rPr>
+          <w:rFonts w:eastAsia="Times New Roman" w:cs="Arial"/>
+        </w:rPr>
+        <w:t xml:space="preserve">approximately </w:t>
+      </w:r>
+      <w:r>
+        <w:rPr>
+          <w:rFonts w:eastAsia="Times New Roman" w:cs="Arial"/>
+        </w:rPr>
+        <w:t>~</w:t>
+      </w:r>
+      <w:r>
+        <w:rPr>
+          <w:rFonts w:eastAsia="Times New Roman" w:cs="Arial"/>
+        </w:rPr>
+        <w:t>11</w:t>
+      </w:r>
+      <w:r>
+        <w:rPr>
+          <w:rFonts w:eastAsia="Times New Roman" w:cs="Arial"/>
+        </w:rPr>
+        <w:t xml:space="preserve"> </w:t>
+      </w:r>
+      <w:r>
+        <w:rPr>
+          <w:rFonts w:eastAsia="Times New Roman" w:cs="Arial"/>
+        </w:rPr>
+        <w:t>million instructions</w:t>
+      </w:r>
+      <w:r>
+        <w:rPr>
+          <w:rFonts w:eastAsia="Times New Roman" w:cs="Arial"/>
+        </w:rPr>
+        <w:t xml:space="preserve"> </w:t>
+      </w:r>
+      <w:r>
+        <w:rPr>
+          <w:rFonts w:eastAsia="Times New Roman" w:cs="Arial"/>
+        </w:rPr>
+        <w:t xml:space="preserve">were </w:t>
+      </w:r>
+      <w:r>
+        <w:rPr>
+          <w:rFonts w:eastAsia="Times New Roman" w:cs="Arial"/>
+        </w:rPr>
+        <w:t>executed</w:t>
+      </w:r>
+      <w:r>
+        <w:rPr>
+          <w:rFonts w:eastAsia="Times New Roman" w:cs="Arial"/>
+        </w:rPr>
+        <w:t xml:space="preserve">, </w:t>
+      </w:r>
+      <w:r>
+        <w:rPr>
+          <w:rFonts w:eastAsia="Times New Roman" w:cs="Arial"/>
+        </w:rPr>
+        <w:t xml:space="preserve">resulting in </w:t>
+      </w:r>
+      <w:r>
+        <w:rPr>
+          <w:rFonts w:eastAsia="Times New Roman" w:cs="Arial"/>
+        </w:rPr>
+        <w:t xml:space="preserve">an </w:t>
+      </w:r>
+      <w:r>
+        <w:rPr>
+          <w:rFonts w:eastAsia="Times New Roman" w:cs="Arial"/>
+        </w:rPr>
+        <w:t xml:space="preserve">IPC </w:t>
+      </w:r>
+      <w:r>
+        <w:rPr>
+          <w:rFonts w:eastAsia="Times New Roman" w:cs="Arial"/>
+        </w:rPr>
+        <w:t xml:space="preserve">(instructions per cycle) </w:t>
+      </w:r>
+      <w:r>
+        <w:rPr>
+          <w:rFonts w:eastAsia="Times New Roman" w:cs="Arial"/>
+        </w:rPr>
+        <w:t>≈ 0.</w:t>
+      </w:r>
+      <w:r>
+        <w:rPr>
+          <w:rFonts w:eastAsia="Times New Roman" w:cs="Arial"/>
+        </w:rPr>
+        <w:t>2</w:t>
+      </w:r>
+      <w:r>
+        <w:rPr>
+          <w:rFonts w:eastAsia="Times New Roman" w:cs="Arial"/>
+        </w:rPr>
+        <w:t xml:space="preserve">. </w:t>
+      </w:r>
+      <w:r>
+        <w:rPr>
+          <w:rFonts w:eastAsia="Times New Roman" w:cs="Arial"/>
+        </w:rPr>
+        <w:t>This</w:t>
+      </w:r>
+      <w:r>
+        <w:rPr>
+          <w:rFonts w:eastAsia="Times New Roman" w:cs="Arial"/>
+        </w:rPr>
+        <w:t xml:space="preserve"> performance is really poor</w:t>
+      </w:r>
+      <w:r>
+        <w:rPr>
+          <w:rFonts w:eastAsia="Times New Roman" w:cs="Arial"/>
+        </w:rPr>
+        <w:t xml:space="preserve">: </w:t>
+      </w:r>
+      <w:r>
+        <w:rPr>
+          <w:rFonts w:eastAsia="Times New Roman" w:cs="Arial"/>
+        </w:rPr>
+        <w:t>re</w:t>
+      </w:r>
+      <w:r>
+        <w:rPr>
+          <w:rFonts w:eastAsia="Times New Roman" w:cs="Arial"/>
+        </w:rPr>
+        <w:t>call</w:t>
+      </w:r>
+      <w:r>
+        <w:rPr>
+          <w:rFonts w:eastAsia="Times New Roman" w:cs="Arial"/>
+        </w:rPr>
+        <w:t xml:space="preserve"> that the </w:t>
+      </w:r>
+      <w:r>
+        <w:rPr>
+          <w:rFonts w:eastAsia="Times New Roman" w:cs="Arial"/>
+        </w:rPr>
+        <w:t xml:space="preserve">ideal </w:t>
+      </w:r>
+      <w:r>
+        <w:rPr>
+          <w:rFonts w:eastAsia="Times New Roman" w:cs="Arial"/>
+        </w:rPr>
+        <w:t xml:space="preserve">IPC in the </w:t>
+      </w:r>
+      <w:r>
+        <w:rPr>
+          <w:rFonts w:eastAsia="Times New Roman" w:cs="Arial"/>
+        </w:rPr>
+        <w:t>VeeR</w:t>
+      </w:r>
+      <w:r>
+        <w:rPr>
+          <w:rFonts w:eastAsia="Times New Roman" w:cs="Arial"/>
+        </w:rPr>
+        <w:t xml:space="preserve"> E</w:t>
+      </w:r>
+      <w:r>
+        <w:rPr>
+          <w:rFonts w:eastAsia="Times New Roman" w:cs="Arial"/>
+        </w:rPr>
+        <w:t>L2</w:t>
+      </w:r>
+      <w:r>
+        <w:rPr>
+          <w:rFonts w:eastAsia="Times New Roman" w:cs="Arial"/>
+        </w:rPr>
+        <w:t xml:space="preserve"> processor is </w:t>
+      </w:r>
+      <w:r>
+        <w:rPr>
+          <w:rFonts w:eastAsia="Times New Roman" w:cs="Arial"/>
+        </w:rPr>
+        <w:t>1</w:t>
+      </w:r>
+      <w:r>
+        <w:rPr>
+          <w:rFonts w:eastAsia="Times New Roman" w:cs="Arial"/>
+        </w:rPr>
+        <w:t>.</w:t>
+      </w:r>
+    </w:p>
+    <w:p>
+      <w:pPr>
+        <w:pStyle w:val="af"/>
+        <w:ind w:left="360"/>
+        <w:rPr>
+          <w:rFonts w:eastAsia="Times New Roman" w:cs="Arial"/>
+        </w:rPr>
+      </w:pPr>
+    </w:p>
+    <w:p>
+      <w:pPr>
+        <w:jc w:val="center"/>
+      </w:pPr>
+      <w:r>
+        <w:rPr>
+          <w:noProof/>
+        </w:rPr>
+        <w:drawing>
+          <wp:inline distT="0" distB="0" distL="0" distR="0" wp14:anchorId="627A95E2" wp14:editId="2DBEB30D">
+            <wp:extent cx="4572000" cy="3476625"/>
+            <wp:effectExtent l="0" t="0" r="0" b="0"/>
+            <wp:docPr id="1131425483" name="图片 1131425483"/>
+            <wp:cNvGraphicFramePr>
+              <a:graphicFrameLocks xmlns:a="http://schemas.openxmlformats.org/drawingml/2006/main" noChangeAspect="1"/>
+            </wp:cNvGraphicFramePr>
+            <a:graphic xmlns:a="http://schemas.openxmlformats.org/drawingml/2006/main">
+              <a:graphicData uri="http://schemas.openxmlformats.org/drawingml/2006/picture">
+                <pic:pic xmlns:pic="http://schemas.openxmlformats.org/drawingml/2006/picture">
+                  <pic:nvPicPr>
+                    <pic:cNvPr id="0" name=""/>
+                    <pic:cNvPicPr/>
+                  </pic:nvPicPr>
+                  <pic:blipFill>
+                    <a:blip r:embed="rId28">
+                      <a:extLst>
+                        <a:ext uri="{28A0092B-C50C-407E-A947-70E740481C1C}">
+                          <a14:useLocalDpi xmlns:a14="http://schemas.microsoft.com/office/drawing/2010/main" val="0"/>
+                        </a:ext>
+                      </a:extLst>
+                    </a:blip>
+                    <a:stretch>
+                      <a:fillRect/>
+                    </a:stretch>
+                  </pic:blipFill>
+                  <pic:spPr>
+                    <a:xfrm>
+                      <a:off x="0" y="0"/>
                       <a:ext cx="4572000" cy="3476625"/>
                     </a:xfrm>
                     <a:prstGeom prst="rect">
@@ -9549,7 +9578,7 @@
           <w:iCs/>
           <w:color w:val="000000" w:themeColor="text1"/>
         </w:rPr>
-        <w:t>[</w:t>
+        <w:t>[RVfpgaEL2</w:t>
       </w:r>
       <w:r>
         <w:rPr>
@@ -9558,7 +9587,7 @@
           <w:iCs/>
           <w:color w:val="000000" w:themeColor="text1"/>
         </w:rPr>
-        <w:t>RVfpgaEL2NexysA7DDRPath</w:t>
+        <w:t>Nexys Video</w:t>
       </w:r>
       <w:r>
         <w:rPr>
@@ -9567,7 +9596,7 @@
           <w:iCs/>
           <w:color w:val="000000" w:themeColor="text1"/>
         </w:rPr>
-        <w:t>]</w:t>
+        <w:t>VideoNoDDRPath]</w:t>
       </w:r>
       <w:r>
         <w:rPr>
@@ -9880,7 +9909,7 @@
                     <pic:cNvPicPr/>
                   </pic:nvPicPr>
                   <pic:blipFill>
-                    <a:blip r:embed="rId27">
+                    <a:blip r:embed="rId29">
                       <a:extLst>
                         <a:ext uri="{28A0092B-C50C-407E-A947-70E740481C1C}">
                           <a14:useLocalDpi xmlns:a14="http://schemas.microsoft.com/office/drawing/2010/main" val="0"/>
@@ -9945,7 +9974,7 @@
                     <pic:cNvPicPr/>
                   </pic:nvPicPr>
                   <pic:blipFill>
-                    <a:blip r:embed="rId28">
+                    <a:blip r:embed="rId30">
                       <a:extLst>
                         <a:ext uri="{28A0092B-C50C-407E-A947-70E740481C1C}">
                           <a14:useLocalDpi xmlns:a14="http://schemas.microsoft.com/office/drawing/2010/main" val="0"/>
@@ -10184,7 +10213,7 @@
                     <pic:cNvPicPr/>
                   </pic:nvPicPr>
                   <pic:blipFill>
-                    <a:blip r:embed="rId29">
+                    <a:blip r:embed="rId31">
                       <a:extLst>
                         <a:ext uri="{28A0092B-C50C-407E-A947-70E740481C1C}">
                           <a14:useLocalDpi xmlns:a14="http://schemas.microsoft.com/office/drawing/2010/main" val="0"/>
@@ -10486,7 +10515,7 @@
           <w:iCs/>
           <w:color w:val="000000" w:themeColor="text1"/>
         </w:rPr>
-        <w:t>[</w:t>
+        <w:t>[RVfpgaEL2</w:t>
       </w:r>
       <w:r>
         <w:rPr>
@@ -10495,7 +10524,7 @@
           <w:iCs/>
           <w:color w:val="000000" w:themeColor="text1"/>
         </w:rPr>
-        <w:t>RVfpgaEL2NexysA7DDRPath</w:t>
+        <w:t>Nexys Video</w:t>
       </w:r>
       <w:r>
         <w:rPr>
@@ -10504,7 +10533,7 @@
           <w:iCs/>
           <w:color w:val="000000" w:themeColor="text1"/>
         </w:rPr>
-        <w:t>]</w:t>
+        <w:t>VideoNoDDRPath]</w:t>
       </w:r>
       <w:r>
         <w:rPr>
@@ -10647,7 +10676,7 @@
                     <pic:cNvPicPr/>
                   </pic:nvPicPr>
                   <pic:blipFill>
-                    <a:blip r:embed="rId30">
+                    <a:blip r:embed="rId32">
                       <a:extLst>
                         <a:ext uri="{28A0092B-C50C-407E-A947-70E740481C1C}">
                           <a14:useLocalDpi xmlns:a14="http://schemas.microsoft.com/office/drawing/2010/main" val="0"/>
@@ -10806,7 +10835,7 @@
                     <pic:cNvPicPr/>
                   </pic:nvPicPr>
                   <pic:blipFill>
-                    <a:blip r:embed="rId31">
+                    <a:blip r:embed="rId33">
                       <a:extLst>
                         <a:ext uri="{28A0092B-C50C-407E-A947-70E740481C1C}">
                           <a14:useLocalDpi xmlns:a14="http://schemas.microsoft.com/office/drawing/2010/main" val="0"/>
@@ -11120,7 +11149,7 @@
                     <pic:cNvPicPr/>
                   </pic:nvPicPr>
                   <pic:blipFill>
-                    <a:blip r:embed="rId32">
+                    <a:blip r:embed="rId34">
                       <a:extLst>
                         <a:ext uri="{28A0092B-C50C-407E-A947-70E740481C1C}">
                           <a14:useLocalDpi xmlns:a14="http://schemas.microsoft.com/office/drawing/2010/main" val="0"/>
@@ -11489,7 +11518,14 @@
           <w:rFonts w:cs="Arial"/>
           <w:color w:val="00000A"/>
         </w:rPr>
-        <w:t xml:space="preserve">Nexys A7 </w:t>
+        <w:t>Nexys Video Video</w:t>
+      </w:r>
+      <w:r>
+        <w:rPr>
+          <w:rFonts w:cs="Arial"/>
+          <w:color w:val="00000A"/>
+        </w:rPr>
+        <w:t xml:space="preserve"> </w:t>
       </w:r>
       <w:r>
         <w:rPr>
@@ -11597,10 +11633,10 @@
     <w:bookmarkEnd w:id="16"/>
     <w:p/>
     <w:sectPr>
-      <w:headerReference w:type="default" r:id="rId33"/>
-      <w:footerReference w:type="default" r:id="rId34"/>
-      <w:headerReference w:type="first" r:id="rId35"/>
-      <w:footerReference w:type="first" r:id="rId36"/>
+      <w:headerReference w:type="default" r:id="rId35"/>
+      <w:footerReference w:type="default" r:id="rId36"/>
+      <w:headerReference w:type="first" r:id="rId37"/>
+      <w:footerReference w:type="first" r:id="rId38"/>
       <w:pgSz w:w="11906" w:h="16838"/>
       <w:pgMar w:top="1800" w:right="1440" w:bottom="1440" w:left="1440" w:header="706" w:footer="389" w:gutter="0"/>
       <w:cols w:space="720"/>
@@ -11635,6 +11671,16 @@
 </file>
 
 <file path=word/footer1.xml><?xml version="1.0" encoding="utf-8"?>
+<w:ftr xmlns:wpc="http://schemas.microsoft.com/office/word/2010/wordprocessingCanvas" xmlns:cx="http://schemas.microsoft.com/office/drawing/2014/chartex" xmlns:cx1="http://schemas.microsoft.com/office/drawing/2015/9/8/chartex" xmlns:cx2="http://schemas.microsoft.com/office/drawing/2015/10/21/chartex" xmlns:cx3="http://schemas.microsoft.com/office/drawing/2016/5/9/chartex" xmlns:cx4="http://schemas.microsoft.com/office/drawing/2016/5/10/chartex" xmlns:cx5="http://schemas.microsoft.com/office/drawing/2016/5/11/chartex" xmlns:cx6="http://schemas.microsoft.com/office/drawing/2016/5/12/chartex" xmlns:cx7="http://schemas.microsoft.com/office/drawing/2016/5/13/chartex" xmlns:cx8="http://schemas.microsoft.com/office/drawing/2016/5/14/chartex" xmlns:mc="http://schemas.openxmlformats.org/markup-compatibility/2006" xmlns:aink="http://schemas.microsoft.com/office/drawing/2016/ink" xmlns:am3d="http://schemas.microsoft.com/office/drawing/2017/model3d" xmlns:o="urn:schemas-microsoft-com:office:office" xmlns:oel="http://schemas.microsoft.com/office/2019/extlst" xmlns:r="http://schemas.openxmlformats.org/officeDocument/2006/relationships" xmlns:m="http://schemas.openxmlformats.org/officeDocument/2006/math" xmlns:v="urn:schemas-microsoft-com:vml" xmlns:wp14="http://schemas.microsoft.com/office/word/2010/wordprocessingDrawing" xmlns:wp="http://schemas.openxmlformats.org/drawingml/2006/wordprocessingDrawing" xmlns:w10="urn:schemas-microsoft-com:office:word" xmlns:w="http://schemas.openxmlformats.org/wordprocessingml/2006/main" xmlns:w14="http://schemas.microsoft.com/office/word/2010/wordml" xmlns:w15="http://schemas.microsoft.com/office/word/2012/wordml" xmlns:w16cex="http://schemas.microsoft.com/office/word/2018/wordml/cex" xmlns:w16cid="http://schemas.microsoft.com/office/word/2016/wordml/cid" xmlns:w16="http://schemas.microsoft.com/office/word/2018/wordml" xmlns:w16du="http://schemas.microsoft.com/office/word/2023/wordml/word16du" xmlns:w16sdtdh="http://schemas.microsoft.com/office/word/2020/wordml/sdtdatahash" xmlns:w16sdtfl="http://schemas.microsoft.com/office/word/2024/wordml/sdtformatlock" xmlns:w16se="http://schemas.microsoft.com/office/word/2015/wordml/symex" xmlns:wpg="http://schemas.microsoft.com/office/word/2010/wordprocessingGroup" xmlns:wpi="http://schemas.microsoft.com/office/word/2010/wordprocessingInk" xmlns:wne="http://schemas.microsoft.com/office/word/2006/wordml" xmlns:wps="http://schemas.microsoft.com/office/word/2010/wordprocessingShape" mc:Ignorable="w14 w15 w16se w16cid w16 w16cex w16sdtdh w16sdtfl w16du wp14">
+  <w:p>
+    <w:pPr>
+      <w:pStyle w:val="a9"/>
+    </w:pPr>
+  </w:p>
+</w:ftr>
+</file>
+
+<file path=word/footer2.xml><?xml version="1.0" encoding="utf-8"?>
 <w:ftr xmlns:wpc="http://schemas.microsoft.com/office/word/2010/wordprocessingCanvas" xmlns:cx="http://schemas.microsoft.com/office/drawing/2014/chartex" xmlns:cx1="http://schemas.microsoft.com/office/drawing/2015/9/8/chartex" xmlns:cx2="http://schemas.microsoft.com/office/drawing/2015/10/21/chartex" xmlns:cx3="http://schemas.microsoft.com/office/drawing/2016/5/9/chartex" xmlns:cx4="http://schemas.microsoft.com/office/drawing/2016/5/10/chartex" xmlns:cx5="http://schemas.microsoft.com/office/drawing/2016/5/11/chartex" xmlns:cx6="http://schemas.microsoft.com/office/drawing/2016/5/12/chartex" xmlns:cx7="http://schemas.microsoft.com/office/drawing/2016/5/13/chartex" xmlns:cx8="http://schemas.microsoft.com/office/drawing/2016/5/14/chartex" xmlns:mc="http://schemas.openxmlformats.org/markup-compatibility/2006" xmlns:aink="http://schemas.microsoft.com/office/drawing/2016/ink" xmlns:am3d="http://schemas.microsoft.com/office/drawing/2017/model3d" xmlns:o="urn:schemas-microsoft-com:office:office" xmlns:oel="http://schemas.microsoft.com/office/2019/extlst" xmlns:r="http://schemas.openxmlformats.org/officeDocument/2006/relationships" xmlns:m="http://schemas.openxmlformats.org/officeDocument/2006/math" xmlns:v="urn:schemas-microsoft-com:vml" xmlns:wp14="http://schemas.microsoft.com/office/word/2010/wordprocessingDrawing" xmlns:wp="http://schemas.openxmlformats.org/drawingml/2006/wordprocessingDrawing" xmlns:w10="urn:schemas-microsoft-com:office:word" xmlns:w="http://schemas.openxmlformats.org/wordprocessingml/2006/main" xmlns:w14="http://schemas.microsoft.com/office/word/2010/wordml" xmlns:w15="http://schemas.microsoft.com/office/word/2012/wordml" xmlns:w16cex="http://schemas.microsoft.com/office/word/2018/wordml/cex" xmlns:w16cid="http://schemas.microsoft.com/office/word/2016/wordml/cid" xmlns:w16="http://schemas.microsoft.com/office/word/2018/wordml" xmlns:w16du="http://schemas.microsoft.com/office/word/2023/wordml/word16du" xmlns:w16sdtdh="http://schemas.microsoft.com/office/word/2020/wordml/sdtdatahash" xmlns:w16sdtfl="http://schemas.microsoft.com/office/word/2024/wordml/sdtformatlock" xmlns:w16se="http://schemas.microsoft.com/office/word/2015/wordml/symex" xmlns:wpg="http://schemas.microsoft.com/office/word/2010/wordprocessingGroup" xmlns:wpi="http://schemas.microsoft.com/office/word/2010/wordprocessingInk" xmlns:wne="http://schemas.microsoft.com/office/word/2006/wordml" xmlns:wps="http://schemas.microsoft.com/office/word/2010/wordprocessingShape" mc:Ignorable="w14 w15 w16se w16cid w16 w16cex w16sdtdh w16sdtfl w16du wp14">
   <w:p>
     <w:pPr>
@@ -11722,7 +11768,7 @@
 </w:ftr>
 </file>
 
-<file path=word/footer2.xml><?xml version="1.0" encoding="utf-8"?>
+<file path=word/footer3.xml><?xml version="1.0" encoding="utf-8"?>
 <w:ftr xmlns:wpc="http://schemas.microsoft.com/office/word/2010/wordprocessingCanvas" xmlns:cx="http://schemas.microsoft.com/office/drawing/2014/chartex" xmlns:cx1="http://schemas.microsoft.com/office/drawing/2015/9/8/chartex" xmlns:cx2="http://schemas.microsoft.com/office/drawing/2015/10/21/chartex" xmlns:cx3="http://schemas.microsoft.com/office/drawing/2016/5/9/chartex" xmlns:cx4="http://schemas.microsoft.com/office/drawing/2016/5/10/chartex" xmlns:cx5="http://schemas.microsoft.com/office/drawing/2016/5/11/chartex" xmlns:cx6="http://schemas.microsoft.com/office/drawing/2016/5/12/chartex" xmlns:cx7="http://schemas.microsoft.com/office/drawing/2016/5/13/chartex" xmlns:cx8="http://schemas.microsoft.com/office/drawing/2016/5/14/chartex" xmlns:mc="http://schemas.openxmlformats.org/markup-compatibility/2006" xmlns:aink="http://schemas.microsoft.com/office/drawing/2016/ink" xmlns:am3d="http://schemas.microsoft.com/office/drawing/2017/model3d" xmlns:o="urn:schemas-microsoft-com:office:office" xmlns:oel="http://schemas.microsoft.com/office/2019/extlst" xmlns:r="http://schemas.openxmlformats.org/officeDocument/2006/relationships" xmlns:m="http://schemas.openxmlformats.org/officeDocument/2006/math" xmlns:v="urn:schemas-microsoft-com:vml" xmlns:wp14="http://schemas.microsoft.com/office/word/2010/wordprocessingDrawing" xmlns:wp="http://schemas.openxmlformats.org/drawingml/2006/wordprocessingDrawing" xmlns:w10="urn:schemas-microsoft-com:office:word" xmlns:w="http://schemas.openxmlformats.org/wordprocessingml/2006/main" xmlns:w14="http://schemas.microsoft.com/office/word/2010/wordml" xmlns:w15="http://schemas.microsoft.com/office/word/2012/wordml" xmlns:w16cex="http://schemas.microsoft.com/office/word/2018/wordml/cex" xmlns:w16cid="http://schemas.microsoft.com/office/word/2016/wordml/cid" xmlns:w16="http://schemas.microsoft.com/office/word/2018/wordml" xmlns:w16du="http://schemas.microsoft.com/office/word/2023/wordml/word16du" xmlns:w16sdtdh="http://schemas.microsoft.com/office/word/2020/wordml/sdtdatahash" xmlns:w16sdtfl="http://schemas.microsoft.com/office/word/2024/wordml/sdtformatlock" xmlns:w16se="http://schemas.microsoft.com/office/word/2015/wordml/symex" xmlns:wpg="http://schemas.microsoft.com/office/word/2010/wordprocessingGroup" xmlns:wpi="http://schemas.microsoft.com/office/word/2010/wordprocessingInk" xmlns:wne="http://schemas.microsoft.com/office/word/2006/wordml" xmlns:wps="http://schemas.microsoft.com/office/word/2010/wordprocessingShape" mc:Ignorable="w14 w15 w16se w16cid w16 w16cex w16sdtdh w16sdtfl w16du wp14">
   <w:p>
     <w:pPr>
@@ -11805,7 +11851,7 @@
 </w:ftr>
 </file>
 
-<file path=word/footer3.xml><?xml version="1.0" encoding="utf-8"?>
+<file path=word/footer4.xml><?xml version="1.0" encoding="utf-8"?>
 <w:ftr xmlns:wpc="http://schemas.microsoft.com/office/word/2010/wordprocessingCanvas" xmlns:cx="http://schemas.microsoft.com/office/drawing/2014/chartex" xmlns:cx1="http://schemas.microsoft.com/office/drawing/2015/9/8/chartex" xmlns:cx2="http://schemas.microsoft.com/office/drawing/2015/10/21/chartex" xmlns:cx3="http://schemas.microsoft.com/office/drawing/2016/5/9/chartex" xmlns:cx4="http://schemas.microsoft.com/office/drawing/2016/5/10/chartex" xmlns:cx5="http://schemas.microsoft.com/office/drawing/2016/5/11/chartex" xmlns:cx6="http://schemas.microsoft.com/office/drawing/2016/5/12/chartex" xmlns:cx7="http://schemas.microsoft.com/office/drawing/2016/5/13/chartex" xmlns:cx8="http://schemas.microsoft.com/office/drawing/2016/5/14/chartex" xmlns:mc="http://schemas.openxmlformats.org/markup-compatibility/2006" xmlns:aink="http://schemas.microsoft.com/office/drawing/2016/ink" xmlns:am3d="http://schemas.microsoft.com/office/drawing/2017/model3d" xmlns:o="urn:schemas-microsoft-com:office:office" xmlns:oel="http://schemas.microsoft.com/office/2019/extlst" xmlns:r="http://schemas.openxmlformats.org/officeDocument/2006/relationships" xmlns:m="http://schemas.openxmlformats.org/officeDocument/2006/math" xmlns:v="urn:schemas-microsoft-com:vml" xmlns:wp14="http://schemas.microsoft.com/office/word/2010/wordprocessingDrawing" xmlns:wp="http://schemas.openxmlformats.org/drawingml/2006/wordprocessingDrawing" xmlns:w10="urn:schemas-microsoft-com:office:word" xmlns:w="http://schemas.openxmlformats.org/wordprocessingml/2006/main" xmlns:w14="http://schemas.microsoft.com/office/word/2010/wordml" xmlns:w15="http://schemas.microsoft.com/office/word/2012/wordml" xmlns:w16cex="http://schemas.microsoft.com/office/word/2018/wordml/cex" xmlns:w16cid="http://schemas.microsoft.com/office/word/2016/wordml/cid" xmlns:w16="http://schemas.microsoft.com/office/word/2018/wordml" xmlns:w16du="http://schemas.microsoft.com/office/word/2023/wordml/word16du" xmlns:w16sdtdh="http://schemas.microsoft.com/office/word/2020/wordml/sdtdatahash" xmlns:w16sdtfl="http://schemas.microsoft.com/office/word/2024/wordml/sdtformatlock" xmlns:w16se="http://schemas.microsoft.com/office/word/2015/wordml/symex" xmlns:wpg="http://schemas.microsoft.com/office/word/2010/wordprocessingGroup" xmlns:wpi="http://schemas.microsoft.com/office/word/2010/wordprocessingInk" xmlns:wne="http://schemas.microsoft.com/office/word/2006/wordml" xmlns:wps="http://schemas.microsoft.com/office/word/2010/wordprocessingShape" mc:Ignorable="w14 w15 w16se w16cid w16 w16cex w16sdtdh w16sdtfl w16du wp14">
   <w:p>
     <w:pPr>
@@ -11926,7 +11972,7 @@
 </w:ftr>
 </file>
 
-<file path=word/footer4.xml><?xml version="1.0" encoding="utf-8"?>
+<file path=word/footer5.xml><?xml version="1.0" encoding="utf-8"?>
 <w:ftr xmlns:wpc="http://schemas.microsoft.com/office/word/2010/wordprocessingCanvas" xmlns:cx="http://schemas.microsoft.com/office/drawing/2014/chartex" xmlns:cx1="http://schemas.microsoft.com/office/drawing/2015/9/8/chartex" xmlns:cx2="http://schemas.microsoft.com/office/drawing/2015/10/21/chartex" xmlns:cx3="http://schemas.microsoft.com/office/drawing/2016/5/9/chartex" xmlns:cx4="http://schemas.microsoft.com/office/drawing/2016/5/10/chartex" xmlns:cx5="http://schemas.microsoft.com/office/drawing/2016/5/11/chartex" xmlns:cx6="http://schemas.microsoft.com/office/drawing/2016/5/12/chartex" xmlns:cx7="http://schemas.microsoft.com/office/drawing/2016/5/13/chartex" xmlns:cx8="http://schemas.microsoft.com/office/drawing/2016/5/14/chartex" xmlns:mc="http://schemas.openxmlformats.org/markup-compatibility/2006" xmlns:aink="http://schemas.microsoft.com/office/drawing/2016/ink" xmlns:am3d="http://schemas.microsoft.com/office/drawing/2017/model3d" xmlns:o="urn:schemas-microsoft-com:office:office" xmlns:oel="http://schemas.microsoft.com/office/2019/extlst" xmlns:r="http://schemas.openxmlformats.org/officeDocument/2006/relationships" xmlns:m="http://schemas.openxmlformats.org/officeDocument/2006/math" xmlns:v="urn:schemas-microsoft-com:vml" xmlns:wp14="http://schemas.microsoft.com/office/word/2010/wordprocessingDrawing" xmlns:wp="http://schemas.openxmlformats.org/drawingml/2006/wordprocessingDrawing" xmlns:w10="urn:schemas-microsoft-com:office:word" xmlns:w="http://schemas.openxmlformats.org/wordprocessingml/2006/main" xmlns:w14="http://schemas.microsoft.com/office/word/2010/wordml" xmlns:w15="http://schemas.microsoft.com/office/word/2012/wordml" xmlns:w16cex="http://schemas.microsoft.com/office/word/2018/wordml/cex" xmlns:w16cid="http://schemas.microsoft.com/office/word/2016/wordml/cid" xmlns:w16="http://schemas.microsoft.com/office/word/2018/wordml" xmlns:w16du="http://schemas.microsoft.com/office/word/2023/wordml/word16du" xmlns:w16sdtdh="http://schemas.microsoft.com/office/word/2020/wordml/sdtdatahash" xmlns:w16sdtfl="http://schemas.microsoft.com/office/word/2024/wordml/sdtformatlock" xmlns:w16se="http://schemas.microsoft.com/office/word/2015/wordml/symex" xmlns:wpg="http://schemas.microsoft.com/office/word/2010/wordprocessingGroup" xmlns:wpi="http://schemas.microsoft.com/office/word/2010/wordprocessingInk" xmlns:wne="http://schemas.microsoft.com/office/word/2006/wordml" xmlns:wps="http://schemas.microsoft.com/office/word/2010/wordprocessingShape" mc:Ignorable="w14 w15 w16se w16cid w16 w16cex w16sdtdh w16sdtfl w16du wp14">
   <w:p>
     <w:pPr>
@@ -12028,57 +12074,6 @@
 
 <file path=word/header1.xml><?xml version="1.0" encoding="utf-8"?>
 <w:hdr xmlns:wpc="http://schemas.microsoft.com/office/word/2010/wordprocessingCanvas" xmlns:cx="http://schemas.microsoft.com/office/drawing/2014/chartex" xmlns:cx1="http://schemas.microsoft.com/office/drawing/2015/9/8/chartex" xmlns:cx2="http://schemas.microsoft.com/office/drawing/2015/10/21/chartex" xmlns:cx3="http://schemas.microsoft.com/office/drawing/2016/5/9/chartex" xmlns:cx4="http://schemas.microsoft.com/office/drawing/2016/5/10/chartex" xmlns:cx5="http://schemas.microsoft.com/office/drawing/2016/5/11/chartex" xmlns:cx6="http://schemas.microsoft.com/office/drawing/2016/5/12/chartex" xmlns:cx7="http://schemas.microsoft.com/office/drawing/2016/5/13/chartex" xmlns:cx8="http://schemas.microsoft.com/office/drawing/2016/5/14/chartex" xmlns:mc="http://schemas.openxmlformats.org/markup-compatibility/2006" xmlns:aink="http://schemas.microsoft.com/office/drawing/2016/ink" xmlns:am3d="http://schemas.microsoft.com/office/drawing/2017/model3d" xmlns:o="urn:schemas-microsoft-com:office:office" xmlns:oel="http://schemas.microsoft.com/office/2019/extlst" xmlns:r="http://schemas.openxmlformats.org/officeDocument/2006/relationships" xmlns:m="http://schemas.openxmlformats.org/officeDocument/2006/math" xmlns:v="urn:schemas-microsoft-com:vml" xmlns:wp14="http://schemas.microsoft.com/office/word/2010/wordprocessingDrawing" xmlns:wp="http://schemas.openxmlformats.org/drawingml/2006/wordprocessingDrawing" xmlns:w10="urn:schemas-microsoft-com:office:word" xmlns:w="http://schemas.openxmlformats.org/wordprocessingml/2006/main" xmlns:w14="http://schemas.microsoft.com/office/word/2010/wordml" xmlns:w15="http://schemas.microsoft.com/office/word/2012/wordml" xmlns:w16cex="http://schemas.microsoft.com/office/word/2018/wordml/cex" xmlns:w16cid="http://schemas.microsoft.com/office/word/2016/wordml/cid" xmlns:w16="http://schemas.microsoft.com/office/word/2018/wordml" xmlns:w16du="http://schemas.microsoft.com/office/word/2023/wordml/word16du" xmlns:w16sdtdh="http://schemas.microsoft.com/office/word/2020/wordml/sdtdatahash" xmlns:w16sdtfl="http://schemas.microsoft.com/office/word/2024/wordml/sdtformatlock" xmlns:w16se="http://schemas.microsoft.com/office/word/2015/wordml/symex" xmlns:wpg="http://schemas.microsoft.com/office/word/2010/wordprocessingGroup" xmlns:wpi="http://schemas.microsoft.com/office/word/2010/wordprocessingInk" xmlns:wne="http://schemas.microsoft.com/office/word/2006/wordml" xmlns:wps="http://schemas.microsoft.com/office/word/2010/wordprocessingShape" mc:Ignorable="w14 w15 w16se w16cid w16 w16cex w16sdtdh w16sdtfl w16du wp14">
-  <w:tbl>
-    <w:tblPr>
-      <w:tblW w:w="0" w:type="auto"/>
-      <w:tblLayout w:type="fixed"/>
-      <w:tblLook w:val="06A0" w:firstRow="1" w:lastRow="0" w:firstColumn="1" w:lastColumn="0" w:noHBand="1" w:noVBand="1"/>
-    </w:tblPr>
-    <w:tblGrid>
-      <w:gridCol w:w="3005"/>
-      <w:gridCol w:w="3005"/>
-      <w:gridCol w:w="3005"/>
-    </w:tblGrid>
-    <w:tr>
-      <w:trPr>
-        <w:trHeight w:val="300"/>
-      </w:trPr>
-      <w:tc>
-        <w:tcPr>
-          <w:tcW w:w="3005" w:type="dxa"/>
-        </w:tcPr>
-        <w:p>
-          <w:pPr>
-            <w:pStyle w:val="ab"/>
-            <w:ind w:left="-115"/>
-          </w:pPr>
-        </w:p>
-      </w:tc>
-      <w:tc>
-        <w:tcPr>
-          <w:tcW w:w="3005" w:type="dxa"/>
-        </w:tcPr>
-        <w:p>
-          <w:pPr>
-            <w:pStyle w:val="ab"/>
-            <w:jc w:val="center"/>
-          </w:pPr>
-        </w:p>
-      </w:tc>
-      <w:tc>
-        <w:tcPr>
-          <w:tcW w:w="3005" w:type="dxa"/>
-        </w:tcPr>
-        <w:p>
-          <w:pPr>
-            <w:pStyle w:val="ab"/>
-            <w:ind w:right="-115"/>
-            <w:jc w:val="right"/>
-          </w:pPr>
-        </w:p>
-      </w:tc>
-    </w:tr>
-  </w:tbl>
   <w:p>
     <w:pPr>
       <w:pStyle w:val="ab"/>
@@ -12157,9 +12152,9 @@
       <w:tblLook w:val="06A0" w:firstRow="1" w:lastRow="0" w:firstColumn="1" w:lastColumn="0" w:noHBand="1" w:noVBand="1"/>
     </w:tblPr>
     <w:tblGrid>
-      <w:gridCol w:w="4530"/>
-      <w:gridCol w:w="4530"/>
-      <w:gridCol w:w="4530"/>
+      <w:gridCol w:w="3005"/>
+      <w:gridCol w:w="3005"/>
+      <w:gridCol w:w="3005"/>
     </w:tblGrid>
     <w:tr>
       <w:trPr>
@@ -12167,7 +12162,7 @@
       </w:trPr>
       <w:tc>
         <w:tcPr>
-          <w:tcW w:w="4530" w:type="dxa"/>
+          <w:tcW w:w="3005" w:type="dxa"/>
         </w:tcPr>
         <w:p>
           <w:pPr>
@@ -12178,7 +12173,7 @@
       </w:tc>
       <w:tc>
         <w:tcPr>
-          <w:tcW w:w="4530" w:type="dxa"/>
+          <w:tcW w:w="3005" w:type="dxa"/>
         </w:tcPr>
         <w:p>
           <w:pPr>
@@ -12189,7 +12184,7 @@
       </w:tc>
       <w:tc>
         <w:tcPr>
-          <w:tcW w:w="4530" w:type="dxa"/>
+          <w:tcW w:w="3005" w:type="dxa"/>
         </w:tcPr>
         <w:p>
           <w:pPr>
@@ -12272,6 +12267,67 @@
 
 <file path=word/header5.xml><?xml version="1.0" encoding="utf-8"?>
 <w:hdr xmlns:wpc="http://schemas.microsoft.com/office/word/2010/wordprocessingCanvas" xmlns:cx="http://schemas.microsoft.com/office/drawing/2014/chartex" xmlns:cx1="http://schemas.microsoft.com/office/drawing/2015/9/8/chartex" xmlns:cx2="http://schemas.microsoft.com/office/drawing/2015/10/21/chartex" xmlns:cx3="http://schemas.microsoft.com/office/drawing/2016/5/9/chartex" xmlns:cx4="http://schemas.microsoft.com/office/drawing/2016/5/10/chartex" xmlns:cx5="http://schemas.microsoft.com/office/drawing/2016/5/11/chartex" xmlns:cx6="http://schemas.microsoft.com/office/drawing/2016/5/12/chartex" xmlns:cx7="http://schemas.microsoft.com/office/drawing/2016/5/13/chartex" xmlns:cx8="http://schemas.microsoft.com/office/drawing/2016/5/14/chartex" xmlns:mc="http://schemas.openxmlformats.org/markup-compatibility/2006" xmlns:aink="http://schemas.microsoft.com/office/drawing/2016/ink" xmlns:am3d="http://schemas.microsoft.com/office/drawing/2017/model3d" xmlns:o="urn:schemas-microsoft-com:office:office" xmlns:oel="http://schemas.microsoft.com/office/2019/extlst" xmlns:r="http://schemas.openxmlformats.org/officeDocument/2006/relationships" xmlns:m="http://schemas.openxmlformats.org/officeDocument/2006/math" xmlns:v="urn:schemas-microsoft-com:vml" xmlns:wp14="http://schemas.microsoft.com/office/word/2010/wordprocessingDrawing" xmlns:wp="http://schemas.openxmlformats.org/drawingml/2006/wordprocessingDrawing" xmlns:w10="urn:schemas-microsoft-com:office:word" xmlns:w="http://schemas.openxmlformats.org/wordprocessingml/2006/main" xmlns:w14="http://schemas.microsoft.com/office/word/2010/wordml" xmlns:w15="http://schemas.microsoft.com/office/word/2012/wordml" xmlns:w16cex="http://schemas.microsoft.com/office/word/2018/wordml/cex" xmlns:w16cid="http://schemas.microsoft.com/office/word/2016/wordml/cid" xmlns:w16="http://schemas.microsoft.com/office/word/2018/wordml" xmlns:w16du="http://schemas.microsoft.com/office/word/2023/wordml/word16du" xmlns:w16sdtdh="http://schemas.microsoft.com/office/word/2020/wordml/sdtdatahash" xmlns:w16sdtfl="http://schemas.microsoft.com/office/word/2024/wordml/sdtformatlock" xmlns:w16se="http://schemas.microsoft.com/office/word/2015/wordml/symex" xmlns:wpg="http://schemas.microsoft.com/office/word/2010/wordprocessingGroup" xmlns:wpi="http://schemas.microsoft.com/office/word/2010/wordprocessingInk" xmlns:wne="http://schemas.microsoft.com/office/word/2006/wordml" xmlns:wps="http://schemas.microsoft.com/office/word/2010/wordprocessingShape" mc:Ignorable="w14 w15 w16se w16cid w16 w16cex w16sdtdh w16sdtfl w16du wp14">
+  <w:tbl>
+    <w:tblPr>
+      <w:tblW w:w="0" w:type="auto"/>
+      <w:tblLayout w:type="fixed"/>
+      <w:tblLook w:val="06A0" w:firstRow="1" w:lastRow="0" w:firstColumn="1" w:lastColumn="0" w:noHBand="1" w:noVBand="1"/>
+    </w:tblPr>
+    <w:tblGrid>
+      <w:gridCol w:w="4530"/>
+      <w:gridCol w:w="4530"/>
+      <w:gridCol w:w="4530"/>
+    </w:tblGrid>
+    <w:tr>
+      <w:trPr>
+        <w:trHeight w:val="300"/>
+      </w:trPr>
+      <w:tc>
+        <w:tcPr>
+          <w:tcW w:w="4530" w:type="dxa"/>
+        </w:tcPr>
+        <w:p>
+          <w:pPr>
+            <w:pStyle w:val="ab"/>
+            <w:ind w:left="-115"/>
+          </w:pPr>
+        </w:p>
+      </w:tc>
+      <w:tc>
+        <w:tcPr>
+          <w:tcW w:w="4530" w:type="dxa"/>
+        </w:tcPr>
+        <w:p>
+          <w:pPr>
+            <w:pStyle w:val="ab"/>
+            <w:jc w:val="center"/>
+          </w:pPr>
+        </w:p>
+      </w:tc>
+      <w:tc>
+        <w:tcPr>
+          <w:tcW w:w="4530" w:type="dxa"/>
+        </w:tcPr>
+        <w:p>
+          <w:pPr>
+            <w:pStyle w:val="ab"/>
+            <w:ind w:right="-115"/>
+            <w:jc w:val="right"/>
+          </w:pPr>
+        </w:p>
+      </w:tc>
+    </w:tr>
+  </w:tbl>
+  <w:p>
+    <w:pPr>
+      <w:pStyle w:val="ab"/>
+    </w:pPr>
+  </w:p>
+</w:hdr>
+</file>
+
+<file path=word/header6.xml><?xml version="1.0" encoding="utf-8"?>
+<w:hdr xmlns:wpc="http://schemas.microsoft.com/office/word/2010/wordprocessingCanvas" xmlns:cx="http://schemas.microsoft.com/office/drawing/2014/chartex" xmlns:cx1="http://schemas.microsoft.com/office/drawing/2015/9/8/chartex" xmlns:cx2="http://schemas.microsoft.com/office/drawing/2015/10/21/chartex" xmlns:cx3="http://schemas.microsoft.com/office/drawing/2016/5/9/chartex" xmlns:cx4="http://schemas.microsoft.com/office/drawing/2016/5/10/chartex" xmlns:cx5="http://schemas.microsoft.com/office/drawing/2016/5/11/chartex" xmlns:cx6="http://schemas.microsoft.com/office/drawing/2016/5/12/chartex" xmlns:cx7="http://schemas.microsoft.com/office/drawing/2016/5/13/chartex" xmlns:cx8="http://schemas.microsoft.com/office/drawing/2016/5/14/chartex" xmlns:mc="http://schemas.openxmlformats.org/markup-compatibility/2006" xmlns:aink="http://schemas.microsoft.com/office/drawing/2016/ink" xmlns:am3d="http://schemas.microsoft.com/office/drawing/2017/model3d" xmlns:o="urn:schemas-microsoft-com:office:office" xmlns:oel="http://schemas.microsoft.com/office/2019/extlst" xmlns:r="http://schemas.openxmlformats.org/officeDocument/2006/relationships" xmlns:m="http://schemas.openxmlformats.org/officeDocument/2006/math" xmlns:v="urn:schemas-microsoft-com:vml" xmlns:wp14="http://schemas.microsoft.com/office/word/2010/wordprocessingDrawing" xmlns:wp="http://schemas.openxmlformats.org/drawingml/2006/wordprocessingDrawing" xmlns:w10="urn:schemas-microsoft-com:office:word" xmlns:w="http://schemas.openxmlformats.org/wordprocessingml/2006/main" xmlns:w14="http://schemas.microsoft.com/office/word/2010/wordml" xmlns:w15="http://schemas.microsoft.com/office/word/2012/wordml" xmlns:w16cex="http://schemas.microsoft.com/office/word/2018/wordml/cex" xmlns:w16cid="http://schemas.microsoft.com/office/word/2016/wordml/cid" xmlns:w16="http://schemas.microsoft.com/office/word/2018/wordml" xmlns:w16du="http://schemas.microsoft.com/office/word/2023/wordml/word16du" xmlns:w16sdtdh="http://schemas.microsoft.com/office/word/2020/wordml/sdtdatahash" xmlns:w16sdtfl="http://schemas.microsoft.com/office/word/2024/wordml/sdtformatlock" xmlns:w16se="http://schemas.microsoft.com/office/word/2015/wordml/symex" xmlns:wpg="http://schemas.microsoft.com/office/word/2010/wordprocessingGroup" xmlns:wpi="http://schemas.microsoft.com/office/word/2010/wordprocessingInk" xmlns:wne="http://schemas.microsoft.com/office/word/2006/wordml" xmlns:wps="http://schemas.microsoft.com/office/word/2010/wordprocessingShape" mc:Ignorable="w14 w15 w16se w16cid w16 w16cex w16sdtdh w16sdtfl w16du wp14">
   <w:p>
     <w:pPr>
       <w:pStyle w:val="ab"/>
@@ -12331,7 +12387,7 @@
 </w:hdr>
 </file>
 
-<file path=word/header6.xml><?xml version="1.0" encoding="utf-8"?>
+<file path=word/header7.xml><?xml version="1.0" encoding="utf-8"?>
 <w:hdr xmlns:wpc="http://schemas.microsoft.com/office/word/2010/wordprocessingCanvas" xmlns:cx="http://schemas.microsoft.com/office/drawing/2014/chartex" xmlns:cx1="http://schemas.microsoft.com/office/drawing/2015/9/8/chartex" xmlns:cx2="http://schemas.microsoft.com/office/drawing/2015/10/21/chartex" xmlns:cx3="http://schemas.microsoft.com/office/drawing/2016/5/9/chartex" xmlns:cx4="http://schemas.microsoft.com/office/drawing/2016/5/10/chartex" xmlns:cx5="http://schemas.microsoft.com/office/drawing/2016/5/11/chartex" xmlns:cx6="http://schemas.microsoft.com/office/drawing/2016/5/12/chartex" xmlns:cx7="http://schemas.microsoft.com/office/drawing/2016/5/13/chartex" xmlns:cx8="http://schemas.microsoft.com/office/drawing/2016/5/14/chartex" xmlns:mc="http://schemas.openxmlformats.org/markup-compatibility/2006" xmlns:aink="http://schemas.microsoft.com/office/drawing/2016/ink" xmlns:am3d="http://schemas.microsoft.com/office/drawing/2017/model3d" xmlns:o="urn:schemas-microsoft-com:office:office" xmlns:oel="http://schemas.microsoft.com/office/2019/extlst" xmlns:r="http://schemas.openxmlformats.org/officeDocument/2006/relationships" xmlns:m="http://schemas.openxmlformats.org/officeDocument/2006/math" xmlns:v="urn:schemas-microsoft-com:vml" xmlns:wp14="http://schemas.microsoft.com/office/word/2010/wordprocessingDrawing" xmlns:wp="http://schemas.openxmlformats.org/drawingml/2006/wordprocessingDrawing" xmlns:w10="urn:schemas-microsoft-com:office:word" xmlns:w="http://schemas.openxmlformats.org/wordprocessingml/2006/main" xmlns:w14="http://schemas.microsoft.com/office/word/2010/wordml" xmlns:w15="http://schemas.microsoft.com/office/word/2012/wordml" xmlns:w16cex="http://schemas.microsoft.com/office/word/2018/wordml/cex" xmlns:w16cid="http://schemas.microsoft.com/office/word/2016/wordml/cid" xmlns:w16="http://schemas.microsoft.com/office/word/2018/wordml" xmlns:w16du="http://schemas.microsoft.com/office/word/2023/wordml/word16du" xmlns:w16sdtdh="http://schemas.microsoft.com/office/word/2020/wordml/sdtdatahash" xmlns:w16sdtfl="http://schemas.microsoft.com/office/word/2024/wordml/sdtformatlock" xmlns:w16se="http://schemas.microsoft.com/office/word/2015/wordml/symex" xmlns:wpg="http://schemas.microsoft.com/office/word/2010/wordprocessingGroup" xmlns:wpi="http://schemas.microsoft.com/office/word/2010/wordprocessingInk" xmlns:wne="http://schemas.microsoft.com/office/word/2006/wordml" xmlns:wps="http://schemas.microsoft.com/office/word/2010/wordprocessingShape" mc:Ignorable="w14 w15 w16se w16cid w16 w16cex w16sdtdh w16sdtfl w16du wp14">
   <w:tbl>
     <w:tblPr>

--- a/RVfpga/RVfpgaEL2/RVfpga_NexysVideo-NoDDR/Labs/Lab20/RVfpga_Lab20_VeeR-EL2_NexysVideo-NoDDR.docx
+++ b/RVfpga/RVfpgaEL2/RVfpga_NexysVideo-NoDDR/Labs/Lab20/RVfpga_Lab20_VeeR-EL2_NexysVideo-NoDDR.docx
@@ -1020,10 +1020,10 @@
             <v:path o:extrusionok="f" gradientshapeok="t" o:connecttype="rect"/>
             <o:lock v:ext="edit" aspectratio="t"/>
           </v:shapetype>
-          <v:shape id="_x0000_i1025" type="#_x0000_t75" style="width:416.1pt;height:289.75pt" o:ole="">
+          <v:shape id="_x0000_i1025" type="#_x0000_t75" style="width:416.2pt;height:289.6pt" o:ole="">
             <v:imagedata r:id="rId10" o:title=""/>
           </v:shape>
-          <o:OLEObject Type="Embed" ProgID="Visio.Drawing.15" ShapeID="_x0000_i1025" DrawAspect="Content" ObjectID="_1821806393" r:id="rId11"/>
+          <o:OLEObject Type="Embed" ProgID="Visio.Drawing.15" ShapeID="_x0000_i1025" DrawAspect="Content" ObjectID="_1821815114" r:id="rId11"/>
         </w:object>
       </w:r>
     </w:p>
@@ -1191,10 +1191,10 @@
       </w:pPr>
       <w:r>
         <w:object w:dxaOrig="24602" w:dyaOrig="23470" w14:anchorId="3BDB72E3">
-          <v:shape id="_x0000_i1026" type="#_x0000_t75" style="width:304.95pt;height:292.25pt" o:ole="">
+          <v:shape id="_x0000_i1026" type="#_x0000_t75" style="width:305.05pt;height:292.1pt" o:ole="">
             <v:imagedata r:id="rId12" o:title=""/>
           </v:shape>
-          <o:OLEObject Type="Embed" ProgID="Visio.Drawing.15" ShapeID="_x0000_i1026" DrawAspect="Content" ObjectID="_1821806394" r:id="rId13"/>
+          <o:OLEObject Type="Embed" ProgID="Visio.Drawing.15" ShapeID="_x0000_i1026" DrawAspect="Content" ObjectID="_1821815115" r:id="rId13"/>
         </w:object>
       </w:r>
     </w:p>
@@ -1657,7 +1657,7 @@
           <w:iCs/>
           <w:color w:val="000000" w:themeColor="text1"/>
         </w:rPr>
-        <w:t>Nexys Video</w:t>
+        <w:t xml:space="preserve">Nexys </w:t>
       </w:r>
       <w:r>
         <w:rPr>
@@ -1666,38 +1666,47 @@
           <w:iCs/>
           <w:color w:val="000000" w:themeColor="text1"/>
         </w:rPr>
-        <w:t>VideoNoDDRPath]</w:t>
-      </w:r>
-      <w:r>
-        <w:rPr>
-          <w:rFonts w:cs="Arial"/>
-          <w:i/>
-          <w:iCs/>
-        </w:rPr>
-        <w:t>/</w:t>
-      </w:r>
-      <w:r>
-        <w:rPr>
-          <w:rFonts w:cs="Arial"/>
-          <w:i/>
-          <w:iCs/>
-        </w:rPr>
-        <w:t>src/VeeRwolf/VeeR_EL2CoreComplex/include</w:t>
-      </w:r>
-      <w:r>
-        <w:rPr>
-          <w:rFonts w:cs="Arial"/>
-          <w:i/>
-          <w:iCs/>
-          <w:color w:val="00000A"/>
-        </w:rPr>
-        <w:t>/</w:t>
+        <w:t>Video</w:t>
       </w:r>
       <w:r>
         <w:rPr>
           <w:rFonts w:eastAsia="Arial" w:cs="Arial"/>
           <w:i/>
           <w:iCs/>
+          <w:color w:val="000000" w:themeColor="text1"/>
+        </w:rPr>
+        <w:t>NoDDRPath]</w:t>
+      </w:r>
+      <w:r>
+        <w:rPr>
+          <w:rFonts w:cs="Arial"/>
+          <w:i/>
+          <w:iCs/>
+        </w:rPr>
+        <w:t>/</w:t>
+      </w:r>
+      <w:r>
+        <w:rPr>
+          <w:rFonts w:cs="Arial"/>
+          <w:i/>
+          <w:iCs/>
+        </w:rPr>
+        <w:t>src/VeeRwolf/VeeR_EL2CoreComplex/include</w:t>
+      </w:r>
+      <w:r>
+        <w:rPr>
+          <w:rFonts w:cs="Arial"/>
+          <w:i/>
+          <w:iCs/>
+          <w:color w:val="00000A"/>
+        </w:rPr>
+        <w:t>/</w:t>
+      </w:r>
+      <w:r>
+        <w:rPr>
+          <w:rFonts w:eastAsia="Arial" w:cs="Arial"/>
+          <w:i/>
+          <w:iCs/>
           <w:color w:val="00000A"/>
         </w:rPr>
         <w:t>el2_param.vh</w:t>
@@ -1827,19 +1836,19 @@
           <w:rFonts w:ascii="Courier New" w:hAnsi="Courier New" w:cs="Courier New"/>
           <w:color w:val="00000A"/>
         </w:rPr>
+        <w:t>DCCM_ECC_WIDTH         : 7'h07         ,</w:t>
+      </w:r>
+    </w:p>
+    <w:p>
+      <w:pPr>
+        <w:ind w:left="720"/>
+      </w:pPr>
+      <w:r>
+        <w:rPr>
+          <w:rFonts w:ascii="Courier New" w:hAnsi="Courier New" w:cs="Courier New"/>
+          <w:color w:val="00000A"/>
+        </w:rPr>
         <w:lastRenderedPageBreak/>
-        <w:t>DCCM_ECC_WIDTH         : 7'h07         ,</w:t>
-      </w:r>
-    </w:p>
-    <w:p>
-      <w:pPr>
-        <w:ind w:left="720"/>
-      </w:pPr>
-      <w:r>
-        <w:rPr>
-          <w:rFonts w:ascii="Courier New" w:hAnsi="Courier New" w:cs="Courier New"/>
-          <w:color w:val="00000A"/>
-        </w:rPr>
         <w:t>DCCM_ENABLE            : 5'h01         ,</w:t>
       </w:r>
     </w:p>
@@ -2873,10 +2882,10 @@
       </w:pPr>
       <w:r>
         <w:object w:dxaOrig="27324" w:dyaOrig="14517" w14:anchorId="79625C58">
-          <v:shape id="_x0000_i1027" type="#_x0000_t75" style="width:760.95pt;height:404.45pt" o:ole="">
+          <v:shape id="_x0000_i1027" type="#_x0000_t75" style="width:761.05pt;height:404.2pt" o:ole="">
             <v:imagedata r:id="rId20" o:title=""/>
           </v:shape>
-          <o:OLEObject Type="Embed" ProgID="Visio.Drawing.15" ShapeID="_x0000_i1027" DrawAspect="Content" ObjectID="_1821806395" r:id="rId21"/>
+          <o:OLEObject Type="Embed" ProgID="Visio.Drawing.15" ShapeID="_x0000_i1027" DrawAspect="Content" ObjectID="_1821815116" r:id="rId21"/>
         </w:object>
       </w:r>
     </w:p>
@@ -2987,7 +2996,7 @@
           <w:iCs/>
           <w:color w:val="000000" w:themeColor="text1"/>
         </w:rPr>
-        <w:t>Nexys Video</w:t>
+        <w:t xml:space="preserve">Nexys </w:t>
       </w:r>
       <w:r>
         <w:rPr>
@@ -2996,7 +3005,16 @@
           <w:iCs/>
           <w:color w:val="000000" w:themeColor="text1"/>
         </w:rPr>
-        <w:t>VideoNoDDRPath]</w:t>
+        <w:t>Video</w:t>
+      </w:r>
+      <w:r>
+        <w:rPr>
+          <w:rFonts w:eastAsia="Arial" w:cs="Arial"/>
+          <w:i/>
+          <w:iCs/>
+          <w:color w:val="000000" w:themeColor="text1"/>
+        </w:rPr>
+        <w:t>NoDDRPath]</w:t>
       </w:r>
       <w:r>
         <w:rPr>
@@ -3816,7 +3834,7 @@
           <w:iCs/>
           <w:color w:val="000000" w:themeColor="text1"/>
         </w:rPr>
-        <w:t>Nexys Video</w:t>
+        <w:t xml:space="preserve">Nexys </w:t>
       </w:r>
       <w:r>
         <w:rPr>
@@ -3825,7 +3843,16 @@
           <w:iCs/>
           <w:color w:val="000000" w:themeColor="text1"/>
         </w:rPr>
-        <w:t>VideoNoDDRPath]</w:t>
+        <w:t>Video</w:t>
+      </w:r>
+      <w:r>
+        <w:rPr>
+          <w:rFonts w:eastAsia="Arial" w:cs="Arial"/>
+          <w:i/>
+          <w:iCs/>
+          <w:color w:val="000000" w:themeColor="text1"/>
+        </w:rPr>
+        <w:t>NoDDRPath]</w:t>
       </w:r>
       <w:r>
         <w:rPr>
@@ -6454,7 +6481,7 @@
           <w:iCs/>
           <w:color w:val="000000" w:themeColor="text1"/>
         </w:rPr>
-        <w:t>Nexys Video</w:t>
+        <w:t xml:space="preserve">Nexys </w:t>
       </w:r>
       <w:r>
         <w:rPr>
@@ -6463,7 +6490,16 @@
           <w:iCs/>
           <w:color w:val="000000" w:themeColor="text1"/>
         </w:rPr>
-        <w:t>VideoNoDDRPath]</w:t>
+        <w:t>Video</w:t>
+      </w:r>
+      <w:r>
+        <w:rPr>
+          <w:rFonts w:eastAsia="Arial" w:cs="Arial"/>
+          <w:i/>
+          <w:iCs/>
+          <w:color w:val="000000" w:themeColor="text1"/>
+        </w:rPr>
+        <w:t>NoDDRPath]</w:t>
       </w:r>
       <w:r>
         <w:rPr>
@@ -6737,7 +6773,7 @@
           <w:iCs/>
           <w:color w:val="000000" w:themeColor="text1"/>
         </w:rPr>
-        <w:t>Nexys Video</w:t>
+        <w:t xml:space="preserve">Nexys </w:t>
       </w:r>
       <w:r>
         <w:rPr>
@@ -6746,7 +6782,16 @@
           <w:iCs/>
           <w:color w:val="000000" w:themeColor="text1"/>
         </w:rPr>
-        <w:t>VideoNoDDRPath]</w:t>
+        <w:t>Video</w:t>
+      </w:r>
+      <w:r>
+        <w:rPr>
+          <w:rFonts w:eastAsia="Arial" w:cs="Arial"/>
+          <w:i/>
+          <w:iCs/>
+          <w:color w:val="000000" w:themeColor="text1"/>
+        </w:rPr>
+        <w:t>NoDDRPath]</w:t>
       </w:r>
       <w:r>
         <w:rPr>
@@ -7336,7 +7381,7 @@
           <w:iCs/>
           <w:color w:val="000000" w:themeColor="text1"/>
         </w:rPr>
-        <w:t>Nexys Video</w:t>
+        <w:t xml:space="preserve">Nexys </w:t>
       </w:r>
       <w:r>
         <w:rPr>
@@ -7345,7 +7390,7 @@
           <w:iCs/>
           <w:color w:val="000000" w:themeColor="text1"/>
         </w:rPr>
-        <w:t>VideoNoDDRPath]</w:t>
+        <w:t>Video</w:t>
       </w:r>
       <w:r>
         <w:rPr>
@@ -7354,60 +7399,7 @@
           <w:iCs/>
           <w:color w:val="000000" w:themeColor="text1"/>
         </w:rPr>
-        <w:t>/</w:t>
-      </w:r>
-      <w:r>
-        <w:rPr>
-          <w:rFonts w:cs="Arial"/>
-          <w:i/>
-          <w:iCs/>
-        </w:rPr>
-        <w:t>Labs</w:t>
-      </w:r>
-      <w:r>
-        <w:rPr>
-          <w:i/>
-          <w:iCs/>
-        </w:rPr>
-        <w:t>/Lab20</w:t>
-      </w:r>
-      <w:r>
-        <w:rPr>
-          <w:i/>
-          <w:iCs/>
-        </w:rPr>
-        <w:t>/RealBenchmarks</w:t>
-      </w:r>
-      <w:r>
-        <w:rPr>
-          <w:i/>
-          <w:iCs/>
-        </w:rPr>
-        <w:t>.</w:t>
-      </w:r>
-      <w:r>
-        <w:t xml:space="preserve"> </w:t>
-      </w:r>
-    </w:p>
-    <w:p/>
-    <w:p>
-      <w:pPr>
-        <w:spacing w:line="259" w:lineRule="auto"/>
-        <w:rPr>
-          <w:rFonts w:eastAsia="Times New Roman" w:cs="Arial"/>
-        </w:rPr>
-      </w:pPr>
-      <w:r>
-        <w:rPr>
-          <w:rFonts w:eastAsia="Times New Roman" w:cs="Arial"/>
-        </w:rPr>
-        <w:t>F</w:t>
-      </w:r>
-      <w:r>
-        <w:rPr>
-          <w:rFonts w:eastAsia="Times New Roman" w:cs="Arial"/>
-        </w:rPr>
-        <w:t xml:space="preserve">older </w:t>
+        <w:t>NoDDRPath]</w:t>
       </w:r>
       <w:r>
         <w:rPr>
@@ -7416,7 +7408,60 @@
           <w:iCs/>
           <w:color w:val="000000" w:themeColor="text1"/>
         </w:rPr>
-        <w:t>[RVfpgaEL2</w:t>
+        <w:t>/</w:t>
+      </w:r>
+      <w:r>
+        <w:rPr>
+          <w:rFonts w:cs="Arial"/>
+          <w:i/>
+          <w:iCs/>
+        </w:rPr>
+        <w:t>Labs</w:t>
+      </w:r>
+      <w:r>
+        <w:rPr>
+          <w:i/>
+          <w:iCs/>
+        </w:rPr>
+        <w:t>/Lab20</w:t>
+      </w:r>
+      <w:r>
+        <w:rPr>
+          <w:i/>
+          <w:iCs/>
+        </w:rPr>
+        <w:t>/RealBenchmarks</w:t>
+      </w:r>
+      <w:r>
+        <w:rPr>
+          <w:i/>
+          <w:iCs/>
+        </w:rPr>
+        <w:t>.</w:t>
+      </w:r>
+      <w:r>
+        <w:t xml:space="preserve"> </w:t>
+      </w:r>
+    </w:p>
+    <w:p/>
+    <w:p>
+      <w:pPr>
+        <w:spacing w:line="259" w:lineRule="auto"/>
+        <w:rPr>
+          <w:rFonts w:eastAsia="Times New Roman" w:cs="Arial"/>
+        </w:rPr>
+      </w:pPr>
+      <w:r>
+        <w:rPr>
+          <w:rFonts w:eastAsia="Times New Roman" w:cs="Arial"/>
+        </w:rPr>
+        <w:t>F</w:t>
+      </w:r>
+      <w:r>
+        <w:rPr>
+          <w:rFonts w:eastAsia="Times New Roman" w:cs="Arial"/>
+        </w:rPr>
+        <w:t xml:space="preserve">older </w:t>
       </w:r>
       <w:r>
         <w:rPr>
@@ -7425,7 +7470,7 @@
           <w:iCs/>
           <w:color w:val="000000" w:themeColor="text1"/>
         </w:rPr>
-        <w:t>Nexys Video</w:t>
+        <w:t>[RVfpgaEL2</w:t>
       </w:r>
       <w:r>
         <w:rPr>
@@ -7434,7 +7479,25 @@
           <w:iCs/>
           <w:color w:val="000000" w:themeColor="text1"/>
         </w:rPr>
-        <w:t>VideoNoDDRPath]</w:t>
+        <w:t xml:space="preserve">Nexys </w:t>
+      </w:r>
+      <w:r>
+        <w:rPr>
+          <w:rFonts w:eastAsia="Arial" w:cs="Arial"/>
+          <w:i/>
+          <w:iCs/>
+          <w:color w:val="000000" w:themeColor="text1"/>
+        </w:rPr>
+        <w:t>Video</w:t>
+      </w:r>
+      <w:r>
+        <w:rPr>
+          <w:rFonts w:eastAsia="Arial" w:cs="Arial"/>
+          <w:i/>
+          <w:iCs/>
+          <w:color w:val="000000" w:themeColor="text1"/>
+        </w:rPr>
+        <w:t>NoDDRPath]</w:t>
       </w:r>
       <w:r>
         <w:rPr>
@@ -7805,7 +7868,25 @@
         <w:rPr>
           <w:rFonts w:eastAsia="Times New Roman" w:cs="Arial"/>
         </w:rPr>
-        <w:t>Nexys Video Video</w:t>
+        <w:t xml:space="preserve">Nexys </w:t>
+      </w:r>
+      <w:r>
+        <w:rPr>
+          <w:rFonts w:eastAsia="Times New Roman" w:cs="Arial"/>
+        </w:rPr>
+        <w:t>Video</w:t>
+      </w:r>
+      <w:r>
+        <w:rPr>
+          <w:rFonts w:eastAsia="Times New Roman" w:cs="Arial"/>
+        </w:rPr>
+        <w:t xml:space="preserve"> </w:t>
+      </w:r>
+      <w:r>
+        <w:rPr>
+          <w:rFonts w:eastAsia="Times New Roman" w:cs="Arial"/>
+        </w:rPr>
+        <w:t>Video</w:t>
       </w:r>
       <w:r>
         <w:rPr>
@@ -8523,7 +8604,13 @@
         <w:rPr>
           <w:rFonts w:ascii="Courier New" w:eastAsia="Times New Roman" w:hAnsi="Courier New" w:cs="Courier New"/>
         </w:rPr>
-        <w:t>Nexys Video</w:t>
+        <w:t xml:space="preserve">Nexys </w:t>
+      </w:r>
+      <w:r>
+        <w:rPr>
+          <w:rFonts w:ascii="Courier New" w:eastAsia="Times New Roman" w:hAnsi="Courier New" w:cs="Courier New"/>
+        </w:rPr>
+        <w:t>Video</w:t>
       </w:r>
       <w:r>
         <w:rPr>
@@ -9587,7 +9674,7 @@
           <w:iCs/>
           <w:color w:val="000000" w:themeColor="text1"/>
         </w:rPr>
-        <w:t>Nexys Video</w:t>
+        <w:t xml:space="preserve">Nexys </w:t>
       </w:r>
       <w:r>
         <w:rPr>
@@ -9596,7 +9683,16 @@
           <w:iCs/>
           <w:color w:val="000000" w:themeColor="text1"/>
         </w:rPr>
-        <w:t>VideoNoDDRPath]</w:t>
+        <w:t>Video</w:t>
+      </w:r>
+      <w:r>
+        <w:rPr>
+          <w:rFonts w:eastAsia="Arial" w:cs="Arial"/>
+          <w:i/>
+          <w:iCs/>
+          <w:color w:val="000000" w:themeColor="text1"/>
+        </w:rPr>
+        <w:t>NoDDRPath]</w:t>
       </w:r>
       <w:r>
         <w:rPr>
@@ -9858,7 +9954,7 @@
               </wp:anchor>
             </w:drawing>
           </mc:Choice>
-          <mc:Fallback xmlns:a14="http://schemas.microsoft.com/office/drawing/2010/main" xmlns:pic="http://schemas.openxmlformats.org/drawingml/2006/picture" xmlns:a="http://schemas.openxmlformats.org/drawingml/2006/main">
+          <mc:Fallback xmlns:a="http://schemas.openxmlformats.org/drawingml/2006/main" xmlns:pic="http://schemas.openxmlformats.org/drawingml/2006/picture" xmlns:a14="http://schemas.microsoft.com/office/drawing/2010/main">
             <w:pict>
               <v:shapetype id="_x0000_t13" coordsize="21600,21600" o:spt="13" adj="16200,5400" path="m@0,l@0@1,0@1,0@2@0@2@0,21600,21600,10800xe" w14:anchorId="39C82FE6">
                 <v:stroke joinstyle="miter"/>
@@ -10524,7 +10620,7 @@
           <w:iCs/>
           <w:color w:val="000000" w:themeColor="text1"/>
         </w:rPr>
-        <w:t>Nexys Video</w:t>
+        <w:t xml:space="preserve">Nexys </w:t>
       </w:r>
       <w:r>
         <w:rPr>
@@ -10533,7 +10629,16 @@
           <w:iCs/>
           <w:color w:val="000000" w:themeColor="text1"/>
         </w:rPr>
-        <w:t>VideoNoDDRPath]</w:t>
+        <w:t>Video</w:t>
+      </w:r>
+      <w:r>
+        <w:rPr>
+          <w:rFonts w:eastAsia="Arial" w:cs="Arial"/>
+          <w:i/>
+          <w:iCs/>
+          <w:color w:val="000000" w:themeColor="text1"/>
+        </w:rPr>
+        <w:t>NoDDRPath]</w:t>
       </w:r>
       <w:r>
         <w:rPr>
@@ -10785,7 +10890,7 @@
               </wp:anchor>
             </w:drawing>
           </mc:Choice>
-          <mc:Fallback xmlns:a14="http://schemas.microsoft.com/office/drawing/2010/main" xmlns:pic="http://schemas.openxmlformats.org/drawingml/2006/picture" xmlns:a="http://schemas.openxmlformats.org/drawingml/2006/main">
+          <mc:Fallback xmlns:a="http://schemas.openxmlformats.org/drawingml/2006/main" xmlns:pic="http://schemas.openxmlformats.org/drawingml/2006/picture" xmlns:a14="http://schemas.microsoft.com/office/drawing/2010/main">
             <w:pict>
               <v:shape id="Flecha derecha 21" style="position:absolute;margin-left:187.85pt;margin-top:2.2pt;width:33.15pt;height:59.75pt;rotation:90;z-index:251663372;visibility:visible;mso-wrap-style:square;mso-width-percent:0;mso-height-percent:0;mso-wrap-distance-left:9pt;mso-wrap-distance-top:0;mso-wrap-distance-right:9pt;mso-wrap-distance-bottom:0;mso-position-horizontal:absolute;mso-position-horizontal-relative:margin;mso-position-vertical:absolute;mso-position-vertical-relative:text;mso-width-percent:0;mso-height-percent:0;mso-width-relative:margin;mso-height-relative:margin;v-text-anchor:middle" o:spid="_x0000_s1026" fillcolor="#76923c [2406]" strokecolor="black [3213]" strokeweight="2pt" type="#_x0000_t13" adj="10800" o:gfxdata="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" w14:anchorId="42FA5CA1">
                 <w10:wrap anchorx="margin"/>
@@ -11518,7 +11623,28 @@
           <w:rFonts w:cs="Arial"/>
           <w:color w:val="00000A"/>
         </w:rPr>
-        <w:t>Nexys Video Video</w:t>
+        <w:t xml:space="preserve">Nexys </w:t>
+      </w:r>
+      <w:r>
+        <w:rPr>
+          <w:rFonts w:cs="Arial"/>
+          <w:color w:val="00000A"/>
+        </w:rPr>
+        <w:t>Video</w:t>
+      </w:r>
+      <w:r>
+        <w:rPr>
+          <w:rFonts w:cs="Arial"/>
+          <w:color w:val="00000A"/>
+        </w:rPr>
+        <w:t xml:space="preserve"> </w:t>
+      </w:r>
+      <w:r>
+        <w:rPr>
+          <w:rFonts w:cs="Arial"/>
+          <w:color w:val="00000A"/>
+        </w:rPr>
+        <w:t>Video</w:t>
       </w:r>
       <w:r>
         <w:rPr>

--- a/RVfpga/RVfpgaEL2/RVfpga_NexysVideo-NoDDR/Labs/Lab20/RVfpga_Lab20_VeeR-EL2_NexysVideo-NoDDR.docx
+++ b/RVfpga/RVfpgaEL2/RVfpga_NexysVideo-NoDDR/Labs/Lab20/RVfpga_Lab20_VeeR-EL2_NexysVideo-NoDDR.docx
@@ -1020,10 +1020,10 @@
             <v:path o:extrusionok="f" gradientshapeok="t" o:connecttype="rect"/>
             <o:lock v:ext="edit" aspectratio="t"/>
           </v:shapetype>
-          <v:shape id="_x0000_i1025" type="#_x0000_t75" style="width:416.2pt;height:289.6pt" o:ole="">
+          <v:shape id="_x0000_i1025" type="#_x0000_t75" style="width:416.25pt;height:289.7pt" o:ole="">
             <v:imagedata r:id="rId10" o:title=""/>
           </v:shape>
-          <o:OLEObject Type="Embed" ProgID="Visio.Drawing.15" ShapeID="_x0000_i1025" DrawAspect="Content" ObjectID="_1821815114" r:id="rId11"/>
+          <o:OLEObject Type="Embed" ProgID="Visio.Drawing.15" ShapeID="_x0000_i1025" DrawAspect="Content" ObjectID="_1821824055" r:id="rId11"/>
         </w:object>
       </w:r>
     </w:p>
@@ -1191,10 +1191,10 @@
       </w:pPr>
       <w:r>
         <w:object w:dxaOrig="24602" w:dyaOrig="23470" w14:anchorId="3BDB72E3">
-          <v:shape id="_x0000_i1026" type="#_x0000_t75" style="width:305.05pt;height:292.1pt" o:ole="">
+          <v:shape id="_x0000_i1026" type="#_x0000_t75" style="width:305.05pt;height:292.2pt" o:ole="">
             <v:imagedata r:id="rId12" o:title=""/>
           </v:shape>
-          <o:OLEObject Type="Embed" ProgID="Visio.Drawing.15" ShapeID="_x0000_i1026" DrawAspect="Content" ObjectID="_1821815115" r:id="rId13"/>
+          <o:OLEObject Type="Embed" ProgID="Visio.Drawing.15" ShapeID="_x0000_i1026" DrawAspect="Content" ObjectID="_1821824056" r:id="rId13"/>
         </w:object>
       </w:r>
     </w:p>
@@ -2860,12 +2860,10 @@
         <w:ind w:left="-1134"/>
         <w:jc w:val="center"/>
         <w:sectPr>
-          <w:headerReference w:type="even" r:id="rId14"/>
-          <w:headerReference w:type="default" r:id="rId15"/>
-          <w:footerReference w:type="even" r:id="rId16"/>
-          <w:footerReference w:type="default" r:id="rId17"/>
-          <w:headerReference w:type="first" r:id="rId18"/>
-          <w:footerReference w:type="first" r:id="rId19"/>
+          <w:headerReference w:type="default" r:id="rId14"/>
+          <w:footerReference w:type="default" r:id="rId15"/>
+          <w:headerReference w:type="first" r:id="rId16"/>
+          <w:footerReference w:type="first" r:id="rId17"/>
           <w:pgSz w:w="11906" w:h="16838"/>
           <w:pgMar w:top="1800" w:right="1440" w:bottom="1440" w:left="1440" w:header="706" w:footer="389" w:gutter="0"/>
           <w:cols w:space="720"/>
@@ -2882,10 +2880,10 @@
       </w:pPr>
       <w:r>
         <w:object w:dxaOrig="27324" w:dyaOrig="14517" w14:anchorId="79625C58">
-          <v:shape id="_x0000_i1027" type="#_x0000_t75" style="width:761.05pt;height:404.2pt" o:ole="">
-            <v:imagedata r:id="rId20" o:title=""/>
+          <v:shape id="_x0000_i1027" type="#_x0000_t75" style="width:760.95pt;height:404.3pt" o:ole="">
+            <v:imagedata r:id="rId18" o:title=""/>
           </v:shape>
-          <o:OLEObject Type="Embed" ProgID="Visio.Drawing.15" ShapeID="_x0000_i1027" DrawAspect="Content" ObjectID="_1821815116" r:id="rId21"/>
+          <o:OLEObject Type="Embed" ProgID="Visio.Drawing.15" ShapeID="_x0000_i1027" DrawAspect="Content" ObjectID="_1821824057" r:id="rId19"/>
         </w:object>
       </w:r>
     </w:p>
@@ -2903,8 +2901,8 @@
           <w:rFonts w:eastAsia="Arial" w:cs="Arial"/>
         </w:rPr>
         <w:sectPr>
-          <w:headerReference w:type="default" r:id="rId22"/>
-          <w:headerReference w:type="first" r:id="rId23"/>
+          <w:headerReference w:type="default" r:id="rId20"/>
+          <w:headerReference w:type="first" r:id="rId21"/>
           <w:pgSz w:w="16838" w:h="11906" w:orient="landscape"/>
           <w:pgMar w:top="1440" w:right="1797" w:bottom="1440" w:left="1440" w:header="709" w:footer="391" w:gutter="0"/>
           <w:cols w:space="720"/>
@@ -4247,6 +4245,7 @@
                 <w:szCs w:val="18"/>
                 <w:lang w:val="de-DE"/>
               </w:rPr>
+              <w:lastRenderedPageBreak/>
               <w:t>REPEAT_Access:</w:t>
             </w:r>
             <w:r>
@@ -4384,6 +4383,7 @@
       <w:bookmarkStart w:id="6" w:name="_Ref38787973"/>
       <w:bookmarkStart w:id="7" w:name="_Ref82529670"/>
       <w:r>
+        <w:lastRenderedPageBreak/>
         <w:t xml:space="preserve">Figure </w:t>
       </w:r>
       <w:r>
@@ -4783,6 +4783,3871 @@
             <wp:extent cx="5735410" cy="2449498"/>
             <wp:effectExtent l="0" t="0" r="0" b="0"/>
             <wp:docPr id="1499807647" name="Picture 1499807647"/>
+            <wp:cNvGraphicFramePr>
+              <a:graphicFrameLocks xmlns:a="http://schemas.openxmlformats.org/drawingml/2006/main" noChangeAspect="1"/>
+            </wp:cNvGraphicFramePr>
+            <a:graphic xmlns:a="http://schemas.openxmlformats.org/drawingml/2006/main">
+              <a:graphicData uri="http://schemas.openxmlformats.org/drawingml/2006/picture">
+                <pic:pic xmlns:pic="http://schemas.openxmlformats.org/drawingml/2006/picture">
+                  <pic:nvPicPr>
+                    <pic:cNvPr id="0" name=""/>
+                    <pic:cNvPicPr/>
+                  </pic:nvPicPr>
+                  <pic:blipFill>
+                    <a:blip r:embed="rId22">
+                      <a:extLst>
+                        <a:ext uri="{28A0092B-C50C-407E-A947-70E740481C1C}">
+                          <a14:useLocalDpi xmlns:a14="http://schemas.microsoft.com/office/drawing/2010/main" val="0"/>
+                        </a:ext>
+                      </a:extLst>
+                    </a:blip>
+                    <a:stretch>
+                      <a:fillRect/>
+                    </a:stretch>
+                  </pic:blipFill>
+                  <pic:spPr>
+                    <a:xfrm>
+                      <a:off x="0" y="0"/>
+                      <a:ext cx="5735410" cy="2449498"/>
+                    </a:xfrm>
+                    <a:prstGeom prst="rect">
+                      <a:avLst/>
+                    </a:prstGeom>
+                  </pic:spPr>
+                </pic:pic>
+              </a:graphicData>
+            </a:graphic>
+          </wp:inline>
+        </w:drawing>
+      </w:r>
+    </w:p>
+    <w:p>
+      <w:pPr>
+        <w:pStyle w:val="a6"/>
+        <w:jc w:val="center"/>
+        <w:rPr>
+          <w:iCs w:val="0"/>
+        </w:rPr>
+      </w:pPr>
+      <w:bookmarkStart w:id="8" w:name="_Ref149506216"/>
+      <w:r>
+        <w:t xml:space="preserve">Figure </w:t>
+      </w:r>
+      <w:r>
+        <w:fldChar w:fldCharType="begin"/>
+      </w:r>
+      <w:r>
+        <w:instrText>SEQ Figure \* ARABIC</w:instrText>
+      </w:r>
+      <w:r>
+        <w:fldChar w:fldCharType="separate"/>
+      </w:r>
+      <w:r>
+        <w:rPr>
+          <w:noProof/>
+        </w:rPr>
+        <w:t>5</w:t>
+      </w:r>
+      <w:r>
+        <w:fldChar w:fldCharType="end"/>
+      </w:r>
+      <w:bookmarkEnd w:id="8"/>
+      <w:r>
+        <w:t xml:space="preserve">. Simulation of a random iteration of the program from </w:t>
+      </w:r>
+      <w:r>
+        <w:rPr>
+          <w:iCs w:val="0"/>
+        </w:rPr>
+        <w:fldChar w:fldCharType="begin"/>
+      </w:r>
+      <w:r>
+        <w:instrText xml:space="preserve"> REF _Ref82529670 \h </w:instrText>
+      </w:r>
+      <w:r>
+        <w:rPr>
+          <w:iCs w:val="0"/>
+        </w:rPr>
+      </w:r>
+      <w:r>
+        <w:rPr>
+          <w:iCs w:val="0"/>
+        </w:rPr>
+        <w:fldChar w:fldCharType="separate"/>
+      </w:r>
+      <w:r>
+        <w:t xml:space="preserve">Figure </w:t>
+      </w:r>
+      <w:r>
+        <w:rPr>
+          <w:noProof/>
+        </w:rPr>
+        <w:t>4</w:t>
+      </w:r>
+      <w:r>
+        <w:rPr>
+          <w:iCs w:val="0"/>
+        </w:rPr>
+        <w:fldChar w:fldCharType="end"/>
+      </w:r>
+    </w:p>
+    <w:p>
+      <w:pPr>
+        <w:pStyle w:val="a6"/>
+        <w:jc w:val="center"/>
+      </w:pPr>
+    </w:p>
+    <w:p>
+      <w:pPr>
+        <w:pStyle w:val="a6"/>
+        <w:jc w:val="center"/>
+      </w:pPr>
+    </w:p>
+    <w:p>
+      <w:pPr>
+        <w:pBdr>
+          <w:top w:val="single" w:sz="4" w:space="1" w:color="auto"/>
+          <w:left w:val="single" w:sz="4" w:space="4" w:color="auto"/>
+          <w:bottom w:val="single" w:sz="4" w:space="1" w:color="auto"/>
+          <w:right w:val="single" w:sz="4" w:space="4" w:color="auto"/>
+        </w:pBdr>
+        <w:shd w:val="clear" w:color="auto" w:fill="E5B8B7" w:themeFill="accent2" w:themeFillTint="66"/>
+        <w:rPr>
+          <w:lang w:val="es-ES"/>
+        </w:rPr>
+      </w:pPr>
+      <w:r>
+        <w:rPr>
+          <w:rFonts w:cs="Arial"/>
+          <w:b/>
+          <w:bCs/>
+          <w:color w:val="00000A"/>
+          <w:u w:val="single"/>
+        </w:rPr>
+        <w:t>TASK</w:t>
+      </w:r>
+      <w:r>
+        <w:rPr>
+          <w:rFonts w:cs="Arial"/>
+          <w:b/>
+          <w:bCs/>
+          <w:color w:val="00000A"/>
+        </w:rPr>
+        <w:t xml:space="preserve">: </w:t>
+      </w:r>
+      <w:r>
+        <w:rPr>
+          <w:rFonts w:cs="Arial"/>
+          <w:color w:val="00000A"/>
+        </w:rPr>
+        <w:t xml:space="preserve">Replicate the simulation </w:t>
+      </w:r>
+      <w:r>
+        <w:rPr>
+          <w:lang w:val="es-ES"/>
+        </w:rPr>
+        <w:t>on your own computer</w:t>
+      </w:r>
+      <w:r>
+        <w:rPr>
+          <w:lang w:val="es-ES"/>
+        </w:rPr>
+        <w:t>.</w:t>
+      </w:r>
+    </w:p>
+    <w:p>
+      <w:pPr>
+        <w:rPr>
+          <w:rFonts w:cs="Arial"/>
+          <w:lang w:val="es-ES"/>
+        </w:rPr>
+      </w:pPr>
+    </w:p>
+    <w:p>
+      <w:pPr>
+        <w:rPr>
+          <w:rFonts w:cs="Arial"/>
+          <w:lang w:val="es-ES"/>
+        </w:rPr>
+      </w:pPr>
+    </w:p>
+    <w:p>
+      <w:r>
+        <w:t>M</w:t>
+      </w:r>
+      <w:r>
+        <w:t>emory reads and writes using the DCCM</w:t>
+      </w:r>
+      <w:r>
+        <w:t xml:space="preserve"> occur as follows:</w:t>
+      </w:r>
+    </w:p>
+    <w:p/>
+    <w:p>
+      <w:pPr>
+        <w:pStyle w:val="af"/>
+        <w:numPr>
+          <w:ilvl w:val="1"/>
+          <w:numId w:val="37"/>
+        </w:numPr>
+        <w:ind w:left="360"/>
+        <w:rPr>
+          <w:rFonts w:cs="Arial"/>
+        </w:rPr>
+      </w:pPr>
+      <w:r>
+        <w:rPr>
+          <w:b/>
+          <w:bCs/>
+          <w:color w:val="0070C0"/>
+        </w:rPr>
+        <w:t xml:space="preserve">Cycle </w:t>
+      </w:r>
+      <w:r>
+        <w:rPr>
+          <w:b/>
+          <w:bCs/>
+          <w:color w:val="0070C0"/>
+        </w:rPr>
+        <w:t>1</w:t>
+      </w:r>
+      <w:r>
+        <w:rPr>
+          <w:b/>
+          <w:bCs/>
+          <w:color w:val="0070C0"/>
+        </w:rPr>
+        <w:t xml:space="preserve">: </w:t>
+      </w:r>
+      <w:r>
+        <w:rPr>
+          <w:rFonts w:cs="Arial"/>
+        </w:rPr>
+        <w:t xml:space="preserve">The </w:t>
+      </w:r>
+      <w:r>
+        <w:rPr>
+          <w:rFonts w:ascii="Courier New" w:hAnsi="Courier New" w:cs="Courier New"/>
+        </w:rPr>
+        <w:t>lw</w:t>
+      </w:r>
+      <w:r>
+        <w:rPr>
+          <w:rFonts w:cs="Arial"/>
+        </w:rPr>
+        <w:t xml:space="preserve"> </w:t>
+      </w:r>
+      <w:r>
+        <w:t xml:space="preserve">instruction is decoded: </w:t>
+      </w:r>
+      <w:r>
+        <w:rPr>
+          <w:rFonts w:ascii="Courier New" w:hAnsi="Courier New" w:cs="Courier New"/>
+        </w:rPr>
+        <w:t>dec_i</w:t>
+      </w:r>
+      <w:r>
+        <w:rPr>
+          <w:rFonts w:ascii="Courier New" w:hAnsi="Courier New" w:cs="Courier New"/>
+        </w:rPr>
+        <w:t>0</w:t>
+      </w:r>
+      <w:r>
+        <w:rPr>
+          <w:rFonts w:ascii="Courier New" w:hAnsi="Courier New" w:cs="Courier New"/>
+        </w:rPr>
+        <w:t>_instr_d</w:t>
+      </w:r>
+      <w:r>
+        <w:t xml:space="preserve"> = </w:t>
+      </w:r>
+      <w:r>
+        <w:rPr>
+          <w:rFonts w:cs="Arial"/>
+        </w:rPr>
+        <w:t>0x000eae03.</w:t>
+      </w:r>
+      <w:r>
+        <w:rPr>
+          <w:rFonts w:cs="Arial"/>
+        </w:rPr>
+        <w:t xml:space="preserve"> </w:t>
+      </w:r>
+      <w:r>
+        <w:rPr>
+          <w:rFonts w:cs="Arial"/>
+        </w:rPr>
+        <w:t>Also</w:t>
+      </w:r>
+      <w:r>
+        <w:rPr>
+          <w:rFonts w:cs="Arial"/>
+        </w:rPr>
+        <w:t>, t</w:t>
+      </w:r>
+      <w:r>
+        <w:rPr>
+          <w:rFonts w:cs="Arial"/>
+        </w:rPr>
+        <w:t xml:space="preserve">he address is generated in </w:t>
+      </w:r>
+      <w:r>
+        <w:rPr>
+          <w:rFonts w:cs="Arial"/>
+        </w:rPr>
+        <w:t xml:space="preserve">the </w:t>
+      </w:r>
+      <w:r>
+        <w:rPr>
+          <w:rFonts w:cs="Arial"/>
+        </w:rPr>
+        <w:t>D S</w:t>
+      </w:r>
+      <w:r>
+        <w:rPr>
+          <w:rFonts w:cs="Arial"/>
+        </w:rPr>
+        <w:t>tage</w:t>
+      </w:r>
+      <w:r>
+        <w:rPr>
+          <w:rFonts w:cs="Arial"/>
+        </w:rPr>
+        <w:t>,</w:t>
+      </w:r>
+      <w:r>
+        <w:rPr>
+          <w:rFonts w:cs="Arial"/>
+        </w:rPr>
+        <w:t xml:space="preserve"> </w:t>
+      </w:r>
+      <w:r>
+        <w:rPr>
+          <w:rFonts w:cs="Arial"/>
+        </w:rPr>
+        <w:t xml:space="preserve">as </w:t>
+      </w:r>
+      <w:r>
+        <w:rPr>
+          <w:rFonts w:cs="Arial"/>
+        </w:rPr>
+        <w:t xml:space="preserve">described </w:t>
+      </w:r>
+      <w:r>
+        <w:rPr>
+          <w:rFonts w:cs="Arial"/>
+        </w:rPr>
+        <w:t>in Lab 13</w:t>
+      </w:r>
+      <w:r>
+        <w:rPr>
+          <w:rFonts w:cs="Arial"/>
+        </w:rPr>
+        <w:t>, and provided to the DCCM</w:t>
+      </w:r>
+      <w:r>
+        <w:rPr>
+          <w:rFonts w:cs="Arial"/>
+        </w:rPr>
+        <w:t>:</w:t>
+      </w:r>
+    </w:p>
+    <w:p>
+      <w:pPr>
+        <w:pStyle w:val="af"/>
+        <w:numPr>
+          <w:ilvl w:val="2"/>
+          <w:numId w:val="37"/>
+        </w:numPr>
+        <w:ind w:left="1080"/>
+        <w:rPr>
+          <w:rFonts w:cs="Arial"/>
+        </w:rPr>
+      </w:pPr>
+      <w:r>
+        <w:rPr>
+          <w:rFonts w:ascii="Courier New" w:hAnsi="Courier New" w:cs="Courier New"/>
+        </w:rPr>
+        <w:t>lsu</w:t>
+      </w:r>
+      <w:r>
+        <w:rPr>
+          <w:rFonts w:ascii="Courier New" w:hAnsi="Courier New" w:cs="Courier New"/>
+        </w:rPr>
+        <w:t>_addr_d</w:t>
+      </w:r>
+      <w:r>
+        <w:rPr>
+          <w:rFonts w:ascii="Courier New" w:hAnsi="Courier New" w:cs="Courier New"/>
+        </w:rPr>
+        <w:t>[31:0]</w:t>
+      </w:r>
+      <w:r>
+        <w:t xml:space="preserve"> = </w:t>
+      </w:r>
+      <w:r>
+        <w:rPr>
+          <w:rFonts w:cs="Arial"/>
+        </w:rPr>
+        <w:t>0xF00400</w:t>
+      </w:r>
+      <w:r>
+        <w:rPr>
+          <w:rFonts w:cs="Arial"/>
+        </w:rPr>
+        <w:t>30</w:t>
+      </w:r>
+      <w:r>
+        <w:rPr>
+          <w:rFonts w:cs="Arial"/>
+        </w:rPr>
+        <w:t xml:space="preserve"> </w:t>
+      </w:r>
+      <w:r>
+        <w:rPr>
+          <w:rFonts w:ascii="Wingdings" w:eastAsia="Wingdings" w:hAnsi="Wingdings" w:cs="Wingdings"/>
+        </w:rPr>
+        <w:t></w:t>
+      </w:r>
+      <w:r>
+        <w:rPr>
+          <w:rFonts w:cs="Arial"/>
+        </w:rPr>
+        <w:t xml:space="preserve"> </w:t>
+      </w:r>
+      <w:r>
+        <w:rPr>
+          <w:rFonts w:ascii="Courier New" w:hAnsi="Courier New" w:cs="Courier New"/>
+        </w:rPr>
+        <w:t>dccm_rd_addr_lo</w:t>
+      </w:r>
+      <w:r>
+        <w:rPr>
+          <w:rFonts w:ascii="Courier New" w:hAnsi="Courier New" w:cs="Courier New"/>
+        </w:rPr>
+        <w:t>[1</w:t>
+      </w:r>
+      <w:r>
+        <w:rPr>
+          <w:rFonts w:ascii="Courier New" w:hAnsi="Courier New" w:cs="Courier New"/>
+        </w:rPr>
+        <w:t>3</w:t>
+      </w:r>
+      <w:r>
+        <w:rPr>
+          <w:rFonts w:ascii="Courier New" w:hAnsi="Courier New" w:cs="Courier New"/>
+        </w:rPr>
+        <w:t>:0]</w:t>
+      </w:r>
+      <w:r>
+        <w:t xml:space="preserve"> = </w:t>
+      </w:r>
+      <w:r>
+        <w:rPr>
+          <w:rFonts w:cs="Arial"/>
+        </w:rPr>
+        <w:t>0x00</w:t>
+      </w:r>
+      <w:r>
+        <w:rPr>
+          <w:rFonts w:cs="Arial"/>
+        </w:rPr>
+        <w:t>30</w:t>
+      </w:r>
+    </w:p>
+    <w:p>
+      <w:pPr>
+        <w:pStyle w:val="af"/>
+        <w:numPr>
+          <w:ilvl w:val="2"/>
+          <w:numId w:val="37"/>
+        </w:numPr>
+        <w:ind w:left="1080"/>
+        <w:rPr>
+          <w:rFonts w:cs="Arial"/>
+        </w:rPr>
+      </w:pPr>
+      <w:r>
+        <w:rPr>
+          <w:rFonts w:ascii="Courier New" w:hAnsi="Courier New" w:cs="Courier New"/>
+        </w:rPr>
+        <w:t>end</w:t>
+      </w:r>
+      <w:r>
+        <w:rPr>
+          <w:rFonts w:ascii="Courier New" w:hAnsi="Courier New" w:cs="Courier New"/>
+        </w:rPr>
+        <w:t>_addr_d</w:t>
+      </w:r>
+      <w:r>
+        <w:rPr>
+          <w:rFonts w:ascii="Courier New" w:hAnsi="Courier New" w:cs="Courier New"/>
+        </w:rPr>
+        <w:t>[1</w:t>
+      </w:r>
+      <w:r>
+        <w:rPr>
+          <w:rFonts w:ascii="Courier New" w:hAnsi="Courier New" w:cs="Courier New"/>
+        </w:rPr>
+        <w:t>3</w:t>
+      </w:r>
+      <w:r>
+        <w:rPr>
+          <w:rFonts w:ascii="Courier New" w:hAnsi="Courier New" w:cs="Courier New"/>
+        </w:rPr>
+        <w:t>:0]</w:t>
+      </w:r>
+      <w:r>
+        <w:t xml:space="preserve"> = </w:t>
+      </w:r>
+      <w:r>
+        <w:rPr>
+          <w:rFonts w:cs="Arial"/>
+        </w:rPr>
+        <w:t>0x00</w:t>
+      </w:r>
+      <w:r>
+        <w:rPr>
+          <w:rFonts w:cs="Arial"/>
+        </w:rPr>
+        <w:t>33</w:t>
+      </w:r>
+      <w:r>
+        <w:rPr>
+          <w:rFonts w:cs="Arial"/>
+        </w:rPr>
+        <w:t xml:space="preserve"> </w:t>
+      </w:r>
+      <w:r>
+        <w:rPr>
+          <w:rFonts w:cs="Arial"/>
+        </w:rPr>
+        <w:t xml:space="preserve">        </w:t>
+      </w:r>
+      <w:r>
+        <w:rPr>
+          <w:rFonts w:ascii="Wingdings" w:eastAsia="Wingdings" w:hAnsi="Wingdings" w:cs="Wingdings"/>
+        </w:rPr>
+        <w:t></w:t>
+      </w:r>
+      <w:r>
+        <w:rPr>
+          <w:rFonts w:cs="Arial"/>
+        </w:rPr>
+        <w:t xml:space="preserve"> </w:t>
+      </w:r>
+      <w:r>
+        <w:rPr>
+          <w:rFonts w:ascii="Courier New" w:hAnsi="Courier New" w:cs="Courier New"/>
+        </w:rPr>
+        <w:t>dccm_rd_addr_hi</w:t>
+      </w:r>
+      <w:r>
+        <w:rPr>
+          <w:rFonts w:ascii="Courier New" w:hAnsi="Courier New" w:cs="Courier New"/>
+        </w:rPr>
+        <w:t>[1</w:t>
+      </w:r>
+      <w:r>
+        <w:rPr>
+          <w:rFonts w:ascii="Courier New" w:hAnsi="Courier New" w:cs="Courier New"/>
+        </w:rPr>
+        <w:t>3</w:t>
+      </w:r>
+      <w:r>
+        <w:rPr>
+          <w:rFonts w:ascii="Courier New" w:hAnsi="Courier New" w:cs="Courier New"/>
+        </w:rPr>
+        <w:t>:0]</w:t>
+      </w:r>
+      <w:r>
+        <w:t xml:space="preserve"> = </w:t>
+      </w:r>
+      <w:r>
+        <w:rPr>
+          <w:rFonts w:cs="Arial"/>
+        </w:rPr>
+        <w:t>0x00</w:t>
+      </w:r>
+      <w:r>
+        <w:rPr>
+          <w:rFonts w:cs="Arial"/>
+        </w:rPr>
+        <w:t>33</w:t>
+      </w:r>
+    </w:p>
+    <w:p>
+      <w:pPr>
+        <w:pStyle w:val="af"/>
+        <w:ind w:left="360"/>
+        <w:rPr>
+          <w:rFonts w:cs="Arial"/>
+        </w:rPr>
+      </w:pPr>
+    </w:p>
+    <w:p>
+      <w:pPr>
+        <w:pStyle w:val="af"/>
+        <w:ind w:left="360"/>
+      </w:pPr>
+      <w:r>
+        <w:rPr>
+          <w:rFonts w:cs="Arial"/>
+        </w:rPr>
+        <w:t>As a result of the address check, read</w:t>
+      </w:r>
+      <w:r>
+        <w:rPr>
+          <w:rFonts w:cs="Arial"/>
+        </w:rPr>
+        <w:t>ing</w:t>
+      </w:r>
+      <w:r>
+        <w:rPr>
+          <w:rFonts w:cs="Arial"/>
+        </w:rPr>
+        <w:t xml:space="preserve"> the DCCM is enabled: </w:t>
+      </w:r>
+      <w:r>
+        <w:rPr>
+          <w:rFonts w:ascii="Courier New" w:hAnsi="Courier New" w:cs="Courier New"/>
+        </w:rPr>
+        <w:t>dccm_rden</w:t>
+      </w:r>
+      <w:r>
+        <w:t xml:space="preserve"> = </w:t>
+      </w:r>
+      <w:r>
+        <w:rPr>
+          <w:rFonts w:cs="Arial"/>
+        </w:rPr>
+        <w:t>1.</w:t>
+      </w:r>
+      <w:r>
+        <w:rPr>
+          <w:rFonts w:cs="Arial"/>
+        </w:rPr>
+        <w:t xml:space="preserve"> This signal is provided </w:t>
+      </w:r>
+      <w:r>
+        <w:rPr>
+          <w:rFonts w:cs="Arial"/>
+        </w:rPr>
+        <w:t xml:space="preserve">to the DCCM and, along with the </w:t>
+      </w:r>
+      <w:r>
+        <w:rPr>
+          <w:rFonts w:cs="Arial"/>
+        </w:rPr>
+        <w:t>2</w:t>
+      </w:r>
+      <w:r>
+        <w:rPr>
+          <w:rFonts w:cs="Arial"/>
+        </w:rPr>
+        <w:t xml:space="preserve">-bit </w:t>
+      </w:r>
+      <w:r>
+        <w:rPr>
+          <w:rFonts w:cs="Arial"/>
+          <w:i/>
+          <w:iCs/>
+        </w:rPr>
+        <w:t>Bank</w:t>
+      </w:r>
+      <w:r>
+        <w:rPr>
+          <w:rFonts w:cs="Arial"/>
+        </w:rPr>
+        <w:t xml:space="preserve"> field of the address, determines the bank that must be read</w:t>
+      </w:r>
+      <w:r>
+        <w:rPr>
+          <w:rFonts w:cs="Arial"/>
+        </w:rPr>
+        <w:t>.</w:t>
+      </w:r>
+      <w:r>
+        <w:rPr>
+          <w:rFonts w:cs="Arial"/>
+        </w:rPr>
+        <w:t xml:space="preserve"> </w:t>
+      </w:r>
+      <w:r>
+        <w:rPr>
+          <w:rFonts w:cs="Arial"/>
+        </w:rPr>
+        <w:t>I</w:t>
+      </w:r>
+      <w:r>
+        <w:rPr>
+          <w:rFonts w:cs="Arial"/>
+        </w:rPr>
+        <w:t>n this case</w:t>
+      </w:r>
+      <w:r>
+        <w:rPr>
+          <w:rFonts w:cs="Arial"/>
+        </w:rPr>
+        <w:t>,</w:t>
+      </w:r>
+      <w:r>
+        <w:rPr>
+          <w:rFonts w:cs="Arial"/>
+        </w:rPr>
+        <w:t xml:space="preserve"> only</w:t>
+      </w:r>
+      <w:r>
+        <w:rPr>
+          <w:rFonts w:cs="Arial"/>
+        </w:rPr>
+        <w:t xml:space="preserve"> the </w:t>
+      </w:r>
+      <w:r>
+        <w:rPr>
+          <w:rFonts w:cs="Arial"/>
+        </w:rPr>
+        <w:t>f</w:t>
+      </w:r>
+      <w:r>
+        <w:rPr>
+          <w:rFonts w:cs="Arial"/>
+        </w:rPr>
+        <w:t xml:space="preserve">irst </w:t>
+      </w:r>
+      <w:r>
+        <w:rPr>
+          <w:rFonts w:cs="Arial"/>
+        </w:rPr>
+        <w:t>bank</w:t>
+      </w:r>
+      <w:r>
+        <w:rPr>
+          <w:rFonts w:cs="Arial"/>
+        </w:rPr>
+        <w:t xml:space="preserve"> </w:t>
+      </w:r>
+      <w:r>
+        <w:rPr>
+          <w:rFonts w:cs="Arial"/>
+        </w:rPr>
+        <w:t>needs to be read</w:t>
+      </w:r>
+      <w:r>
+        <w:rPr>
+          <w:rFonts w:cs="Arial"/>
+        </w:rPr>
+        <w:t xml:space="preserve">: </w:t>
+      </w:r>
+      <w:r>
+        <w:rPr>
+          <w:rFonts w:ascii="Courier New" w:hAnsi="Courier New" w:cs="Courier New"/>
+        </w:rPr>
+        <w:lastRenderedPageBreak/>
+        <w:t>rden_bank</w:t>
+      </w:r>
+      <w:r>
+        <w:rPr>
+          <w:rFonts w:cs="Arial"/>
+        </w:rPr>
+        <w:t xml:space="preserve"> = 0x</w:t>
+      </w:r>
+      <w:r>
+        <w:rPr>
+          <w:rFonts w:cs="Arial"/>
+        </w:rPr>
+        <w:t>1</w:t>
+      </w:r>
+      <w:r>
+        <w:rPr>
+          <w:rFonts w:cs="Arial"/>
+        </w:rPr>
+        <w:t>.</w:t>
+      </w:r>
+    </w:p>
+    <w:p>
+      <w:pPr>
+        <w:pStyle w:val="a6"/>
+        <w:rPr>
+          <w:rFonts w:cs="Times New Roman"/>
+        </w:rPr>
+      </w:pPr>
+    </w:p>
+    <w:p>
+      <w:pPr>
+        <w:pStyle w:val="af"/>
+        <w:numPr>
+          <w:ilvl w:val="1"/>
+          <w:numId w:val="37"/>
+        </w:numPr>
+        <w:ind w:left="360"/>
+      </w:pPr>
+      <w:r>
+        <w:rPr>
+          <w:b/>
+          <w:bCs/>
+          <w:color w:val="0070C0"/>
+        </w:rPr>
+        <w:t xml:space="preserve">Cycle </w:t>
+      </w:r>
+      <w:r>
+        <w:rPr>
+          <w:b/>
+          <w:bCs/>
+          <w:color w:val="0070C0"/>
+        </w:rPr>
+        <w:t>2</w:t>
+      </w:r>
+      <w:r>
+        <w:rPr>
+          <w:b/>
+          <w:bCs/>
+          <w:color w:val="0070C0"/>
+        </w:rPr>
+        <w:t xml:space="preserve">: </w:t>
+      </w:r>
+      <w:r>
+        <w:rPr>
+          <w:rFonts w:cs="Arial"/>
+        </w:rPr>
+        <w:t>The read data is obtained from the DCCM and provided to the core</w:t>
+      </w:r>
+      <w:r>
+        <w:rPr>
+          <w:rFonts w:cs="Arial"/>
+        </w:rPr>
+        <w:t>. G</w:t>
+      </w:r>
+      <w:r>
+        <w:rPr>
+          <w:rFonts w:cs="Arial"/>
+        </w:rPr>
+        <w:t>iven that it is an aligned access, the</w:t>
+      </w:r>
+      <w:r>
+        <w:rPr>
+          <w:rFonts w:cs="Arial"/>
+        </w:rPr>
+        <w:t xml:space="preserve"> two read signals are equal</w:t>
+      </w:r>
+      <w:r>
+        <w:rPr>
+          <w:rFonts w:cs="Arial"/>
+        </w:rPr>
+        <w:t xml:space="preserve"> and only </w:t>
+      </w:r>
+      <w:r>
+        <w:rPr>
+          <w:rFonts w:ascii="Courier New" w:hAnsi="Courier New" w:cs="Courier New"/>
+        </w:rPr>
+        <w:t>dccm_</w:t>
+      </w:r>
+      <w:r>
+        <w:rPr>
+          <w:rFonts w:ascii="Courier New" w:hAnsi="Courier New" w:cs="Courier New"/>
+        </w:rPr>
+        <w:t>rd_</w:t>
+      </w:r>
+      <w:r>
+        <w:rPr>
+          <w:rFonts w:ascii="Courier New" w:hAnsi="Courier New" w:cs="Courier New"/>
+        </w:rPr>
+        <w:t>data_lo</w:t>
+      </w:r>
+      <w:r>
+        <w:rPr>
+          <w:rFonts w:cs="Arial"/>
+        </w:rPr>
+        <w:t xml:space="preserve"> is effectively used by the core</w:t>
+      </w:r>
+      <w:r>
+        <w:rPr>
+          <w:rFonts w:cs="Arial"/>
+        </w:rPr>
+        <w:t>:</w:t>
+      </w:r>
+    </w:p>
+    <w:p>
+      <w:pPr>
+        <w:pStyle w:val="af"/>
+        <w:numPr>
+          <w:ilvl w:val="2"/>
+          <w:numId w:val="37"/>
+        </w:numPr>
+        <w:ind w:left="1080"/>
+        <w:rPr>
+          <w:rFonts w:cs="Arial"/>
+        </w:rPr>
+      </w:pPr>
+      <w:r>
+        <w:rPr>
+          <w:rFonts w:ascii="Courier New" w:hAnsi="Courier New" w:cs="Courier New"/>
+        </w:rPr>
+        <w:t>dccm_rd_data_lo</w:t>
+      </w:r>
+      <w:r>
+        <w:t xml:space="preserve"> = </w:t>
+      </w:r>
+      <w:r>
+        <w:rPr>
+          <w:rFonts w:cs="Arial"/>
+        </w:rPr>
+        <w:t>0x</w:t>
+      </w:r>
+      <w:r>
+        <w:rPr>
+          <w:rFonts w:cs="Arial"/>
+          <w:color w:val="FF0000"/>
+        </w:rPr>
+        <w:t>4</w:t>
+      </w:r>
+      <w:r>
+        <w:rPr>
+          <w:rFonts w:cs="Arial"/>
+          <w:color w:val="FF0000"/>
+        </w:rPr>
+        <w:t>1</w:t>
+      </w:r>
+      <w:r>
+        <w:rPr>
+          <w:rFonts w:cs="Arial"/>
+        </w:rPr>
+        <w:t>0000000</w:t>
+      </w:r>
+      <w:r>
+        <w:rPr>
+          <w:rFonts w:cs="Arial"/>
+        </w:rPr>
+        <w:t>C</w:t>
+      </w:r>
+    </w:p>
+    <w:p>
+      <w:pPr>
+        <w:pStyle w:val="af"/>
+        <w:numPr>
+          <w:ilvl w:val="2"/>
+          <w:numId w:val="37"/>
+        </w:numPr>
+        <w:ind w:left="1080"/>
+        <w:rPr>
+          <w:rFonts w:cs="Arial"/>
+        </w:rPr>
+      </w:pPr>
+      <w:r>
+        <w:rPr>
+          <w:rFonts w:ascii="Courier New" w:hAnsi="Courier New" w:cs="Courier New"/>
+        </w:rPr>
+        <w:t>dccm_rd_data_hi</w:t>
+      </w:r>
+      <w:r>
+        <w:t xml:space="preserve"> = </w:t>
+      </w:r>
+      <w:r>
+        <w:rPr>
+          <w:rFonts w:cs="Arial"/>
+        </w:rPr>
+        <w:t>0x</w:t>
+      </w:r>
+      <w:r>
+        <w:rPr>
+          <w:rFonts w:cs="Arial"/>
+          <w:color w:val="FF0000"/>
+        </w:rPr>
+        <w:t>4</w:t>
+      </w:r>
+      <w:r>
+        <w:rPr>
+          <w:rFonts w:cs="Arial"/>
+          <w:color w:val="FF0000"/>
+        </w:rPr>
+        <w:t>1</w:t>
+      </w:r>
+      <w:r>
+        <w:rPr>
+          <w:rFonts w:cs="Arial"/>
+        </w:rPr>
+        <w:t>0000000</w:t>
+      </w:r>
+      <w:r>
+        <w:rPr>
+          <w:rFonts w:cs="Arial"/>
+        </w:rPr>
+        <w:t>C</w:t>
+      </w:r>
+    </w:p>
+    <w:p>
+      <w:pPr>
+        <w:pStyle w:val="af"/>
+        <w:numPr>
+          <w:ilvl w:val="2"/>
+          <w:numId w:val="37"/>
+        </w:numPr>
+        <w:ind w:left="1080"/>
+        <w:rPr>
+          <w:rFonts w:cs="Arial"/>
+        </w:rPr>
+      </w:pPr>
+      <w:r>
+        <w:rPr>
+          <w:rFonts w:ascii="Courier New" w:hAnsi="Courier New" w:cs="Courier New"/>
+        </w:rPr>
+        <w:t>dccm_rdata_lo_m</w:t>
+      </w:r>
+      <w:r>
+        <w:t xml:space="preserve"> = </w:t>
+      </w:r>
+      <w:r>
+        <w:rPr>
+          <w:rFonts w:cs="Arial"/>
+        </w:rPr>
+        <w:t>0x0000000C</w:t>
+      </w:r>
+    </w:p>
+    <w:p>
+      <w:pPr>
+        <w:pStyle w:val="af"/>
+        <w:numPr>
+          <w:ilvl w:val="2"/>
+          <w:numId w:val="37"/>
+        </w:numPr>
+        <w:ind w:left="1080"/>
+        <w:rPr>
+          <w:rFonts w:cs="Arial"/>
+        </w:rPr>
+      </w:pPr>
+      <w:r>
+        <w:rPr>
+          <w:rFonts w:ascii="Courier New" w:hAnsi="Courier New" w:cs="Courier New"/>
+        </w:rPr>
+        <w:t>dccm_rdata_hi_m</w:t>
+      </w:r>
+      <w:r>
+        <w:t xml:space="preserve"> = </w:t>
+      </w:r>
+      <w:r>
+        <w:rPr>
+          <w:rFonts w:cs="Arial"/>
+        </w:rPr>
+        <w:t>0x0000000C</w:t>
+      </w:r>
+    </w:p>
+    <w:p>
+      <w:pPr>
+        <w:pStyle w:val="a6"/>
+        <w:rPr>
+          <w:rFonts w:cs="Times New Roman"/>
+        </w:rPr>
+      </w:pPr>
+    </w:p>
+    <w:p>
+      <w:pPr>
+        <w:pStyle w:val="af"/>
+        <w:numPr>
+          <w:ilvl w:val="1"/>
+          <w:numId w:val="37"/>
+        </w:numPr>
+        <w:ind w:left="360"/>
+      </w:pPr>
+      <w:r>
+        <w:rPr>
+          <w:b/>
+          <w:bCs/>
+          <w:color w:val="0070C0"/>
+        </w:rPr>
+        <w:t xml:space="preserve">Cycle </w:t>
+      </w:r>
+      <w:r>
+        <w:rPr>
+          <w:b/>
+          <w:bCs/>
+          <w:color w:val="0070C0"/>
+        </w:rPr>
+        <w:t>3</w:t>
+      </w:r>
+      <w:r>
+        <w:rPr>
+          <w:b/>
+          <w:bCs/>
+          <w:color w:val="0070C0"/>
+        </w:rPr>
+        <w:t xml:space="preserve">: </w:t>
+      </w:r>
+      <w:r>
+        <w:rPr>
+          <w:rFonts w:cs="Arial"/>
+        </w:rPr>
+        <w:t xml:space="preserve">The </w:t>
+      </w:r>
+      <w:r>
+        <w:rPr>
+          <w:rFonts w:ascii="Courier New" w:hAnsi="Courier New" w:cs="Courier New"/>
+        </w:rPr>
+        <w:t>sw</w:t>
+      </w:r>
+      <w:r>
+        <w:rPr>
+          <w:rFonts w:cs="Arial"/>
+        </w:rPr>
+        <w:t xml:space="preserve"> </w:t>
+      </w:r>
+      <w:r>
+        <w:t xml:space="preserve">instruction is decoded: </w:t>
+      </w:r>
+      <w:r>
+        <w:rPr>
+          <w:rFonts w:ascii="Courier New" w:hAnsi="Courier New" w:cs="Courier New"/>
+        </w:rPr>
+        <w:t>dec_i0_instr_d</w:t>
+      </w:r>
+      <w:r>
+        <w:t xml:space="preserve"> = </w:t>
+      </w:r>
+      <w:r>
+        <w:rPr>
+          <w:rFonts w:cs="Arial"/>
+        </w:rPr>
+        <w:t>0x01CEA023.</w:t>
+      </w:r>
+    </w:p>
+    <w:p>
+      <w:pPr>
+        <w:pStyle w:val="a6"/>
+        <w:rPr>
+          <w:rFonts w:cs="Times New Roman"/>
+        </w:rPr>
+      </w:pPr>
+    </w:p>
+    <w:p>
+      <w:pPr>
+        <w:pStyle w:val="af"/>
+        <w:numPr>
+          <w:ilvl w:val="1"/>
+          <w:numId w:val="37"/>
+        </w:numPr>
+        <w:ind w:left="360"/>
+      </w:pPr>
+      <w:r>
+        <w:rPr>
+          <w:b/>
+          <w:bCs/>
+          <w:color w:val="0070C0"/>
+        </w:rPr>
+        <w:t xml:space="preserve">Cycle </w:t>
+      </w:r>
+      <w:r>
+        <w:rPr>
+          <w:b/>
+          <w:bCs/>
+          <w:color w:val="0070C0"/>
+        </w:rPr>
+        <w:t>6</w:t>
+      </w:r>
+      <w:r>
+        <w:rPr>
+          <w:b/>
+          <w:bCs/>
+          <w:color w:val="0070C0"/>
+        </w:rPr>
+        <w:t xml:space="preserve">: </w:t>
+      </w:r>
+      <w:r>
+        <w:rPr>
+          <w:rFonts w:cs="Arial"/>
+        </w:rPr>
+        <w:t xml:space="preserve">After </w:t>
+      </w:r>
+      <w:r>
+        <w:rPr>
+          <w:rFonts w:cs="Arial"/>
+        </w:rPr>
+        <w:t xml:space="preserve">adding </w:t>
+      </w:r>
+      <w:r>
+        <w:rPr>
+          <w:rFonts w:cs="Arial"/>
+        </w:rPr>
+        <w:t>1 (</w:t>
+      </w:r>
+      <w:r>
+        <w:rPr>
+          <w:rFonts w:cs="Arial"/>
+        </w:rPr>
+        <w:t xml:space="preserve">the </w:t>
+      </w:r>
+      <w:r>
+        <w:rPr>
+          <w:rFonts w:cs="Arial"/>
+        </w:rPr>
+        <w:t xml:space="preserve">immediate) </w:t>
+      </w:r>
+      <w:r>
+        <w:rPr>
+          <w:rFonts w:cs="Arial"/>
+        </w:rPr>
+        <w:t xml:space="preserve">to the read value </w:t>
+      </w:r>
+      <w:r>
+        <w:rPr>
+          <w:rFonts w:cs="Arial"/>
+        </w:rPr>
+        <w:t>(0x0000000</w:t>
+      </w:r>
+      <w:r>
+        <w:rPr>
+          <w:rFonts w:cs="Arial"/>
+        </w:rPr>
+        <w:t>C</w:t>
+      </w:r>
+      <w:r>
+        <w:rPr>
+          <w:rFonts w:cs="Arial"/>
+        </w:rPr>
+        <w:t xml:space="preserve"> + 1 = 0x0000000</w:t>
+      </w:r>
+      <w:r>
+        <w:rPr>
+          <w:rFonts w:cs="Arial"/>
+        </w:rPr>
+        <w:t>D</w:t>
+      </w:r>
+      <w:r>
+        <w:rPr>
+          <w:rFonts w:cs="Arial"/>
+        </w:rPr>
+        <w:t>)</w:t>
+      </w:r>
+      <w:r>
+        <w:rPr>
+          <w:rFonts w:cs="Arial"/>
+        </w:rPr>
+        <w:t xml:space="preserve">, </w:t>
+      </w:r>
+      <w:r>
+        <w:rPr>
+          <w:rFonts w:cs="Arial"/>
+        </w:rPr>
+        <w:t xml:space="preserve">the data </w:t>
+      </w:r>
+      <w:r>
+        <w:rPr>
+          <w:rFonts w:cs="Arial"/>
+        </w:rPr>
+        <w:t>and</w:t>
+      </w:r>
+      <w:r>
+        <w:rPr>
+          <w:rFonts w:cs="Arial"/>
+        </w:rPr>
+        <w:t xml:space="preserve"> address are provided to the DCCM, and writing of the </w:t>
+      </w:r>
+      <w:r>
+        <w:rPr>
+          <w:rFonts w:cs="Arial"/>
+        </w:rPr>
+        <w:t xml:space="preserve">correct </w:t>
+      </w:r>
+      <w:r>
+        <w:rPr>
+          <w:rFonts w:cs="Arial"/>
+        </w:rPr>
+        <w:t>bank is enabled</w:t>
+      </w:r>
+      <w:r>
+        <w:rPr>
+          <w:rFonts w:cs="Arial"/>
+        </w:rPr>
+        <w:t xml:space="preserve"> using the follo</w:t>
+      </w:r>
+      <w:r>
+        <w:rPr>
+          <w:rFonts w:cs="Arial"/>
+        </w:rPr>
+        <w:t>wing</w:t>
+      </w:r>
+      <w:r>
+        <w:rPr>
+          <w:rFonts w:cs="Arial"/>
+        </w:rPr>
+        <w:t xml:space="preserve"> signals</w:t>
+      </w:r>
+      <w:r>
+        <w:rPr>
+          <w:rFonts w:cs="Arial"/>
+        </w:rPr>
+        <w:t>:</w:t>
+      </w:r>
+    </w:p>
+    <w:p>
+      <w:pPr>
+        <w:pStyle w:val="af"/>
+        <w:numPr>
+          <w:ilvl w:val="2"/>
+          <w:numId w:val="37"/>
+        </w:numPr>
+        <w:ind w:left="1080"/>
+      </w:pPr>
+      <w:r>
+        <w:rPr>
+          <w:rFonts w:ascii="Courier New" w:hAnsi="Courier New" w:cs="Courier New"/>
+        </w:rPr>
+        <w:t>dccm_wren</w:t>
+      </w:r>
+      <w:r>
+        <w:t xml:space="preserve"> = </w:t>
+      </w:r>
+      <w:r>
+        <w:rPr>
+          <w:rFonts w:cs="Arial"/>
+        </w:rPr>
+        <w:t>1</w:t>
+      </w:r>
+    </w:p>
+    <w:p>
+      <w:pPr>
+        <w:pStyle w:val="af"/>
+        <w:numPr>
+          <w:ilvl w:val="2"/>
+          <w:numId w:val="37"/>
+        </w:numPr>
+        <w:ind w:left="1080"/>
+        <w:rPr>
+          <w:rFonts w:cs="Arial"/>
+        </w:rPr>
+      </w:pPr>
+      <w:r>
+        <w:rPr>
+          <w:rFonts w:ascii="Courier New" w:hAnsi="Courier New" w:cs="Courier New"/>
+        </w:rPr>
+        <w:t>wren_bank</w:t>
+      </w:r>
+      <w:r>
+        <w:t xml:space="preserve"> = </w:t>
+      </w:r>
+      <w:r>
+        <w:rPr>
+          <w:rFonts w:cs="Arial"/>
+        </w:rPr>
+        <w:t>0x0</w:t>
+      </w:r>
+      <w:r>
+        <w:rPr>
+          <w:rFonts w:cs="Arial"/>
+        </w:rPr>
+        <w:t>1</w:t>
+      </w:r>
+    </w:p>
+    <w:p>
+      <w:pPr>
+        <w:pStyle w:val="af"/>
+        <w:numPr>
+          <w:ilvl w:val="2"/>
+          <w:numId w:val="37"/>
+        </w:numPr>
+        <w:ind w:left="1080"/>
+        <w:rPr>
+          <w:rFonts w:cs="Arial"/>
+        </w:rPr>
+      </w:pPr>
+      <w:r>
+        <w:rPr>
+          <w:rFonts w:ascii="Courier New" w:hAnsi="Courier New" w:cs="Courier New"/>
+        </w:rPr>
+        <w:t>dccm_wr_addr</w:t>
+      </w:r>
+      <w:r>
+        <w:rPr>
+          <w:rFonts w:ascii="Courier New" w:hAnsi="Courier New" w:cs="Courier New"/>
+        </w:rPr>
+        <w:t>_lo</w:t>
+      </w:r>
+      <w:r>
+        <w:t xml:space="preserve"> = </w:t>
+      </w:r>
+      <w:r>
+        <w:rPr>
+          <w:rFonts w:cs="Arial"/>
+        </w:rPr>
+        <w:t>0x00</w:t>
+      </w:r>
+      <w:r>
+        <w:rPr>
+          <w:rFonts w:cs="Arial"/>
+        </w:rPr>
+        <w:t>30</w:t>
+      </w:r>
+    </w:p>
+    <w:p>
+      <w:pPr>
+        <w:pStyle w:val="af"/>
+        <w:numPr>
+          <w:ilvl w:val="2"/>
+          <w:numId w:val="37"/>
+        </w:numPr>
+        <w:ind w:left="1080"/>
+        <w:rPr>
+          <w:rFonts w:cs="Arial"/>
+        </w:rPr>
+      </w:pPr>
+      <w:r>
+        <w:rPr>
+          <w:rFonts w:ascii="Courier New" w:hAnsi="Courier New" w:cs="Courier New"/>
+        </w:rPr>
+        <w:t>dccm_wr_data</w:t>
+      </w:r>
+      <w:r>
+        <w:rPr>
+          <w:rFonts w:ascii="Courier New" w:hAnsi="Courier New" w:cs="Courier New"/>
+        </w:rPr>
+        <w:t>_lo</w:t>
+      </w:r>
+      <w:r>
+        <w:t xml:space="preserve"> = </w:t>
+      </w:r>
+      <w:r>
+        <w:rPr>
+          <w:rFonts w:cs="Arial"/>
+        </w:rPr>
+        <w:t>0x</w:t>
+      </w:r>
+      <w:r>
+        <w:rPr>
+          <w:rFonts w:cs="Arial"/>
+          <w:color w:val="FF0000"/>
+        </w:rPr>
+        <w:t>0</w:t>
+      </w:r>
+      <w:r>
+        <w:rPr>
+          <w:rFonts w:cs="Arial"/>
+          <w:color w:val="FF0000"/>
+        </w:rPr>
+        <w:t>2</w:t>
+      </w:r>
+      <w:r>
+        <w:rPr>
+          <w:rFonts w:cs="Arial"/>
+        </w:rPr>
+        <w:t>0000000</w:t>
+      </w:r>
+      <w:r>
+        <w:rPr>
+          <w:rFonts w:cs="Arial"/>
+        </w:rPr>
+        <w:t>D</w:t>
+      </w:r>
+    </w:p>
+    <w:p>
+      <w:pPr>
+        <w:rPr>
+          <w:rFonts w:cs="Arial"/>
+          <w:bCs/>
+          <w:color w:val="00000A"/>
+        </w:rPr>
+      </w:pPr>
+    </w:p>
+    <w:p>
+      <w:pPr>
+        <w:rPr>
+          <w:rFonts w:cs="Arial"/>
+          <w:bCs/>
+          <w:color w:val="00000A"/>
+        </w:rPr>
+      </w:pPr>
+    </w:p>
+    <w:p>
+      <w:pPr>
+        <w:pStyle w:val="af"/>
+        <w:pBdr>
+          <w:top w:val="single" w:sz="4" w:space="1" w:color="auto"/>
+          <w:left w:val="single" w:sz="4" w:space="4" w:color="auto"/>
+          <w:bottom w:val="single" w:sz="4" w:space="1" w:color="auto"/>
+          <w:right w:val="single" w:sz="4" w:space="4" w:color="auto"/>
+        </w:pBdr>
+        <w:shd w:val="clear" w:color="auto" w:fill="E5B8B7" w:themeFill="accent2" w:themeFillTint="66"/>
+        <w:ind w:left="142"/>
+        <w:rPr>
+          <w:rFonts w:ascii="Courier New" w:hAnsi="Courier New" w:cs="Courier New"/>
+          <w:color w:val="00000A"/>
+          <w:sz w:val="20"/>
+          <w:szCs w:val="20"/>
+        </w:rPr>
+      </w:pPr>
+      <w:r>
+        <w:rPr>
+          <w:rFonts w:cs="Arial"/>
+          <w:b/>
+          <w:bCs/>
+          <w:color w:val="00000A"/>
+          <w:u w:val="single"/>
+        </w:rPr>
+        <w:t>TASK</w:t>
+      </w:r>
+      <w:r>
+        <w:rPr>
+          <w:rFonts w:cs="Arial"/>
+          <w:b/>
+          <w:bCs/>
+          <w:color w:val="00000A"/>
+        </w:rPr>
+        <w:t xml:space="preserve">: </w:t>
+      </w:r>
+      <w:r>
+        <w:rPr>
+          <w:rFonts w:cs="Arial"/>
+          <w:color w:val="00000A"/>
+        </w:rPr>
+        <w:t xml:space="preserve">Explain how signals </w:t>
+      </w:r>
+      <w:r>
+        <w:rPr>
+          <w:rFonts w:ascii="Courier New" w:hAnsi="Courier New" w:cs="Courier New"/>
+        </w:rPr>
+        <w:t>rden_bank</w:t>
+      </w:r>
+      <w:r>
+        <w:rPr>
+          <w:rFonts w:cs="Arial"/>
+          <w:color w:val="00000A"/>
+        </w:rPr>
+        <w:t xml:space="preserve">, </w:t>
+      </w:r>
+      <w:r>
+        <w:rPr>
+          <w:rFonts w:ascii="Courier New" w:hAnsi="Courier New" w:cs="Courier New"/>
+        </w:rPr>
+        <w:t>wren_bank</w:t>
+      </w:r>
+      <w:r>
+        <w:rPr>
+          <w:rFonts w:cs="Arial"/>
+          <w:color w:val="00000A"/>
+        </w:rPr>
+        <w:t xml:space="preserve">, </w:t>
+      </w:r>
+      <w:r>
+        <w:rPr>
+          <w:rFonts w:cs="Arial"/>
+          <w:color w:val="00000A"/>
+        </w:rPr>
+        <w:t xml:space="preserve">and </w:t>
+      </w:r>
+      <w:r>
+        <w:rPr>
+          <w:rFonts w:ascii="Courier New" w:hAnsi="Courier New" w:cs="Courier New"/>
+        </w:rPr>
+        <w:t>addr_bank</w:t>
+      </w:r>
+      <w:r>
+        <w:rPr>
+          <w:rFonts w:cs="Arial"/>
+          <w:color w:val="00000A"/>
+        </w:rPr>
+        <w:t xml:space="preserve"> </w:t>
+      </w:r>
+      <w:r>
+        <w:rPr>
+          <w:rFonts w:cs="Arial"/>
+          <w:color w:val="00000A"/>
+        </w:rPr>
+        <w:t xml:space="preserve">are obtained in module </w:t>
+      </w:r>
+      <w:r>
+        <w:rPr>
+          <w:rFonts w:ascii="Courier New" w:hAnsi="Courier New" w:cs="Courier New"/>
+          <w:b/>
+          <w:bCs/>
+          <w:color w:val="00000A"/>
+        </w:rPr>
+        <w:t>lsu_dccm_mem</w:t>
+      </w:r>
+      <w:r>
+        <w:rPr>
+          <w:rFonts w:cs="Arial"/>
+          <w:color w:val="00000A"/>
+        </w:rPr>
+        <w:t>.</w:t>
+      </w:r>
+    </w:p>
+    <w:p>
+      <w:pPr>
+        <w:rPr>
+          <w:rFonts w:cs="Arial"/>
+        </w:rPr>
+      </w:pPr>
+    </w:p>
+    <w:p>
+      <w:pPr>
+        <w:rPr>
+          <w:rFonts w:cs="Arial"/>
+          <w:bCs/>
+          <w:color w:val="00000A"/>
+        </w:rPr>
+      </w:pPr>
+    </w:p>
+    <w:p>
+      <w:pPr>
+        <w:pStyle w:val="af"/>
+        <w:pBdr>
+          <w:top w:val="single" w:sz="4" w:space="1" w:color="auto"/>
+          <w:left w:val="single" w:sz="4" w:space="4" w:color="auto"/>
+          <w:bottom w:val="single" w:sz="4" w:space="1" w:color="auto"/>
+          <w:right w:val="single" w:sz="4" w:space="4" w:color="auto"/>
+        </w:pBdr>
+        <w:shd w:val="clear" w:color="auto" w:fill="E5B8B7" w:themeFill="accent2" w:themeFillTint="66"/>
+        <w:ind w:left="142"/>
+      </w:pPr>
+      <w:r>
+        <w:rPr>
+          <w:rFonts w:cs="Arial"/>
+          <w:b/>
+          <w:bCs/>
+          <w:color w:val="00000A"/>
+          <w:u w:val="single"/>
+        </w:rPr>
+        <w:t>TASK</w:t>
+      </w:r>
+      <w:r>
+        <w:rPr>
+          <w:rFonts w:cs="Arial"/>
+          <w:b/>
+          <w:bCs/>
+          <w:color w:val="00000A"/>
+        </w:rPr>
+        <w:t xml:space="preserve">: </w:t>
+      </w:r>
+      <w:r>
+        <w:rPr>
+          <w:rFonts w:cs="Arial"/>
+          <w:color w:val="00000A"/>
+        </w:rPr>
+        <w:t>Simulate</w:t>
+      </w:r>
+      <w:r>
+        <w:rPr>
+          <w:rFonts w:cs="Arial"/>
+          <w:b/>
+          <w:bCs/>
+          <w:color w:val="00000A"/>
+        </w:rPr>
+        <w:t xml:space="preserve"> </w:t>
+      </w:r>
+      <w:r>
+        <w:rPr>
+          <w:rFonts w:cs="Arial"/>
+          <w:color w:val="00000A"/>
+        </w:rPr>
+        <w:t xml:space="preserve">an unaligned </w:t>
+      </w:r>
+      <w:r>
+        <w:rPr>
+          <w:rFonts w:cs="Arial"/>
+          <w:color w:val="00000A"/>
+        </w:rPr>
+        <w:t xml:space="preserve">read to the DCCM and analyse </w:t>
+      </w:r>
+      <w:r>
+        <w:rPr>
+          <w:rFonts w:cs="Arial"/>
+          <w:color w:val="00000A"/>
+        </w:rPr>
+        <w:t>how it is handled inside the DCCM</w:t>
+      </w:r>
+      <w:r>
+        <w:rPr>
+          <w:rFonts w:cs="Arial"/>
+          <w:color w:val="00000A"/>
+        </w:rPr>
+        <w:t>.</w:t>
+      </w:r>
+      <w:r>
+        <w:rPr>
+          <w:rFonts w:cs="Arial"/>
+          <w:color w:val="00000A"/>
+        </w:rPr>
+        <w:t xml:space="preserve"> You can use the program used above (</w:t>
+      </w:r>
+      <w:r>
+        <w:rPr>
+          <w:rFonts w:eastAsia="Arial" w:cs="Arial"/>
+          <w:i/>
+          <w:iCs/>
+          <w:color w:val="000000" w:themeColor="text1"/>
+        </w:rPr>
+        <w:t>[RVfpgaEL2</w:t>
+      </w:r>
+      <w:r>
+        <w:rPr>
+          <w:rFonts w:eastAsia="Arial" w:cs="Arial"/>
+          <w:i/>
+          <w:iCs/>
+          <w:color w:val="000000" w:themeColor="text1"/>
+        </w:rPr>
+        <w:t xml:space="preserve">Nexys </w:t>
+      </w:r>
+      <w:r>
+        <w:rPr>
+          <w:rFonts w:eastAsia="Arial" w:cs="Arial"/>
+          <w:i/>
+          <w:iCs/>
+          <w:color w:val="000000" w:themeColor="text1"/>
+        </w:rPr>
+        <w:t>Video</w:t>
+      </w:r>
+      <w:r>
+        <w:rPr>
+          <w:rFonts w:eastAsia="Arial" w:cs="Arial"/>
+          <w:i/>
+          <w:iCs/>
+          <w:color w:val="000000" w:themeColor="text1"/>
+        </w:rPr>
+        <w:t>NoDDRPath]</w:t>
+      </w:r>
+      <w:r>
+        <w:rPr>
+          <w:rFonts w:cs="Arial"/>
+          <w:i/>
+          <w:iCs/>
+        </w:rPr>
+        <w:t>/Labs</w:t>
+      </w:r>
+      <w:r>
+        <w:rPr>
+          <w:i/>
+          <w:iCs/>
+        </w:rPr>
+        <w:t>/Lab20/LW-SW_Instruction_DCCM/</w:t>
+      </w:r>
+      <w:r>
+        <w:t>) and simply substitute the load instruction as follows:</w:t>
+      </w:r>
+    </w:p>
+    <w:p>
+      <w:pPr>
+        <w:pStyle w:val="af"/>
+        <w:pBdr>
+          <w:top w:val="single" w:sz="4" w:space="1" w:color="auto"/>
+          <w:left w:val="single" w:sz="4" w:space="4" w:color="auto"/>
+          <w:bottom w:val="single" w:sz="4" w:space="1" w:color="auto"/>
+          <w:right w:val="single" w:sz="4" w:space="4" w:color="auto"/>
+        </w:pBdr>
+        <w:shd w:val="clear" w:color="auto" w:fill="E5B8B7" w:themeFill="accent2" w:themeFillTint="66"/>
+        <w:ind w:left="142" w:firstLine="578"/>
+        <w:rPr>
+          <w:rFonts w:ascii="Courier New" w:hAnsi="Courier New" w:cs="Courier New"/>
+          <w:bCs/>
+          <w:color w:val="00000A"/>
+          <w:sz w:val="20"/>
+        </w:rPr>
+      </w:pPr>
+      <w:r>
+        <w:rPr>
+          <w:rFonts w:ascii="Courier New" w:hAnsi="Courier New" w:cs="Courier New"/>
+          <w:bCs/>
+          <w:color w:val="00000A"/>
+        </w:rPr>
+        <w:t>lw t3, (t4)</w:t>
+      </w:r>
+      <w:r>
+        <w:rPr>
+          <w:rFonts w:cs="Arial"/>
+          <w:bCs/>
+          <w:color w:val="00000A"/>
+        </w:rPr>
+        <w:t xml:space="preserve"> </w:t>
+      </w:r>
+      <w:r>
+        <w:rPr>
+          <w:rFonts w:ascii="Wingdings" w:eastAsia="Wingdings" w:hAnsi="Wingdings" w:cs="Wingdings"/>
+          <w:bCs/>
+          <w:color w:val="00000A"/>
+        </w:rPr>
+        <w:t></w:t>
+      </w:r>
+      <w:r>
+        <w:rPr>
+          <w:rFonts w:cs="Arial"/>
+          <w:bCs/>
+          <w:color w:val="00000A"/>
+        </w:rPr>
+        <w:t xml:space="preserve"> </w:t>
+      </w:r>
+      <w:r>
+        <w:rPr>
+          <w:rFonts w:ascii="Courier New" w:hAnsi="Courier New" w:cs="Courier New"/>
+          <w:bCs/>
+          <w:color w:val="00000A"/>
+        </w:rPr>
+        <w:t xml:space="preserve">lw t3, </w:t>
+      </w:r>
+      <w:r>
+        <w:rPr>
+          <w:rFonts w:ascii="Courier New" w:hAnsi="Courier New" w:cs="Courier New"/>
+          <w:b/>
+          <w:bCs/>
+          <w:color w:val="FF0000"/>
+        </w:rPr>
+        <w:t>1</w:t>
+      </w:r>
+      <w:r>
+        <w:rPr>
+          <w:rFonts w:ascii="Courier New" w:hAnsi="Courier New" w:cs="Courier New"/>
+          <w:bCs/>
+          <w:color w:val="00000A"/>
+        </w:rPr>
+        <w:t>(t4)</w:t>
+      </w:r>
+    </w:p>
+    <w:p>
+      <w:pPr>
+        <w:rPr>
+          <w:rFonts w:cs="Arial"/>
+        </w:rPr>
+      </w:pPr>
+    </w:p>
+    <w:p>
+      <w:pPr>
+        <w:rPr>
+          <w:rFonts w:cs="Arial"/>
+          <w:bCs/>
+          <w:color w:val="00000A"/>
+        </w:rPr>
+      </w:pPr>
+    </w:p>
+    <w:p>
+      <w:pPr>
+        <w:pStyle w:val="af"/>
+        <w:pBdr>
+          <w:top w:val="single" w:sz="4" w:space="1" w:color="auto"/>
+          <w:left w:val="single" w:sz="4" w:space="4" w:color="auto"/>
+          <w:bottom w:val="single" w:sz="4" w:space="1" w:color="auto"/>
+          <w:right w:val="single" w:sz="4" w:space="4" w:color="auto"/>
+        </w:pBdr>
+        <w:shd w:val="clear" w:color="auto" w:fill="E5B8B7" w:themeFill="accent2" w:themeFillTint="66"/>
+        <w:ind w:left="142"/>
+        <w:rPr>
+          <w:rFonts w:cs="Arial"/>
+          <w:color w:val="00000A"/>
+        </w:rPr>
+      </w:pPr>
+      <w:r>
+        <w:rPr>
+          <w:rFonts w:cs="Arial"/>
+          <w:b/>
+          <w:bCs/>
+          <w:color w:val="00000A"/>
+          <w:u w:val="single"/>
+        </w:rPr>
+        <w:t>TASK</w:t>
+      </w:r>
+      <w:r>
+        <w:rPr>
+          <w:rFonts w:cs="Arial"/>
+          <w:b/>
+          <w:bCs/>
+          <w:color w:val="00000A"/>
+        </w:rPr>
+        <w:t>:</w:t>
+      </w:r>
+      <w:r>
+        <w:rPr>
+          <w:rFonts w:cs="Arial"/>
+          <w:b/>
+          <w:bCs/>
+          <w:color w:val="00000A"/>
+        </w:rPr>
+        <w:t xml:space="preserve"> </w:t>
+      </w:r>
+      <w:r>
+        <w:rPr>
+          <w:rFonts w:cs="Arial"/>
+          <w:color w:val="00000A"/>
+        </w:rPr>
+        <w:t>Simulate</w:t>
+      </w:r>
+      <w:r>
+        <w:rPr>
+          <w:rFonts w:cs="Arial"/>
+          <w:b/>
+          <w:bCs/>
+          <w:color w:val="00000A"/>
+        </w:rPr>
+        <w:t xml:space="preserve"> </w:t>
+      </w:r>
+      <w:r>
+        <w:rPr>
+          <w:rFonts w:cs="Arial"/>
+          <w:color w:val="00000A"/>
+        </w:rPr>
+        <w:t xml:space="preserve">a </w:t>
+      </w:r>
+      <w:r>
+        <w:rPr>
+          <w:rFonts w:cs="Arial"/>
+          <w:color w:val="00000A"/>
+        </w:rPr>
+        <w:t xml:space="preserve">DCCM </w:t>
+      </w:r>
+      <w:r>
+        <w:rPr>
+          <w:rFonts w:cs="Arial"/>
+          <w:color w:val="00000A"/>
+        </w:rPr>
+        <w:t>bank conflict</w:t>
+      </w:r>
+      <w:r>
+        <w:rPr>
+          <w:rFonts w:cs="Arial"/>
+          <w:color w:val="00000A"/>
+        </w:rPr>
+        <w:t xml:space="preserve"> by</w:t>
+      </w:r>
+      <w:r>
+        <w:rPr>
+          <w:rFonts w:cs="Arial"/>
+          <w:color w:val="00000A"/>
+        </w:rPr>
+        <w:t xml:space="preserve"> modifying the program from </w:t>
+      </w:r>
+      <w:r>
+        <w:rPr>
+          <w:rFonts w:cs="Arial"/>
+          <w:color w:val="00000A"/>
+        </w:rPr>
+        <w:fldChar w:fldCharType="begin"/>
+      </w:r>
+      <w:r>
+        <w:rPr>
+          <w:rFonts w:cs="Arial"/>
+          <w:color w:val="00000A"/>
+        </w:rPr>
+        <w:instrText xml:space="preserve"> REF _Ref38787973 \h </w:instrText>
+      </w:r>
+      <w:r>
+        <w:rPr>
+          <w:rFonts w:cs="Arial"/>
+          <w:color w:val="00000A"/>
+        </w:rPr>
+      </w:r>
+      <w:r>
+        <w:rPr>
+          <w:rFonts w:cs="Arial"/>
+          <w:color w:val="00000A"/>
+        </w:rPr>
+        <w:fldChar w:fldCharType="separate"/>
+      </w:r>
+      <w:r>
+        <w:t xml:space="preserve">Figure </w:t>
+      </w:r>
+      <w:r>
+        <w:rPr>
+          <w:noProof/>
+        </w:rPr>
+        <w:t>4</w:t>
+      </w:r>
+      <w:r>
+        <w:rPr>
+          <w:rFonts w:cs="Arial"/>
+          <w:color w:val="00000A"/>
+        </w:rPr>
+        <w:fldChar w:fldCharType="end"/>
+      </w:r>
+      <w:r>
+        <w:rPr>
+          <w:rFonts w:cs="Arial"/>
+          <w:color w:val="00000A"/>
+        </w:rPr>
+        <w:t xml:space="preserve"> (</w:t>
+      </w:r>
+      <w:r>
+        <w:rPr>
+          <w:rFonts w:eastAsia="Arial" w:cs="Arial"/>
+          <w:i/>
+          <w:iCs/>
+          <w:color w:val="000000" w:themeColor="text1"/>
+        </w:rPr>
+        <w:t>[RVfpgaEL2</w:t>
+      </w:r>
+      <w:r>
+        <w:rPr>
+          <w:rFonts w:eastAsia="Arial" w:cs="Arial"/>
+          <w:i/>
+          <w:iCs/>
+          <w:color w:val="000000" w:themeColor="text1"/>
+        </w:rPr>
+        <w:t xml:space="preserve">Nexys </w:t>
+      </w:r>
+      <w:r>
+        <w:rPr>
+          <w:rFonts w:eastAsia="Arial" w:cs="Arial"/>
+          <w:i/>
+          <w:iCs/>
+          <w:color w:val="000000" w:themeColor="text1"/>
+        </w:rPr>
+        <w:t>Video</w:t>
+      </w:r>
+      <w:r>
+        <w:rPr>
+          <w:rFonts w:eastAsia="Arial" w:cs="Arial"/>
+          <w:i/>
+          <w:iCs/>
+          <w:color w:val="000000" w:themeColor="text1"/>
+        </w:rPr>
+        <w:t>NoDDRPath]</w:t>
+      </w:r>
+      <w:r>
+        <w:rPr>
+          <w:rFonts w:cs="Arial"/>
+          <w:i/>
+          <w:iCs/>
+        </w:rPr>
+        <w:t>/Labs</w:t>
+      </w:r>
+      <w:r>
+        <w:rPr>
+          <w:i/>
+          <w:iCs/>
+        </w:rPr>
+        <w:t>/Lab20/LW-SW_Instruction_DCCM/</w:t>
+      </w:r>
+      <w:r>
+        <w:rPr>
+          <w:rFonts w:cs="Arial"/>
+          <w:color w:val="00000A"/>
+        </w:rPr>
+        <w:t>)</w:t>
+      </w:r>
+      <w:r>
+        <w:rPr>
+          <w:rFonts w:cs="Arial"/>
+          <w:color w:val="00000A"/>
+        </w:rPr>
+        <w:t>.</w:t>
+      </w:r>
+    </w:p>
+    <w:p>
+      <w:pPr>
+        <w:pStyle w:val="af"/>
+        <w:pBdr>
+          <w:top w:val="single" w:sz="4" w:space="1" w:color="auto"/>
+          <w:left w:val="single" w:sz="4" w:space="4" w:color="auto"/>
+          <w:bottom w:val="single" w:sz="4" w:space="1" w:color="auto"/>
+          <w:right w:val="single" w:sz="4" w:space="4" w:color="auto"/>
+        </w:pBdr>
+        <w:shd w:val="clear" w:color="auto" w:fill="E5B8B7" w:themeFill="accent2" w:themeFillTint="66"/>
+        <w:ind w:left="142" w:firstLine="578"/>
+        <w:rPr>
+          <w:rFonts w:cs="Arial"/>
+          <w:bCs/>
+          <w:color w:val="00000A"/>
+        </w:rPr>
+      </w:pPr>
+    </w:p>
+    <w:p>
+      <w:pPr>
+        <w:pStyle w:val="af"/>
+        <w:pBdr>
+          <w:top w:val="single" w:sz="4" w:space="1" w:color="auto"/>
+          <w:left w:val="single" w:sz="4" w:space="4" w:color="auto"/>
+          <w:bottom w:val="single" w:sz="4" w:space="1" w:color="auto"/>
+          <w:right w:val="single" w:sz="4" w:space="4" w:color="auto"/>
+        </w:pBdr>
+        <w:shd w:val="clear" w:color="auto" w:fill="E5B8B7" w:themeFill="accent2" w:themeFillTint="66"/>
+        <w:ind w:left="142" w:firstLine="578"/>
+        <w:rPr>
+          <w:rFonts w:cs="Arial"/>
+          <w:color w:val="00000A"/>
+        </w:rPr>
+      </w:pPr>
+      <w:r>
+        <w:rPr>
+          <w:rFonts w:cs="Arial"/>
+          <w:b/>
+          <w:bCs/>
+          <w:color w:val="00000A"/>
+        </w:rPr>
+        <w:t>1</w:t>
+      </w:r>
+      <w:r>
+        <w:rPr>
+          <w:rFonts w:cs="Arial"/>
+          <w:b/>
+          <w:bCs/>
+          <w:color w:val="00000A"/>
+          <w:vertAlign w:val="superscript"/>
+        </w:rPr>
+        <w:t>st</w:t>
+      </w:r>
+      <w:r>
+        <w:rPr>
+          <w:rFonts w:cs="Arial"/>
+          <w:b/>
+          <w:bCs/>
+          <w:color w:val="00000A"/>
+        </w:rPr>
+        <w:t xml:space="preserve"> </w:t>
+      </w:r>
+      <w:r>
+        <w:rPr>
+          <w:rFonts w:cs="Arial"/>
+          <w:b/>
+          <w:bCs/>
+          <w:color w:val="00000A"/>
+        </w:rPr>
+        <w:t>modification</w:t>
+      </w:r>
+      <w:r>
+        <w:rPr>
+          <w:rFonts w:cs="Arial"/>
+          <w:b/>
+          <w:bCs/>
+          <w:color w:val="00000A"/>
+        </w:rPr>
+        <w:t>:</w:t>
+      </w:r>
+      <w:r>
+        <w:rPr>
+          <w:rFonts w:cs="Arial"/>
+          <w:color w:val="00000A"/>
+        </w:rPr>
+        <w:t xml:space="preserve"> Remove the </w:t>
+      </w:r>
+      <w:r>
+        <w:rPr>
+          <w:rFonts w:ascii="Courier New" w:hAnsi="Courier New" w:cs="Courier New"/>
+          <w:color w:val="00000A"/>
+        </w:rPr>
+        <w:t>nop</w:t>
+      </w:r>
+      <w:r>
+        <w:rPr>
+          <w:rFonts w:cs="Arial"/>
+          <w:color w:val="00000A"/>
+        </w:rPr>
+        <w:t xml:space="preserve"> instructions, regenerate the simulation</w:t>
+      </w:r>
+      <w:r>
+        <w:rPr>
+          <w:rFonts w:cs="Arial"/>
+          <w:color w:val="00000A"/>
+        </w:rPr>
+        <w:t>,</w:t>
+      </w:r>
+      <w:r>
+        <w:rPr>
+          <w:rFonts w:cs="Arial"/>
+          <w:color w:val="00000A"/>
+        </w:rPr>
+        <w:t xml:space="preserve"> and analyse the </w:t>
+      </w:r>
+      <w:r>
+        <w:rPr>
+          <w:rFonts w:ascii="Courier New" w:hAnsi="Courier New" w:cs="Courier New"/>
+          <w:color w:val="00000A"/>
+        </w:rPr>
+        <w:t>lw</w:t>
+      </w:r>
+      <w:r>
+        <w:rPr>
+          <w:rFonts w:cs="Arial"/>
+          <w:color w:val="00000A"/>
+        </w:rPr>
+        <w:t xml:space="preserve"> and the </w:t>
+      </w:r>
+      <w:r>
+        <w:rPr>
+          <w:rFonts w:ascii="Courier New" w:hAnsi="Courier New" w:cs="Courier New"/>
+          <w:color w:val="00000A"/>
+        </w:rPr>
+        <w:t>sw</w:t>
+      </w:r>
+      <w:r>
+        <w:rPr>
+          <w:rFonts w:cs="Arial"/>
+          <w:color w:val="00000A"/>
+        </w:rPr>
+        <w:t xml:space="preserve"> in a random iteration of the loop.</w:t>
+      </w:r>
+    </w:p>
+    <w:p>
+      <w:pPr>
+        <w:pStyle w:val="af"/>
+        <w:pBdr>
+          <w:top w:val="single" w:sz="4" w:space="1" w:color="auto"/>
+          <w:left w:val="single" w:sz="4" w:space="4" w:color="auto"/>
+          <w:bottom w:val="single" w:sz="4" w:space="1" w:color="auto"/>
+          <w:right w:val="single" w:sz="4" w:space="4" w:color="auto"/>
+        </w:pBdr>
+        <w:shd w:val="clear" w:color="auto" w:fill="E5B8B7" w:themeFill="accent2" w:themeFillTint="66"/>
+        <w:ind w:left="142" w:firstLine="578"/>
+        <w:rPr>
+          <w:rFonts w:cs="Arial"/>
+          <w:bCs/>
+          <w:color w:val="00000A"/>
+        </w:rPr>
+      </w:pPr>
+    </w:p>
+    <w:p>
+      <w:pPr>
+        <w:pStyle w:val="af"/>
+        <w:pBdr>
+          <w:top w:val="single" w:sz="4" w:space="1" w:color="auto"/>
+          <w:left w:val="single" w:sz="4" w:space="4" w:color="auto"/>
+          <w:bottom w:val="single" w:sz="4" w:space="1" w:color="auto"/>
+          <w:right w:val="single" w:sz="4" w:space="4" w:color="auto"/>
+        </w:pBdr>
+        <w:shd w:val="clear" w:color="auto" w:fill="E5B8B7" w:themeFill="accent2" w:themeFillTint="66"/>
+        <w:ind w:left="142" w:firstLine="578"/>
+        <w:rPr>
+          <w:rFonts w:cs="Arial"/>
+          <w:bCs/>
+          <w:color w:val="00000A"/>
+        </w:rPr>
+      </w:pPr>
+      <w:r>
+        <w:rPr>
+          <w:rFonts w:cs="Arial"/>
+          <w:b/>
+          <w:bCs/>
+          <w:color w:val="00000A"/>
+        </w:rPr>
+        <w:t>2</w:t>
+      </w:r>
+      <w:r>
+        <w:rPr>
+          <w:rFonts w:cs="Arial"/>
+          <w:b/>
+          <w:bCs/>
+          <w:color w:val="00000A"/>
+          <w:vertAlign w:val="superscript"/>
+        </w:rPr>
+        <w:t>nd</w:t>
+      </w:r>
+      <w:r>
+        <w:rPr>
+          <w:rFonts w:cs="Arial"/>
+          <w:b/>
+          <w:bCs/>
+          <w:color w:val="00000A"/>
+        </w:rPr>
+        <w:t xml:space="preserve"> </w:t>
+      </w:r>
+      <w:r>
+        <w:rPr>
+          <w:rFonts w:cs="Arial"/>
+          <w:b/>
+          <w:bCs/>
+          <w:color w:val="00000A"/>
+        </w:rPr>
+        <w:t>modification</w:t>
+      </w:r>
+      <w:r>
+        <w:rPr>
+          <w:rFonts w:cs="Arial"/>
+          <w:b/>
+          <w:bCs/>
+          <w:color w:val="00000A"/>
+        </w:rPr>
+        <w:t>:</w:t>
+      </w:r>
+      <w:r>
+        <w:rPr>
+          <w:rFonts w:cs="Arial"/>
+          <w:bCs/>
+          <w:color w:val="00000A"/>
+        </w:rPr>
+        <w:t xml:space="preserve"> Modify the immediate of the </w:t>
+      </w:r>
+      <w:r>
+        <w:rPr>
+          <w:rFonts w:ascii="Courier New" w:hAnsi="Courier New" w:cs="Courier New"/>
+          <w:bCs/>
+          <w:color w:val="00000A"/>
+        </w:rPr>
+        <w:t>s</w:t>
+      </w:r>
+      <w:r>
+        <w:rPr>
+          <w:rFonts w:ascii="Courier New" w:hAnsi="Courier New" w:cs="Courier New"/>
+          <w:bCs/>
+          <w:color w:val="00000A"/>
+        </w:rPr>
+        <w:t>w</w:t>
+      </w:r>
+      <w:r>
+        <w:rPr>
+          <w:rFonts w:cs="Arial"/>
+          <w:bCs/>
+          <w:color w:val="00000A"/>
+        </w:rPr>
+        <w:t xml:space="preserve"> instruction for making the </w:t>
+      </w:r>
+      <w:r>
+        <w:rPr>
+          <w:rFonts w:ascii="Courier New" w:hAnsi="Courier New" w:cs="Courier New"/>
+          <w:bCs/>
+          <w:color w:val="00000A"/>
+        </w:rPr>
+        <w:t>lw</w:t>
+      </w:r>
+      <w:r>
+        <w:rPr>
+          <w:rFonts w:cs="Arial"/>
+          <w:bCs/>
+          <w:color w:val="00000A"/>
+        </w:rPr>
+        <w:t xml:space="preserve"> and </w:t>
+      </w:r>
+      <w:r>
+        <w:rPr>
+          <w:rFonts w:ascii="Courier New" w:hAnsi="Courier New" w:cs="Courier New"/>
+          <w:bCs/>
+          <w:color w:val="00000A"/>
+        </w:rPr>
+        <w:t>sw</w:t>
+      </w:r>
+      <w:r>
+        <w:rPr>
+          <w:rFonts w:cs="Arial"/>
+          <w:bCs/>
+          <w:color w:val="00000A"/>
+        </w:rPr>
+        <w:t xml:space="preserve"> try to access the same bank in the same cyc</w:t>
+      </w:r>
+      <w:r>
+        <w:rPr>
+          <w:rFonts w:cs="Arial"/>
+          <w:bCs/>
+          <w:color w:val="00000A"/>
+        </w:rPr>
+        <w:t>le:</w:t>
+      </w:r>
+    </w:p>
+    <w:p>
+      <w:pPr>
+        <w:pStyle w:val="af"/>
+        <w:pBdr>
+          <w:top w:val="single" w:sz="4" w:space="1" w:color="auto"/>
+          <w:left w:val="single" w:sz="4" w:space="4" w:color="auto"/>
+          <w:bottom w:val="single" w:sz="4" w:space="1" w:color="auto"/>
+          <w:right w:val="single" w:sz="4" w:space="4" w:color="auto"/>
+        </w:pBdr>
+        <w:shd w:val="clear" w:color="auto" w:fill="E5B8B7" w:themeFill="accent2" w:themeFillTint="66"/>
+        <w:ind w:left="142" w:firstLine="578"/>
+        <w:rPr>
+          <w:rFonts w:ascii="Courier New" w:hAnsi="Courier New" w:cs="Courier New"/>
+          <w:bCs/>
+          <w:color w:val="00000A"/>
+          <w:sz w:val="20"/>
+        </w:rPr>
+      </w:pPr>
+      <w:r>
+        <w:rPr>
+          <w:rFonts w:cs="Arial"/>
+          <w:bCs/>
+          <w:color w:val="00000A"/>
+        </w:rPr>
+        <w:tab/>
+      </w:r>
+      <w:r>
+        <w:rPr>
+          <w:rFonts w:ascii="Courier New" w:hAnsi="Courier New" w:cs="Courier New"/>
+          <w:bCs/>
+          <w:color w:val="00000A"/>
+        </w:rPr>
+        <w:t>s</w:t>
+      </w:r>
+      <w:r>
+        <w:rPr>
+          <w:rFonts w:ascii="Courier New" w:hAnsi="Courier New" w:cs="Courier New"/>
+          <w:bCs/>
+          <w:color w:val="00000A"/>
+        </w:rPr>
+        <w:t>w t3, (t4)</w:t>
+      </w:r>
+      <w:r>
+        <w:rPr>
+          <w:rFonts w:cs="Arial"/>
+          <w:bCs/>
+          <w:color w:val="00000A"/>
+        </w:rPr>
+        <w:t xml:space="preserve"> </w:t>
+      </w:r>
+      <w:r>
+        <w:rPr>
+          <w:rFonts w:ascii="Wingdings" w:eastAsia="Wingdings" w:hAnsi="Wingdings" w:cs="Wingdings"/>
+          <w:bCs/>
+          <w:color w:val="00000A"/>
+        </w:rPr>
+        <w:t></w:t>
+      </w:r>
+      <w:r>
+        <w:rPr>
+          <w:rFonts w:cs="Arial"/>
+          <w:bCs/>
+          <w:color w:val="00000A"/>
+        </w:rPr>
+        <w:t xml:space="preserve"> </w:t>
+      </w:r>
+      <w:r>
+        <w:rPr>
+          <w:rFonts w:ascii="Courier New" w:hAnsi="Courier New" w:cs="Courier New"/>
+          <w:bCs/>
+          <w:color w:val="00000A"/>
+        </w:rPr>
+        <w:t>s</w:t>
+      </w:r>
+      <w:r>
+        <w:rPr>
+          <w:rFonts w:ascii="Courier New" w:hAnsi="Courier New" w:cs="Courier New"/>
+          <w:bCs/>
+          <w:color w:val="00000A"/>
+        </w:rPr>
+        <w:t xml:space="preserve">w t3, </w:t>
+      </w:r>
+      <w:r>
+        <w:rPr>
+          <w:rFonts w:ascii="Courier New" w:hAnsi="Courier New" w:cs="Courier New"/>
+          <w:b/>
+          <w:bCs/>
+          <w:color w:val="FF0000"/>
+        </w:rPr>
+        <w:t>8</w:t>
+      </w:r>
+      <w:r>
+        <w:rPr>
+          <w:rFonts w:ascii="Courier New" w:hAnsi="Courier New" w:cs="Courier New"/>
+          <w:bCs/>
+          <w:color w:val="00000A"/>
+        </w:rPr>
+        <w:t>(t4)</w:t>
+      </w:r>
+    </w:p>
+    <w:p>
+      <w:pPr>
+        <w:pStyle w:val="a6"/>
+        <w:rPr>
+          <w:rFonts w:cs="Times New Roman"/>
+        </w:rPr>
+      </w:pPr>
+    </w:p>
+    <w:p>
+      <w:pPr>
+        <w:pStyle w:val="a6"/>
+        <w:rPr>
+          <w:rFonts w:cs="Times New Roman"/>
+        </w:rPr>
+      </w:pPr>
+    </w:p>
+    <w:p>
+      <w:pPr>
+        <w:rPr>
+          <w:rFonts w:eastAsia="Times New Roman" w:cs="Arial"/>
+        </w:rPr>
+      </w:pPr>
+    </w:p>
+    <w:p>
+      <w:pPr>
+        <w:pStyle w:val="1"/>
+        <w:numPr>
+          <w:ilvl w:val="0"/>
+          <w:numId w:val="2"/>
+        </w:numPr>
+        <w:shd w:val="clear" w:color="auto" w:fill="000000" w:themeFill="text1"/>
+        <w:spacing w:before="0"/>
+        <w:rPr>
+          <w:color w:val="FFFFFF" w:themeColor="background1"/>
+        </w:rPr>
+      </w:pPr>
+      <w:r>
+        <w:rPr>
+          <w:color w:val="FFFFFF" w:themeColor="background1"/>
+        </w:rPr>
+        <w:t>Benchmarking</w:t>
+      </w:r>
+    </w:p>
+    <w:p/>
+    <w:p>
+      <w:pPr>
+        <w:rPr>
+          <w:rFonts w:cs="Arial"/>
+        </w:rPr>
+      </w:pPr>
+      <w:r>
+        <w:rPr>
+          <w:rFonts w:cs="Arial"/>
+        </w:rPr>
+        <w:t xml:space="preserve">To benchmark a processor, a program or set of programs </w:t>
+      </w:r>
+      <w:r>
+        <w:rPr>
+          <w:rFonts w:cs="Arial"/>
+        </w:rPr>
+        <w:t xml:space="preserve">are </w:t>
+      </w:r>
+      <w:r>
+        <w:rPr>
+          <w:rFonts w:cs="Arial"/>
+        </w:rPr>
+        <w:t>run and the processor performance is measured. We compare processors by running the same benchmark</w:t>
+      </w:r>
+      <w:r>
+        <w:rPr>
+          <w:rFonts w:cs="Arial"/>
+        </w:rPr>
+        <w:t>s</w:t>
+      </w:r>
+      <w:r>
+        <w:rPr>
+          <w:rFonts w:cs="Arial"/>
+        </w:rPr>
+        <w:t xml:space="preserve"> </w:t>
+      </w:r>
+      <w:r>
+        <w:rPr>
+          <w:rFonts w:cs="Arial"/>
+        </w:rPr>
+        <w:t>(i.e., sets of programs)</w:t>
+      </w:r>
+      <w:r>
+        <w:rPr>
+          <w:rFonts w:cs="Arial"/>
+        </w:rPr>
+        <w:t xml:space="preserve"> </w:t>
+      </w:r>
+      <w:r>
+        <w:rPr>
+          <w:rFonts w:cs="Arial"/>
+        </w:rPr>
+        <w:t>on those</w:t>
+      </w:r>
+      <w:r>
+        <w:rPr>
+          <w:rFonts w:cs="Arial"/>
+        </w:rPr>
+        <w:t xml:space="preserve"> processors. </w:t>
+      </w:r>
+      <w:r>
+        <w:rPr>
+          <w:rFonts w:cs="Arial"/>
+        </w:rPr>
+        <w:t xml:space="preserve">We introduce two common benchmarks: </w:t>
+      </w:r>
+      <w:r>
+        <w:rPr>
+          <w:rFonts w:cs="Arial"/>
+          <w:b/>
+          <w:bCs/>
+        </w:rPr>
+        <w:t>CoreMark</w:t>
+      </w:r>
+      <w:r>
+        <w:rPr>
+          <w:rFonts w:cs="Arial"/>
+        </w:rPr>
+        <w:t xml:space="preserve"> and </w:t>
+      </w:r>
+      <w:r>
+        <w:rPr>
+          <w:rFonts w:cs="Arial"/>
+          <w:b/>
+          <w:bCs/>
+        </w:rPr>
+        <w:t>Dhrystone</w:t>
+      </w:r>
+      <w:r>
+        <w:rPr>
+          <w:rFonts w:cs="Arial"/>
+        </w:rPr>
+        <w:t>. These benchmarks are i</w:t>
+      </w:r>
+      <w:r>
+        <w:rPr>
+          <w:rFonts w:cs="Arial"/>
+        </w:rPr>
+        <w:t xml:space="preserve">n folder </w:t>
+      </w:r>
+      <w:r>
+        <w:rPr>
+          <w:rFonts w:eastAsia="Arial" w:cs="Arial"/>
+          <w:i/>
+          <w:iCs/>
+          <w:color w:val="000000" w:themeColor="text1"/>
+        </w:rPr>
+        <w:t>[RVfpgaEL2</w:t>
+      </w:r>
+      <w:r>
+        <w:rPr>
+          <w:rFonts w:eastAsia="Arial" w:cs="Arial"/>
+          <w:i/>
+          <w:iCs/>
+          <w:color w:val="000000" w:themeColor="text1"/>
+        </w:rPr>
+        <w:t xml:space="preserve">Nexys </w:t>
+      </w:r>
+      <w:r>
+        <w:rPr>
+          <w:rFonts w:eastAsia="Arial" w:cs="Arial"/>
+          <w:i/>
+          <w:iCs/>
+          <w:color w:val="000000" w:themeColor="text1"/>
+        </w:rPr>
+        <w:t>Video</w:t>
+      </w:r>
+      <w:r>
+        <w:rPr>
+          <w:rFonts w:eastAsia="Arial" w:cs="Arial"/>
+          <w:i/>
+          <w:iCs/>
+          <w:color w:val="000000" w:themeColor="text1"/>
+        </w:rPr>
+        <w:t>NoDDRPath]</w:t>
+      </w:r>
+      <w:r>
+        <w:rPr>
+          <w:rFonts w:eastAsia="Arial" w:cs="Arial"/>
+          <w:i/>
+          <w:iCs/>
+          <w:color w:val="000000" w:themeColor="text1"/>
+        </w:rPr>
+        <w:t>/</w:t>
+      </w:r>
+      <w:r>
+        <w:rPr>
+          <w:rFonts w:cs="Arial"/>
+          <w:i/>
+          <w:iCs/>
+        </w:rPr>
+        <w:t>Labs</w:t>
+      </w:r>
+      <w:r>
+        <w:rPr>
+          <w:i/>
+          <w:iCs/>
+        </w:rPr>
+        <w:t>/Lab20</w:t>
+      </w:r>
+      <w:r>
+        <w:rPr>
+          <w:i/>
+          <w:iCs/>
+        </w:rPr>
+        <w:t>/RealBenchmarks</w:t>
+      </w:r>
+      <w:r>
+        <w:rPr>
+          <w:i/>
+          <w:iCs/>
+        </w:rPr>
+        <w:t>.</w:t>
+      </w:r>
+      <w:r>
+        <w:t xml:space="preserve"> </w:t>
+      </w:r>
+    </w:p>
+    <w:p/>
+    <w:p>
+      <w:pPr>
+        <w:spacing w:line="259" w:lineRule="auto"/>
+        <w:rPr>
+          <w:rFonts w:eastAsia="Times New Roman" w:cs="Arial"/>
+        </w:rPr>
+      </w:pPr>
+      <w:r>
+        <w:rPr>
+          <w:rFonts w:eastAsia="Times New Roman" w:cs="Arial"/>
+        </w:rPr>
+        <w:t>F</w:t>
+      </w:r>
+      <w:r>
+        <w:rPr>
+          <w:rFonts w:eastAsia="Times New Roman" w:cs="Arial"/>
+        </w:rPr>
+        <w:t xml:space="preserve">older </w:t>
+      </w:r>
+      <w:r>
+        <w:rPr>
+          <w:rFonts w:eastAsia="Arial" w:cs="Arial"/>
+          <w:i/>
+          <w:iCs/>
+          <w:color w:val="000000" w:themeColor="text1"/>
+        </w:rPr>
+        <w:t>[RVfpgaEL2</w:t>
+      </w:r>
+      <w:r>
+        <w:rPr>
+          <w:rFonts w:eastAsia="Arial" w:cs="Arial"/>
+          <w:i/>
+          <w:iCs/>
+          <w:color w:val="000000" w:themeColor="text1"/>
+        </w:rPr>
+        <w:t xml:space="preserve">Nexys </w:t>
+      </w:r>
+      <w:r>
+        <w:rPr>
+          <w:rFonts w:eastAsia="Arial" w:cs="Arial"/>
+          <w:i/>
+          <w:iCs/>
+          <w:color w:val="000000" w:themeColor="text1"/>
+        </w:rPr>
+        <w:t>Video</w:t>
+      </w:r>
+      <w:r>
+        <w:rPr>
+          <w:rFonts w:eastAsia="Arial" w:cs="Arial"/>
+          <w:i/>
+          <w:iCs/>
+          <w:color w:val="000000" w:themeColor="text1"/>
+        </w:rPr>
+        <w:t>NoDDRPath]</w:t>
+      </w:r>
+      <w:r>
+        <w:rPr>
+          <w:rFonts w:cs="Arial"/>
+          <w:i/>
+          <w:iCs/>
+        </w:rPr>
+        <w:t>/Labs</w:t>
+      </w:r>
+      <w:r>
+        <w:rPr>
+          <w:i/>
+          <w:iCs/>
+        </w:rPr>
+        <w:t>/Lab20</w:t>
+      </w:r>
+      <w:r>
+        <w:rPr>
+          <w:i/>
+          <w:iCs/>
+        </w:rPr>
+        <w:t>/RealBenchmarks</w:t>
+      </w:r>
+      <w:r>
+        <w:rPr>
+          <w:rFonts w:eastAsia="Times New Roman" w:cs="Arial"/>
+          <w:i/>
+          <w:iCs/>
+        </w:rPr>
+        <w:t>/CoreMark</w:t>
+      </w:r>
+      <w:r>
+        <w:rPr>
+          <w:rFonts w:eastAsia="Times New Roman" w:cs="Arial"/>
+        </w:rPr>
+        <w:t xml:space="preserve"> </w:t>
+      </w:r>
+      <w:r>
+        <w:rPr>
+          <w:rFonts w:eastAsia="Times New Roman" w:cs="Arial"/>
+        </w:rPr>
+        <w:t>contains</w:t>
+      </w:r>
+      <w:r>
+        <w:rPr>
+          <w:rFonts w:eastAsia="Times New Roman" w:cs="Arial"/>
+        </w:rPr>
+        <w:t xml:space="preserve"> a </w:t>
+      </w:r>
+      <w:r>
+        <w:rPr>
+          <w:rFonts w:eastAsia="Times New Roman" w:cs="Arial"/>
+        </w:rPr>
+        <w:t xml:space="preserve">Catapult </w:t>
+      </w:r>
+      <w:r>
+        <w:rPr>
+          <w:rFonts w:eastAsia="Times New Roman" w:cs="Arial"/>
+        </w:rPr>
+        <w:t xml:space="preserve">project </w:t>
+      </w:r>
+      <w:r>
+        <w:rPr>
+          <w:rFonts w:eastAsia="Times New Roman" w:cs="Arial"/>
+        </w:rPr>
+        <w:t>of the</w:t>
+      </w:r>
+      <w:r>
+        <w:rPr>
+          <w:rFonts w:eastAsia="Times New Roman" w:cs="Arial"/>
+        </w:rPr>
+        <w:t xml:space="preserve"> CoreMark benchmark</w:t>
+      </w:r>
+      <w:r>
+        <w:rPr>
+          <w:rFonts w:eastAsia="Times New Roman" w:cs="Arial"/>
+        </w:rPr>
+        <w:t xml:space="preserve"> </w:t>
+      </w:r>
+      <w:r>
+        <w:rPr>
+          <w:rFonts w:eastAsia="Times New Roman" w:cs="Arial"/>
+        </w:rPr>
+        <w:t>targeted to</w:t>
+      </w:r>
+      <w:r>
+        <w:rPr>
+          <w:rFonts w:eastAsia="Times New Roman" w:cs="Arial"/>
+        </w:rPr>
+        <w:t xml:space="preserve"> </w:t>
+      </w:r>
+      <w:r>
+        <w:rPr>
+          <w:rFonts w:eastAsia="Times New Roman" w:cs="Arial"/>
+        </w:rPr>
+        <w:t xml:space="preserve">the </w:t>
+      </w:r>
+      <w:r>
+        <w:rPr>
+          <w:rFonts w:eastAsia="Times New Roman" w:cs="Arial"/>
+        </w:rPr>
+        <w:t>RVfpgaEL2</w:t>
+      </w:r>
+      <w:r>
+        <w:rPr>
+          <w:rFonts w:eastAsia="Times New Roman" w:cs="Arial"/>
+        </w:rPr>
+        <w:t xml:space="preserve"> System.</w:t>
+      </w:r>
+      <w:r>
+        <w:rPr>
+          <w:rFonts w:eastAsia="Times New Roman" w:cs="Arial"/>
+        </w:rPr>
+        <w:t xml:space="preserve"> We</w:t>
+      </w:r>
+      <w:r>
+        <w:rPr>
+          <w:rFonts w:eastAsia="Times New Roman" w:cs="Arial"/>
+        </w:rPr>
+        <w:t xml:space="preserve"> ha</w:t>
+      </w:r>
+      <w:r>
+        <w:rPr>
+          <w:rFonts w:eastAsia="Times New Roman" w:cs="Arial"/>
+        </w:rPr>
+        <w:t xml:space="preserve">ve adapted </w:t>
+      </w:r>
+      <w:r>
+        <w:rPr>
+          <w:rFonts w:eastAsia="Times New Roman" w:cs="Arial"/>
+        </w:rPr>
+        <w:t>CoreMark</w:t>
+      </w:r>
+      <w:r>
+        <w:rPr>
+          <w:rFonts w:eastAsia="Times New Roman" w:cs="Arial"/>
+        </w:rPr>
+        <w:t xml:space="preserve"> to </w:t>
+      </w:r>
+      <w:r>
+        <w:rPr>
+          <w:rFonts w:eastAsia="Times New Roman" w:cs="Arial"/>
+        </w:rPr>
+        <w:t xml:space="preserve">the </w:t>
+      </w:r>
+      <w:r>
+        <w:rPr>
+          <w:rFonts w:eastAsia="Times New Roman" w:cs="Arial"/>
+        </w:rPr>
+        <w:t>RVfpgaEL2</w:t>
+      </w:r>
+      <w:r>
+        <w:rPr>
+          <w:rFonts w:eastAsia="Times New Roman" w:cs="Arial"/>
+        </w:rPr>
+        <w:t xml:space="preserve"> </w:t>
+      </w:r>
+      <w:r>
+        <w:rPr>
+          <w:rFonts w:eastAsia="Times New Roman" w:cs="Arial"/>
+        </w:rPr>
+        <w:t xml:space="preserve">System </w:t>
+      </w:r>
+      <w:r>
+        <w:rPr>
+          <w:rFonts w:eastAsia="Times New Roman" w:cs="Arial"/>
+        </w:rPr>
+        <w:t xml:space="preserve">using the sources provided </w:t>
+      </w:r>
+      <w:r>
+        <w:rPr>
+          <w:rFonts w:eastAsia="Times New Roman" w:cs="Arial"/>
+        </w:rPr>
+        <w:t xml:space="preserve">by </w:t>
+      </w:r>
+      <w:r>
+        <w:rPr>
+          <w:rFonts w:eastAsia="Times New Roman" w:cs="Arial"/>
+        </w:rPr>
+        <w:t xml:space="preserve">CHIPS </w:t>
+      </w:r>
+      <w:r>
+        <w:rPr>
+          <w:rFonts w:eastAsia="Times New Roman" w:cs="Arial"/>
+        </w:rPr>
+        <w:t xml:space="preserve">Alliance </w:t>
+      </w:r>
+      <w:r>
+        <w:rPr>
+          <w:rFonts w:eastAsia="Times New Roman" w:cs="Arial"/>
+        </w:rPr>
+        <w:t xml:space="preserve">at </w:t>
+      </w:r>
+      <w:hyperlink r:id="rId23">
+        <w:r>
+          <w:rPr>
+            <w:rStyle w:val="af5"/>
+            <w:rFonts w:eastAsia="Times New Roman" w:cs="Arial"/>
+          </w:rPr>
+          <w:t>https://github.com/chipsalliance/Cores-VeeR-EL2</w:t>
+        </w:r>
+      </w:hyperlink>
+      <w:r>
+        <w:rPr>
+          <w:rFonts w:eastAsia="Times New Roman" w:cs="Arial"/>
+        </w:rPr>
+        <w:t>.</w:t>
+      </w:r>
+      <w:r>
+        <w:rPr>
+          <w:rFonts w:eastAsia="Times New Roman" w:cs="Arial"/>
+        </w:rPr>
+        <w:t xml:space="preserve"> </w:t>
+      </w:r>
+      <w:r>
+        <w:rPr>
+          <w:rFonts w:eastAsia="Times New Roman" w:cs="Arial"/>
+        </w:rPr>
+        <w:t>For any benchmark, w</w:t>
+      </w:r>
+      <w:r>
+        <w:rPr>
+          <w:rFonts w:eastAsia="Times New Roman" w:cs="Arial"/>
+        </w:rPr>
+        <w:t>e</w:t>
+      </w:r>
+      <w:r>
+        <w:rPr>
+          <w:rFonts w:eastAsia="Times New Roman" w:cs="Arial"/>
+        </w:rPr>
+        <w:t xml:space="preserve"> </w:t>
+      </w:r>
+      <w:r>
+        <w:rPr>
+          <w:rFonts w:eastAsia="Times New Roman" w:cs="Arial"/>
+        </w:rPr>
+        <w:t xml:space="preserve">use the </w:t>
+      </w:r>
+      <w:r>
+        <w:rPr>
+          <w:rFonts w:eastAsia="Times New Roman" w:cs="Arial"/>
+        </w:rPr>
+        <w:t>hardware counters</w:t>
+      </w:r>
+      <w:r>
+        <w:rPr>
+          <w:rFonts w:eastAsia="Times New Roman" w:cs="Arial"/>
+        </w:rPr>
+        <w:t xml:space="preserve"> </w:t>
+      </w:r>
+      <w:r>
+        <w:rPr>
+          <w:rFonts w:eastAsia="Times New Roman" w:cs="Arial"/>
+        </w:rPr>
+        <w:t xml:space="preserve">(HW Counters) </w:t>
+      </w:r>
+      <w:r>
+        <w:rPr>
+          <w:rFonts w:eastAsia="Times New Roman" w:cs="Arial"/>
+        </w:rPr>
+        <w:t xml:space="preserve">to measure </w:t>
+      </w:r>
+      <w:r>
+        <w:rPr>
+          <w:rFonts w:eastAsia="Times New Roman" w:cs="Arial"/>
+        </w:rPr>
+        <w:t>various</w:t>
+      </w:r>
+      <w:r>
+        <w:rPr>
+          <w:rFonts w:eastAsia="Times New Roman" w:cs="Arial"/>
+        </w:rPr>
+        <w:t xml:space="preserve"> processor events</w:t>
+      </w:r>
+      <w:r>
+        <w:rPr>
+          <w:rFonts w:eastAsia="Times New Roman" w:cs="Arial"/>
+        </w:rPr>
+        <w:t>, such as numbers of instructions executed and number of processor cycles,</w:t>
+      </w:r>
+      <w:r>
+        <w:rPr>
+          <w:rFonts w:eastAsia="Times New Roman" w:cs="Arial"/>
+        </w:rPr>
+        <w:t xml:space="preserve"> as explained in Lab 11.</w:t>
+      </w:r>
+      <w:r>
+        <w:rPr>
+          <w:rFonts w:eastAsia="Times New Roman" w:cs="Arial"/>
+        </w:rPr>
+        <w:t xml:space="preserve"> </w:t>
+      </w:r>
+      <w:r>
+        <w:rPr>
+          <w:rFonts w:eastAsia="Times New Roman" w:cs="Arial"/>
+        </w:rPr>
+        <w:t>In addition to modifying the benchmark to use the RISC-V HW Counters</w:t>
+      </w:r>
+      <w:r>
+        <w:rPr>
+          <w:rFonts w:eastAsia="Times New Roman" w:cs="Arial"/>
+        </w:rPr>
+        <w:t>, we have added some support for us</w:t>
+      </w:r>
+      <w:r>
+        <w:rPr>
+          <w:rFonts w:eastAsia="Times New Roman" w:cs="Arial"/>
+        </w:rPr>
+        <w:t>ing</w:t>
+      </w:r>
+      <w:r>
+        <w:rPr>
+          <w:rFonts w:eastAsia="Times New Roman" w:cs="Arial"/>
+        </w:rPr>
+        <w:t xml:space="preserve"> the DCCM/ICCM</w:t>
+      </w:r>
+      <w:r>
+        <w:rPr>
+          <w:rFonts w:eastAsia="Times New Roman" w:cs="Arial"/>
+        </w:rPr>
+        <w:t xml:space="preserve"> and for </w:t>
+      </w:r>
+      <w:r>
+        <w:rPr>
+          <w:rFonts w:eastAsia="Times New Roman" w:cs="Arial"/>
+        </w:rPr>
+        <w:t>using</w:t>
+      </w:r>
+      <w:r>
+        <w:rPr>
+          <w:rFonts w:eastAsia="Times New Roman" w:cs="Arial"/>
+        </w:rPr>
+        <w:t xml:space="preserve"> compiler optimizations</w:t>
+      </w:r>
+      <w:r>
+        <w:rPr>
+          <w:rFonts w:eastAsia="Times New Roman" w:cs="Arial"/>
+        </w:rPr>
+        <w:t>.</w:t>
+      </w:r>
+    </w:p>
+    <w:p>
+      <w:pPr>
+        <w:rPr>
+          <w:rFonts w:eastAsia="Times New Roman" w:cs="Arial"/>
+        </w:rPr>
+      </w:pPr>
+    </w:p>
+    <w:p>
+      <w:pPr>
+        <w:rPr>
+          <w:rFonts w:eastAsia="Times New Roman" w:cs="Arial"/>
+        </w:rPr>
+      </w:pPr>
+      <w:r>
+        <w:rPr>
+          <w:rFonts w:eastAsia="Times New Roman" w:cs="Arial"/>
+        </w:rPr>
+        <w:t>In the next section, we show how to</w:t>
+      </w:r>
+      <w:r>
+        <w:rPr>
+          <w:rFonts w:eastAsia="Times New Roman" w:cs="Arial"/>
+        </w:rPr>
+        <w:t xml:space="preserve"> run CoreMark on the </w:t>
+      </w:r>
+      <w:r>
+        <w:rPr>
+          <w:rFonts w:eastAsia="Times New Roman" w:cs="Arial"/>
+        </w:rPr>
+        <w:t xml:space="preserve">Nexys </w:t>
+      </w:r>
+      <w:r>
+        <w:rPr>
+          <w:rFonts w:eastAsia="Times New Roman" w:cs="Arial"/>
+        </w:rPr>
+        <w:t>Video</w:t>
+      </w:r>
+      <w:r>
+        <w:rPr>
+          <w:rFonts w:eastAsia="Times New Roman" w:cs="Arial"/>
+        </w:rPr>
+        <w:t xml:space="preserve"> </w:t>
+      </w:r>
+      <w:r>
+        <w:rPr>
+          <w:rFonts w:eastAsia="Times New Roman" w:cs="Arial"/>
+        </w:rPr>
+        <w:t>Video</w:t>
+      </w:r>
+      <w:r>
+        <w:rPr>
+          <w:rFonts w:eastAsia="Times New Roman" w:cs="Arial"/>
+        </w:rPr>
+        <w:t xml:space="preserve"> </w:t>
+      </w:r>
+      <w:r>
+        <w:rPr>
+          <w:rFonts w:eastAsia="Times New Roman" w:cs="Arial"/>
+        </w:rPr>
+        <w:t xml:space="preserve">board under </w:t>
+      </w:r>
+      <w:r>
+        <w:rPr>
+          <w:rFonts w:eastAsia="Times New Roman" w:cs="Arial"/>
+        </w:rPr>
+        <w:t xml:space="preserve">various </w:t>
+      </w:r>
+      <w:r>
+        <w:rPr>
+          <w:rFonts w:eastAsia="Times New Roman" w:cs="Arial"/>
+        </w:rPr>
+        <w:t>scenarios</w:t>
+      </w:r>
+      <w:r>
+        <w:rPr>
+          <w:rFonts w:eastAsia="Times New Roman" w:cs="Arial"/>
+        </w:rPr>
+        <w:t>.</w:t>
+      </w:r>
+    </w:p>
+    <w:p>
+      <w:pPr>
+        <w:rPr>
+          <w:rFonts w:eastAsia="Times New Roman" w:cs="Arial"/>
+        </w:rPr>
+      </w:pPr>
+    </w:p>
+    <w:p>
+      <w:pPr>
+        <w:pStyle w:val="af"/>
+        <w:numPr>
+          <w:ilvl w:val="0"/>
+          <w:numId w:val="49"/>
+        </w:numPr>
+        <w:rPr>
+          <w:rFonts w:cs="Arial"/>
+          <w:b/>
+          <w:bCs/>
+          <w:sz w:val="28"/>
+          <w:szCs w:val="28"/>
+        </w:rPr>
+      </w:pPr>
+      <w:r>
+        <w:rPr>
+          <w:rFonts w:cs="Arial"/>
+          <w:b/>
+          <w:bCs/>
+          <w:sz w:val="28"/>
+          <w:szCs w:val="28"/>
+        </w:rPr>
+        <w:t>Variation 1: N</w:t>
+      </w:r>
+      <w:r>
+        <w:rPr>
+          <w:rFonts w:cs="Arial"/>
+          <w:b/>
+          <w:bCs/>
+          <w:sz w:val="28"/>
+          <w:szCs w:val="28"/>
+        </w:rPr>
+        <w:t xml:space="preserve">o compiler optimizations </w:t>
+      </w:r>
+      <w:r>
+        <w:rPr>
+          <w:rFonts w:cs="Arial"/>
+          <w:b/>
+          <w:bCs/>
+          <w:sz w:val="28"/>
+          <w:szCs w:val="28"/>
+        </w:rPr>
+        <w:t>or</w:t>
+      </w:r>
+      <w:r>
+        <w:rPr>
+          <w:rFonts w:cs="Arial"/>
+          <w:b/>
+          <w:bCs/>
+          <w:sz w:val="28"/>
+          <w:szCs w:val="28"/>
+        </w:rPr>
+        <w:t xml:space="preserve"> </w:t>
+      </w:r>
+      <w:r>
+        <w:rPr>
+          <w:rFonts w:cs="Arial"/>
+          <w:b/>
+          <w:bCs/>
+          <w:sz w:val="28"/>
+          <w:szCs w:val="28"/>
+        </w:rPr>
+        <w:t>DCCM/ICCM</w:t>
+      </w:r>
+    </w:p>
+    <w:p>
+      <w:pPr>
+        <w:rPr>
+          <w:rFonts w:eastAsia="Times New Roman" w:cs="Arial"/>
+        </w:rPr>
+      </w:pPr>
+    </w:p>
+    <w:p>
+      <w:pPr>
+        <w:rPr>
+          <w:rFonts w:eastAsia="Times New Roman" w:cs="Arial"/>
+        </w:rPr>
+      </w:pPr>
+      <w:r>
+        <w:rPr>
+          <w:rFonts w:eastAsia="Times New Roman" w:cs="Arial"/>
+        </w:rPr>
+        <w:t>First, we show how to</w:t>
+      </w:r>
+      <w:r>
+        <w:rPr>
+          <w:rFonts w:eastAsia="Times New Roman" w:cs="Arial"/>
+        </w:rPr>
+        <w:t xml:space="preserve"> </w:t>
+      </w:r>
+      <w:r>
+        <w:rPr>
+          <w:rFonts w:eastAsia="Times New Roman" w:cs="Arial"/>
+        </w:rPr>
+        <w:t xml:space="preserve">execute </w:t>
+      </w:r>
+      <w:r>
+        <w:rPr>
+          <w:rFonts w:eastAsia="Times New Roman" w:cs="Arial"/>
+        </w:rPr>
+        <w:t xml:space="preserve">the </w:t>
+      </w:r>
+      <w:r>
+        <w:rPr>
+          <w:rFonts w:eastAsia="Times New Roman" w:cs="Arial"/>
+        </w:rPr>
+        <w:t xml:space="preserve">CoreMark benchmark </w:t>
+      </w:r>
+      <w:r>
+        <w:rPr>
+          <w:rFonts w:eastAsia="Times New Roman" w:cs="Arial"/>
+        </w:rPr>
+        <w:t>under the processor conditions used</w:t>
+      </w:r>
+      <w:r>
+        <w:rPr>
+          <w:rFonts w:eastAsia="Times New Roman" w:cs="Arial"/>
+        </w:rPr>
+        <w:t xml:space="preserve"> in previous labs: debug mode and no use of the DCCM/ICCM. </w:t>
+      </w:r>
+      <w:r>
+        <w:rPr>
+          <w:rFonts w:eastAsia="Times New Roman" w:cs="Arial"/>
+        </w:rPr>
+        <w:t>To do so, f</w:t>
+      </w:r>
+      <w:r>
+        <w:rPr>
+          <w:rFonts w:eastAsia="Times New Roman" w:cs="Arial"/>
+        </w:rPr>
+        <w:t>ollow the next steps:</w:t>
+      </w:r>
+    </w:p>
+    <w:p>
+      <w:pPr>
+        <w:rPr>
+          <w:rFonts w:eastAsia="Times New Roman" w:cs="Arial"/>
+        </w:rPr>
+      </w:pPr>
+    </w:p>
+    <w:p>
+      <w:pPr>
+        <w:pStyle w:val="af"/>
+        <w:numPr>
+          <w:ilvl w:val="0"/>
+          <w:numId w:val="42"/>
+        </w:numPr>
+        <w:rPr>
+          <w:rFonts w:eastAsia="Times New Roman" w:cs="Arial"/>
+        </w:rPr>
+      </w:pPr>
+      <w:r>
+        <w:rPr>
+          <w:rFonts w:eastAsia="Times New Roman" w:cs="Arial"/>
+        </w:rPr>
+        <w:t xml:space="preserve">Open the </w:t>
+      </w:r>
+      <w:r>
+        <w:rPr>
+          <w:rFonts w:eastAsia="Times New Roman" w:cs="Arial"/>
+          <w:i/>
+          <w:iCs/>
+        </w:rPr>
+        <w:t>CoreMark</w:t>
+      </w:r>
+      <w:r>
+        <w:rPr>
+          <w:rFonts w:eastAsia="Times New Roman" w:cs="Arial"/>
+        </w:rPr>
+        <w:t xml:space="preserve"> project in </w:t>
+      </w:r>
+      <w:r>
+        <w:rPr>
+          <w:rFonts w:eastAsia="Times New Roman" w:cs="Arial"/>
+        </w:rPr>
+        <w:t>Catapult</w:t>
+      </w:r>
+      <w:r>
+        <w:rPr>
+          <w:rFonts w:eastAsia="Times New Roman" w:cs="Arial"/>
+        </w:rPr>
+        <w:t>.</w:t>
+      </w:r>
+    </w:p>
+    <w:p>
+      <w:pPr>
+        <w:rPr>
+          <w:rFonts w:eastAsia="Times New Roman" w:cs="Arial"/>
+        </w:rPr>
+      </w:pPr>
+    </w:p>
+    <w:p>
+      <w:pPr>
+        <w:pStyle w:val="af"/>
+        <w:numPr>
+          <w:ilvl w:val="0"/>
+          <w:numId w:val="42"/>
+        </w:numPr>
+        <w:rPr>
+          <w:rFonts w:eastAsia="Times New Roman" w:cs="Arial"/>
+        </w:rPr>
+      </w:pPr>
+      <w:r>
+        <w:rPr>
+          <w:rFonts w:eastAsia="Times New Roman" w:cs="Arial"/>
+        </w:rPr>
+        <w:t>Open f</w:t>
+      </w:r>
+      <w:r>
+        <w:rPr>
+          <w:rFonts w:eastAsia="Times New Roman" w:cs="Arial"/>
+        </w:rPr>
+        <w:t xml:space="preserve">ile </w:t>
+      </w:r>
+      <w:r>
+        <w:rPr>
+          <w:rFonts w:eastAsia="Times New Roman" w:cs="Arial"/>
+          <w:i/>
+        </w:rPr>
+        <w:t>src/</w:t>
+      </w:r>
+      <w:r>
+        <w:rPr>
+          <w:rFonts w:eastAsia="Times New Roman" w:cs="Arial"/>
+          <w:i/>
+        </w:rPr>
+        <w:t>Test.c</w:t>
+      </w:r>
+      <w:r>
+        <w:rPr>
+          <w:rFonts w:eastAsia="Times New Roman" w:cs="Arial"/>
+        </w:rPr>
+        <w:t xml:space="preserve"> (see </w:t>
+      </w:r>
+      <w:r>
+        <w:rPr>
+          <w:rFonts w:eastAsia="Times New Roman" w:cs="Arial"/>
+        </w:rPr>
+        <w:fldChar w:fldCharType="begin"/>
+      </w:r>
+      <w:r>
+        <w:rPr>
+          <w:rFonts w:eastAsia="Times New Roman" w:cs="Arial"/>
+        </w:rPr>
+        <w:instrText xml:space="preserve"> REF _Ref84178438 \h </w:instrText>
+      </w:r>
+      <w:r>
+        <w:rPr>
+          <w:rFonts w:eastAsia="Times New Roman" w:cs="Arial"/>
+        </w:rPr>
+      </w:r>
+      <w:r>
+        <w:rPr>
+          <w:rFonts w:eastAsia="Times New Roman" w:cs="Arial"/>
+        </w:rPr>
+        <w:fldChar w:fldCharType="separate"/>
+      </w:r>
+      <w:r>
+        <w:t xml:space="preserve">Figure </w:t>
+      </w:r>
+      <w:r>
+        <w:rPr>
+          <w:noProof/>
+        </w:rPr>
+        <w:t>6</w:t>
+      </w:r>
+      <w:r>
+        <w:rPr>
+          <w:rFonts w:eastAsia="Times New Roman" w:cs="Arial"/>
+        </w:rPr>
+        <w:fldChar w:fldCharType="end"/>
+      </w:r>
+      <w:r>
+        <w:rPr>
+          <w:rFonts w:eastAsia="Times New Roman" w:cs="Arial"/>
+        </w:rPr>
+        <w:t>)</w:t>
+      </w:r>
+      <w:r>
+        <w:rPr>
+          <w:rFonts w:eastAsia="Times New Roman" w:cs="Arial"/>
+        </w:rPr>
+        <w:t xml:space="preserve">, which includes the </w:t>
+      </w:r>
+      <w:r>
+        <w:rPr>
+          <w:rFonts w:eastAsia="Times New Roman" w:cs="Arial"/>
+          <w:i/>
+        </w:rPr>
+        <w:t>main</w:t>
+      </w:r>
+      <w:r>
+        <w:rPr>
+          <w:rFonts w:eastAsia="Times New Roman" w:cs="Arial"/>
+        </w:rPr>
+        <w:t xml:space="preserve"> function</w:t>
+      </w:r>
+      <w:r>
+        <w:rPr>
+          <w:rFonts w:eastAsia="Times New Roman" w:cs="Arial"/>
+        </w:rPr>
+        <w:t xml:space="preserve"> of our program</w:t>
+      </w:r>
+      <w:r>
+        <w:rPr>
+          <w:rFonts w:eastAsia="Times New Roman" w:cs="Arial"/>
+        </w:rPr>
+        <w:t>:</w:t>
+      </w:r>
+    </w:p>
+    <w:p>
+      <w:pPr>
+        <w:pStyle w:val="af"/>
+        <w:numPr>
+          <w:ilvl w:val="1"/>
+          <w:numId w:val="42"/>
+        </w:numPr>
+        <w:rPr>
+          <w:rFonts w:eastAsia="Times New Roman" w:cs="Arial"/>
+        </w:rPr>
+      </w:pPr>
+      <w:r>
+        <w:rPr>
+          <w:rFonts w:eastAsia="Times New Roman" w:cs="Arial"/>
+        </w:rPr>
+        <w:t xml:space="preserve">The </w:t>
+      </w:r>
+      <w:r>
+        <w:rPr>
+          <w:rFonts w:eastAsia="Times New Roman" w:cs="Arial"/>
+          <w:i/>
+          <w:iCs/>
+        </w:rPr>
+        <w:t>main</w:t>
+      </w:r>
+      <w:r>
+        <w:rPr>
+          <w:rFonts w:eastAsia="Times New Roman" w:cs="Arial"/>
+        </w:rPr>
+        <w:t xml:space="preserve"> function </w:t>
+      </w:r>
+      <w:r>
+        <w:rPr>
+          <w:rFonts w:eastAsia="Times New Roman" w:cs="Arial"/>
+        </w:rPr>
+        <w:t>first</w:t>
+      </w:r>
+      <w:r>
+        <w:rPr>
+          <w:rFonts w:eastAsia="Times New Roman" w:cs="Arial"/>
+        </w:rPr>
+        <w:t xml:space="preserve"> </w:t>
+      </w:r>
+      <w:r>
+        <w:rPr>
+          <w:rFonts w:eastAsia="Times New Roman" w:cs="Arial"/>
+        </w:rPr>
+        <w:t>configures</w:t>
+      </w:r>
+      <w:r>
+        <w:rPr>
+          <w:rFonts w:eastAsia="Times New Roman" w:cs="Arial"/>
+        </w:rPr>
+        <w:t xml:space="preserve"> the HW Counters for measuring </w:t>
+      </w:r>
+      <w:r>
+        <w:rPr>
+          <w:rFonts w:eastAsia="Times New Roman" w:cs="Arial"/>
+        </w:rPr>
+        <w:t xml:space="preserve">four events: </w:t>
+      </w:r>
+      <w:r>
+        <w:rPr>
+          <w:rFonts w:eastAsia="Times New Roman" w:cs="Arial"/>
+        </w:rPr>
+        <w:t xml:space="preserve">number of </w:t>
+      </w:r>
+      <w:r>
+        <w:rPr>
+          <w:rFonts w:eastAsia="Times New Roman" w:cs="Arial"/>
+        </w:rPr>
+        <w:t xml:space="preserve">cycles, </w:t>
+      </w:r>
+      <w:r>
+        <w:rPr>
+          <w:rFonts w:eastAsia="Times New Roman" w:cs="Arial"/>
+        </w:rPr>
+        <w:t xml:space="preserve">instructions executed, </w:t>
+      </w:r>
+      <w:r>
+        <w:rPr>
+          <w:rFonts w:eastAsia="Times New Roman" w:cs="Arial"/>
+        </w:rPr>
+        <w:t xml:space="preserve">I-bus transactions (instructions) and D-bus transactions </w:t>
+      </w:r>
+      <w:r>
+        <w:rPr>
+          <w:rFonts w:eastAsia="Times New Roman" w:cs="Arial"/>
+        </w:rPr>
+        <w:t>(</w:t>
+      </w:r>
+      <w:r>
+        <w:rPr>
+          <w:rFonts w:ascii="Courier New" w:eastAsia="Times New Roman" w:hAnsi="Courier New" w:cs="Courier New"/>
+        </w:rPr>
+        <w:t>ld</w:t>
+      </w:r>
+      <w:r>
+        <w:rPr>
+          <w:rFonts w:eastAsia="Times New Roman" w:cs="Arial"/>
+        </w:rPr>
+        <w:t>/</w:t>
+      </w:r>
+      <w:r>
+        <w:rPr>
+          <w:rFonts w:ascii="Courier New" w:eastAsia="Times New Roman" w:hAnsi="Courier New" w:cs="Courier New"/>
+        </w:rPr>
+        <w:t>s</w:t>
+      </w:r>
+      <w:r>
+        <w:rPr>
+          <w:rFonts w:ascii="Courier New" w:eastAsia="Times New Roman" w:hAnsi="Courier New" w:cs="Courier New"/>
+        </w:rPr>
+        <w:t>w</w:t>
+      </w:r>
+      <w:r>
+        <w:rPr>
+          <w:rFonts w:eastAsia="Times New Roman" w:cs="Arial"/>
+        </w:rPr>
+        <w:t xml:space="preserve"> </w:t>
+      </w:r>
+      <w:r>
+        <w:rPr>
+          <w:rFonts w:eastAsia="Times New Roman" w:cs="Arial"/>
+        </w:rPr>
+        <w:t>instructio</w:t>
+      </w:r>
+      <w:r>
+        <w:rPr>
+          <w:rFonts w:eastAsia="Times New Roman" w:cs="Arial"/>
+        </w:rPr>
+        <w:t>ns</w:t>
+      </w:r>
+      <w:r>
+        <w:rPr>
+          <w:rFonts w:eastAsia="Times New Roman" w:cs="Arial"/>
+        </w:rPr>
+        <w:t>)</w:t>
+      </w:r>
+      <w:r>
+        <w:rPr>
+          <w:rFonts w:eastAsia="Times New Roman" w:cs="Arial"/>
+        </w:rPr>
+        <w:t>.</w:t>
+      </w:r>
+    </w:p>
+    <w:p>
+      <w:pPr>
+        <w:pStyle w:val="af"/>
+        <w:numPr>
+          <w:ilvl w:val="1"/>
+          <w:numId w:val="42"/>
+        </w:numPr>
+        <w:rPr>
+          <w:rFonts w:eastAsia="Times New Roman" w:cs="Arial"/>
+        </w:rPr>
+      </w:pPr>
+      <w:r>
+        <w:rPr>
+          <w:rFonts w:eastAsia="Times New Roman" w:cs="Arial"/>
+        </w:rPr>
+        <w:t>It then configures the different features</w:t>
+      </w:r>
+      <w:r>
+        <w:rPr>
+          <w:rFonts w:eastAsia="Times New Roman" w:cs="Arial"/>
+        </w:rPr>
+        <w:t xml:space="preserve"> of the </w:t>
+      </w:r>
+      <w:r>
+        <w:rPr>
+          <w:rFonts w:eastAsia="Times New Roman" w:cs="Arial"/>
+        </w:rPr>
+        <w:t>VeeR</w:t>
+      </w:r>
+      <w:r>
+        <w:rPr>
+          <w:rFonts w:eastAsia="Times New Roman" w:cs="Arial"/>
+        </w:rPr>
+        <w:t xml:space="preserve"> E</w:t>
+      </w:r>
+      <w:r>
+        <w:rPr>
+          <w:rFonts w:eastAsia="Times New Roman" w:cs="Arial"/>
+        </w:rPr>
+        <w:t>L2</w:t>
+      </w:r>
+      <w:r>
+        <w:rPr>
+          <w:rFonts w:eastAsia="Times New Roman" w:cs="Arial"/>
+        </w:rPr>
+        <w:t xml:space="preserve"> processor</w:t>
+      </w:r>
+      <w:r>
+        <w:rPr>
+          <w:rFonts w:eastAsia="Times New Roman" w:cs="Arial"/>
+        </w:rPr>
+        <w:t>, using two assembly instructions (</w:t>
+      </w:r>
+      <w:r>
+        <w:rPr>
+          <w:rFonts w:ascii="Courier New" w:eastAsia="Times New Roman" w:hAnsi="Courier New" w:cs="Courier New"/>
+        </w:rPr>
+        <w:t>li</w:t>
+      </w:r>
+      <w:r>
+        <w:rPr>
+          <w:rFonts w:eastAsia="Times New Roman" w:cs="Arial"/>
+        </w:rPr>
+        <w:t xml:space="preserve"> and </w:t>
+      </w:r>
+      <w:r>
+        <w:rPr>
+          <w:rFonts w:ascii="Courier New" w:eastAsia="Times New Roman" w:hAnsi="Courier New" w:cs="Courier New"/>
+        </w:rPr>
+        <w:t>csrrs</w:t>
+      </w:r>
+      <w:r>
+        <w:rPr>
+          <w:rFonts w:eastAsia="Times New Roman" w:cs="Arial"/>
+        </w:rPr>
+        <w:t>)</w:t>
+      </w:r>
+      <w:r>
+        <w:rPr>
+          <w:rFonts w:eastAsia="Times New Roman" w:cs="Arial"/>
+        </w:rPr>
+        <w:t xml:space="preserve">. </w:t>
+      </w:r>
+      <w:r>
+        <w:rPr>
+          <w:rFonts w:eastAsia="Times New Roman" w:cs="Arial"/>
+        </w:rPr>
+        <w:t>In this case, all features are left to their default values.</w:t>
+      </w:r>
+    </w:p>
+    <w:p>
+      <w:pPr>
+        <w:pStyle w:val="af"/>
+        <w:numPr>
+          <w:ilvl w:val="1"/>
+          <w:numId w:val="42"/>
+        </w:numPr>
+        <w:rPr>
+          <w:rFonts w:eastAsia="Times New Roman" w:cs="Arial"/>
+        </w:rPr>
+      </w:pPr>
+      <w:r>
+        <w:rPr>
+          <w:rFonts w:eastAsia="Times New Roman" w:cs="Arial"/>
+        </w:rPr>
+        <w:t>The program</w:t>
+      </w:r>
+      <w:r>
+        <w:rPr>
+          <w:rFonts w:eastAsia="Times New Roman" w:cs="Arial"/>
+        </w:rPr>
+        <w:t xml:space="preserve"> then </w:t>
+      </w:r>
+      <w:r>
+        <w:rPr>
+          <w:rFonts w:eastAsia="Times New Roman" w:cs="Arial"/>
+        </w:rPr>
+        <w:t xml:space="preserve">invokes function </w:t>
+      </w:r>
+      <w:r>
+        <w:rPr>
+          <w:rFonts w:ascii="Courier New" w:eastAsia="Times New Roman" w:hAnsi="Courier New" w:cs="Courier New"/>
+        </w:rPr>
+        <w:t>main_cmark()</w:t>
+      </w:r>
+      <w:r>
+        <w:rPr>
+          <w:rFonts w:eastAsia="Times New Roman" w:cs="Arial"/>
+        </w:rPr>
+        <w:t xml:space="preserve">, </w:t>
+      </w:r>
+      <w:r>
+        <w:rPr>
+          <w:rFonts w:eastAsia="Times New Roman" w:cs="Arial"/>
+        </w:rPr>
+        <w:t xml:space="preserve">which </w:t>
+      </w:r>
+      <w:r>
+        <w:rPr>
+          <w:rFonts w:eastAsia="Times New Roman" w:cs="Arial"/>
+        </w:rPr>
+        <w:t xml:space="preserve">implements </w:t>
+      </w:r>
+      <w:r>
+        <w:rPr>
+          <w:rFonts w:eastAsia="Times New Roman" w:cs="Arial"/>
+        </w:rPr>
+        <w:t xml:space="preserve">the CoreMark </w:t>
+      </w:r>
+      <w:r>
+        <w:rPr>
+          <w:rFonts w:eastAsia="Times New Roman" w:cs="Arial"/>
+        </w:rPr>
+        <w:t>benchmark itself</w:t>
+      </w:r>
+      <w:r>
+        <w:rPr>
+          <w:rFonts w:eastAsia="Times New Roman" w:cs="Arial"/>
+        </w:rPr>
+        <w:t>,</w:t>
+      </w:r>
+      <w:r>
+        <w:rPr>
+          <w:rFonts w:eastAsia="Times New Roman" w:cs="Arial"/>
+        </w:rPr>
+        <w:t xml:space="preserve"> which is </w:t>
+      </w:r>
+      <w:r>
+        <w:rPr>
+          <w:rFonts w:eastAsia="Times New Roman" w:cs="Arial"/>
+        </w:rPr>
+        <w:t xml:space="preserve">implemented </w:t>
+      </w:r>
+      <w:r>
+        <w:rPr>
+          <w:rFonts w:eastAsia="Times New Roman" w:cs="Arial"/>
+        </w:rPr>
+        <w:t xml:space="preserve">in file </w:t>
+      </w:r>
+      <w:r>
+        <w:rPr>
+          <w:rFonts w:eastAsia="Times New Roman" w:cs="Arial"/>
+          <w:i/>
+          <w:iCs/>
+        </w:rPr>
+        <w:t>src/cmark.c</w:t>
+      </w:r>
+      <w:r>
+        <w:rPr>
+          <w:rFonts w:eastAsia="Times New Roman" w:cs="Arial"/>
+        </w:rPr>
+        <w:t>.</w:t>
+      </w:r>
+    </w:p>
+    <w:p>
+      <w:pPr>
+        <w:pStyle w:val="af"/>
+        <w:numPr>
+          <w:ilvl w:val="1"/>
+          <w:numId w:val="42"/>
+        </w:numPr>
+        <w:rPr>
+          <w:rFonts w:eastAsia="Times New Roman" w:cs="Arial"/>
+        </w:rPr>
+      </w:pPr>
+      <w:r>
+        <w:rPr>
+          <w:rFonts w:eastAsia="Times New Roman" w:cs="Arial"/>
+        </w:rPr>
+        <w:t xml:space="preserve">It finally prints the four events using function </w:t>
+      </w:r>
+      <w:r>
+        <w:rPr>
+          <w:rFonts w:ascii="Courier New" w:eastAsia="Times New Roman" w:hAnsi="Courier New" w:cs="Courier New"/>
+        </w:rPr>
+        <w:t>printf</w:t>
+      </w:r>
+      <w:r>
+        <w:rPr>
+          <w:rFonts w:ascii="Courier New" w:eastAsia="Times New Roman" w:hAnsi="Courier New" w:cs="Courier New"/>
+        </w:rPr>
+        <w:t xml:space="preserve">Nexys </w:t>
+      </w:r>
+      <w:r>
+        <w:rPr>
+          <w:rFonts w:ascii="Courier New" w:eastAsia="Times New Roman" w:hAnsi="Courier New" w:cs="Courier New"/>
+        </w:rPr>
+        <w:t>Video</w:t>
+      </w:r>
+      <w:r>
+        <w:rPr>
+          <w:rFonts w:ascii="Courier New" w:eastAsia="Times New Roman" w:hAnsi="Courier New" w:cs="Courier New"/>
+        </w:rPr>
+        <w:t>()</w:t>
+      </w:r>
+      <w:r>
+        <w:rPr>
+          <w:rFonts w:eastAsia="Times New Roman" w:cs="Arial"/>
+        </w:rPr>
+        <w:t>.</w:t>
+      </w:r>
+    </w:p>
+    <w:p>
+      <w:pPr>
+        <w:rPr>
+          <w:rFonts w:eastAsia="Times New Roman" w:cs="Arial"/>
+        </w:rPr>
+      </w:pPr>
+    </w:p>
+    <w:p>
+      <w:pPr>
+        <w:jc w:val="center"/>
+      </w:pPr>
+      <w:r>
+        <w:rPr>
+          <w:noProof/>
+          <w:lang w:val="es-ES" w:eastAsia="es-ES"/>
+        </w:rPr>
+        <w:lastRenderedPageBreak/>
+        <w:drawing>
+          <wp:inline distT="0" distB="0" distL="0" distR="0" wp14:anchorId="397CE214" wp14:editId="3FF4EF4F">
+            <wp:extent cx="4120816" cy="3339578"/>
+            <wp:effectExtent l="0" t="0" r="0" b="0"/>
+            <wp:docPr id="2042220874" name="Picture 2042220874"/>
             <wp:cNvGraphicFramePr>
               <a:graphicFrameLocks xmlns:a="http://schemas.openxmlformats.org/drawingml/2006/main" noChangeAspect="1"/>
             </wp:cNvGraphicFramePr>
@@ -4808,7 +8673,7 @@
                   <pic:spPr>
                     <a:xfrm>
                       <a:off x="0" y="0"/>
-                      <a:ext cx="5735410" cy="2449498"/>
+                      <a:ext cx="4123844" cy="3342032"/>
                     </a:xfrm>
                     <a:prstGeom prst="rect">
                       <a:avLst/>
@@ -4823,13 +8688,15 @@
     </w:p>
     <w:p>
       <w:pPr>
+        <w:jc w:val="center"/>
+      </w:pPr>
+    </w:p>
+    <w:p>
+      <w:pPr>
         <w:pStyle w:val="a6"/>
         <w:jc w:val="center"/>
-        <w:rPr>
-          <w:iCs w:val="0"/>
-        </w:rPr>
-      </w:pPr>
-      <w:bookmarkStart w:id="8" w:name="_Ref149506216"/>
+      </w:pPr>
+      <w:bookmarkStart w:id="9" w:name="_Ref84178438"/>
       <w:r>
         <w:t xml:space="preserve">Figure </w:t>
       </w:r>
@@ -4846,3218 +8713,35 @@
         <w:rPr>
           <w:noProof/>
         </w:rPr>
-        <w:t>5</w:t>
+        <w:t>6</w:t>
       </w:r>
       <w:r>
         <w:fldChar w:fldCharType="end"/>
       </w:r>
-      <w:bookmarkEnd w:id="8"/>
-      <w:r>
-        <w:t xml:space="preserve">. Simulation of a random iteration of the program from </w:t>
-      </w:r>
-      <w:r>
-        <w:rPr>
-          <w:iCs w:val="0"/>
-        </w:rPr>
-        <w:fldChar w:fldCharType="begin"/>
-      </w:r>
-      <w:r>
-        <w:instrText xml:space="preserve"> REF _Ref82529670 \h </w:instrText>
-      </w:r>
-      <w:r>
-        <w:rPr>
-          <w:iCs w:val="0"/>
-        </w:rPr>
-      </w:r>
-      <w:r>
-        <w:rPr>
-          <w:iCs w:val="0"/>
-        </w:rPr>
-        <w:fldChar w:fldCharType="separate"/>
-      </w:r>
-      <w:r>
-        <w:t xml:space="preserve">Figure </w:t>
-      </w:r>
-      <w:r>
-        <w:rPr>
-          <w:noProof/>
-        </w:rPr>
-        <w:t>4</w:t>
-      </w:r>
-      <w:r>
-        <w:rPr>
-          <w:iCs w:val="0"/>
-        </w:rPr>
-        <w:fldChar w:fldCharType="end"/>
-      </w:r>
-    </w:p>
-    <w:p>
-      <w:pPr>
-        <w:pStyle w:val="a6"/>
-        <w:jc w:val="center"/>
-      </w:pPr>
-    </w:p>
-    <w:p>
-      <w:pPr>
-        <w:pStyle w:val="a6"/>
-        <w:jc w:val="center"/>
-      </w:pPr>
-    </w:p>
-    <w:p>
-      <w:pPr>
-        <w:pBdr>
-          <w:top w:val="single" w:sz="4" w:space="1" w:color="auto"/>
-          <w:left w:val="single" w:sz="4" w:space="4" w:color="auto"/>
-          <w:bottom w:val="single" w:sz="4" w:space="1" w:color="auto"/>
-          <w:right w:val="single" w:sz="4" w:space="4" w:color="auto"/>
-        </w:pBdr>
-        <w:shd w:val="clear" w:color="auto" w:fill="E5B8B7" w:themeFill="accent2" w:themeFillTint="66"/>
-        <w:rPr>
-          <w:lang w:val="es-ES"/>
-        </w:rPr>
-      </w:pPr>
-      <w:r>
-        <w:rPr>
-          <w:rFonts w:cs="Arial"/>
-          <w:b/>
-          <w:bCs/>
-          <w:color w:val="00000A"/>
-          <w:u w:val="single"/>
-        </w:rPr>
-        <w:t>TASK</w:t>
-      </w:r>
-      <w:r>
-        <w:rPr>
-          <w:rFonts w:cs="Arial"/>
-          <w:b/>
-          <w:bCs/>
-          <w:color w:val="00000A"/>
-        </w:rPr>
-        <w:t xml:space="preserve">: </w:t>
-      </w:r>
-      <w:r>
-        <w:rPr>
-          <w:rFonts w:cs="Arial"/>
-          <w:color w:val="00000A"/>
-        </w:rPr>
-        <w:t xml:space="preserve">Replicate the simulation </w:t>
-      </w:r>
-      <w:r>
-        <w:rPr>
-          <w:lang w:val="es-ES"/>
-        </w:rPr>
-        <w:t>on your own computer</w:t>
-      </w:r>
-      <w:r>
-        <w:rPr>
-          <w:lang w:val="es-ES"/>
-        </w:rPr>
-        <w:t>.</w:t>
-      </w:r>
-    </w:p>
-    <w:p>
-      <w:pPr>
-        <w:rPr>
-          <w:rFonts w:cs="Arial"/>
-          <w:lang w:val="es-ES"/>
-        </w:rPr>
-      </w:pPr>
-    </w:p>
-    <w:p>
-      <w:pPr>
-        <w:rPr>
-          <w:rFonts w:cs="Arial"/>
-          <w:lang w:val="es-ES"/>
-        </w:rPr>
-      </w:pPr>
-    </w:p>
-    <w:p>
-      <w:r>
-        <w:t>M</w:t>
-      </w:r>
-      <w:r>
-        <w:t>emory reads and writes using the DCCM</w:t>
-      </w:r>
-      <w:r>
-        <w:t xml:space="preserve"> occur as follows:</w:t>
-      </w:r>
-    </w:p>
-    <w:p/>
-    <w:p>
-      <w:pPr>
-        <w:pStyle w:val="af"/>
-        <w:numPr>
-          <w:ilvl w:val="1"/>
-          <w:numId w:val="37"/>
-        </w:numPr>
-        <w:ind w:left="360"/>
-        <w:rPr>
-          <w:rFonts w:cs="Arial"/>
-        </w:rPr>
-      </w:pPr>
-      <w:r>
-        <w:rPr>
-          <w:b/>
-          <w:bCs/>
-          <w:color w:val="0070C0"/>
-        </w:rPr>
-        <w:t xml:space="preserve">Cycle </w:t>
-      </w:r>
-      <w:r>
-        <w:rPr>
-          <w:b/>
-          <w:bCs/>
-          <w:color w:val="0070C0"/>
-        </w:rPr>
-        <w:t>1</w:t>
-      </w:r>
-      <w:r>
-        <w:rPr>
-          <w:b/>
-          <w:bCs/>
-          <w:color w:val="0070C0"/>
-        </w:rPr>
-        <w:t xml:space="preserve">: </w:t>
-      </w:r>
-      <w:r>
-        <w:rPr>
-          <w:rFonts w:cs="Arial"/>
-        </w:rPr>
-        <w:t xml:space="preserve">The </w:t>
-      </w:r>
-      <w:r>
-        <w:rPr>
-          <w:rFonts w:ascii="Courier New" w:hAnsi="Courier New" w:cs="Courier New"/>
-        </w:rPr>
-        <w:t>lw</w:t>
-      </w:r>
-      <w:r>
-        <w:rPr>
-          <w:rFonts w:cs="Arial"/>
-        </w:rPr>
-        <w:t xml:space="preserve"> </w:t>
-      </w:r>
-      <w:r>
-        <w:t xml:space="preserve">instruction is decoded: </w:t>
-      </w:r>
-      <w:r>
-        <w:rPr>
-          <w:rFonts w:ascii="Courier New" w:hAnsi="Courier New" w:cs="Courier New"/>
-        </w:rPr>
-        <w:t>dec_i</w:t>
-      </w:r>
-      <w:r>
-        <w:rPr>
-          <w:rFonts w:ascii="Courier New" w:hAnsi="Courier New" w:cs="Courier New"/>
-        </w:rPr>
-        <w:t>0</w:t>
-      </w:r>
-      <w:r>
-        <w:rPr>
-          <w:rFonts w:ascii="Courier New" w:hAnsi="Courier New" w:cs="Courier New"/>
-        </w:rPr>
-        <w:t>_instr_d</w:t>
-      </w:r>
-      <w:r>
-        <w:t xml:space="preserve"> = </w:t>
-      </w:r>
-      <w:r>
-        <w:rPr>
-          <w:rFonts w:cs="Arial"/>
-        </w:rPr>
-        <w:t>0x000eae03.</w:t>
-      </w:r>
-      <w:r>
-        <w:rPr>
-          <w:rFonts w:cs="Arial"/>
-        </w:rPr>
-        <w:t xml:space="preserve"> </w:t>
-      </w:r>
-      <w:r>
-        <w:rPr>
-          <w:rFonts w:cs="Arial"/>
-        </w:rPr>
-        <w:t>Also</w:t>
-      </w:r>
-      <w:r>
-        <w:rPr>
-          <w:rFonts w:cs="Arial"/>
-        </w:rPr>
-        <w:t>, t</w:t>
-      </w:r>
-      <w:r>
-        <w:rPr>
-          <w:rFonts w:cs="Arial"/>
-        </w:rPr>
-        <w:t xml:space="preserve">he address is generated in </w:t>
-      </w:r>
-      <w:r>
-        <w:rPr>
-          <w:rFonts w:cs="Arial"/>
-        </w:rPr>
-        <w:t xml:space="preserve">the </w:t>
-      </w:r>
-      <w:r>
-        <w:rPr>
-          <w:rFonts w:cs="Arial"/>
-        </w:rPr>
-        <w:t>D S</w:t>
-      </w:r>
-      <w:r>
-        <w:rPr>
-          <w:rFonts w:cs="Arial"/>
-        </w:rPr>
-        <w:t>tage</w:t>
-      </w:r>
-      <w:r>
-        <w:rPr>
-          <w:rFonts w:cs="Arial"/>
-        </w:rPr>
-        <w:t>,</w:t>
-      </w:r>
-      <w:r>
-        <w:rPr>
-          <w:rFonts w:cs="Arial"/>
-        </w:rPr>
-        <w:t xml:space="preserve"> </w:t>
-      </w:r>
-      <w:r>
-        <w:rPr>
-          <w:rFonts w:cs="Arial"/>
-        </w:rPr>
-        <w:t xml:space="preserve">as </w:t>
-      </w:r>
-      <w:r>
-        <w:rPr>
-          <w:rFonts w:cs="Arial"/>
-        </w:rPr>
-        <w:t xml:space="preserve">described </w:t>
-      </w:r>
-      <w:r>
-        <w:rPr>
-          <w:rFonts w:cs="Arial"/>
-        </w:rPr>
-        <w:t>in Lab 13</w:t>
-      </w:r>
-      <w:r>
-        <w:rPr>
-          <w:rFonts w:cs="Arial"/>
-        </w:rPr>
-        <w:t>, and provided to the DCCM</w:t>
-      </w:r>
-      <w:r>
-        <w:rPr>
-          <w:rFonts w:cs="Arial"/>
-        </w:rPr>
-        <w:t>:</w:t>
-      </w:r>
-    </w:p>
-    <w:p>
-      <w:pPr>
-        <w:pStyle w:val="af"/>
-        <w:numPr>
-          <w:ilvl w:val="2"/>
-          <w:numId w:val="37"/>
-        </w:numPr>
-        <w:ind w:left="1080"/>
-        <w:rPr>
-          <w:rFonts w:cs="Arial"/>
-        </w:rPr>
-      </w:pPr>
-      <w:r>
-        <w:rPr>
-          <w:rFonts w:ascii="Courier New" w:hAnsi="Courier New" w:cs="Courier New"/>
-        </w:rPr>
-        <w:t>lsu</w:t>
-      </w:r>
-      <w:r>
-        <w:rPr>
-          <w:rFonts w:ascii="Courier New" w:hAnsi="Courier New" w:cs="Courier New"/>
-        </w:rPr>
-        <w:t>_addr_d</w:t>
-      </w:r>
-      <w:r>
-        <w:rPr>
-          <w:rFonts w:ascii="Courier New" w:hAnsi="Courier New" w:cs="Courier New"/>
-        </w:rPr>
-        <w:t>[31:0]</w:t>
-      </w:r>
-      <w:r>
-        <w:t xml:space="preserve"> = </w:t>
-      </w:r>
-      <w:r>
-        <w:rPr>
-          <w:rFonts w:cs="Arial"/>
-        </w:rPr>
-        <w:t>0xF00400</w:t>
-      </w:r>
-      <w:r>
-        <w:rPr>
-          <w:rFonts w:cs="Arial"/>
-        </w:rPr>
-        <w:t>30</w:t>
-      </w:r>
-      <w:r>
-        <w:rPr>
-          <w:rFonts w:cs="Arial"/>
-        </w:rPr>
-        <w:t xml:space="preserve"> </w:t>
-      </w:r>
-      <w:r>
-        <w:rPr>
-          <w:rFonts w:ascii="Wingdings" w:eastAsia="Wingdings" w:hAnsi="Wingdings" w:cs="Wingdings"/>
-        </w:rPr>
-        <w:t></w:t>
-      </w:r>
-      <w:r>
-        <w:rPr>
-          <w:rFonts w:cs="Arial"/>
-        </w:rPr>
-        <w:t xml:space="preserve"> </w:t>
-      </w:r>
-      <w:r>
-        <w:rPr>
-          <w:rFonts w:ascii="Courier New" w:hAnsi="Courier New" w:cs="Courier New"/>
-        </w:rPr>
-        <w:t>dccm_rd_addr_lo</w:t>
-      </w:r>
-      <w:r>
-        <w:rPr>
-          <w:rFonts w:ascii="Courier New" w:hAnsi="Courier New" w:cs="Courier New"/>
-        </w:rPr>
-        <w:t>[1</w:t>
-      </w:r>
-      <w:r>
-        <w:rPr>
-          <w:rFonts w:ascii="Courier New" w:hAnsi="Courier New" w:cs="Courier New"/>
-        </w:rPr>
-        <w:t>3</w:t>
-      </w:r>
-      <w:r>
-        <w:rPr>
-          <w:rFonts w:ascii="Courier New" w:hAnsi="Courier New" w:cs="Courier New"/>
-        </w:rPr>
-        <w:t>:0]</w:t>
-      </w:r>
-      <w:r>
-        <w:t xml:space="preserve"> = </w:t>
-      </w:r>
-      <w:r>
-        <w:rPr>
-          <w:rFonts w:cs="Arial"/>
-        </w:rPr>
-        <w:t>0x00</w:t>
-      </w:r>
-      <w:r>
-        <w:rPr>
-          <w:rFonts w:cs="Arial"/>
-        </w:rPr>
-        <w:t>30</w:t>
-      </w:r>
-    </w:p>
-    <w:p>
-      <w:pPr>
-        <w:pStyle w:val="af"/>
-        <w:numPr>
-          <w:ilvl w:val="2"/>
-          <w:numId w:val="37"/>
-        </w:numPr>
-        <w:ind w:left="1080"/>
-        <w:rPr>
-          <w:rFonts w:cs="Arial"/>
-        </w:rPr>
-      </w:pPr>
-      <w:r>
-        <w:rPr>
-          <w:rFonts w:ascii="Courier New" w:hAnsi="Courier New" w:cs="Courier New"/>
-        </w:rPr>
-        <w:t>end</w:t>
-      </w:r>
-      <w:r>
-        <w:rPr>
-          <w:rFonts w:ascii="Courier New" w:hAnsi="Courier New" w:cs="Courier New"/>
-        </w:rPr>
-        <w:t>_addr_d</w:t>
-      </w:r>
-      <w:r>
-        <w:rPr>
-          <w:rFonts w:ascii="Courier New" w:hAnsi="Courier New" w:cs="Courier New"/>
-        </w:rPr>
-        <w:t>[1</w:t>
-      </w:r>
-      <w:r>
-        <w:rPr>
-          <w:rFonts w:ascii="Courier New" w:hAnsi="Courier New" w:cs="Courier New"/>
-        </w:rPr>
-        <w:t>3</w:t>
-      </w:r>
-      <w:r>
-        <w:rPr>
-          <w:rFonts w:ascii="Courier New" w:hAnsi="Courier New" w:cs="Courier New"/>
-        </w:rPr>
-        <w:t>:0]</w:t>
-      </w:r>
-      <w:r>
-        <w:t xml:space="preserve"> = </w:t>
-      </w:r>
-      <w:r>
-        <w:rPr>
-          <w:rFonts w:cs="Arial"/>
-        </w:rPr>
-        <w:t>0x00</w:t>
-      </w:r>
-      <w:r>
-        <w:rPr>
-          <w:rFonts w:cs="Arial"/>
-        </w:rPr>
-        <w:t>33</w:t>
-      </w:r>
-      <w:r>
-        <w:rPr>
-          <w:rFonts w:cs="Arial"/>
-        </w:rPr>
-        <w:t xml:space="preserve"> </w:t>
-      </w:r>
-      <w:r>
-        <w:rPr>
-          <w:rFonts w:cs="Arial"/>
-        </w:rPr>
-        <w:t xml:space="preserve">        </w:t>
-      </w:r>
-      <w:r>
-        <w:rPr>
-          <w:rFonts w:ascii="Wingdings" w:eastAsia="Wingdings" w:hAnsi="Wingdings" w:cs="Wingdings"/>
-        </w:rPr>
-        <w:t></w:t>
-      </w:r>
-      <w:r>
-        <w:rPr>
-          <w:rFonts w:cs="Arial"/>
-        </w:rPr>
-        <w:t xml:space="preserve"> </w:t>
-      </w:r>
-      <w:r>
-        <w:rPr>
-          <w:rFonts w:ascii="Courier New" w:hAnsi="Courier New" w:cs="Courier New"/>
-        </w:rPr>
-        <w:t>dccm_rd_addr_hi</w:t>
-      </w:r>
-      <w:r>
-        <w:rPr>
-          <w:rFonts w:ascii="Courier New" w:hAnsi="Courier New" w:cs="Courier New"/>
-        </w:rPr>
-        <w:t>[1</w:t>
-      </w:r>
-      <w:r>
-        <w:rPr>
-          <w:rFonts w:ascii="Courier New" w:hAnsi="Courier New" w:cs="Courier New"/>
-        </w:rPr>
-        <w:t>3</w:t>
-      </w:r>
-      <w:r>
-        <w:rPr>
-          <w:rFonts w:ascii="Courier New" w:hAnsi="Courier New" w:cs="Courier New"/>
-        </w:rPr>
-        <w:t>:0]</w:t>
-      </w:r>
-      <w:r>
-        <w:t xml:space="preserve"> = </w:t>
-      </w:r>
-      <w:r>
-        <w:rPr>
-          <w:rFonts w:cs="Arial"/>
-        </w:rPr>
-        <w:t>0x00</w:t>
-      </w:r>
-      <w:r>
-        <w:rPr>
-          <w:rFonts w:cs="Arial"/>
-        </w:rPr>
-        <w:t>33</w:t>
-      </w:r>
-    </w:p>
-    <w:p>
-      <w:pPr>
-        <w:pStyle w:val="af"/>
-        <w:ind w:left="360"/>
-        <w:rPr>
-          <w:rFonts w:cs="Arial"/>
-        </w:rPr>
-      </w:pPr>
-    </w:p>
-    <w:p>
-      <w:pPr>
-        <w:pStyle w:val="af"/>
-        <w:ind w:left="360"/>
-      </w:pPr>
-      <w:r>
-        <w:rPr>
-          <w:rFonts w:cs="Arial"/>
-        </w:rPr>
-        <w:t>As a result of the address check, read</w:t>
-      </w:r>
-      <w:r>
-        <w:rPr>
-          <w:rFonts w:cs="Arial"/>
-        </w:rPr>
-        <w:t>ing</w:t>
-      </w:r>
-      <w:r>
-        <w:rPr>
-          <w:rFonts w:cs="Arial"/>
-        </w:rPr>
-        <w:t xml:space="preserve"> the DCCM is enabled: </w:t>
-      </w:r>
-      <w:r>
-        <w:rPr>
-          <w:rFonts w:ascii="Courier New" w:hAnsi="Courier New" w:cs="Courier New"/>
-        </w:rPr>
-        <w:t>dccm_rden</w:t>
-      </w:r>
-      <w:r>
-        <w:t xml:space="preserve"> = </w:t>
-      </w:r>
-      <w:r>
-        <w:rPr>
-          <w:rFonts w:cs="Arial"/>
-        </w:rPr>
-        <w:t>1.</w:t>
-      </w:r>
-      <w:r>
-        <w:rPr>
-          <w:rFonts w:cs="Arial"/>
-        </w:rPr>
-        <w:t xml:space="preserve"> This signal is provided </w:t>
-      </w:r>
-      <w:r>
-        <w:rPr>
-          <w:rFonts w:cs="Arial"/>
-        </w:rPr>
-        <w:t xml:space="preserve">to the DCCM and, along with the </w:t>
-      </w:r>
-      <w:r>
-        <w:rPr>
-          <w:rFonts w:cs="Arial"/>
-        </w:rPr>
-        <w:t>2</w:t>
-      </w:r>
-      <w:r>
-        <w:rPr>
-          <w:rFonts w:cs="Arial"/>
-        </w:rPr>
-        <w:t xml:space="preserve">-bit </w:t>
-      </w:r>
-      <w:r>
-        <w:rPr>
-          <w:rFonts w:cs="Arial"/>
+      <w:bookmarkEnd w:id="9"/>
+      <w:r>
+        <w:t xml:space="preserve">. File </w:t>
+      </w:r>
+      <w:r>
+        <w:rPr>
           <w:i/>
-          <w:iCs/>
-        </w:rPr>
-        <w:t>Bank</w:t>
-      </w:r>
-      <w:r>
-        <w:rPr>
-          <w:rFonts w:cs="Arial"/>
-        </w:rPr>
-        <w:t xml:space="preserve"> field of the address, determines the bank that must be read</w:t>
-      </w:r>
-      <w:r>
-        <w:rPr>
-          <w:rFonts w:cs="Arial"/>
-        </w:rPr>
-        <w:t>.</w:t>
-      </w:r>
-      <w:r>
-        <w:rPr>
-          <w:rFonts w:cs="Arial"/>
-        </w:rPr>
-        <w:t xml:space="preserve"> </w:t>
-      </w:r>
-      <w:r>
-        <w:rPr>
-          <w:rFonts w:cs="Arial"/>
-        </w:rPr>
-        <w:t>I</w:t>
-      </w:r>
-      <w:r>
-        <w:rPr>
-          <w:rFonts w:cs="Arial"/>
-        </w:rPr>
-        <w:t>n this case</w:t>
-      </w:r>
-      <w:r>
-        <w:rPr>
-          <w:rFonts w:cs="Arial"/>
-        </w:rPr>
-        <w:t>,</w:t>
-      </w:r>
-      <w:r>
-        <w:rPr>
-          <w:rFonts w:cs="Arial"/>
-        </w:rPr>
-        <w:t xml:space="preserve"> only</w:t>
-      </w:r>
-      <w:r>
-        <w:rPr>
-          <w:rFonts w:cs="Arial"/>
-        </w:rPr>
-        <w:t xml:space="preserve"> the </w:t>
-      </w:r>
-      <w:r>
-        <w:rPr>
-          <w:rFonts w:cs="Arial"/>
-        </w:rPr>
-        <w:t>f</w:t>
-      </w:r>
-      <w:r>
-        <w:rPr>
-          <w:rFonts w:cs="Arial"/>
-        </w:rPr>
-        <w:t xml:space="preserve">irst </w:t>
-      </w:r>
-      <w:r>
-        <w:rPr>
-          <w:rFonts w:cs="Arial"/>
-        </w:rPr>
-        <w:t>bank</w:t>
-      </w:r>
-      <w:r>
-        <w:rPr>
-          <w:rFonts w:cs="Arial"/>
-        </w:rPr>
-        <w:t xml:space="preserve"> </w:t>
-      </w:r>
-      <w:r>
-        <w:rPr>
-          <w:rFonts w:cs="Arial"/>
-        </w:rPr>
-        <w:t>needs to be read</w:t>
-      </w:r>
-      <w:r>
-        <w:rPr>
-          <w:rFonts w:cs="Arial"/>
-        </w:rPr>
-        <w:t xml:space="preserve">: </w:t>
-      </w:r>
-      <w:r>
-        <w:rPr>
-          <w:rFonts w:ascii="Courier New" w:hAnsi="Courier New" w:cs="Courier New"/>
-        </w:rPr>
-        <w:t>rden_bank</w:t>
-      </w:r>
-      <w:r>
-        <w:rPr>
-          <w:rFonts w:cs="Arial"/>
-        </w:rPr>
-        <w:t xml:space="preserve"> = 0x</w:t>
-      </w:r>
-      <w:r>
-        <w:rPr>
-          <w:rFonts w:cs="Arial"/>
-        </w:rPr>
-        <w:t>1</w:t>
-      </w:r>
-      <w:r>
-        <w:rPr>
-          <w:rFonts w:cs="Arial"/>
-        </w:rPr>
-        <w:t>.</w:t>
-      </w:r>
-    </w:p>
-    <w:p>
-      <w:pPr>
-        <w:pStyle w:val="a6"/>
-        <w:rPr>
-          <w:rFonts w:cs="Times New Roman"/>
-        </w:rPr>
-      </w:pPr>
-    </w:p>
-    <w:p>
-      <w:pPr>
-        <w:pStyle w:val="af"/>
-        <w:numPr>
-          <w:ilvl w:val="1"/>
-          <w:numId w:val="37"/>
-        </w:numPr>
-        <w:ind w:left="360"/>
-      </w:pPr>
-      <w:r>
-        <w:rPr>
-          <w:b/>
-          <w:bCs/>
-          <w:color w:val="0070C0"/>
-        </w:rPr>
-        <w:t xml:space="preserve">Cycle </w:t>
-      </w:r>
-      <w:r>
-        <w:rPr>
-          <w:b/>
-          <w:bCs/>
-          <w:color w:val="0070C0"/>
-        </w:rPr>
-        <w:t>2</w:t>
-      </w:r>
-      <w:r>
-        <w:rPr>
-          <w:b/>
-          <w:bCs/>
-          <w:color w:val="0070C0"/>
-        </w:rPr>
-        <w:t xml:space="preserve">: </w:t>
-      </w:r>
-      <w:r>
-        <w:rPr>
-          <w:rFonts w:cs="Arial"/>
-        </w:rPr>
-        <w:t>The read data is obtained from the DCCM and provided to the core</w:t>
-      </w:r>
-      <w:r>
-        <w:rPr>
-          <w:rFonts w:cs="Arial"/>
-        </w:rPr>
-        <w:t>. G</w:t>
-      </w:r>
-      <w:r>
-        <w:rPr>
-          <w:rFonts w:cs="Arial"/>
-        </w:rPr>
-        <w:t>iven that it is an aligned access, the</w:t>
-      </w:r>
-      <w:r>
-        <w:rPr>
-          <w:rFonts w:cs="Arial"/>
-        </w:rPr>
-        <w:t xml:space="preserve"> two read signals are equal</w:t>
-      </w:r>
-      <w:r>
-        <w:rPr>
-          <w:rFonts w:cs="Arial"/>
-        </w:rPr>
-        <w:t xml:space="preserve"> and only </w:t>
-      </w:r>
-      <w:r>
-        <w:rPr>
-          <w:rFonts w:ascii="Courier New" w:hAnsi="Courier New" w:cs="Courier New"/>
-        </w:rPr>
-        <w:t>dccm_</w:t>
-      </w:r>
-      <w:r>
-        <w:rPr>
-          <w:rFonts w:ascii="Courier New" w:hAnsi="Courier New" w:cs="Courier New"/>
-        </w:rPr>
-        <w:t>rd_</w:t>
-      </w:r>
-      <w:r>
-        <w:rPr>
-          <w:rFonts w:ascii="Courier New" w:hAnsi="Courier New" w:cs="Courier New"/>
-        </w:rPr>
-        <w:t>data_lo</w:t>
-      </w:r>
-      <w:r>
-        <w:rPr>
-          <w:rFonts w:cs="Arial"/>
-        </w:rPr>
-        <w:t xml:space="preserve"> is effectively used by the core</w:t>
-      </w:r>
-      <w:r>
-        <w:rPr>
-          <w:rFonts w:cs="Arial"/>
-        </w:rPr>
-        <w:t>:</w:t>
-      </w:r>
-    </w:p>
-    <w:p>
-      <w:pPr>
-        <w:pStyle w:val="af"/>
-        <w:numPr>
-          <w:ilvl w:val="2"/>
-          <w:numId w:val="37"/>
-        </w:numPr>
-        <w:ind w:left="1080"/>
-        <w:rPr>
-          <w:rFonts w:cs="Arial"/>
-        </w:rPr>
-      </w:pPr>
-      <w:r>
-        <w:rPr>
-          <w:rFonts w:ascii="Courier New" w:hAnsi="Courier New" w:cs="Courier New"/>
-        </w:rPr>
-        <w:t>dccm_rd_data_lo</w:t>
-      </w:r>
-      <w:r>
-        <w:t xml:space="preserve"> = </w:t>
-      </w:r>
-      <w:r>
-        <w:rPr>
-          <w:rFonts w:cs="Arial"/>
-        </w:rPr>
-        <w:t>0x</w:t>
-      </w:r>
-      <w:r>
-        <w:rPr>
-          <w:rFonts w:cs="Arial"/>
-          <w:color w:val="FF0000"/>
-        </w:rPr>
-        <w:t>4</w:t>
-      </w:r>
-      <w:r>
-        <w:rPr>
-          <w:rFonts w:cs="Arial"/>
-          <w:color w:val="FF0000"/>
-        </w:rPr>
-        <w:t>1</w:t>
-      </w:r>
-      <w:r>
-        <w:rPr>
-          <w:rFonts w:cs="Arial"/>
-        </w:rPr>
-        <w:t>0000000</w:t>
-      </w:r>
-      <w:r>
-        <w:rPr>
-          <w:rFonts w:cs="Arial"/>
-        </w:rPr>
-        <w:t>C</w:t>
-      </w:r>
-    </w:p>
-    <w:p>
-      <w:pPr>
-        <w:pStyle w:val="af"/>
-        <w:numPr>
-          <w:ilvl w:val="2"/>
-          <w:numId w:val="37"/>
-        </w:numPr>
-        <w:ind w:left="1080"/>
-        <w:rPr>
-          <w:rFonts w:cs="Arial"/>
-        </w:rPr>
-      </w:pPr>
-      <w:r>
-        <w:rPr>
-          <w:rFonts w:ascii="Courier New" w:hAnsi="Courier New" w:cs="Courier New"/>
-        </w:rPr>
-        <w:t>dccm_rd_data_hi</w:t>
-      </w:r>
-      <w:r>
-        <w:t xml:space="preserve"> = </w:t>
-      </w:r>
-      <w:r>
-        <w:rPr>
-          <w:rFonts w:cs="Arial"/>
-        </w:rPr>
-        <w:t>0x</w:t>
-      </w:r>
-      <w:r>
-        <w:rPr>
-          <w:rFonts w:cs="Arial"/>
-          <w:color w:val="FF0000"/>
-        </w:rPr>
-        <w:t>4</w:t>
-      </w:r>
-      <w:r>
-        <w:rPr>
-          <w:rFonts w:cs="Arial"/>
-          <w:color w:val="FF0000"/>
-        </w:rPr>
-        <w:t>1</w:t>
-      </w:r>
-      <w:r>
-        <w:rPr>
-          <w:rFonts w:cs="Arial"/>
-        </w:rPr>
-        <w:t>0000000</w:t>
-      </w:r>
-      <w:r>
-        <w:rPr>
-          <w:rFonts w:cs="Arial"/>
-        </w:rPr>
-        <w:t>C</w:t>
-      </w:r>
-    </w:p>
-    <w:p>
-      <w:pPr>
-        <w:pStyle w:val="af"/>
-        <w:numPr>
-          <w:ilvl w:val="2"/>
-          <w:numId w:val="37"/>
-        </w:numPr>
-        <w:ind w:left="1080"/>
-        <w:rPr>
-          <w:rFonts w:cs="Arial"/>
-        </w:rPr>
-      </w:pPr>
-      <w:r>
-        <w:rPr>
-          <w:rFonts w:ascii="Courier New" w:hAnsi="Courier New" w:cs="Courier New"/>
-        </w:rPr>
-        <w:t>dccm_rdata_lo_m</w:t>
-      </w:r>
-      <w:r>
-        <w:t xml:space="preserve"> = </w:t>
-      </w:r>
-      <w:r>
-        <w:rPr>
-          <w:rFonts w:cs="Arial"/>
-        </w:rPr>
-        <w:t>0x0000000C</w:t>
-      </w:r>
-    </w:p>
-    <w:p>
-      <w:pPr>
-        <w:pStyle w:val="af"/>
-        <w:numPr>
-          <w:ilvl w:val="2"/>
-          <w:numId w:val="37"/>
-        </w:numPr>
-        <w:ind w:left="1080"/>
-        <w:rPr>
-          <w:rFonts w:cs="Arial"/>
-        </w:rPr>
-      </w:pPr>
-      <w:r>
-        <w:rPr>
-          <w:rFonts w:ascii="Courier New" w:hAnsi="Courier New" w:cs="Courier New"/>
-        </w:rPr>
-        <w:t>dccm_rdata_hi_m</w:t>
-      </w:r>
-      <w:r>
-        <w:t xml:space="preserve"> = </w:t>
-      </w:r>
-      <w:r>
-        <w:rPr>
-          <w:rFonts w:cs="Arial"/>
-        </w:rPr>
-        <w:t>0x0000000C</w:t>
-      </w:r>
-    </w:p>
-    <w:p>
-      <w:pPr>
-        <w:pStyle w:val="a6"/>
-        <w:rPr>
-          <w:rFonts w:cs="Times New Roman"/>
-        </w:rPr>
-      </w:pPr>
-    </w:p>
-    <w:p>
-      <w:pPr>
-        <w:pStyle w:val="af"/>
-        <w:numPr>
-          <w:ilvl w:val="1"/>
-          <w:numId w:val="37"/>
-        </w:numPr>
-        <w:ind w:left="360"/>
-      </w:pPr>
-      <w:r>
-        <w:rPr>
-          <w:b/>
-          <w:bCs/>
-          <w:color w:val="0070C0"/>
-        </w:rPr>
-        <w:t xml:space="preserve">Cycle </w:t>
-      </w:r>
-      <w:r>
-        <w:rPr>
-          <w:b/>
-          <w:bCs/>
-          <w:color w:val="0070C0"/>
-        </w:rPr>
-        <w:t>3</w:t>
-      </w:r>
-      <w:r>
-        <w:rPr>
-          <w:b/>
-          <w:bCs/>
-          <w:color w:val="0070C0"/>
-        </w:rPr>
-        <w:t xml:space="preserve">: </w:t>
-      </w:r>
-      <w:r>
-        <w:rPr>
-          <w:rFonts w:cs="Arial"/>
-        </w:rPr>
-        <w:t xml:space="preserve">The </w:t>
-      </w:r>
-      <w:r>
-        <w:rPr>
-          <w:rFonts w:ascii="Courier New" w:hAnsi="Courier New" w:cs="Courier New"/>
-        </w:rPr>
-        <w:t>sw</w:t>
-      </w:r>
-      <w:r>
-        <w:rPr>
-          <w:rFonts w:cs="Arial"/>
-        </w:rPr>
-        <w:t xml:space="preserve"> </w:t>
-      </w:r>
-      <w:r>
-        <w:t xml:space="preserve">instruction is decoded: </w:t>
-      </w:r>
-      <w:r>
-        <w:rPr>
-          <w:rFonts w:ascii="Courier New" w:hAnsi="Courier New" w:cs="Courier New"/>
-        </w:rPr>
-        <w:t>dec_i0_instr_d</w:t>
-      </w:r>
-      <w:r>
-        <w:t xml:space="preserve"> = </w:t>
-      </w:r>
-      <w:r>
-        <w:rPr>
-          <w:rFonts w:cs="Arial"/>
-        </w:rPr>
-        <w:t>0x01CEA023.</w:t>
-      </w:r>
-    </w:p>
-    <w:p>
-      <w:pPr>
-        <w:pStyle w:val="a6"/>
-        <w:rPr>
-          <w:rFonts w:cs="Times New Roman"/>
-        </w:rPr>
-      </w:pPr>
-    </w:p>
-    <w:p>
-      <w:pPr>
-        <w:pStyle w:val="af"/>
-        <w:numPr>
-          <w:ilvl w:val="1"/>
-          <w:numId w:val="37"/>
-        </w:numPr>
-        <w:ind w:left="360"/>
-      </w:pPr>
-      <w:r>
-        <w:rPr>
-          <w:b/>
-          <w:bCs/>
-          <w:color w:val="0070C0"/>
-        </w:rPr>
-        <w:t xml:space="preserve">Cycle </w:t>
-      </w:r>
-      <w:r>
-        <w:rPr>
-          <w:b/>
-          <w:bCs/>
-          <w:color w:val="0070C0"/>
-        </w:rPr>
-        <w:t>6</w:t>
-      </w:r>
-      <w:r>
-        <w:rPr>
-          <w:b/>
-          <w:bCs/>
-          <w:color w:val="0070C0"/>
-        </w:rPr>
-        <w:t xml:space="preserve">: </w:t>
-      </w:r>
-      <w:r>
-        <w:rPr>
-          <w:rFonts w:cs="Arial"/>
-        </w:rPr>
-        <w:t xml:space="preserve">After </w:t>
-      </w:r>
-      <w:r>
-        <w:rPr>
-          <w:rFonts w:cs="Arial"/>
-        </w:rPr>
-        <w:t xml:space="preserve">adding </w:t>
-      </w:r>
-      <w:r>
-        <w:rPr>
-          <w:rFonts w:cs="Arial"/>
-        </w:rPr>
-        <w:t>1 (</w:t>
-      </w:r>
-      <w:r>
-        <w:rPr>
-          <w:rFonts w:cs="Arial"/>
-        </w:rPr>
-        <w:t xml:space="preserve">the </w:t>
-      </w:r>
-      <w:r>
-        <w:rPr>
-          <w:rFonts w:cs="Arial"/>
-        </w:rPr>
-        <w:t xml:space="preserve">immediate) </w:t>
-      </w:r>
-      <w:r>
-        <w:rPr>
-          <w:rFonts w:cs="Arial"/>
-        </w:rPr>
-        <w:t xml:space="preserve">to the read value </w:t>
-      </w:r>
-      <w:r>
-        <w:rPr>
-          <w:rFonts w:cs="Arial"/>
-        </w:rPr>
-        <w:t>(0x0000000</w:t>
-      </w:r>
-      <w:r>
-        <w:rPr>
-          <w:rFonts w:cs="Arial"/>
-        </w:rPr>
-        <w:t>C</w:t>
-      </w:r>
-      <w:r>
-        <w:rPr>
-          <w:rFonts w:cs="Arial"/>
-        </w:rPr>
-        <w:t xml:space="preserve"> + 1 = 0x0000000</w:t>
-      </w:r>
-      <w:r>
-        <w:rPr>
-          <w:rFonts w:cs="Arial"/>
-        </w:rPr>
-        <w:t>D</w:t>
-      </w:r>
-      <w:r>
-        <w:rPr>
-          <w:rFonts w:cs="Arial"/>
-        </w:rPr>
-        <w:t>)</w:t>
-      </w:r>
-      <w:r>
-        <w:rPr>
-          <w:rFonts w:cs="Arial"/>
-        </w:rPr>
-        <w:t xml:space="preserve">, </w:t>
-      </w:r>
-      <w:r>
-        <w:rPr>
-          <w:rFonts w:cs="Arial"/>
-        </w:rPr>
-        <w:t xml:space="preserve">the data </w:t>
-      </w:r>
-      <w:r>
-        <w:rPr>
-          <w:rFonts w:cs="Arial"/>
-        </w:rPr>
-        <w:t>and</w:t>
-      </w:r>
-      <w:r>
-        <w:rPr>
-          <w:rFonts w:cs="Arial"/>
-        </w:rPr>
-        <w:t xml:space="preserve"> address are provided to the DCCM, and writing of the </w:t>
-      </w:r>
-      <w:r>
-        <w:rPr>
-          <w:rFonts w:cs="Arial"/>
-        </w:rPr>
-        <w:t xml:space="preserve">correct </w:t>
-      </w:r>
-      <w:r>
-        <w:rPr>
-          <w:rFonts w:cs="Arial"/>
-        </w:rPr>
-        <w:t>bank is enabled</w:t>
-      </w:r>
-      <w:r>
-        <w:rPr>
-          <w:rFonts w:cs="Arial"/>
-        </w:rPr>
-        <w:t xml:space="preserve"> using the follo</w:t>
-      </w:r>
-      <w:r>
-        <w:rPr>
-          <w:rFonts w:cs="Arial"/>
-        </w:rPr>
-        <w:t>wing</w:t>
-      </w:r>
-      <w:r>
-        <w:rPr>
-          <w:rFonts w:cs="Arial"/>
-        </w:rPr>
-        <w:t xml:space="preserve"> signals</w:t>
-      </w:r>
-      <w:r>
-        <w:rPr>
-          <w:rFonts w:cs="Arial"/>
-        </w:rPr>
-        <w:t>:</w:t>
-      </w:r>
-    </w:p>
-    <w:p>
-      <w:pPr>
-        <w:pStyle w:val="af"/>
-        <w:numPr>
-          <w:ilvl w:val="2"/>
-          <w:numId w:val="37"/>
-        </w:numPr>
-        <w:ind w:left="1080"/>
-      </w:pPr>
-      <w:r>
-        <w:rPr>
-          <w:rFonts w:ascii="Courier New" w:hAnsi="Courier New" w:cs="Courier New"/>
-        </w:rPr>
-        <w:t>dccm_wren</w:t>
-      </w:r>
-      <w:r>
-        <w:t xml:space="preserve"> = </w:t>
-      </w:r>
-      <w:r>
-        <w:rPr>
-          <w:rFonts w:cs="Arial"/>
-        </w:rPr>
-        <w:t>1</w:t>
-      </w:r>
-    </w:p>
-    <w:p>
-      <w:pPr>
-        <w:pStyle w:val="af"/>
-        <w:numPr>
-          <w:ilvl w:val="2"/>
-          <w:numId w:val="37"/>
-        </w:numPr>
-        <w:ind w:left="1080"/>
-        <w:rPr>
-          <w:rFonts w:cs="Arial"/>
-        </w:rPr>
-      </w:pPr>
-      <w:r>
-        <w:rPr>
-          <w:rFonts w:ascii="Courier New" w:hAnsi="Courier New" w:cs="Courier New"/>
-        </w:rPr>
-        <w:t>wren_bank</w:t>
-      </w:r>
-      <w:r>
-        <w:t xml:space="preserve"> = </w:t>
-      </w:r>
-      <w:r>
-        <w:rPr>
-          <w:rFonts w:cs="Arial"/>
-        </w:rPr>
-        <w:t>0x0</w:t>
-      </w:r>
-      <w:r>
-        <w:rPr>
-          <w:rFonts w:cs="Arial"/>
-        </w:rPr>
-        <w:t>1</w:t>
-      </w:r>
-    </w:p>
-    <w:p>
-      <w:pPr>
-        <w:pStyle w:val="af"/>
-        <w:numPr>
-          <w:ilvl w:val="2"/>
-          <w:numId w:val="37"/>
-        </w:numPr>
-        <w:ind w:left="1080"/>
-        <w:rPr>
-          <w:rFonts w:cs="Arial"/>
-        </w:rPr>
-      </w:pPr>
-      <w:r>
-        <w:rPr>
-          <w:rFonts w:ascii="Courier New" w:hAnsi="Courier New" w:cs="Courier New"/>
-        </w:rPr>
-        <w:t>dccm_wr_addr</w:t>
-      </w:r>
-      <w:r>
-        <w:rPr>
-          <w:rFonts w:ascii="Courier New" w:hAnsi="Courier New" w:cs="Courier New"/>
-        </w:rPr>
-        <w:t>_lo</w:t>
-      </w:r>
-      <w:r>
-        <w:t xml:space="preserve"> = </w:t>
-      </w:r>
-      <w:r>
-        <w:rPr>
-          <w:rFonts w:cs="Arial"/>
-        </w:rPr>
-        <w:t>0x00</w:t>
-      </w:r>
-      <w:r>
-        <w:rPr>
-          <w:rFonts w:cs="Arial"/>
-        </w:rPr>
-        <w:t>30</w:t>
-      </w:r>
-    </w:p>
-    <w:p>
-      <w:pPr>
-        <w:pStyle w:val="af"/>
-        <w:numPr>
-          <w:ilvl w:val="2"/>
-          <w:numId w:val="37"/>
-        </w:numPr>
-        <w:ind w:left="1080"/>
-        <w:rPr>
-          <w:rFonts w:cs="Arial"/>
-        </w:rPr>
-      </w:pPr>
-      <w:r>
-        <w:rPr>
-          <w:rFonts w:ascii="Courier New" w:hAnsi="Courier New" w:cs="Courier New"/>
-        </w:rPr>
-        <w:t>dccm_wr_data</w:t>
-      </w:r>
-      <w:r>
-        <w:rPr>
-          <w:rFonts w:ascii="Courier New" w:hAnsi="Courier New" w:cs="Courier New"/>
-        </w:rPr>
-        <w:t>_lo</w:t>
-      </w:r>
-      <w:r>
-        <w:t xml:space="preserve"> = </w:t>
-      </w:r>
-      <w:r>
-        <w:rPr>
-          <w:rFonts w:cs="Arial"/>
-        </w:rPr>
-        <w:t>0x</w:t>
-      </w:r>
-      <w:r>
-        <w:rPr>
-          <w:rFonts w:cs="Arial"/>
-          <w:color w:val="FF0000"/>
-        </w:rPr>
-        <w:t>0</w:t>
-      </w:r>
-      <w:r>
-        <w:rPr>
-          <w:rFonts w:cs="Arial"/>
-          <w:color w:val="FF0000"/>
-        </w:rPr>
-        <w:t>2</w:t>
-      </w:r>
-      <w:r>
-        <w:rPr>
-          <w:rFonts w:cs="Arial"/>
-        </w:rPr>
-        <w:t>0000000</w:t>
-      </w:r>
-      <w:r>
-        <w:rPr>
-          <w:rFonts w:cs="Arial"/>
-        </w:rPr>
-        <w:t>D</w:t>
-      </w:r>
-    </w:p>
-    <w:p>
-      <w:pPr>
-        <w:rPr>
-          <w:rFonts w:cs="Arial"/>
-          <w:bCs/>
-          <w:color w:val="00000A"/>
-        </w:rPr>
-      </w:pPr>
-    </w:p>
-    <w:p>
-      <w:pPr>
-        <w:rPr>
-          <w:rFonts w:cs="Arial"/>
-          <w:bCs/>
-          <w:color w:val="00000A"/>
-        </w:rPr>
-      </w:pPr>
-    </w:p>
-    <w:p>
-      <w:pPr>
-        <w:pStyle w:val="af"/>
-        <w:pBdr>
-          <w:top w:val="single" w:sz="4" w:space="1" w:color="auto"/>
-          <w:left w:val="single" w:sz="4" w:space="4" w:color="auto"/>
-          <w:bottom w:val="single" w:sz="4" w:space="1" w:color="auto"/>
-          <w:right w:val="single" w:sz="4" w:space="4" w:color="auto"/>
-        </w:pBdr>
-        <w:shd w:val="clear" w:color="auto" w:fill="E5B8B7" w:themeFill="accent2" w:themeFillTint="66"/>
-        <w:ind w:left="142"/>
-        <w:rPr>
-          <w:rFonts w:ascii="Courier New" w:hAnsi="Courier New" w:cs="Courier New"/>
-          <w:color w:val="00000A"/>
-          <w:sz w:val="20"/>
-          <w:szCs w:val="20"/>
-        </w:rPr>
-      </w:pPr>
-      <w:r>
-        <w:rPr>
-          <w:rFonts w:cs="Arial"/>
-          <w:b/>
-          <w:bCs/>
-          <w:color w:val="00000A"/>
-          <w:u w:val="single"/>
-        </w:rPr>
-        <w:t>TASK</w:t>
-      </w:r>
-      <w:r>
-        <w:rPr>
-          <w:rFonts w:cs="Arial"/>
-          <w:b/>
-          <w:bCs/>
-          <w:color w:val="00000A"/>
-        </w:rPr>
-        <w:t xml:space="preserve">: </w:t>
-      </w:r>
-      <w:r>
-        <w:rPr>
-          <w:rFonts w:cs="Arial"/>
-          <w:color w:val="00000A"/>
-        </w:rPr>
-        <w:t xml:space="preserve">Explain how signals </w:t>
-      </w:r>
-      <w:r>
-        <w:rPr>
-          <w:rFonts w:ascii="Courier New" w:hAnsi="Courier New" w:cs="Courier New"/>
-        </w:rPr>
-        <w:t>rden_bank</w:t>
-      </w:r>
-      <w:r>
-        <w:rPr>
-          <w:rFonts w:cs="Arial"/>
-          <w:color w:val="00000A"/>
-        </w:rPr>
-        <w:t xml:space="preserve">, </w:t>
-      </w:r>
-      <w:r>
-        <w:rPr>
-          <w:rFonts w:ascii="Courier New" w:hAnsi="Courier New" w:cs="Courier New"/>
-        </w:rPr>
-        <w:t>wren_bank</w:t>
-      </w:r>
-      <w:r>
-        <w:rPr>
-          <w:rFonts w:cs="Arial"/>
-          <w:color w:val="00000A"/>
-        </w:rPr>
-        <w:t xml:space="preserve">, </w:t>
-      </w:r>
-      <w:r>
-        <w:rPr>
-          <w:rFonts w:cs="Arial"/>
-          <w:color w:val="00000A"/>
-        </w:rPr>
-        <w:t xml:space="preserve">and </w:t>
-      </w:r>
-      <w:r>
-        <w:rPr>
-          <w:rFonts w:ascii="Courier New" w:hAnsi="Courier New" w:cs="Courier New"/>
-        </w:rPr>
-        <w:t>addr_bank</w:t>
-      </w:r>
-      <w:r>
-        <w:rPr>
-          <w:rFonts w:cs="Arial"/>
-          <w:color w:val="00000A"/>
-        </w:rPr>
-        <w:t xml:space="preserve"> </w:t>
-      </w:r>
-      <w:r>
-        <w:rPr>
-          <w:rFonts w:cs="Arial"/>
-          <w:color w:val="00000A"/>
-        </w:rPr>
-        <w:t xml:space="preserve">are obtained in module </w:t>
-      </w:r>
-      <w:r>
-        <w:rPr>
-          <w:rFonts w:ascii="Courier New" w:hAnsi="Courier New" w:cs="Courier New"/>
-          <w:b/>
-          <w:bCs/>
-          <w:color w:val="00000A"/>
-        </w:rPr>
-        <w:t>lsu_dccm_mem</w:t>
-      </w:r>
-      <w:r>
-        <w:rPr>
-          <w:rFonts w:cs="Arial"/>
-          <w:color w:val="00000A"/>
-        </w:rPr>
-        <w:t>.</w:t>
-      </w:r>
-    </w:p>
-    <w:p>
-      <w:pPr>
-        <w:rPr>
-          <w:rFonts w:cs="Arial"/>
-        </w:rPr>
-      </w:pPr>
-    </w:p>
-    <w:p>
-      <w:pPr>
-        <w:rPr>
-          <w:rFonts w:cs="Arial"/>
-          <w:bCs/>
-          <w:color w:val="00000A"/>
-        </w:rPr>
-      </w:pPr>
-    </w:p>
-    <w:p>
-      <w:pPr>
-        <w:pStyle w:val="af"/>
-        <w:pBdr>
-          <w:top w:val="single" w:sz="4" w:space="1" w:color="auto"/>
-          <w:left w:val="single" w:sz="4" w:space="4" w:color="auto"/>
-          <w:bottom w:val="single" w:sz="4" w:space="1" w:color="auto"/>
-          <w:right w:val="single" w:sz="4" w:space="4" w:color="auto"/>
-        </w:pBdr>
-        <w:shd w:val="clear" w:color="auto" w:fill="E5B8B7" w:themeFill="accent2" w:themeFillTint="66"/>
-        <w:ind w:left="142"/>
-      </w:pPr>
-      <w:r>
-        <w:rPr>
-          <w:rFonts w:cs="Arial"/>
-          <w:b/>
-          <w:bCs/>
-          <w:color w:val="00000A"/>
-          <w:u w:val="single"/>
-        </w:rPr>
-        <w:t>TASK</w:t>
-      </w:r>
-      <w:r>
-        <w:rPr>
-          <w:rFonts w:cs="Arial"/>
-          <w:b/>
-          <w:bCs/>
-          <w:color w:val="00000A"/>
-        </w:rPr>
-        <w:t xml:space="preserve">: </w:t>
-      </w:r>
-      <w:r>
-        <w:rPr>
-          <w:rFonts w:cs="Arial"/>
-          <w:color w:val="00000A"/>
-        </w:rPr>
-        <w:t>Simulate</w:t>
-      </w:r>
-      <w:r>
-        <w:rPr>
-          <w:rFonts w:cs="Arial"/>
-          <w:b/>
-          <w:bCs/>
-          <w:color w:val="00000A"/>
-        </w:rPr>
-        <w:t xml:space="preserve"> </w:t>
-      </w:r>
-      <w:r>
-        <w:rPr>
-          <w:rFonts w:cs="Arial"/>
-          <w:color w:val="00000A"/>
-        </w:rPr>
-        <w:t xml:space="preserve">an unaligned </w:t>
-      </w:r>
-      <w:r>
-        <w:rPr>
-          <w:rFonts w:cs="Arial"/>
-          <w:color w:val="00000A"/>
-        </w:rPr>
-        <w:t xml:space="preserve">read to the DCCM and analyse </w:t>
-      </w:r>
-      <w:r>
-        <w:rPr>
-          <w:rFonts w:cs="Arial"/>
-          <w:color w:val="00000A"/>
-        </w:rPr>
-        <w:t>how it is handled inside the DCCM</w:t>
-      </w:r>
-      <w:r>
-        <w:rPr>
-          <w:rFonts w:cs="Arial"/>
-          <w:color w:val="00000A"/>
-        </w:rPr>
-        <w:t>.</w:t>
-      </w:r>
-      <w:r>
-        <w:rPr>
-          <w:rFonts w:cs="Arial"/>
-          <w:color w:val="00000A"/>
-        </w:rPr>
-        <w:t xml:space="preserve"> You can use the program used above (</w:t>
-      </w:r>
-      <w:r>
-        <w:rPr>
-          <w:rFonts w:eastAsia="Arial" w:cs="Arial"/>
+        </w:rPr>
+        <w:t>src/</w:t>
+      </w:r>
+      <w:r>
+        <w:rPr>
           <w:i/>
-          <w:iCs/>
-          <w:color w:val="000000" w:themeColor="text1"/>
-        </w:rPr>
-        <w:t>[RVfpgaEL2</w:t>
-      </w:r>
-      <w:r>
-        <w:rPr>
-          <w:rFonts w:eastAsia="Arial" w:cs="Arial"/>
-          <w:i/>
-          <w:iCs/>
-          <w:color w:val="000000" w:themeColor="text1"/>
-        </w:rPr>
-        <w:t xml:space="preserve">Nexys </w:t>
-      </w:r>
-      <w:r>
-        <w:rPr>
-          <w:rFonts w:eastAsia="Arial" w:cs="Arial"/>
-          <w:i/>
-          <w:iCs/>
-          <w:color w:val="000000" w:themeColor="text1"/>
-        </w:rPr>
-        <w:t>Video</w:t>
-      </w:r>
-      <w:r>
-        <w:rPr>
-          <w:rFonts w:eastAsia="Arial" w:cs="Arial"/>
-          <w:i/>
-          <w:iCs/>
-          <w:color w:val="000000" w:themeColor="text1"/>
-        </w:rPr>
-        <w:t>NoDDRPath]</w:t>
-      </w:r>
-      <w:r>
-        <w:rPr>
-          <w:rFonts w:cs="Arial"/>
-          <w:i/>
-          <w:iCs/>
-        </w:rPr>
-        <w:t>/Labs</w:t>
-      </w:r>
-      <w:r>
-        <w:rPr>
-          <w:i/>
-          <w:iCs/>
-        </w:rPr>
-        <w:t>/Lab20/LW-SW_Instruction_DCCM/</w:t>
-      </w:r>
-      <w:r>
-        <w:t>) and simply substitute the load instruction as follows:</w:t>
-      </w:r>
-    </w:p>
-    <w:p>
-      <w:pPr>
-        <w:pStyle w:val="af"/>
-        <w:pBdr>
-          <w:top w:val="single" w:sz="4" w:space="1" w:color="auto"/>
-          <w:left w:val="single" w:sz="4" w:space="4" w:color="auto"/>
-          <w:bottom w:val="single" w:sz="4" w:space="1" w:color="auto"/>
-          <w:right w:val="single" w:sz="4" w:space="4" w:color="auto"/>
-        </w:pBdr>
-        <w:shd w:val="clear" w:color="auto" w:fill="E5B8B7" w:themeFill="accent2" w:themeFillTint="66"/>
-        <w:ind w:left="142" w:firstLine="578"/>
-        <w:rPr>
-          <w:rFonts w:ascii="Courier New" w:hAnsi="Courier New" w:cs="Courier New"/>
-          <w:bCs/>
-          <w:color w:val="00000A"/>
-          <w:sz w:val="20"/>
-        </w:rPr>
-      </w:pPr>
-      <w:r>
-        <w:rPr>
-          <w:rFonts w:ascii="Courier New" w:hAnsi="Courier New" w:cs="Courier New"/>
-          <w:bCs/>
-          <w:color w:val="00000A"/>
-        </w:rPr>
-        <w:t>lw t3, (t4)</w:t>
-      </w:r>
-      <w:r>
-        <w:rPr>
-          <w:rFonts w:cs="Arial"/>
-          <w:bCs/>
-          <w:color w:val="00000A"/>
-        </w:rPr>
-        <w:t xml:space="preserve"> </w:t>
-      </w:r>
-      <w:r>
-        <w:rPr>
-          <w:rFonts w:ascii="Wingdings" w:eastAsia="Wingdings" w:hAnsi="Wingdings" w:cs="Wingdings"/>
-          <w:bCs/>
-          <w:color w:val="00000A"/>
-        </w:rPr>
-        <w:t></w:t>
-      </w:r>
-      <w:r>
-        <w:rPr>
-          <w:rFonts w:cs="Arial"/>
-          <w:bCs/>
-          <w:color w:val="00000A"/>
-        </w:rPr>
-        <w:t xml:space="preserve"> </w:t>
-      </w:r>
-      <w:r>
-        <w:rPr>
-          <w:rFonts w:ascii="Courier New" w:hAnsi="Courier New" w:cs="Courier New"/>
-          <w:bCs/>
-          <w:color w:val="00000A"/>
-        </w:rPr>
-        <w:t xml:space="preserve">lw t3, </w:t>
-      </w:r>
-      <w:r>
-        <w:rPr>
-          <w:rFonts w:ascii="Courier New" w:hAnsi="Courier New" w:cs="Courier New"/>
-          <w:b/>
-          <w:bCs/>
-          <w:color w:val="FF0000"/>
-        </w:rPr>
-        <w:t>1</w:t>
-      </w:r>
-      <w:r>
-        <w:rPr>
-          <w:rFonts w:ascii="Courier New" w:hAnsi="Courier New" w:cs="Courier New"/>
-          <w:bCs/>
-          <w:color w:val="00000A"/>
-        </w:rPr>
-        <w:t>(t4)</w:t>
-      </w:r>
-    </w:p>
-    <w:p>
-      <w:pPr>
-        <w:rPr>
-          <w:rFonts w:cs="Arial"/>
-        </w:rPr>
-      </w:pPr>
-    </w:p>
-    <w:p>
-      <w:pPr>
-        <w:rPr>
-          <w:rFonts w:cs="Arial"/>
-          <w:bCs/>
-          <w:color w:val="00000A"/>
-        </w:rPr>
-      </w:pPr>
-    </w:p>
-    <w:p>
-      <w:pPr>
-        <w:pStyle w:val="af"/>
-        <w:pBdr>
-          <w:top w:val="single" w:sz="4" w:space="1" w:color="auto"/>
-          <w:left w:val="single" w:sz="4" w:space="4" w:color="auto"/>
-          <w:bottom w:val="single" w:sz="4" w:space="1" w:color="auto"/>
-          <w:right w:val="single" w:sz="4" w:space="4" w:color="auto"/>
-        </w:pBdr>
-        <w:shd w:val="clear" w:color="auto" w:fill="E5B8B7" w:themeFill="accent2" w:themeFillTint="66"/>
-        <w:ind w:left="142"/>
-        <w:rPr>
-          <w:rFonts w:cs="Arial"/>
-          <w:color w:val="00000A"/>
-        </w:rPr>
-      </w:pPr>
-      <w:r>
-        <w:rPr>
-          <w:rFonts w:cs="Arial"/>
-          <w:b/>
-          <w:bCs/>
-          <w:color w:val="00000A"/>
-          <w:u w:val="single"/>
-        </w:rPr>
-        <w:t>TASK</w:t>
-      </w:r>
-      <w:r>
-        <w:rPr>
-          <w:rFonts w:cs="Arial"/>
-          <w:b/>
-          <w:bCs/>
-          <w:color w:val="00000A"/>
-        </w:rPr>
-        <w:t>:</w:t>
-      </w:r>
-      <w:r>
-        <w:rPr>
-          <w:rFonts w:cs="Arial"/>
-          <w:b/>
-          <w:bCs/>
-          <w:color w:val="00000A"/>
-        </w:rPr>
-        <w:t xml:space="preserve"> </w:t>
-      </w:r>
-      <w:r>
-        <w:rPr>
-          <w:rFonts w:cs="Arial"/>
-          <w:color w:val="00000A"/>
-        </w:rPr>
-        <w:t>Simulate</w:t>
-      </w:r>
-      <w:r>
-        <w:rPr>
-          <w:rFonts w:cs="Arial"/>
-          <w:b/>
-          <w:bCs/>
-          <w:color w:val="00000A"/>
-        </w:rPr>
-        <w:t xml:space="preserve"> </w:t>
-      </w:r>
-      <w:r>
-        <w:rPr>
-          <w:rFonts w:cs="Arial"/>
-          <w:color w:val="00000A"/>
-        </w:rPr>
-        <w:t xml:space="preserve">a </w:t>
-      </w:r>
-      <w:r>
-        <w:rPr>
-          <w:rFonts w:cs="Arial"/>
-          <w:color w:val="00000A"/>
-        </w:rPr>
-        <w:t xml:space="preserve">DCCM </w:t>
-      </w:r>
-      <w:r>
-        <w:rPr>
-          <w:rFonts w:cs="Arial"/>
-          <w:color w:val="00000A"/>
-        </w:rPr>
-        <w:t>bank conflict</w:t>
-      </w:r>
-      <w:r>
-        <w:rPr>
-          <w:rFonts w:cs="Arial"/>
-          <w:color w:val="00000A"/>
-        </w:rPr>
-        <w:t xml:space="preserve"> by</w:t>
-      </w:r>
-      <w:r>
-        <w:rPr>
-          <w:rFonts w:cs="Arial"/>
-          <w:color w:val="00000A"/>
-        </w:rPr>
-        <w:t xml:space="preserve"> modifying the program from </w:t>
-      </w:r>
-      <w:r>
-        <w:rPr>
-          <w:rFonts w:cs="Arial"/>
-          <w:color w:val="00000A"/>
-        </w:rPr>
-        <w:fldChar w:fldCharType="begin"/>
-      </w:r>
-      <w:r>
-        <w:rPr>
-          <w:rFonts w:cs="Arial"/>
-          <w:color w:val="00000A"/>
-        </w:rPr>
-        <w:instrText xml:space="preserve"> REF _Ref38787973 \h </w:instrText>
-      </w:r>
-      <w:r>
-        <w:rPr>
-          <w:rFonts w:cs="Arial"/>
-          <w:color w:val="00000A"/>
-        </w:rPr>
-      </w:r>
-      <w:r>
-        <w:rPr>
-          <w:rFonts w:cs="Arial"/>
-          <w:color w:val="00000A"/>
-        </w:rPr>
-        <w:fldChar w:fldCharType="separate"/>
-      </w:r>
-      <w:r>
-        <w:t xml:space="preserve">Figure </w:t>
-      </w:r>
-      <w:r>
-        <w:rPr>
-          <w:noProof/>
-        </w:rPr>
-        <w:t>4</w:t>
-      </w:r>
-      <w:r>
-        <w:rPr>
-          <w:rFonts w:cs="Arial"/>
-          <w:color w:val="00000A"/>
-        </w:rPr>
-        <w:fldChar w:fldCharType="end"/>
-      </w:r>
-      <w:r>
-        <w:rPr>
-          <w:rFonts w:cs="Arial"/>
-          <w:color w:val="00000A"/>
-        </w:rPr>
-        <w:t xml:space="preserve"> (</w:t>
-      </w:r>
-      <w:r>
-        <w:rPr>
-          <w:rFonts w:eastAsia="Arial" w:cs="Arial"/>
-          <w:i/>
-          <w:iCs/>
-          <w:color w:val="000000" w:themeColor="text1"/>
-        </w:rPr>
-        <w:t>[RVfpgaEL2</w:t>
-      </w:r>
-      <w:r>
-        <w:rPr>
-          <w:rFonts w:eastAsia="Arial" w:cs="Arial"/>
-          <w:i/>
-          <w:iCs/>
-          <w:color w:val="000000" w:themeColor="text1"/>
-        </w:rPr>
-        <w:t xml:space="preserve">Nexys </w:t>
-      </w:r>
-      <w:r>
-        <w:rPr>
-          <w:rFonts w:eastAsia="Arial" w:cs="Arial"/>
-          <w:i/>
-          <w:iCs/>
-          <w:color w:val="000000" w:themeColor="text1"/>
-        </w:rPr>
-        <w:t>Video</w:t>
-      </w:r>
-      <w:r>
-        <w:rPr>
-          <w:rFonts w:eastAsia="Arial" w:cs="Arial"/>
-          <w:i/>
-          <w:iCs/>
-          <w:color w:val="000000" w:themeColor="text1"/>
-        </w:rPr>
-        <w:t>NoDDRPath]</w:t>
-      </w:r>
-      <w:r>
-        <w:rPr>
-          <w:rFonts w:cs="Arial"/>
-          <w:i/>
-          <w:iCs/>
-        </w:rPr>
-        <w:t>/Labs</w:t>
-      </w:r>
-      <w:r>
-        <w:rPr>
-          <w:i/>
-          <w:iCs/>
-        </w:rPr>
-        <w:t>/Lab20/LW-SW_Instruction_DCCM/</w:t>
-      </w:r>
-      <w:r>
-        <w:rPr>
-          <w:rFonts w:cs="Arial"/>
-          <w:color w:val="00000A"/>
-        </w:rPr>
-        <w:t>)</w:t>
-      </w:r>
-      <w:r>
-        <w:rPr>
-          <w:rFonts w:cs="Arial"/>
-          <w:color w:val="00000A"/>
-        </w:rPr>
-        <w:t>.</w:t>
-      </w:r>
-    </w:p>
-    <w:p>
-      <w:pPr>
-        <w:pStyle w:val="af"/>
-        <w:pBdr>
-          <w:top w:val="single" w:sz="4" w:space="1" w:color="auto"/>
-          <w:left w:val="single" w:sz="4" w:space="4" w:color="auto"/>
-          <w:bottom w:val="single" w:sz="4" w:space="1" w:color="auto"/>
-          <w:right w:val="single" w:sz="4" w:space="4" w:color="auto"/>
-        </w:pBdr>
-        <w:shd w:val="clear" w:color="auto" w:fill="E5B8B7" w:themeFill="accent2" w:themeFillTint="66"/>
-        <w:ind w:left="142" w:firstLine="578"/>
-        <w:rPr>
-          <w:rFonts w:cs="Arial"/>
-          <w:bCs/>
-          <w:color w:val="00000A"/>
-        </w:rPr>
-      </w:pPr>
-    </w:p>
-    <w:p>
-      <w:pPr>
-        <w:pStyle w:val="af"/>
-        <w:pBdr>
-          <w:top w:val="single" w:sz="4" w:space="1" w:color="auto"/>
-          <w:left w:val="single" w:sz="4" w:space="4" w:color="auto"/>
-          <w:bottom w:val="single" w:sz="4" w:space="1" w:color="auto"/>
-          <w:right w:val="single" w:sz="4" w:space="4" w:color="auto"/>
-        </w:pBdr>
-        <w:shd w:val="clear" w:color="auto" w:fill="E5B8B7" w:themeFill="accent2" w:themeFillTint="66"/>
-        <w:ind w:left="142" w:firstLine="578"/>
-        <w:rPr>
-          <w:rFonts w:cs="Arial"/>
-          <w:color w:val="00000A"/>
-        </w:rPr>
-      </w:pPr>
-      <w:r>
-        <w:rPr>
-          <w:rFonts w:cs="Arial"/>
-          <w:b/>
-          <w:bCs/>
-          <w:color w:val="00000A"/>
-        </w:rPr>
-        <w:t>1</w:t>
-      </w:r>
-      <w:r>
-        <w:rPr>
-          <w:rFonts w:cs="Arial"/>
-          <w:b/>
-          <w:bCs/>
-          <w:color w:val="00000A"/>
-          <w:vertAlign w:val="superscript"/>
-        </w:rPr>
-        <w:t>st</w:t>
-      </w:r>
-      <w:r>
-        <w:rPr>
-          <w:rFonts w:cs="Arial"/>
-          <w:b/>
-          <w:bCs/>
-          <w:color w:val="00000A"/>
-        </w:rPr>
-        <w:t xml:space="preserve"> </w:t>
-      </w:r>
-      <w:r>
-        <w:rPr>
-          <w:rFonts w:cs="Arial"/>
-          <w:b/>
-          <w:bCs/>
-          <w:color w:val="00000A"/>
-        </w:rPr>
-        <w:t>modification</w:t>
-      </w:r>
-      <w:r>
-        <w:rPr>
-          <w:rFonts w:cs="Arial"/>
-          <w:b/>
-          <w:bCs/>
-          <w:color w:val="00000A"/>
-        </w:rPr>
-        <w:t>:</w:t>
-      </w:r>
-      <w:r>
-        <w:rPr>
-          <w:rFonts w:cs="Arial"/>
-          <w:color w:val="00000A"/>
-        </w:rPr>
-        <w:t xml:space="preserve"> Remove the </w:t>
-      </w:r>
-      <w:r>
-        <w:rPr>
-          <w:rFonts w:ascii="Courier New" w:hAnsi="Courier New" w:cs="Courier New"/>
-          <w:color w:val="00000A"/>
-        </w:rPr>
-        <w:t>nop</w:t>
-      </w:r>
-      <w:r>
-        <w:rPr>
-          <w:rFonts w:cs="Arial"/>
-          <w:color w:val="00000A"/>
-        </w:rPr>
-        <w:t xml:space="preserve"> instructions, regenerate the simulation</w:t>
-      </w:r>
-      <w:r>
-        <w:rPr>
-          <w:rFonts w:cs="Arial"/>
-          <w:color w:val="00000A"/>
-        </w:rPr>
-        <w:t>,</w:t>
-      </w:r>
-      <w:r>
-        <w:rPr>
-          <w:rFonts w:cs="Arial"/>
-          <w:color w:val="00000A"/>
-        </w:rPr>
-        <w:t xml:space="preserve"> and analyse the </w:t>
-      </w:r>
-      <w:r>
-        <w:rPr>
-          <w:rFonts w:ascii="Courier New" w:hAnsi="Courier New" w:cs="Courier New"/>
-          <w:color w:val="00000A"/>
-        </w:rPr>
-        <w:t>lw</w:t>
-      </w:r>
-      <w:r>
-        <w:rPr>
-          <w:rFonts w:cs="Arial"/>
-          <w:color w:val="00000A"/>
-        </w:rPr>
-        <w:t xml:space="preserve"> and the </w:t>
-      </w:r>
-      <w:r>
-        <w:rPr>
-          <w:rFonts w:ascii="Courier New" w:hAnsi="Courier New" w:cs="Courier New"/>
-          <w:color w:val="00000A"/>
-        </w:rPr>
-        <w:t>sw</w:t>
-      </w:r>
-      <w:r>
-        <w:rPr>
-          <w:rFonts w:cs="Arial"/>
-          <w:color w:val="00000A"/>
-        </w:rPr>
-        <w:t xml:space="preserve"> in a random iteration of the loop.</w:t>
-      </w:r>
-    </w:p>
-    <w:p>
-      <w:pPr>
-        <w:pStyle w:val="af"/>
-        <w:pBdr>
-          <w:top w:val="single" w:sz="4" w:space="1" w:color="auto"/>
-          <w:left w:val="single" w:sz="4" w:space="4" w:color="auto"/>
-          <w:bottom w:val="single" w:sz="4" w:space="1" w:color="auto"/>
-          <w:right w:val="single" w:sz="4" w:space="4" w:color="auto"/>
-        </w:pBdr>
-        <w:shd w:val="clear" w:color="auto" w:fill="E5B8B7" w:themeFill="accent2" w:themeFillTint="66"/>
-        <w:ind w:left="142" w:firstLine="578"/>
-        <w:rPr>
-          <w:rFonts w:cs="Arial"/>
-          <w:bCs/>
-          <w:color w:val="00000A"/>
-        </w:rPr>
-      </w:pPr>
-    </w:p>
-    <w:p>
-      <w:pPr>
-        <w:pStyle w:val="af"/>
-        <w:pBdr>
-          <w:top w:val="single" w:sz="4" w:space="1" w:color="auto"/>
-          <w:left w:val="single" w:sz="4" w:space="4" w:color="auto"/>
-          <w:bottom w:val="single" w:sz="4" w:space="1" w:color="auto"/>
-          <w:right w:val="single" w:sz="4" w:space="4" w:color="auto"/>
-        </w:pBdr>
-        <w:shd w:val="clear" w:color="auto" w:fill="E5B8B7" w:themeFill="accent2" w:themeFillTint="66"/>
-        <w:ind w:left="142" w:firstLine="578"/>
-        <w:rPr>
-          <w:rFonts w:cs="Arial"/>
-          <w:bCs/>
-          <w:color w:val="00000A"/>
-        </w:rPr>
-      </w:pPr>
-      <w:r>
-        <w:rPr>
-          <w:rFonts w:cs="Arial"/>
-          <w:b/>
-          <w:bCs/>
-          <w:color w:val="00000A"/>
-        </w:rPr>
-        <w:t>2</w:t>
-      </w:r>
-      <w:r>
-        <w:rPr>
-          <w:rFonts w:cs="Arial"/>
-          <w:b/>
-          <w:bCs/>
-          <w:color w:val="00000A"/>
-          <w:vertAlign w:val="superscript"/>
-        </w:rPr>
-        <w:t>nd</w:t>
-      </w:r>
-      <w:r>
-        <w:rPr>
-          <w:rFonts w:cs="Arial"/>
-          <w:b/>
-          <w:bCs/>
-          <w:color w:val="00000A"/>
-        </w:rPr>
-        <w:t xml:space="preserve"> </w:t>
-      </w:r>
-      <w:r>
-        <w:rPr>
-          <w:rFonts w:cs="Arial"/>
-          <w:b/>
-          <w:bCs/>
-          <w:color w:val="00000A"/>
-        </w:rPr>
-        <w:t>modification</w:t>
-      </w:r>
-      <w:r>
-        <w:rPr>
-          <w:rFonts w:cs="Arial"/>
-          <w:b/>
-          <w:bCs/>
-          <w:color w:val="00000A"/>
-        </w:rPr>
-        <w:t>:</w:t>
-      </w:r>
-      <w:r>
-        <w:rPr>
-          <w:rFonts w:cs="Arial"/>
-          <w:bCs/>
-          <w:color w:val="00000A"/>
-        </w:rPr>
-        <w:t xml:space="preserve"> Modify the immediate of the </w:t>
-      </w:r>
-      <w:r>
-        <w:rPr>
-          <w:rFonts w:ascii="Courier New" w:hAnsi="Courier New" w:cs="Courier New"/>
-          <w:bCs/>
-          <w:color w:val="00000A"/>
-        </w:rPr>
-        <w:t>s</w:t>
-      </w:r>
-      <w:r>
-        <w:rPr>
-          <w:rFonts w:ascii="Courier New" w:hAnsi="Courier New" w:cs="Courier New"/>
-          <w:bCs/>
-          <w:color w:val="00000A"/>
-        </w:rPr>
-        <w:t>w</w:t>
-      </w:r>
-      <w:r>
-        <w:rPr>
-          <w:rFonts w:cs="Arial"/>
-          <w:bCs/>
-          <w:color w:val="00000A"/>
-        </w:rPr>
-        <w:t xml:space="preserve"> instruction for making the </w:t>
-      </w:r>
-      <w:r>
-        <w:rPr>
-          <w:rFonts w:ascii="Courier New" w:hAnsi="Courier New" w:cs="Courier New"/>
-          <w:bCs/>
-          <w:color w:val="00000A"/>
-        </w:rPr>
-        <w:t>lw</w:t>
-      </w:r>
-      <w:r>
-        <w:rPr>
-          <w:rFonts w:cs="Arial"/>
-          <w:bCs/>
-          <w:color w:val="00000A"/>
-        </w:rPr>
-        <w:t xml:space="preserve"> and </w:t>
-      </w:r>
-      <w:r>
-        <w:rPr>
-          <w:rFonts w:ascii="Courier New" w:hAnsi="Courier New" w:cs="Courier New"/>
-          <w:bCs/>
-          <w:color w:val="00000A"/>
-        </w:rPr>
-        <w:t>sw</w:t>
-      </w:r>
-      <w:r>
-        <w:rPr>
-          <w:rFonts w:cs="Arial"/>
-          <w:bCs/>
-          <w:color w:val="00000A"/>
-        </w:rPr>
-        <w:t xml:space="preserve"> try to access the same bank in the same cyc</w:t>
-      </w:r>
-      <w:r>
-        <w:rPr>
-          <w:rFonts w:cs="Arial"/>
-          <w:bCs/>
-          <w:color w:val="00000A"/>
-        </w:rPr>
-        <w:t>le:</w:t>
-      </w:r>
-    </w:p>
-    <w:p>
-      <w:pPr>
-        <w:pStyle w:val="af"/>
-        <w:pBdr>
-          <w:top w:val="single" w:sz="4" w:space="1" w:color="auto"/>
-          <w:left w:val="single" w:sz="4" w:space="4" w:color="auto"/>
-          <w:bottom w:val="single" w:sz="4" w:space="1" w:color="auto"/>
-          <w:right w:val="single" w:sz="4" w:space="4" w:color="auto"/>
-        </w:pBdr>
-        <w:shd w:val="clear" w:color="auto" w:fill="E5B8B7" w:themeFill="accent2" w:themeFillTint="66"/>
-        <w:ind w:left="142" w:firstLine="578"/>
-        <w:rPr>
-          <w:rFonts w:ascii="Courier New" w:hAnsi="Courier New" w:cs="Courier New"/>
-          <w:bCs/>
-          <w:color w:val="00000A"/>
-          <w:sz w:val="20"/>
-        </w:rPr>
-      </w:pPr>
-      <w:r>
-        <w:rPr>
-          <w:rFonts w:cs="Arial"/>
-          <w:bCs/>
-          <w:color w:val="00000A"/>
-        </w:rPr>
-        <w:tab/>
-      </w:r>
-      <w:r>
-        <w:rPr>
-          <w:rFonts w:ascii="Courier New" w:hAnsi="Courier New" w:cs="Courier New"/>
-          <w:bCs/>
-          <w:color w:val="00000A"/>
-        </w:rPr>
-        <w:t>s</w:t>
-      </w:r>
-      <w:r>
-        <w:rPr>
-          <w:rFonts w:ascii="Courier New" w:hAnsi="Courier New" w:cs="Courier New"/>
-          <w:bCs/>
-          <w:color w:val="00000A"/>
-        </w:rPr>
-        <w:t>w t3, (t4)</w:t>
-      </w:r>
-      <w:r>
-        <w:rPr>
-          <w:rFonts w:cs="Arial"/>
-          <w:bCs/>
-          <w:color w:val="00000A"/>
-        </w:rPr>
-        <w:t xml:space="preserve"> </w:t>
-      </w:r>
-      <w:r>
-        <w:rPr>
-          <w:rFonts w:ascii="Wingdings" w:eastAsia="Wingdings" w:hAnsi="Wingdings" w:cs="Wingdings"/>
-          <w:bCs/>
-          <w:color w:val="00000A"/>
-        </w:rPr>
-        <w:t></w:t>
-      </w:r>
-      <w:r>
-        <w:rPr>
-          <w:rFonts w:cs="Arial"/>
-          <w:bCs/>
-          <w:color w:val="00000A"/>
-        </w:rPr>
-        <w:t xml:space="preserve"> </w:t>
-      </w:r>
-      <w:r>
-        <w:rPr>
-          <w:rFonts w:ascii="Courier New" w:hAnsi="Courier New" w:cs="Courier New"/>
-          <w:bCs/>
-          <w:color w:val="00000A"/>
-        </w:rPr>
-        <w:t>s</w:t>
-      </w:r>
-      <w:r>
-        <w:rPr>
-          <w:rFonts w:ascii="Courier New" w:hAnsi="Courier New" w:cs="Courier New"/>
-          <w:bCs/>
-          <w:color w:val="00000A"/>
-        </w:rPr>
-        <w:t xml:space="preserve">w t3, </w:t>
-      </w:r>
-      <w:r>
-        <w:rPr>
-          <w:rFonts w:ascii="Courier New" w:hAnsi="Courier New" w:cs="Courier New"/>
-          <w:b/>
-          <w:bCs/>
-          <w:color w:val="FF0000"/>
-        </w:rPr>
-        <w:t>8</w:t>
-      </w:r>
-      <w:r>
-        <w:rPr>
-          <w:rFonts w:ascii="Courier New" w:hAnsi="Courier New" w:cs="Courier New"/>
-          <w:bCs/>
-          <w:color w:val="00000A"/>
-        </w:rPr>
-        <w:t>(t4)</w:t>
-      </w:r>
-    </w:p>
-    <w:p>
-      <w:pPr>
-        <w:pStyle w:val="a6"/>
-        <w:rPr>
-          <w:rFonts w:cs="Times New Roman"/>
-        </w:rPr>
-      </w:pPr>
-    </w:p>
-    <w:p>
-      <w:pPr>
-        <w:pStyle w:val="a6"/>
-        <w:rPr>
-          <w:rFonts w:cs="Times New Roman"/>
-        </w:rPr>
-      </w:pPr>
-    </w:p>
-    <w:p>
-      <w:pPr>
-        <w:rPr>
-          <w:rFonts w:eastAsia="Times New Roman" w:cs="Arial"/>
-        </w:rPr>
-      </w:pPr>
-    </w:p>
-    <w:p>
-      <w:pPr>
-        <w:pStyle w:val="1"/>
-        <w:numPr>
-          <w:ilvl w:val="0"/>
-          <w:numId w:val="2"/>
-        </w:numPr>
-        <w:shd w:val="clear" w:color="auto" w:fill="000000" w:themeFill="text1"/>
-        <w:spacing w:before="0"/>
-        <w:rPr>
-          <w:color w:val="FFFFFF" w:themeColor="background1"/>
-        </w:rPr>
-      </w:pPr>
-      <w:r>
-        <w:rPr>
-          <w:color w:val="FFFFFF" w:themeColor="background1"/>
-        </w:rPr>
-        <w:t>Benchmarking</w:t>
-      </w:r>
-    </w:p>
-    <w:p/>
-    <w:p>
-      <w:pPr>
-        <w:rPr>
-          <w:rFonts w:cs="Arial"/>
-        </w:rPr>
-      </w:pPr>
-      <w:r>
-        <w:rPr>
-          <w:rFonts w:cs="Arial"/>
-        </w:rPr>
-        <w:t xml:space="preserve">To benchmark a processor, a program or set of programs </w:t>
-      </w:r>
-      <w:r>
-        <w:rPr>
-          <w:rFonts w:cs="Arial"/>
-        </w:rPr>
-        <w:t xml:space="preserve">are </w:t>
-      </w:r>
-      <w:r>
-        <w:rPr>
-          <w:rFonts w:cs="Arial"/>
-        </w:rPr>
-        <w:t>run and the processor performance is measured. We compare processors by running the same benchmark</w:t>
-      </w:r>
-      <w:r>
-        <w:rPr>
-          <w:rFonts w:cs="Arial"/>
-        </w:rPr>
-        <w:t>s</w:t>
-      </w:r>
-      <w:r>
-        <w:rPr>
-          <w:rFonts w:cs="Arial"/>
-        </w:rPr>
-        <w:t xml:space="preserve"> </w:t>
-      </w:r>
-      <w:r>
-        <w:rPr>
-          <w:rFonts w:cs="Arial"/>
-        </w:rPr>
-        <w:t>(i.e., sets of programs)</w:t>
-      </w:r>
-      <w:r>
-        <w:rPr>
-          <w:rFonts w:cs="Arial"/>
-        </w:rPr>
-        <w:t xml:space="preserve"> </w:t>
-      </w:r>
-      <w:r>
-        <w:rPr>
-          <w:rFonts w:cs="Arial"/>
-        </w:rPr>
-        <w:t>on those</w:t>
-      </w:r>
-      <w:r>
-        <w:rPr>
-          <w:rFonts w:cs="Arial"/>
-        </w:rPr>
-        <w:t xml:space="preserve"> processors. </w:t>
-      </w:r>
-      <w:r>
-        <w:rPr>
-          <w:rFonts w:cs="Arial"/>
-        </w:rPr>
-        <w:t xml:space="preserve">We introduce two common benchmarks: </w:t>
-      </w:r>
-      <w:r>
-        <w:rPr>
-          <w:rFonts w:cs="Arial"/>
-          <w:b/>
-          <w:bCs/>
-        </w:rPr>
-        <w:t>CoreMark</w:t>
-      </w:r>
-      <w:r>
-        <w:rPr>
-          <w:rFonts w:cs="Arial"/>
-        </w:rPr>
-        <w:t xml:space="preserve"> and </w:t>
-      </w:r>
-      <w:r>
-        <w:rPr>
-          <w:rFonts w:cs="Arial"/>
-          <w:b/>
-          <w:bCs/>
-        </w:rPr>
-        <w:t>Dhrystone</w:t>
-      </w:r>
-      <w:r>
-        <w:rPr>
-          <w:rFonts w:cs="Arial"/>
-        </w:rPr>
-        <w:t>. These benchmarks are i</w:t>
-      </w:r>
-      <w:r>
-        <w:rPr>
-          <w:rFonts w:cs="Arial"/>
-        </w:rPr>
-        <w:t xml:space="preserve">n folder </w:t>
-      </w:r>
-      <w:r>
-        <w:rPr>
-          <w:rFonts w:eastAsia="Arial" w:cs="Arial"/>
-          <w:i/>
-          <w:iCs/>
-          <w:color w:val="000000" w:themeColor="text1"/>
-        </w:rPr>
-        <w:t>[RVfpgaEL2</w:t>
-      </w:r>
-      <w:r>
-        <w:rPr>
-          <w:rFonts w:eastAsia="Arial" w:cs="Arial"/>
-          <w:i/>
-          <w:iCs/>
-          <w:color w:val="000000" w:themeColor="text1"/>
-        </w:rPr>
-        <w:t xml:space="preserve">Nexys </w:t>
-      </w:r>
-      <w:r>
-        <w:rPr>
-          <w:rFonts w:eastAsia="Arial" w:cs="Arial"/>
-          <w:i/>
-          <w:iCs/>
-          <w:color w:val="000000" w:themeColor="text1"/>
-        </w:rPr>
-        <w:t>Video</w:t>
-      </w:r>
-      <w:r>
-        <w:rPr>
-          <w:rFonts w:eastAsia="Arial" w:cs="Arial"/>
-          <w:i/>
-          <w:iCs/>
-          <w:color w:val="000000" w:themeColor="text1"/>
-        </w:rPr>
-        <w:t>NoDDRPath]</w:t>
-      </w:r>
-      <w:r>
-        <w:rPr>
-          <w:rFonts w:eastAsia="Arial" w:cs="Arial"/>
-          <w:i/>
-          <w:iCs/>
-          <w:color w:val="000000" w:themeColor="text1"/>
-        </w:rPr>
-        <w:t>/</w:t>
-      </w:r>
-      <w:r>
-        <w:rPr>
-          <w:rFonts w:cs="Arial"/>
-          <w:i/>
-          <w:iCs/>
-        </w:rPr>
-        <w:t>Labs</w:t>
-      </w:r>
-      <w:r>
-        <w:rPr>
-          <w:i/>
-          <w:iCs/>
-        </w:rPr>
-        <w:t>/Lab20</w:t>
-      </w:r>
-      <w:r>
-        <w:rPr>
-          <w:i/>
-          <w:iCs/>
-        </w:rPr>
-        <w:t>/RealBenchmarks</w:t>
-      </w:r>
-      <w:r>
-        <w:rPr>
-          <w:i/>
-          <w:iCs/>
-        </w:rPr>
-        <w:t>.</w:t>
-      </w:r>
-      <w:r>
-        <w:t xml:space="preserve"> </w:t>
-      </w:r>
-    </w:p>
-    <w:p/>
-    <w:p>
-      <w:pPr>
-        <w:spacing w:line="259" w:lineRule="auto"/>
-        <w:rPr>
-          <w:rFonts w:eastAsia="Times New Roman" w:cs="Arial"/>
-        </w:rPr>
-      </w:pPr>
-      <w:r>
-        <w:rPr>
-          <w:rFonts w:eastAsia="Times New Roman" w:cs="Arial"/>
-        </w:rPr>
-        <w:t>F</w:t>
-      </w:r>
-      <w:r>
-        <w:rPr>
-          <w:rFonts w:eastAsia="Times New Roman" w:cs="Arial"/>
-        </w:rPr>
-        <w:t xml:space="preserve">older </w:t>
-      </w:r>
-      <w:r>
-        <w:rPr>
-          <w:rFonts w:eastAsia="Arial" w:cs="Arial"/>
-          <w:i/>
-          <w:iCs/>
-          <w:color w:val="000000" w:themeColor="text1"/>
-        </w:rPr>
-        <w:t>[RVfpgaEL2</w:t>
-      </w:r>
-      <w:r>
-        <w:rPr>
-          <w:rFonts w:eastAsia="Arial" w:cs="Arial"/>
-          <w:i/>
-          <w:iCs/>
-          <w:color w:val="000000" w:themeColor="text1"/>
-        </w:rPr>
-        <w:t xml:space="preserve">Nexys </w:t>
-      </w:r>
-      <w:r>
-        <w:rPr>
-          <w:rFonts w:eastAsia="Arial" w:cs="Arial"/>
-          <w:i/>
-          <w:iCs/>
-          <w:color w:val="000000" w:themeColor="text1"/>
-        </w:rPr>
-        <w:t>Video</w:t>
-      </w:r>
-      <w:r>
-        <w:rPr>
-          <w:rFonts w:eastAsia="Arial" w:cs="Arial"/>
-          <w:i/>
-          <w:iCs/>
-          <w:color w:val="000000" w:themeColor="text1"/>
-        </w:rPr>
-        <w:t>NoDDRPath]</w:t>
-      </w:r>
-      <w:r>
-        <w:rPr>
-          <w:rFonts w:cs="Arial"/>
-          <w:i/>
-          <w:iCs/>
-        </w:rPr>
-        <w:t>/Labs</w:t>
-      </w:r>
-      <w:r>
-        <w:rPr>
-          <w:i/>
-          <w:iCs/>
-        </w:rPr>
-        <w:t>/Lab20</w:t>
-      </w:r>
-      <w:r>
-        <w:rPr>
-          <w:i/>
-          <w:iCs/>
-        </w:rPr>
-        <w:t>/RealBenchmarks</w:t>
-      </w:r>
-      <w:r>
-        <w:rPr>
-          <w:rFonts w:eastAsia="Times New Roman" w:cs="Arial"/>
-          <w:i/>
-          <w:iCs/>
-        </w:rPr>
-        <w:t>/CoreMark</w:t>
-      </w:r>
-      <w:r>
-        <w:rPr>
-          <w:rFonts w:eastAsia="Times New Roman" w:cs="Arial"/>
-        </w:rPr>
-        <w:t xml:space="preserve"> </w:t>
-      </w:r>
-      <w:r>
-        <w:rPr>
-          <w:rFonts w:eastAsia="Times New Roman" w:cs="Arial"/>
-        </w:rPr>
-        <w:t>contains</w:t>
-      </w:r>
-      <w:r>
-        <w:rPr>
-          <w:rFonts w:eastAsia="Times New Roman" w:cs="Arial"/>
-        </w:rPr>
-        <w:t xml:space="preserve"> a </w:t>
-      </w:r>
-      <w:r>
-        <w:rPr>
-          <w:rFonts w:eastAsia="Times New Roman" w:cs="Arial"/>
-        </w:rPr>
+        </w:rPr>
+        <w:t>Test.c</w:t>
+      </w:r>
+      <w:r>
+        <w:t xml:space="preserve"> in CoreMark </w:t>
+      </w:r>
+      <w:r>
         <w:t xml:space="preserve">Catapult </w:t>
       </w:r>
       <w:r>
-        <w:rPr>
-          <w:rFonts w:eastAsia="Times New Roman" w:cs="Arial"/>
-        </w:rPr>
-        <w:t xml:space="preserve">project </w:t>
-      </w:r>
-      <w:r>
-        <w:rPr>
-          <w:rFonts w:eastAsia="Times New Roman" w:cs="Arial"/>
-        </w:rPr>
-        <w:t>of the</w:t>
-      </w:r>
-      <w:r>
-        <w:rPr>
-          <w:rFonts w:eastAsia="Times New Roman" w:cs="Arial"/>
-        </w:rPr>
-        <w:t xml:space="preserve"> CoreMark benchmark</w:t>
-      </w:r>
-      <w:r>
-        <w:rPr>
-          <w:rFonts w:eastAsia="Times New Roman" w:cs="Arial"/>
-        </w:rPr>
-        <w:t xml:space="preserve"> </w:t>
-      </w:r>
-      <w:r>
-        <w:rPr>
-          <w:rFonts w:eastAsia="Times New Roman" w:cs="Arial"/>
-        </w:rPr>
-        <w:t>targeted to</w:t>
-      </w:r>
-      <w:r>
-        <w:rPr>
-          <w:rFonts w:eastAsia="Times New Roman" w:cs="Arial"/>
-        </w:rPr>
-        <w:t xml:space="preserve"> </w:t>
-      </w:r>
-      <w:r>
-        <w:rPr>
-          <w:rFonts w:eastAsia="Times New Roman" w:cs="Arial"/>
-        </w:rPr>
-        <w:t xml:space="preserve">the </w:t>
-      </w:r>
-      <w:r>
-        <w:rPr>
-          <w:rFonts w:eastAsia="Times New Roman" w:cs="Arial"/>
-        </w:rPr>
-        <w:t>RVfpgaEL2</w:t>
-      </w:r>
-      <w:r>
-        <w:rPr>
-          <w:rFonts w:eastAsia="Times New Roman" w:cs="Arial"/>
-        </w:rPr>
-        <w:t xml:space="preserve"> System.</w:t>
-      </w:r>
-      <w:r>
-        <w:rPr>
-          <w:rFonts w:eastAsia="Times New Roman" w:cs="Arial"/>
-        </w:rPr>
-        <w:t xml:space="preserve"> We</w:t>
-      </w:r>
-      <w:r>
-        <w:rPr>
-          <w:rFonts w:eastAsia="Times New Roman" w:cs="Arial"/>
-        </w:rPr>
-        <w:t xml:space="preserve"> ha</w:t>
-      </w:r>
-      <w:r>
-        <w:rPr>
-          <w:rFonts w:eastAsia="Times New Roman" w:cs="Arial"/>
-        </w:rPr>
-        <w:t xml:space="preserve">ve adapted </w:t>
-      </w:r>
-      <w:r>
-        <w:rPr>
-          <w:rFonts w:eastAsia="Times New Roman" w:cs="Arial"/>
-        </w:rPr>
-        <w:t>CoreMark</w:t>
-      </w:r>
-      <w:r>
-        <w:rPr>
-          <w:rFonts w:eastAsia="Times New Roman" w:cs="Arial"/>
-        </w:rPr>
-        <w:t xml:space="preserve"> to </w:t>
-      </w:r>
-      <w:r>
-        <w:rPr>
-          <w:rFonts w:eastAsia="Times New Roman" w:cs="Arial"/>
-        </w:rPr>
-        <w:t xml:space="preserve">the </w:t>
-      </w:r>
-      <w:r>
-        <w:rPr>
-          <w:rFonts w:eastAsia="Times New Roman" w:cs="Arial"/>
-        </w:rPr>
-        <w:t>RVfpgaEL2</w:t>
-      </w:r>
-      <w:r>
-        <w:rPr>
-          <w:rFonts w:eastAsia="Times New Roman" w:cs="Arial"/>
-        </w:rPr>
-        <w:t xml:space="preserve"> </w:t>
-      </w:r>
-      <w:r>
-        <w:rPr>
-          <w:rFonts w:eastAsia="Times New Roman" w:cs="Arial"/>
-        </w:rPr>
-        <w:t xml:space="preserve">System </w:t>
-      </w:r>
-      <w:r>
-        <w:rPr>
-          <w:rFonts w:eastAsia="Times New Roman" w:cs="Arial"/>
-        </w:rPr>
-        <w:t xml:space="preserve">using the sources provided </w:t>
-      </w:r>
-      <w:r>
-        <w:rPr>
-          <w:rFonts w:eastAsia="Times New Roman" w:cs="Arial"/>
-        </w:rPr>
-        <w:t xml:space="preserve">by </w:t>
-      </w:r>
-      <w:r>
-        <w:rPr>
-          <w:rFonts w:eastAsia="Times New Roman" w:cs="Arial"/>
-        </w:rPr>
-        <w:t xml:space="preserve">CHIPS </w:t>
-      </w:r>
-      <w:r>
-        <w:rPr>
-          <w:rFonts w:eastAsia="Times New Roman" w:cs="Arial"/>
-        </w:rPr>
-        <w:t xml:space="preserve">Alliance </w:t>
-      </w:r>
-      <w:r>
-        <w:rPr>
-          <w:rFonts w:eastAsia="Times New Roman" w:cs="Arial"/>
-        </w:rPr>
-        <w:t xml:space="preserve">at </w:t>
-      </w:r>
-      <w:hyperlink r:id="rId25">
-        <w:r>
-          <w:rPr>
-            <w:rStyle w:val="af5"/>
-            <w:rFonts w:eastAsia="Times New Roman" w:cs="Arial"/>
-          </w:rPr>
-          <w:t>https://github.com/chipsalliance/Cores-VeeR-EL2</w:t>
-        </w:r>
-      </w:hyperlink>
-      <w:r>
-        <w:rPr>
-          <w:rFonts w:eastAsia="Times New Roman" w:cs="Arial"/>
-        </w:rPr>
-        <w:t>.</w:t>
-      </w:r>
-      <w:r>
-        <w:rPr>
-          <w:rFonts w:eastAsia="Times New Roman" w:cs="Arial"/>
-        </w:rPr>
-        <w:t xml:space="preserve"> </w:t>
-      </w:r>
-      <w:r>
-        <w:rPr>
-          <w:rFonts w:eastAsia="Times New Roman" w:cs="Arial"/>
-        </w:rPr>
-        <w:t>For any benchmark, w</w:t>
-      </w:r>
-      <w:r>
-        <w:rPr>
-          <w:rFonts w:eastAsia="Times New Roman" w:cs="Arial"/>
-        </w:rPr>
-        <w:t>e</w:t>
-      </w:r>
-      <w:r>
-        <w:rPr>
-          <w:rFonts w:eastAsia="Times New Roman" w:cs="Arial"/>
-        </w:rPr>
-        <w:t xml:space="preserve"> </w:t>
-      </w:r>
-      <w:r>
-        <w:rPr>
-          <w:rFonts w:eastAsia="Times New Roman" w:cs="Arial"/>
-        </w:rPr>
-        <w:t xml:space="preserve">use the </w:t>
-      </w:r>
-      <w:r>
-        <w:rPr>
-          <w:rFonts w:eastAsia="Times New Roman" w:cs="Arial"/>
-        </w:rPr>
-        <w:t>hardware counters</w:t>
-      </w:r>
-      <w:r>
-        <w:rPr>
-          <w:rFonts w:eastAsia="Times New Roman" w:cs="Arial"/>
-        </w:rPr>
-        <w:t xml:space="preserve"> </w:t>
-      </w:r>
-      <w:r>
-        <w:rPr>
-          <w:rFonts w:eastAsia="Times New Roman" w:cs="Arial"/>
-        </w:rPr>
-        <w:t xml:space="preserve">(HW Counters) </w:t>
-      </w:r>
-      <w:r>
-        <w:rPr>
-          <w:rFonts w:eastAsia="Times New Roman" w:cs="Arial"/>
-        </w:rPr>
-        <w:t xml:space="preserve">to measure </w:t>
-      </w:r>
-      <w:r>
-        <w:rPr>
-          <w:rFonts w:eastAsia="Times New Roman" w:cs="Arial"/>
-        </w:rPr>
-        <w:t>various</w:t>
-      </w:r>
-      <w:r>
-        <w:rPr>
-          <w:rFonts w:eastAsia="Times New Roman" w:cs="Arial"/>
-        </w:rPr>
-        <w:t xml:space="preserve"> processor events</w:t>
-      </w:r>
-      <w:r>
-        <w:rPr>
-          <w:rFonts w:eastAsia="Times New Roman" w:cs="Arial"/>
-        </w:rPr>
-        <w:t>, such as numbers of instructions executed and number of processor cycles,</w:t>
-      </w:r>
-      <w:r>
-        <w:rPr>
-          <w:rFonts w:eastAsia="Times New Roman" w:cs="Arial"/>
-        </w:rPr>
-        <w:t xml:space="preserve"> as explained in Lab 11.</w:t>
-      </w:r>
-      <w:r>
-        <w:rPr>
-          <w:rFonts w:eastAsia="Times New Roman" w:cs="Arial"/>
-        </w:rPr>
-        <w:t xml:space="preserve"> </w:t>
-      </w:r>
-      <w:r>
-        <w:rPr>
-          <w:rFonts w:eastAsia="Times New Roman" w:cs="Arial"/>
-        </w:rPr>
-        <w:t>In addition to modifying the benchmark to use the RISC-V HW Counters</w:t>
-      </w:r>
-      <w:r>
-        <w:rPr>
-          <w:rFonts w:eastAsia="Times New Roman" w:cs="Arial"/>
-        </w:rPr>
-        <w:t>, we have added some support for us</w:t>
-      </w:r>
-      <w:r>
-        <w:rPr>
-          <w:rFonts w:eastAsia="Times New Roman" w:cs="Arial"/>
-        </w:rPr>
-        <w:t>ing</w:t>
-      </w:r>
-      <w:r>
-        <w:rPr>
-          <w:rFonts w:eastAsia="Times New Roman" w:cs="Arial"/>
-        </w:rPr>
-        <w:t xml:space="preserve"> the DCCM/ICCM</w:t>
-      </w:r>
-      <w:r>
-        <w:rPr>
-          <w:rFonts w:eastAsia="Times New Roman" w:cs="Arial"/>
-        </w:rPr>
-        <w:t xml:space="preserve"> and for </w:t>
-      </w:r>
-      <w:r>
-        <w:rPr>
-          <w:rFonts w:eastAsia="Times New Roman" w:cs="Arial"/>
-        </w:rPr>
-        <w:t>using</w:t>
-      </w:r>
-      <w:r>
-        <w:rPr>
-          <w:rFonts w:eastAsia="Times New Roman" w:cs="Arial"/>
-        </w:rPr>
-        <w:t xml:space="preserve"> compiler optimizations</w:t>
-      </w:r>
-      <w:r>
-        <w:rPr>
-          <w:rFonts w:eastAsia="Times New Roman" w:cs="Arial"/>
-        </w:rPr>
-        <w:t>.</w:t>
-      </w:r>
-    </w:p>
-    <w:p>
-      <w:pPr>
-        <w:rPr>
-          <w:rFonts w:eastAsia="Times New Roman" w:cs="Arial"/>
-        </w:rPr>
-      </w:pPr>
-    </w:p>
-    <w:p>
-      <w:pPr>
-        <w:rPr>
-          <w:rFonts w:eastAsia="Times New Roman" w:cs="Arial"/>
-        </w:rPr>
-      </w:pPr>
-      <w:r>
-        <w:rPr>
-          <w:rFonts w:eastAsia="Times New Roman" w:cs="Arial"/>
-        </w:rPr>
-        <w:t>In the next section, we show how to</w:t>
-      </w:r>
-      <w:r>
-        <w:rPr>
-          <w:rFonts w:eastAsia="Times New Roman" w:cs="Arial"/>
-        </w:rPr>
-        <w:t xml:space="preserve"> run CoreMark on the </w:t>
-      </w:r>
-      <w:r>
-        <w:rPr>
-          <w:rFonts w:eastAsia="Times New Roman" w:cs="Arial"/>
-        </w:rPr>
-        <w:t xml:space="preserve">Nexys </w:t>
-      </w:r>
-      <w:r>
-        <w:rPr>
-          <w:rFonts w:eastAsia="Times New Roman" w:cs="Arial"/>
-        </w:rPr>
-        <w:t>Video</w:t>
-      </w:r>
-      <w:r>
-        <w:rPr>
-          <w:rFonts w:eastAsia="Times New Roman" w:cs="Arial"/>
-        </w:rPr>
-        <w:t xml:space="preserve"> </w:t>
-      </w:r>
-      <w:r>
-        <w:rPr>
-          <w:rFonts w:eastAsia="Times New Roman" w:cs="Arial"/>
-        </w:rPr>
-        <w:t>Video</w:t>
-      </w:r>
-      <w:r>
-        <w:rPr>
-          <w:rFonts w:eastAsia="Times New Roman" w:cs="Arial"/>
-        </w:rPr>
-        <w:t xml:space="preserve"> </w:t>
-      </w:r>
-      <w:r>
-        <w:rPr>
-          <w:rFonts w:eastAsia="Times New Roman" w:cs="Arial"/>
-        </w:rPr>
-        <w:t xml:space="preserve">board under </w:t>
-      </w:r>
-      <w:r>
-        <w:rPr>
-          <w:rFonts w:eastAsia="Times New Roman" w:cs="Arial"/>
-        </w:rPr>
-        <w:t xml:space="preserve">various </w:t>
-      </w:r>
-      <w:r>
-        <w:rPr>
-          <w:rFonts w:eastAsia="Times New Roman" w:cs="Arial"/>
-        </w:rPr>
-        <w:t>scenarios</w:t>
-      </w:r>
-      <w:r>
-        <w:rPr>
-          <w:rFonts w:eastAsia="Times New Roman" w:cs="Arial"/>
-        </w:rPr>
-        <w:t>.</w:t>
-      </w:r>
-    </w:p>
-    <w:p>
-      <w:pPr>
-        <w:rPr>
-          <w:rFonts w:eastAsia="Times New Roman" w:cs="Arial"/>
-        </w:rPr>
-      </w:pPr>
-    </w:p>
-    <w:p>
-      <w:pPr>
-        <w:pStyle w:val="af"/>
-        <w:numPr>
-          <w:ilvl w:val="0"/>
-          <w:numId w:val="49"/>
-        </w:numPr>
-        <w:rPr>
-          <w:rFonts w:cs="Arial"/>
-          <w:b/>
-          <w:bCs/>
-          <w:sz w:val="28"/>
-          <w:szCs w:val="28"/>
-        </w:rPr>
-      </w:pPr>
-      <w:r>
-        <w:rPr>
-          <w:rFonts w:cs="Arial"/>
-          <w:b/>
-          <w:bCs/>
-          <w:sz w:val="28"/>
-          <w:szCs w:val="28"/>
-        </w:rPr>
-        <w:t>Variation 1: N</w:t>
-      </w:r>
-      <w:r>
-        <w:rPr>
-          <w:rFonts w:cs="Arial"/>
-          <w:b/>
-          <w:bCs/>
-          <w:sz w:val="28"/>
-          <w:szCs w:val="28"/>
-        </w:rPr>
-        <w:t xml:space="preserve">o compiler optimizations </w:t>
-      </w:r>
-      <w:r>
-        <w:rPr>
-          <w:rFonts w:cs="Arial"/>
-          <w:b/>
-          <w:bCs/>
-          <w:sz w:val="28"/>
-          <w:szCs w:val="28"/>
-        </w:rPr>
-        <w:t>or</w:t>
-      </w:r>
-      <w:r>
-        <w:rPr>
-          <w:rFonts w:cs="Arial"/>
-          <w:b/>
-          <w:bCs/>
-          <w:sz w:val="28"/>
-          <w:szCs w:val="28"/>
-        </w:rPr>
-        <w:t xml:space="preserve"> </w:t>
-      </w:r>
-      <w:r>
-        <w:rPr>
-          <w:rFonts w:cs="Arial"/>
-          <w:b/>
-          <w:bCs/>
-          <w:sz w:val="28"/>
-          <w:szCs w:val="28"/>
-        </w:rPr>
-        <w:t>DCCM/ICCM</w:t>
-      </w:r>
-    </w:p>
-    <w:p>
-      <w:pPr>
-        <w:rPr>
-          <w:rFonts w:eastAsia="Times New Roman" w:cs="Arial"/>
-        </w:rPr>
-      </w:pPr>
-    </w:p>
-    <w:p>
-      <w:pPr>
-        <w:rPr>
-          <w:rFonts w:eastAsia="Times New Roman" w:cs="Arial"/>
-        </w:rPr>
-      </w:pPr>
-      <w:r>
-        <w:rPr>
-          <w:rFonts w:eastAsia="Times New Roman" w:cs="Arial"/>
-        </w:rPr>
-        <w:t>First, we show how to</w:t>
-      </w:r>
-      <w:r>
-        <w:rPr>
-          <w:rFonts w:eastAsia="Times New Roman" w:cs="Arial"/>
-        </w:rPr>
-        <w:t xml:space="preserve"> </w:t>
-      </w:r>
-      <w:r>
-        <w:rPr>
-          <w:rFonts w:eastAsia="Times New Roman" w:cs="Arial"/>
-        </w:rPr>
-        <w:t xml:space="preserve">execute </w:t>
-      </w:r>
-      <w:r>
-        <w:rPr>
-          <w:rFonts w:eastAsia="Times New Roman" w:cs="Arial"/>
-        </w:rPr>
-        <w:t xml:space="preserve">the </w:t>
-      </w:r>
-      <w:r>
-        <w:rPr>
-          <w:rFonts w:eastAsia="Times New Roman" w:cs="Arial"/>
-        </w:rPr>
-        <w:t xml:space="preserve">CoreMark benchmark </w:t>
-      </w:r>
-      <w:r>
-        <w:rPr>
-          <w:rFonts w:eastAsia="Times New Roman" w:cs="Arial"/>
-        </w:rPr>
-        <w:t>under the processor conditions used</w:t>
-      </w:r>
-      <w:r>
-        <w:rPr>
-          <w:rFonts w:eastAsia="Times New Roman" w:cs="Arial"/>
-        </w:rPr>
-        <w:t xml:space="preserve"> in previous labs: debug mode and no use of the DCCM/ICCM. </w:t>
-      </w:r>
-      <w:r>
-        <w:rPr>
-          <w:rFonts w:eastAsia="Times New Roman" w:cs="Arial"/>
-        </w:rPr>
-        <w:t>To do so, f</w:t>
-      </w:r>
-      <w:r>
-        <w:rPr>
-          <w:rFonts w:eastAsia="Times New Roman" w:cs="Arial"/>
-        </w:rPr>
-        <w:t>ollow the next steps:</w:t>
+        <w:t>project</w:t>
       </w:r>
     </w:p>
     <w:p>
@@ -8082,7 +8766,13 @@
         <w:rPr>
           <w:rFonts w:eastAsia="Times New Roman" w:cs="Arial"/>
         </w:rPr>
-        <w:t xml:space="preserve">Open the </w:t>
+        <w:t>Briefly a</w:t>
+      </w:r>
+      <w:r>
+        <w:rPr>
+          <w:rFonts w:eastAsia="Times New Roman" w:cs="Arial"/>
+        </w:rPr>
+        <w:t xml:space="preserve">nalyse the functions from the CoreMark benchmark implemented in file </w:t>
       </w:r>
       <w:r>
         <w:rPr>
@@ -8090,19 +8780,7 @@
           <w:i/>
           <w:iCs/>
         </w:rPr>
-        <w:t>CoreMark</w:t>
-      </w:r>
-      <w:r>
-        <w:rPr>
-          <w:rFonts w:eastAsia="Times New Roman" w:cs="Arial"/>
-        </w:rPr>
-        <w:t xml:space="preserve"> project in </w:t>
-      </w:r>
-      <w:r>
-        <w:rPr>
-          <w:rFonts w:eastAsia="Times New Roman" w:cs="Arial"/>
-        </w:rPr>
-        <w:t>Catapult</w:t>
+        <w:t>src/cmark.c</w:t>
       </w:r>
       <w:r>
         <w:rPr>
@@ -8110,9 +8788,186 @@
         </w:rPr>
         <w:t>.</w:t>
       </w:r>
-    </w:p>
-    <w:p>
-      <w:pPr>
+      <w:r>
+        <w:rPr>
+          <w:rFonts w:eastAsia="Times New Roman" w:cs="Arial"/>
+        </w:rPr>
+        <w:t xml:space="preserve"> </w:t>
+      </w:r>
+      <w:r>
+        <w:rPr>
+          <w:rFonts w:eastAsia="Times New Roman" w:cs="Arial"/>
+        </w:rPr>
+        <w:t xml:space="preserve">Note that </w:t>
+      </w:r>
+      <w:r>
+        <w:rPr>
+          <w:rFonts w:eastAsia="Times New Roman" w:cs="Arial"/>
+        </w:rPr>
+        <w:t xml:space="preserve">the HW Counters are started and stopped inside the </w:t>
+      </w:r>
+      <w:r>
+        <w:rPr>
+          <w:rFonts w:ascii="Courier New" w:eastAsia="Times New Roman" w:hAnsi="Courier New" w:cs="Courier New"/>
+        </w:rPr>
+        <w:t>main_cmark()</w:t>
+      </w:r>
+      <w:r>
+        <w:rPr>
+          <w:rFonts w:eastAsia="Times New Roman" w:cs="Arial"/>
+        </w:rPr>
+        <w:t xml:space="preserve"> function </w:t>
+      </w:r>
+      <w:r>
+        <w:rPr>
+          <w:rFonts w:eastAsia="Times New Roman" w:cs="Arial"/>
+        </w:rPr>
+        <w:t>and that the benchmark itself i</w:t>
+      </w:r>
+      <w:r>
+        <w:rPr>
+          <w:rFonts w:eastAsia="Times New Roman" w:cs="Arial"/>
+        </w:rPr>
+        <w:t>s executed in</w:t>
+      </w:r>
+      <w:r>
+        <w:rPr>
+          <w:rFonts w:eastAsia="Times New Roman" w:cs="Arial"/>
+        </w:rPr>
+        <w:t xml:space="preserve"> </w:t>
+      </w:r>
+      <w:r>
+        <w:rPr>
+          <w:rFonts w:eastAsia="Times New Roman" w:cs="Arial"/>
+        </w:rPr>
+        <w:t>between</w:t>
+      </w:r>
+      <w:r>
+        <w:rPr>
+          <w:rFonts w:eastAsia="Times New Roman" w:cs="Arial"/>
+        </w:rPr>
+        <w:t>.</w:t>
+      </w:r>
+    </w:p>
+    <w:p>
+      <w:pPr>
+        <w:pStyle w:val="af"/>
+        <w:ind w:left="360"/>
+        <w:rPr>
+          <w:rFonts w:eastAsia="Times New Roman" w:cs="Arial"/>
+        </w:rPr>
+      </w:pPr>
+    </w:p>
+    <w:p>
+      <w:pPr>
+        <w:pStyle w:val="af"/>
+        <w:ind w:left="360"/>
+        <w:jc w:val="center"/>
+      </w:pPr>
+      <w:r>
+        <w:rPr>
+          <w:noProof/>
+          <w:lang w:val="es-ES" w:eastAsia="es-ES"/>
+        </w:rPr>
+        <w:drawing>
+          <wp:inline distT="0" distB="0" distL="0" distR="0" wp14:anchorId="64164C80" wp14:editId="115D5D20">
+            <wp:extent cx="3856122" cy="3317872"/>
+            <wp:effectExtent l="0" t="0" r="0" b="0"/>
+            <wp:docPr id="444267492" name="Picture 444267492"/>
+            <wp:cNvGraphicFramePr>
+              <a:graphicFrameLocks xmlns:a="http://schemas.openxmlformats.org/drawingml/2006/main" noChangeAspect="1"/>
+            </wp:cNvGraphicFramePr>
+            <a:graphic xmlns:a="http://schemas.openxmlformats.org/drawingml/2006/main">
+              <a:graphicData uri="http://schemas.openxmlformats.org/drawingml/2006/picture">
+                <pic:pic xmlns:pic="http://schemas.openxmlformats.org/drawingml/2006/picture">
+                  <pic:nvPicPr>
+                    <pic:cNvPr id="0" name=""/>
+                    <pic:cNvPicPr/>
+                  </pic:nvPicPr>
+                  <pic:blipFill>
+                    <a:blip r:embed="rId25">
+                      <a:extLst>
+                        <a:ext uri="{28A0092B-C50C-407E-A947-70E740481C1C}">
+                          <a14:useLocalDpi xmlns:a14="http://schemas.microsoft.com/office/drawing/2010/main" val="0"/>
+                        </a:ext>
+                      </a:extLst>
+                    </a:blip>
+                    <a:stretch>
+                      <a:fillRect/>
+                    </a:stretch>
+                  </pic:blipFill>
+                  <pic:spPr>
+                    <a:xfrm>
+                      <a:off x="0" y="0"/>
+                      <a:ext cx="3858854" cy="3320222"/>
+                    </a:xfrm>
+                    <a:prstGeom prst="rect">
+                      <a:avLst/>
+                    </a:prstGeom>
+                  </pic:spPr>
+                </pic:pic>
+              </a:graphicData>
+            </a:graphic>
+          </wp:inline>
+        </w:drawing>
+      </w:r>
+    </w:p>
+    <w:p>
+      <w:pPr>
+        <w:pStyle w:val="af"/>
+        <w:ind w:left="360"/>
+        <w:jc w:val="center"/>
+      </w:pPr>
+    </w:p>
+    <w:p>
+      <w:pPr>
+        <w:pStyle w:val="a6"/>
+        <w:jc w:val="center"/>
+      </w:pPr>
+      <w:r>
+        <w:t xml:space="preserve">Figure </w:t>
+      </w:r>
+      <w:r>
+        <w:fldChar w:fldCharType="begin"/>
+      </w:r>
+      <w:r>
+        <w:instrText>SEQ Figure \* ARABIC</w:instrText>
+      </w:r>
+      <w:r>
+        <w:fldChar w:fldCharType="separate"/>
+      </w:r>
+      <w:r>
+        <w:rPr>
+          <w:noProof/>
+        </w:rPr>
+        <w:t>7</w:t>
+      </w:r>
+      <w:r>
+        <w:fldChar w:fldCharType="end"/>
+      </w:r>
+      <w:r>
+        <w:t xml:space="preserve">. File </w:t>
+      </w:r>
+      <w:r>
+        <w:rPr>
+          <w:i/>
+        </w:rPr>
+        <w:t>src/cmark.c</w:t>
+      </w:r>
+      <w:r>
+        <w:t xml:space="preserve"> in CoreMark </w:t>
+      </w:r>
+      <w:r>
+        <w:t xml:space="preserve">Catapult </w:t>
+      </w:r>
+      <w:r>
+        <w:t>project</w:t>
+      </w:r>
+    </w:p>
+    <w:p>
+      <w:pPr>
+        <w:pStyle w:val="af"/>
+        <w:ind w:left="360"/>
         <w:rPr>
           <w:rFonts w:eastAsia="Times New Roman" w:cs="Arial"/>
         </w:rPr>
@@ -8125,41 +8980,36 @@
           <w:ilvl w:val="0"/>
           <w:numId w:val="42"/>
         </w:numPr>
-        <w:rPr>
-          <w:rFonts w:eastAsia="Times New Roman" w:cs="Arial"/>
-        </w:rPr>
-      </w:pPr>
-      <w:r>
-        <w:rPr>
-          <w:rFonts w:eastAsia="Times New Roman" w:cs="Arial"/>
-        </w:rPr>
-        <w:t>Open f</w:t>
-      </w:r>
-      <w:r>
-        <w:rPr>
-          <w:rFonts w:eastAsia="Times New Roman" w:cs="Arial"/>
-        </w:rPr>
-        <w:t xml:space="preserve">ile </w:t>
-      </w:r>
-      <w:r>
-        <w:rPr>
-          <w:rFonts w:eastAsia="Times New Roman" w:cs="Arial"/>
-          <w:i/>
-        </w:rPr>
-        <w:t>src/</w:t>
-      </w:r>
-      <w:r>
-        <w:rPr>
-          <w:rFonts w:eastAsia="Times New Roman" w:cs="Arial"/>
-          <w:i/>
-        </w:rPr>
-        <w:t>Test.c</w:t>
-      </w:r>
-      <w:r>
-        <w:rPr>
-          <w:rFonts w:eastAsia="Times New Roman" w:cs="Arial"/>
-        </w:rPr>
-        <w:t xml:space="preserve"> (see </w:t>
+      </w:pPr>
+      <w:r>
+        <w:rPr>
+          <w:rFonts w:eastAsia="Times New Roman" w:cs="Arial"/>
+        </w:rPr>
+        <w:t>Run the program on the board</w:t>
+      </w:r>
+      <w:r>
+        <w:rPr>
+          <w:rFonts w:eastAsia="Times New Roman" w:cs="Arial"/>
+        </w:rPr>
+        <w:t xml:space="preserve"> and </w:t>
+      </w:r>
+      <w:r>
+        <w:rPr>
+          <w:rFonts w:eastAsia="Times New Roman" w:cs="Arial"/>
+        </w:rPr>
+        <w:t>open the serial monitor</w:t>
+      </w:r>
+      <w:r>
+        <w:rPr>
+          <w:rFonts w:eastAsia="Times New Roman" w:cs="Arial"/>
+        </w:rPr>
+        <w:t xml:space="preserve"> (s</w:t>
+      </w:r>
+      <w:r>
+        <w:rPr>
+          <w:rFonts w:eastAsia="Times New Roman" w:cs="Arial"/>
+        </w:rPr>
+        <w:t xml:space="preserve">ee </w:t>
       </w:r>
       <w:r>
         <w:rPr>
@@ -8171,7 +9021,7 @@
         <w:rPr>
           <w:rFonts w:eastAsia="Times New Roman" w:cs="Arial"/>
         </w:rPr>
-        <w:instrText xml:space="preserve"> REF _Ref84178438 \h </w:instrText>
+        <w:instrText xml:space="preserve"> REF _Ref86344878 \h </w:instrText>
       </w:r>
       <w:r>
         <w:rPr>
@@ -8191,7 +9041,7 @@
         <w:rPr>
           <w:noProof/>
         </w:rPr>
-        <w:t>6</w:t>
+        <w:t>8</w:t>
       </w:r>
       <w:r>
         <w:rPr>
@@ -8203,76 +9053,81 @@
         <w:rPr>
           <w:rFonts w:eastAsia="Times New Roman" w:cs="Arial"/>
         </w:rPr>
-        <w:t>)</w:t>
-      </w:r>
-      <w:r>
-        <w:rPr>
-          <w:rFonts w:eastAsia="Times New Roman" w:cs="Arial"/>
-        </w:rPr>
-        <w:t xml:space="preserve">, which includes the </w:t>
-      </w:r>
-      <w:r>
-        <w:rPr>
-          <w:rFonts w:eastAsia="Times New Roman" w:cs="Arial"/>
-          <w:i/>
-        </w:rPr>
-        <w:t>main</w:t>
-      </w:r>
-      <w:r>
-        <w:rPr>
-          <w:rFonts w:eastAsia="Times New Roman" w:cs="Arial"/>
-        </w:rPr>
-        <w:t xml:space="preserve"> function</w:t>
-      </w:r>
-      <w:r>
-        <w:rPr>
-          <w:rFonts w:eastAsia="Times New Roman" w:cs="Arial"/>
-        </w:rPr>
-        <w:t xml:space="preserve"> of our program</w:t>
-      </w:r>
-      <w:r>
-        <w:rPr>
-          <w:rFonts w:eastAsia="Times New Roman" w:cs="Arial"/>
-        </w:rPr>
-        <w:t>:</w:t>
-      </w:r>
-    </w:p>
-    <w:p>
-      <w:pPr>
-        <w:pStyle w:val="af"/>
-        <w:numPr>
-          <w:ilvl w:val="1"/>
-          <w:numId w:val="42"/>
-        </w:numPr>
-        <w:rPr>
-          <w:rFonts w:eastAsia="Times New Roman" w:cs="Arial"/>
-        </w:rPr>
-      </w:pPr>
-      <w:r>
-        <w:rPr>
-          <w:rFonts w:eastAsia="Times New Roman" w:cs="Arial"/>
-        </w:rPr>
-        <w:t xml:space="preserve">The </w:t>
-      </w:r>
-      <w:r>
-        <w:rPr>
-          <w:rFonts w:eastAsia="Times New Roman" w:cs="Arial"/>
+        <w:t>).</w:t>
+      </w:r>
+      <w:r>
+        <w:rPr>
+          <w:rFonts w:eastAsia="Times New Roman" w:cs="Arial"/>
+        </w:rPr>
+        <w:t xml:space="preserve"> </w:t>
+      </w:r>
+      <w:r>
+        <w:rPr>
+          <w:rFonts w:eastAsia="Times New Roman" w:cs="Arial"/>
+        </w:rPr>
+        <w:t>CoreMark runs multiple iterations of a loop</w:t>
+      </w:r>
+      <w:r>
+        <w:rPr>
+          <w:rFonts w:eastAsia="Times New Roman" w:cs="Arial"/>
+        </w:rPr>
+        <w:t xml:space="preserve"> (you can easily modify the number of iterations by </w:t>
+      </w:r>
+      <w:r>
+        <w:rPr>
+          <w:rFonts w:eastAsia="Times New Roman" w:cs="Arial"/>
+        </w:rPr>
+        <w:lastRenderedPageBreak/>
+        <w:t xml:space="preserve">means of a parameter called </w:t>
+      </w:r>
+      <w:r>
+        <w:rPr>
+          <w:rFonts w:ascii="Courier New" w:eastAsia="Times New Roman" w:hAnsi="Courier New" w:cs="Courier New"/>
+        </w:rPr>
+        <w:t>ITERATIONS</w:t>
+      </w:r>
+      <w:r>
+        <w:rPr>
+          <w:rFonts w:eastAsia="Times New Roman" w:cs="Arial"/>
+        </w:rPr>
+        <w:t xml:space="preserve"> and defined in file </w:t>
+      </w:r>
+      <w:r>
+        <w:rPr>
           <w:i/>
           <w:iCs/>
         </w:rPr>
-        <w:t>main</w:t>
-      </w:r>
-      <w:r>
-        <w:rPr>
-          <w:rFonts w:eastAsia="Times New Roman" w:cs="Arial"/>
-        </w:rPr>
-        <w:t xml:space="preserve"> function </w:t>
-      </w:r>
-      <w:r>
-        <w:rPr>
-          <w:rFonts w:eastAsia="Times New Roman" w:cs="Arial"/>
-        </w:rPr>
-        <w:t>first</w:t>
+        <w:t>src/cmark.c</w:t>
+      </w:r>
+      <w:r>
+        <w:rPr>
+          <w:rFonts w:eastAsia="Times New Roman" w:cs="Arial"/>
+        </w:rPr>
+        <w:t>)</w:t>
+      </w:r>
+      <w:r>
+        <w:rPr>
+          <w:rFonts w:eastAsia="Times New Roman" w:cs="Arial"/>
+        </w:rPr>
+        <w:t xml:space="preserve">. </w:t>
+      </w:r>
+      <w:r>
+        <w:rPr>
+          <w:rFonts w:eastAsia="Times New Roman" w:cs="Arial"/>
+        </w:rPr>
+        <w:t>The</w:t>
+      </w:r>
+      <w:r>
+        <w:rPr>
+          <w:rFonts w:eastAsia="Times New Roman" w:cs="Arial"/>
+        </w:rPr>
+        <w:t xml:space="preserve"> execution t</w:t>
+      </w:r>
+      <w:r>
+        <w:rPr>
+          <w:rFonts w:eastAsia="Times New Roman" w:cs="Arial"/>
+        </w:rPr>
+        <w:t>ook</w:t>
       </w:r>
       <w:r>
         <w:rPr>
@@ -8284,73 +9139,43 @@
         <w:rPr>
           <w:rFonts w:eastAsia="Times New Roman" w:cs="Arial"/>
         </w:rPr>
-        <w:t>configures</w:t>
-      </w:r>
-      <w:r>
-        <w:rPr>
-          <w:rFonts w:eastAsia="Times New Roman" w:cs="Arial"/>
-        </w:rPr>
-        <w:t xml:space="preserve"> the HW Counters for measuring </w:t>
-      </w:r>
-      <w:r>
-        <w:rPr>
-          <w:rFonts w:eastAsia="Times New Roman" w:cs="Arial"/>
-        </w:rPr>
-        <w:t xml:space="preserve">four events: </w:t>
-      </w:r>
-      <w:r>
-        <w:rPr>
-          <w:rFonts w:eastAsia="Times New Roman" w:cs="Arial"/>
-        </w:rPr>
-        <w:t xml:space="preserve">number of </w:t>
-      </w:r>
-      <w:r>
-        <w:rPr>
-          <w:rFonts w:eastAsia="Times New Roman" w:cs="Arial"/>
-        </w:rPr>
-        <w:t xml:space="preserve">cycles, </w:t>
-      </w:r>
-      <w:r>
-        <w:rPr>
-          <w:rFonts w:eastAsia="Times New Roman" w:cs="Arial"/>
-        </w:rPr>
-        <w:t xml:space="preserve">instructions executed, </w:t>
-      </w:r>
-      <w:r>
-        <w:rPr>
-          <w:rFonts w:eastAsia="Times New Roman" w:cs="Arial"/>
-        </w:rPr>
-        <w:t xml:space="preserve">I-bus transactions (instructions) and D-bus transactions </w:t>
-      </w:r>
-      <w:r>
-        <w:rPr>
-          <w:rFonts w:eastAsia="Times New Roman" w:cs="Arial"/>
-        </w:rPr>
-        <w:t>(</w:t>
-      </w:r>
-      <w:r>
-        <w:rPr>
-          <w:rFonts w:ascii="Courier New" w:eastAsia="Times New Roman" w:hAnsi="Courier New" w:cs="Courier New"/>
-        </w:rPr>
-        <w:t>ld</w:t>
-      </w:r>
-      <w:r>
-        <w:rPr>
-          <w:rFonts w:eastAsia="Times New Roman" w:cs="Arial"/>
-        </w:rPr>
-        <w:t>/</w:t>
-      </w:r>
-      <w:r>
-        <w:rPr>
-          <w:rFonts w:ascii="Courier New" w:eastAsia="Times New Roman" w:hAnsi="Courier New" w:cs="Courier New"/>
-        </w:rPr>
-        <w:t>s</w:t>
-      </w:r>
-      <w:r>
-        <w:rPr>
-          <w:rFonts w:ascii="Courier New" w:eastAsia="Times New Roman" w:hAnsi="Courier New" w:cs="Courier New"/>
-        </w:rPr>
-        <w:t>w</w:t>
+        <w:t>~</w:t>
+      </w:r>
+      <w:r>
+        <w:rPr>
+          <w:rFonts w:eastAsia="Times New Roman" w:cs="Arial"/>
+        </w:rPr>
+        <w:t>48</w:t>
+      </w:r>
+      <w:r>
+        <w:rPr>
+          <w:rFonts w:eastAsia="Times New Roman" w:cs="Arial"/>
+        </w:rPr>
+        <w:t xml:space="preserve"> million cycles</w:t>
+      </w:r>
+      <w:r>
+        <w:rPr>
+          <w:rFonts w:eastAsia="Times New Roman" w:cs="Arial"/>
+        </w:rPr>
+        <w:t xml:space="preserve"> and </w:t>
+      </w:r>
+      <w:r>
+        <w:rPr>
+          <w:rFonts w:eastAsia="Times New Roman" w:cs="Arial"/>
+        </w:rPr>
+        <w:t xml:space="preserve">approximately </w:t>
+      </w:r>
+      <w:r>
+        <w:rPr>
+          <w:rFonts w:eastAsia="Times New Roman" w:cs="Arial"/>
+        </w:rPr>
+        <w:t>~</w:t>
+      </w:r>
+      <w:r>
+        <w:rPr>
+          <w:rFonts w:eastAsia="Times New Roman" w:cs="Arial"/>
+        </w:rPr>
+        <w:t>11</w:t>
       </w:r>
       <w:r>
         <w:rPr>
@@ -8362,19 +9187,151 @@
         <w:rPr>
           <w:rFonts w:eastAsia="Times New Roman" w:cs="Arial"/>
         </w:rPr>
-        <w:t>instructio</w:t>
-      </w:r>
-      <w:r>
-        <w:rPr>
-          <w:rFonts w:eastAsia="Times New Roman" w:cs="Arial"/>
-        </w:rPr>
-        <w:t>ns</w:t>
-      </w:r>
-      <w:r>
-        <w:rPr>
-          <w:rFonts w:eastAsia="Times New Roman" w:cs="Arial"/>
-        </w:rPr>
-        <w:t>)</w:t>
+        <w:t>million instructions</w:t>
+      </w:r>
+      <w:r>
+        <w:rPr>
+          <w:rFonts w:eastAsia="Times New Roman" w:cs="Arial"/>
+        </w:rPr>
+        <w:t xml:space="preserve"> </w:t>
+      </w:r>
+      <w:r>
+        <w:rPr>
+          <w:rFonts w:eastAsia="Times New Roman" w:cs="Arial"/>
+        </w:rPr>
+        <w:t xml:space="preserve">were </w:t>
+      </w:r>
+      <w:r>
+        <w:rPr>
+          <w:rFonts w:eastAsia="Times New Roman" w:cs="Arial"/>
+        </w:rPr>
+        <w:t>executed</w:t>
+      </w:r>
+      <w:r>
+        <w:rPr>
+          <w:rFonts w:eastAsia="Times New Roman" w:cs="Arial"/>
+        </w:rPr>
+        <w:t xml:space="preserve">, </w:t>
+      </w:r>
+      <w:r>
+        <w:rPr>
+          <w:rFonts w:eastAsia="Times New Roman" w:cs="Arial"/>
+        </w:rPr>
+        <w:t xml:space="preserve">resulting in </w:t>
+      </w:r>
+      <w:r>
+        <w:rPr>
+          <w:rFonts w:eastAsia="Times New Roman" w:cs="Arial"/>
+        </w:rPr>
+        <w:t xml:space="preserve">an </w:t>
+      </w:r>
+      <w:r>
+        <w:rPr>
+          <w:rFonts w:eastAsia="Times New Roman" w:cs="Arial"/>
+        </w:rPr>
+        <w:t xml:space="preserve">IPC </w:t>
+      </w:r>
+      <w:r>
+        <w:rPr>
+          <w:rFonts w:eastAsia="Times New Roman" w:cs="Arial"/>
+        </w:rPr>
+        <w:t xml:space="preserve">(instructions per cycle) </w:t>
+      </w:r>
+      <w:r>
+        <w:rPr>
+          <w:rFonts w:eastAsia="Times New Roman" w:cs="Arial"/>
+        </w:rPr>
+        <w:t>≈ 0.</w:t>
+      </w:r>
+      <w:r>
+        <w:rPr>
+          <w:rFonts w:eastAsia="Times New Roman" w:cs="Arial"/>
+        </w:rPr>
+        <w:t>2</w:t>
+      </w:r>
+      <w:r>
+        <w:rPr>
+          <w:rFonts w:eastAsia="Times New Roman" w:cs="Arial"/>
+        </w:rPr>
+        <w:t xml:space="preserve">. </w:t>
+      </w:r>
+      <w:r>
+        <w:rPr>
+          <w:rFonts w:eastAsia="Times New Roman" w:cs="Arial"/>
+        </w:rPr>
+        <w:t>This</w:t>
+      </w:r>
+      <w:r>
+        <w:rPr>
+          <w:rFonts w:eastAsia="Times New Roman" w:cs="Arial"/>
+        </w:rPr>
+        <w:t xml:space="preserve"> performance is really poor</w:t>
+      </w:r>
+      <w:r>
+        <w:rPr>
+          <w:rFonts w:eastAsia="Times New Roman" w:cs="Arial"/>
+        </w:rPr>
+        <w:t xml:space="preserve">: </w:t>
+      </w:r>
+      <w:r>
+        <w:rPr>
+          <w:rFonts w:eastAsia="Times New Roman" w:cs="Arial"/>
+        </w:rPr>
+        <w:t>re</w:t>
+      </w:r>
+      <w:r>
+        <w:rPr>
+          <w:rFonts w:eastAsia="Times New Roman" w:cs="Arial"/>
+        </w:rPr>
+        <w:t>call</w:t>
+      </w:r>
+      <w:r>
+        <w:rPr>
+          <w:rFonts w:eastAsia="Times New Roman" w:cs="Arial"/>
+        </w:rPr>
+        <w:t xml:space="preserve"> that the </w:t>
+      </w:r>
+      <w:r>
+        <w:rPr>
+          <w:rFonts w:eastAsia="Times New Roman" w:cs="Arial"/>
+        </w:rPr>
+        <w:t xml:space="preserve">ideal </w:t>
+      </w:r>
+      <w:r>
+        <w:rPr>
+          <w:rFonts w:eastAsia="Times New Roman" w:cs="Arial"/>
+        </w:rPr>
+        <w:t xml:space="preserve">IPC in the </w:t>
+      </w:r>
+      <w:r>
+        <w:rPr>
+          <w:rFonts w:eastAsia="Times New Roman" w:cs="Arial"/>
+        </w:rPr>
+        <w:t>VeeR</w:t>
+      </w:r>
+      <w:r>
+        <w:rPr>
+          <w:rFonts w:eastAsia="Times New Roman" w:cs="Arial"/>
+        </w:rPr>
+        <w:t xml:space="preserve"> E</w:t>
+      </w:r>
+      <w:r>
+        <w:rPr>
+          <w:rFonts w:eastAsia="Times New Roman" w:cs="Arial"/>
+        </w:rPr>
+        <w:t>L2</w:t>
+      </w:r>
+      <w:r>
+        <w:rPr>
+          <w:rFonts w:eastAsia="Times New Roman" w:cs="Arial"/>
+        </w:rPr>
+        <w:t xml:space="preserve"> processor is </w:t>
+      </w:r>
+      <w:r>
+        <w:rPr>
+          <w:rFonts w:eastAsia="Times New Roman" w:cs="Arial"/>
+        </w:rPr>
+        <w:t>1</w:t>
       </w:r>
       <w:r>
         <w:rPr>
@@ -8386,247 +9343,7 @@
     <w:p>
       <w:pPr>
         <w:pStyle w:val="af"/>
-        <w:numPr>
-          <w:ilvl w:val="1"/>
-          <w:numId w:val="42"/>
-        </w:numPr>
-        <w:rPr>
-          <w:rFonts w:eastAsia="Times New Roman" w:cs="Arial"/>
-        </w:rPr>
-      </w:pPr>
-      <w:r>
-        <w:rPr>
-          <w:rFonts w:eastAsia="Times New Roman" w:cs="Arial"/>
-        </w:rPr>
-        <w:t>It then configures the different features</w:t>
-      </w:r>
-      <w:r>
-        <w:rPr>
-          <w:rFonts w:eastAsia="Times New Roman" w:cs="Arial"/>
-        </w:rPr>
-        <w:t xml:space="preserve"> of the </w:t>
-      </w:r>
-      <w:r>
-        <w:rPr>
-          <w:rFonts w:eastAsia="Times New Roman" w:cs="Arial"/>
-        </w:rPr>
-        <w:t>VeeR</w:t>
-      </w:r>
-      <w:r>
-        <w:rPr>
-          <w:rFonts w:eastAsia="Times New Roman" w:cs="Arial"/>
-        </w:rPr>
-        <w:t xml:space="preserve"> E</w:t>
-      </w:r>
-      <w:r>
-        <w:rPr>
-          <w:rFonts w:eastAsia="Times New Roman" w:cs="Arial"/>
-        </w:rPr>
-        <w:t>L2</w:t>
-      </w:r>
-      <w:r>
-        <w:rPr>
-          <w:rFonts w:eastAsia="Times New Roman" w:cs="Arial"/>
-        </w:rPr>
-        <w:t xml:space="preserve"> processor</w:t>
-      </w:r>
-      <w:r>
-        <w:rPr>
-          <w:rFonts w:eastAsia="Times New Roman" w:cs="Arial"/>
-        </w:rPr>
-        <w:t>, using two assembly instructions (</w:t>
-      </w:r>
-      <w:r>
-        <w:rPr>
-          <w:rFonts w:ascii="Courier New" w:eastAsia="Times New Roman" w:hAnsi="Courier New" w:cs="Courier New"/>
-        </w:rPr>
-        <w:t>li</w:t>
-      </w:r>
-      <w:r>
-        <w:rPr>
-          <w:rFonts w:eastAsia="Times New Roman" w:cs="Arial"/>
-        </w:rPr>
-        <w:t xml:space="preserve"> and </w:t>
-      </w:r>
-      <w:r>
-        <w:rPr>
-          <w:rFonts w:ascii="Courier New" w:eastAsia="Times New Roman" w:hAnsi="Courier New" w:cs="Courier New"/>
-        </w:rPr>
-        <w:t>csrrs</w:t>
-      </w:r>
-      <w:r>
-        <w:rPr>
-          <w:rFonts w:eastAsia="Times New Roman" w:cs="Arial"/>
-        </w:rPr>
-        <w:t>)</w:t>
-      </w:r>
-      <w:r>
-        <w:rPr>
-          <w:rFonts w:eastAsia="Times New Roman" w:cs="Arial"/>
-        </w:rPr>
-        <w:t xml:space="preserve">. </w:t>
-      </w:r>
-      <w:r>
-        <w:rPr>
-          <w:rFonts w:eastAsia="Times New Roman" w:cs="Arial"/>
-        </w:rPr>
-        <w:t>In this case, all features are left to their default values.</w:t>
-      </w:r>
-    </w:p>
-    <w:p>
-      <w:pPr>
-        <w:pStyle w:val="af"/>
-        <w:numPr>
-          <w:ilvl w:val="1"/>
-          <w:numId w:val="42"/>
-        </w:numPr>
-        <w:rPr>
-          <w:rFonts w:eastAsia="Times New Roman" w:cs="Arial"/>
-        </w:rPr>
-      </w:pPr>
-      <w:r>
-        <w:rPr>
-          <w:rFonts w:eastAsia="Times New Roman" w:cs="Arial"/>
-        </w:rPr>
-        <w:t>The program</w:t>
-      </w:r>
-      <w:r>
-        <w:rPr>
-          <w:rFonts w:eastAsia="Times New Roman" w:cs="Arial"/>
-        </w:rPr>
-        <w:t xml:space="preserve"> then </w:t>
-      </w:r>
-      <w:r>
-        <w:rPr>
-          <w:rFonts w:eastAsia="Times New Roman" w:cs="Arial"/>
-        </w:rPr>
-        <w:t xml:space="preserve">invokes function </w:t>
-      </w:r>
-      <w:r>
-        <w:rPr>
-          <w:rFonts w:ascii="Courier New" w:eastAsia="Times New Roman" w:hAnsi="Courier New" w:cs="Courier New"/>
-        </w:rPr>
-        <w:t>main_cmark()</w:t>
-      </w:r>
-      <w:r>
-        <w:rPr>
-          <w:rFonts w:eastAsia="Times New Roman" w:cs="Arial"/>
-        </w:rPr>
-        <w:t xml:space="preserve">, </w:t>
-      </w:r>
-      <w:r>
-        <w:rPr>
-          <w:rFonts w:eastAsia="Times New Roman" w:cs="Arial"/>
-        </w:rPr>
-        <w:t xml:space="preserve">which </w:t>
-      </w:r>
-      <w:r>
-        <w:rPr>
-          <w:rFonts w:eastAsia="Times New Roman" w:cs="Arial"/>
-        </w:rPr>
-        <w:t xml:space="preserve">implements </w:t>
-      </w:r>
-      <w:r>
-        <w:rPr>
-          <w:rFonts w:eastAsia="Times New Roman" w:cs="Arial"/>
-        </w:rPr>
-        <w:t xml:space="preserve">the CoreMark </w:t>
-      </w:r>
-      <w:r>
-        <w:rPr>
-          <w:rFonts w:eastAsia="Times New Roman" w:cs="Arial"/>
-        </w:rPr>
-        <w:t>benchmark itself</w:t>
-      </w:r>
-      <w:r>
-        <w:rPr>
-          <w:rFonts w:eastAsia="Times New Roman" w:cs="Arial"/>
-        </w:rPr>
-        <w:t>,</w:t>
-      </w:r>
-      <w:r>
-        <w:rPr>
-          <w:rFonts w:eastAsia="Times New Roman" w:cs="Arial"/>
-        </w:rPr>
-        <w:t xml:space="preserve"> which is </w:t>
-      </w:r>
-      <w:r>
-        <w:rPr>
-          <w:rFonts w:eastAsia="Times New Roman" w:cs="Arial"/>
-        </w:rPr>
-        <w:t xml:space="preserve">implemented </w:t>
-      </w:r>
-      <w:r>
-        <w:rPr>
-          <w:rFonts w:eastAsia="Times New Roman" w:cs="Arial"/>
-        </w:rPr>
-        <w:t xml:space="preserve">in file </w:t>
-      </w:r>
-      <w:r>
-        <w:rPr>
-          <w:rFonts w:eastAsia="Times New Roman" w:cs="Arial"/>
-          <w:i/>
-          <w:iCs/>
-        </w:rPr>
-        <w:t>src/cmark.c</w:t>
-      </w:r>
-      <w:r>
-        <w:rPr>
-          <w:rFonts w:eastAsia="Times New Roman" w:cs="Arial"/>
-        </w:rPr>
-        <w:t>.</w:t>
-      </w:r>
-    </w:p>
-    <w:p>
-      <w:pPr>
-        <w:pStyle w:val="af"/>
-        <w:numPr>
-          <w:ilvl w:val="1"/>
-          <w:numId w:val="42"/>
-        </w:numPr>
-        <w:rPr>
-          <w:rFonts w:eastAsia="Times New Roman" w:cs="Arial"/>
-        </w:rPr>
-      </w:pPr>
-      <w:r>
-        <w:rPr>
-          <w:rFonts w:eastAsia="Times New Roman" w:cs="Arial"/>
-        </w:rPr>
-        <w:t xml:space="preserve">It finally prints the four events using function </w:t>
-      </w:r>
-      <w:r>
-        <w:rPr>
-          <w:rFonts w:ascii="Courier New" w:eastAsia="Times New Roman" w:hAnsi="Courier New" w:cs="Courier New"/>
-        </w:rPr>
-        <w:t>printf</w:t>
-      </w:r>
-      <w:r>
-        <w:rPr>
-          <w:rFonts w:ascii="Courier New" w:eastAsia="Times New Roman" w:hAnsi="Courier New" w:cs="Courier New"/>
-        </w:rPr>
-        <w:t xml:space="preserve">Nexys </w:t>
-      </w:r>
-      <w:r>
-        <w:rPr>
-          <w:rFonts w:ascii="Courier New" w:eastAsia="Times New Roman" w:hAnsi="Courier New" w:cs="Courier New"/>
-        </w:rPr>
-        <w:t>Video</w:t>
-      </w:r>
-      <w:r>
-        <w:rPr>
-          <w:rFonts w:ascii="Courier New" w:eastAsia="Times New Roman" w:hAnsi="Courier New" w:cs="Courier New"/>
-        </w:rPr>
-        <w:t>()</w:t>
-      </w:r>
-      <w:r>
-        <w:rPr>
-          <w:rFonts w:eastAsia="Times New Roman" w:cs="Arial"/>
-        </w:rPr>
-        <w:t>.</w:t>
-      </w:r>
-    </w:p>
-    <w:p>
-      <w:pPr>
+        <w:ind w:left="360"/>
         <w:rPr>
           <w:rFonts w:eastAsia="Times New Roman" w:cs="Arial"/>
         </w:rPr>
@@ -8639,13 +9356,12 @@
       <w:r>
         <w:rPr>
           <w:noProof/>
-          <w:lang w:val="es-ES" w:eastAsia="es-ES"/>
         </w:rPr>
         <w:drawing>
-          <wp:inline distT="0" distB="0" distL="0" distR="0" wp14:anchorId="397CE214" wp14:editId="3FF4EF4F">
-            <wp:extent cx="4120816" cy="3339578"/>
+          <wp:inline distT="0" distB="0" distL="0" distR="0" wp14:anchorId="627A95E2" wp14:editId="2DBEB30D">
+            <wp:extent cx="4572000" cy="3476625"/>
             <wp:effectExtent l="0" t="0" r="0" b="0"/>
-            <wp:docPr id="2042220874" name="Picture 2042220874"/>
+            <wp:docPr id="1131425483" name="图片 1131425483"/>
             <wp:cNvGraphicFramePr>
               <a:graphicFrameLocks xmlns:a="http://schemas.openxmlformats.org/drawingml/2006/main" noChangeAspect="1"/>
             </wp:cNvGraphicFramePr>
@@ -8671,713 +9387,6 @@
                   <pic:spPr>
                     <a:xfrm>
                       <a:off x="0" y="0"/>
-                      <a:ext cx="4123844" cy="3342032"/>
-                    </a:xfrm>
-                    <a:prstGeom prst="rect">
-                      <a:avLst/>
-                    </a:prstGeom>
-                  </pic:spPr>
-                </pic:pic>
-              </a:graphicData>
-            </a:graphic>
-          </wp:inline>
-        </w:drawing>
-      </w:r>
-    </w:p>
-    <w:p>
-      <w:pPr>
-        <w:jc w:val="center"/>
-      </w:pPr>
-    </w:p>
-    <w:p>
-      <w:pPr>
-        <w:pStyle w:val="a6"/>
-        <w:jc w:val="center"/>
-      </w:pPr>
-      <w:bookmarkStart w:id="9" w:name="_Ref84178438"/>
-      <w:r>
-        <w:t xml:space="preserve">Figure </w:t>
-      </w:r>
-      <w:r>
-        <w:fldChar w:fldCharType="begin"/>
-      </w:r>
-      <w:r>
-        <w:instrText>SEQ Figure \* ARABIC</w:instrText>
-      </w:r>
-      <w:r>
-        <w:fldChar w:fldCharType="separate"/>
-      </w:r>
-      <w:r>
-        <w:rPr>
-          <w:noProof/>
-        </w:rPr>
-        <w:t>6</w:t>
-      </w:r>
-      <w:r>
-        <w:fldChar w:fldCharType="end"/>
-      </w:r>
-      <w:bookmarkEnd w:id="9"/>
-      <w:r>
-        <w:t xml:space="preserve">. File </w:t>
-      </w:r>
-      <w:r>
-        <w:rPr>
-          <w:i/>
-        </w:rPr>
-        <w:t>src/</w:t>
-      </w:r>
-      <w:r>
-        <w:rPr>
-          <w:i/>
-        </w:rPr>
-        <w:t>Test.c</w:t>
-      </w:r>
-      <w:r>
-        <w:t xml:space="preserve"> in CoreMark </w:t>
-      </w:r>
-      <w:r>
-        <w:t xml:space="preserve">Catapult </w:t>
-      </w:r>
-      <w:r>
-        <w:t>project</w:t>
-      </w:r>
-    </w:p>
-    <w:p>
-      <w:pPr>
-        <w:rPr>
-          <w:rFonts w:eastAsia="Times New Roman" w:cs="Arial"/>
-        </w:rPr>
-      </w:pPr>
-    </w:p>
-    <w:p>
-      <w:pPr>
-        <w:pStyle w:val="af"/>
-        <w:numPr>
-          <w:ilvl w:val="0"/>
-          <w:numId w:val="42"/>
-        </w:numPr>
-        <w:rPr>
-          <w:rFonts w:eastAsia="Times New Roman" w:cs="Arial"/>
-        </w:rPr>
-      </w:pPr>
-      <w:r>
-        <w:rPr>
-          <w:rFonts w:eastAsia="Times New Roman" w:cs="Arial"/>
-        </w:rPr>
-        <w:t>Briefly a</w:t>
-      </w:r>
-      <w:r>
-        <w:rPr>
-          <w:rFonts w:eastAsia="Times New Roman" w:cs="Arial"/>
-        </w:rPr>
-        <w:t xml:space="preserve">nalyse the functions from the CoreMark benchmark implemented in file </w:t>
-      </w:r>
-      <w:r>
-        <w:rPr>
-          <w:rFonts w:eastAsia="Times New Roman" w:cs="Arial"/>
-          <w:i/>
-          <w:iCs/>
-        </w:rPr>
-        <w:t>src/cmark.c</w:t>
-      </w:r>
-      <w:r>
-        <w:rPr>
-          <w:rFonts w:eastAsia="Times New Roman" w:cs="Arial"/>
-        </w:rPr>
-        <w:t>.</w:t>
-      </w:r>
-      <w:r>
-        <w:rPr>
-          <w:rFonts w:eastAsia="Times New Roman" w:cs="Arial"/>
-        </w:rPr>
-        <w:t xml:space="preserve"> </w:t>
-      </w:r>
-      <w:r>
-        <w:rPr>
-          <w:rFonts w:eastAsia="Times New Roman" w:cs="Arial"/>
-        </w:rPr>
-        <w:t xml:space="preserve">Note that </w:t>
-      </w:r>
-      <w:r>
-        <w:rPr>
-          <w:rFonts w:eastAsia="Times New Roman" w:cs="Arial"/>
-        </w:rPr>
-        <w:t xml:space="preserve">the HW Counters are started and stopped inside the </w:t>
-      </w:r>
-      <w:r>
-        <w:rPr>
-          <w:rFonts w:ascii="Courier New" w:eastAsia="Times New Roman" w:hAnsi="Courier New" w:cs="Courier New"/>
-        </w:rPr>
-        <w:t>main_cmark()</w:t>
-      </w:r>
-      <w:r>
-        <w:rPr>
-          <w:rFonts w:eastAsia="Times New Roman" w:cs="Arial"/>
-        </w:rPr>
-        <w:t xml:space="preserve"> function </w:t>
-      </w:r>
-      <w:r>
-        <w:rPr>
-          <w:rFonts w:eastAsia="Times New Roman" w:cs="Arial"/>
-        </w:rPr>
-        <w:t>and that the benchmark itself i</w:t>
-      </w:r>
-      <w:r>
-        <w:rPr>
-          <w:rFonts w:eastAsia="Times New Roman" w:cs="Arial"/>
-        </w:rPr>
-        <w:t>s executed in</w:t>
-      </w:r>
-      <w:r>
-        <w:rPr>
-          <w:rFonts w:eastAsia="Times New Roman" w:cs="Arial"/>
-        </w:rPr>
-        <w:t xml:space="preserve"> </w:t>
-      </w:r>
-      <w:r>
-        <w:rPr>
-          <w:rFonts w:eastAsia="Times New Roman" w:cs="Arial"/>
-        </w:rPr>
-        <w:t>between</w:t>
-      </w:r>
-      <w:r>
-        <w:rPr>
-          <w:rFonts w:eastAsia="Times New Roman" w:cs="Arial"/>
-        </w:rPr>
-        <w:t>.</w:t>
-      </w:r>
-    </w:p>
-    <w:p>
-      <w:pPr>
-        <w:pStyle w:val="af"/>
-        <w:ind w:left="360"/>
-        <w:rPr>
-          <w:rFonts w:eastAsia="Times New Roman" w:cs="Arial"/>
-        </w:rPr>
-      </w:pPr>
-    </w:p>
-    <w:p>
-      <w:pPr>
-        <w:pStyle w:val="af"/>
-        <w:ind w:left="360"/>
-        <w:jc w:val="center"/>
-      </w:pPr>
-      <w:r>
-        <w:rPr>
-          <w:noProof/>
-          <w:lang w:val="es-ES" w:eastAsia="es-ES"/>
-        </w:rPr>
-        <w:drawing>
-          <wp:inline distT="0" distB="0" distL="0" distR="0" wp14:anchorId="64164C80" wp14:editId="115D5D20">
-            <wp:extent cx="3856122" cy="3317872"/>
-            <wp:effectExtent l="0" t="0" r="0" b="0"/>
-            <wp:docPr id="444267492" name="Picture 444267492"/>
-            <wp:cNvGraphicFramePr>
-              <a:graphicFrameLocks xmlns:a="http://schemas.openxmlformats.org/drawingml/2006/main" noChangeAspect="1"/>
-            </wp:cNvGraphicFramePr>
-            <a:graphic xmlns:a="http://schemas.openxmlformats.org/drawingml/2006/main">
-              <a:graphicData uri="http://schemas.openxmlformats.org/drawingml/2006/picture">
-                <pic:pic xmlns:pic="http://schemas.openxmlformats.org/drawingml/2006/picture">
-                  <pic:nvPicPr>
-                    <pic:cNvPr id="0" name=""/>
-                    <pic:cNvPicPr/>
-                  </pic:nvPicPr>
-                  <pic:blipFill>
-                    <a:blip r:embed="rId27">
-                      <a:extLst>
-                        <a:ext uri="{28A0092B-C50C-407E-A947-70E740481C1C}">
-                          <a14:useLocalDpi xmlns:a14="http://schemas.microsoft.com/office/drawing/2010/main" val="0"/>
-                        </a:ext>
-                      </a:extLst>
-                    </a:blip>
-                    <a:stretch>
-                      <a:fillRect/>
-                    </a:stretch>
-                  </pic:blipFill>
-                  <pic:spPr>
-                    <a:xfrm>
-                      <a:off x="0" y="0"/>
-                      <a:ext cx="3858854" cy="3320222"/>
-                    </a:xfrm>
-                    <a:prstGeom prst="rect">
-                      <a:avLst/>
-                    </a:prstGeom>
-                  </pic:spPr>
-                </pic:pic>
-              </a:graphicData>
-            </a:graphic>
-          </wp:inline>
-        </w:drawing>
-      </w:r>
-    </w:p>
-    <w:p>
-      <w:pPr>
-        <w:pStyle w:val="af"/>
-        <w:ind w:left="360"/>
-        <w:jc w:val="center"/>
-      </w:pPr>
-    </w:p>
-    <w:p>
-      <w:pPr>
-        <w:pStyle w:val="a6"/>
-        <w:jc w:val="center"/>
-      </w:pPr>
-      <w:r>
-        <w:t xml:space="preserve">Figure </w:t>
-      </w:r>
-      <w:r>
-        <w:fldChar w:fldCharType="begin"/>
-      </w:r>
-      <w:r>
-        <w:instrText>SEQ Figure \* ARABIC</w:instrText>
-      </w:r>
-      <w:r>
-        <w:fldChar w:fldCharType="separate"/>
-      </w:r>
-      <w:r>
-        <w:rPr>
-          <w:noProof/>
-        </w:rPr>
-        <w:t>7</w:t>
-      </w:r>
-      <w:r>
-        <w:fldChar w:fldCharType="end"/>
-      </w:r>
-      <w:r>
-        <w:t xml:space="preserve">. File </w:t>
-      </w:r>
-      <w:r>
-        <w:rPr>
-          <w:i/>
-        </w:rPr>
-        <w:t>src/cmark.c</w:t>
-      </w:r>
-      <w:r>
-        <w:t xml:space="preserve"> in CoreMark </w:t>
-      </w:r>
-      <w:r>
-        <w:t xml:space="preserve">Catapult </w:t>
-      </w:r>
-      <w:r>
-        <w:t>project</w:t>
-      </w:r>
-    </w:p>
-    <w:p>
-      <w:pPr>
-        <w:pStyle w:val="af"/>
-        <w:ind w:left="360"/>
-        <w:rPr>
-          <w:rFonts w:eastAsia="Times New Roman" w:cs="Arial"/>
-        </w:rPr>
-      </w:pPr>
-    </w:p>
-    <w:p>
-      <w:pPr>
-        <w:pStyle w:val="af"/>
-        <w:numPr>
-          <w:ilvl w:val="0"/>
-          <w:numId w:val="42"/>
-        </w:numPr>
-      </w:pPr>
-      <w:r>
-        <w:rPr>
-          <w:rFonts w:eastAsia="Times New Roman" w:cs="Arial"/>
-        </w:rPr>
-        <w:t>Run the program on the board</w:t>
-      </w:r>
-      <w:r>
-        <w:rPr>
-          <w:rFonts w:eastAsia="Times New Roman" w:cs="Arial"/>
-        </w:rPr>
-        <w:t xml:space="preserve"> and </w:t>
-      </w:r>
-      <w:r>
-        <w:rPr>
-          <w:rFonts w:eastAsia="Times New Roman" w:cs="Arial"/>
-        </w:rPr>
-        <w:t>open the serial monitor</w:t>
-      </w:r>
-      <w:r>
-        <w:rPr>
-          <w:rFonts w:eastAsia="Times New Roman" w:cs="Arial"/>
-        </w:rPr>
-        <w:t xml:space="preserve"> (s</w:t>
-      </w:r>
-      <w:r>
-        <w:rPr>
-          <w:rFonts w:eastAsia="Times New Roman" w:cs="Arial"/>
-        </w:rPr>
-        <w:t xml:space="preserve">ee </w:t>
-      </w:r>
-      <w:r>
-        <w:rPr>
-          <w:rFonts w:eastAsia="Times New Roman" w:cs="Arial"/>
-        </w:rPr>
-        <w:fldChar w:fldCharType="begin"/>
-      </w:r>
-      <w:r>
-        <w:rPr>
-          <w:rFonts w:eastAsia="Times New Roman" w:cs="Arial"/>
-        </w:rPr>
-        <w:instrText xml:space="preserve"> REF _Ref86344878 \h </w:instrText>
-      </w:r>
-      <w:r>
-        <w:rPr>
-          <w:rFonts w:eastAsia="Times New Roman" w:cs="Arial"/>
-        </w:rPr>
-      </w:r>
-      <w:r>
-        <w:rPr>
-          <w:rFonts w:eastAsia="Times New Roman" w:cs="Arial"/>
-        </w:rPr>
-        <w:fldChar w:fldCharType="separate"/>
-      </w:r>
-      <w:r>
-        <w:t xml:space="preserve">Figure </w:t>
-      </w:r>
-      <w:r>
-        <w:rPr>
-          <w:noProof/>
-        </w:rPr>
-        <w:t>8</w:t>
-      </w:r>
-      <w:r>
-        <w:rPr>
-          <w:rFonts w:eastAsia="Times New Roman" w:cs="Arial"/>
-        </w:rPr>
-        <w:fldChar w:fldCharType="end"/>
-      </w:r>
-      <w:r>
-        <w:rPr>
-          <w:rFonts w:eastAsia="Times New Roman" w:cs="Arial"/>
-        </w:rPr>
-        <w:t>).</w:t>
-      </w:r>
-      <w:r>
-        <w:rPr>
-          <w:rFonts w:eastAsia="Times New Roman" w:cs="Arial"/>
-        </w:rPr>
-        <w:t xml:space="preserve"> </w:t>
-      </w:r>
-      <w:r>
-        <w:rPr>
-          <w:rFonts w:eastAsia="Times New Roman" w:cs="Arial"/>
-        </w:rPr>
-        <w:t>CoreMark runs multiple iterations of a loop</w:t>
-      </w:r>
-      <w:r>
-        <w:rPr>
-          <w:rFonts w:eastAsia="Times New Roman" w:cs="Arial"/>
-        </w:rPr>
-        <w:t xml:space="preserve"> (you can easily modify the number of iterations by means of a parameter called </w:t>
-      </w:r>
-      <w:r>
-        <w:rPr>
-          <w:rFonts w:ascii="Courier New" w:eastAsia="Times New Roman" w:hAnsi="Courier New" w:cs="Courier New"/>
-        </w:rPr>
-        <w:t>ITERATIONS</w:t>
-      </w:r>
-      <w:r>
-        <w:rPr>
-          <w:rFonts w:eastAsia="Times New Roman" w:cs="Arial"/>
-        </w:rPr>
-        <w:t xml:space="preserve"> and defined in file </w:t>
-      </w:r>
-      <w:r>
-        <w:rPr>
-          <w:i/>
-          <w:iCs/>
-        </w:rPr>
-        <w:t>src/cmark.c</w:t>
-      </w:r>
-      <w:r>
-        <w:rPr>
-          <w:rFonts w:eastAsia="Times New Roman" w:cs="Arial"/>
-        </w:rPr>
-        <w:t>)</w:t>
-      </w:r>
-      <w:r>
-        <w:rPr>
-          <w:rFonts w:eastAsia="Times New Roman" w:cs="Arial"/>
-        </w:rPr>
-        <w:t xml:space="preserve">. </w:t>
-      </w:r>
-      <w:r>
-        <w:rPr>
-          <w:rFonts w:eastAsia="Times New Roman" w:cs="Arial"/>
-        </w:rPr>
-        <w:t>The</w:t>
-      </w:r>
-      <w:r>
-        <w:rPr>
-          <w:rFonts w:eastAsia="Times New Roman" w:cs="Arial"/>
-        </w:rPr>
-        <w:t xml:space="preserve"> execution t</w:t>
-      </w:r>
-      <w:r>
-        <w:rPr>
-          <w:rFonts w:eastAsia="Times New Roman" w:cs="Arial"/>
-        </w:rPr>
-        <w:t>ook</w:t>
-      </w:r>
-      <w:r>
-        <w:rPr>
-          <w:rFonts w:eastAsia="Times New Roman" w:cs="Arial"/>
-        </w:rPr>
-        <w:t xml:space="preserve"> </w:t>
-      </w:r>
-      <w:r>
-        <w:rPr>
-          <w:rFonts w:eastAsia="Times New Roman" w:cs="Arial"/>
-        </w:rPr>
-        <w:t>~</w:t>
-      </w:r>
-      <w:r>
-        <w:rPr>
-          <w:rFonts w:eastAsia="Times New Roman" w:cs="Arial"/>
-        </w:rPr>
-        <w:t>48</w:t>
-      </w:r>
-      <w:r>
-        <w:rPr>
-          <w:rFonts w:eastAsia="Times New Roman" w:cs="Arial"/>
-        </w:rPr>
-        <w:t xml:space="preserve"> million cycles</w:t>
-      </w:r>
-      <w:r>
-        <w:rPr>
-          <w:rFonts w:eastAsia="Times New Roman" w:cs="Arial"/>
-        </w:rPr>
-        <w:t xml:space="preserve"> and </w:t>
-      </w:r>
-      <w:r>
-        <w:rPr>
-          <w:rFonts w:eastAsia="Times New Roman" w:cs="Arial"/>
-        </w:rPr>
-        <w:t xml:space="preserve">approximately </w:t>
-      </w:r>
-      <w:r>
-        <w:rPr>
-          <w:rFonts w:eastAsia="Times New Roman" w:cs="Arial"/>
-        </w:rPr>
-        <w:t>~</w:t>
-      </w:r>
-      <w:r>
-        <w:rPr>
-          <w:rFonts w:eastAsia="Times New Roman" w:cs="Arial"/>
-        </w:rPr>
-        <w:t>11</w:t>
-      </w:r>
-      <w:r>
-        <w:rPr>
-          <w:rFonts w:eastAsia="Times New Roman" w:cs="Arial"/>
-        </w:rPr>
-        <w:t xml:space="preserve"> </w:t>
-      </w:r>
-      <w:r>
-        <w:rPr>
-          <w:rFonts w:eastAsia="Times New Roman" w:cs="Arial"/>
-        </w:rPr>
-        <w:t>million instructions</w:t>
-      </w:r>
-      <w:r>
-        <w:rPr>
-          <w:rFonts w:eastAsia="Times New Roman" w:cs="Arial"/>
-        </w:rPr>
-        <w:t xml:space="preserve"> </w:t>
-      </w:r>
-      <w:r>
-        <w:rPr>
-          <w:rFonts w:eastAsia="Times New Roman" w:cs="Arial"/>
-        </w:rPr>
-        <w:t xml:space="preserve">were </w:t>
-      </w:r>
-      <w:r>
-        <w:rPr>
-          <w:rFonts w:eastAsia="Times New Roman" w:cs="Arial"/>
-        </w:rPr>
-        <w:t>executed</w:t>
-      </w:r>
-      <w:r>
-        <w:rPr>
-          <w:rFonts w:eastAsia="Times New Roman" w:cs="Arial"/>
-        </w:rPr>
-        <w:t xml:space="preserve">, </w:t>
-      </w:r>
-      <w:r>
-        <w:rPr>
-          <w:rFonts w:eastAsia="Times New Roman" w:cs="Arial"/>
-        </w:rPr>
-        <w:t xml:space="preserve">resulting in </w:t>
-      </w:r>
-      <w:r>
-        <w:rPr>
-          <w:rFonts w:eastAsia="Times New Roman" w:cs="Arial"/>
-        </w:rPr>
-        <w:t xml:space="preserve">an </w:t>
-      </w:r>
-      <w:r>
-        <w:rPr>
-          <w:rFonts w:eastAsia="Times New Roman" w:cs="Arial"/>
-        </w:rPr>
-        <w:t xml:space="preserve">IPC </w:t>
-      </w:r>
-      <w:r>
-        <w:rPr>
-          <w:rFonts w:eastAsia="Times New Roman" w:cs="Arial"/>
-        </w:rPr>
-        <w:t xml:space="preserve">(instructions per cycle) </w:t>
-      </w:r>
-      <w:r>
-        <w:rPr>
-          <w:rFonts w:eastAsia="Times New Roman" w:cs="Arial"/>
-        </w:rPr>
-        <w:t>≈ 0.</w:t>
-      </w:r>
-      <w:r>
-        <w:rPr>
-          <w:rFonts w:eastAsia="Times New Roman" w:cs="Arial"/>
-        </w:rPr>
-        <w:t>2</w:t>
-      </w:r>
-      <w:r>
-        <w:rPr>
-          <w:rFonts w:eastAsia="Times New Roman" w:cs="Arial"/>
-        </w:rPr>
-        <w:t xml:space="preserve">. </w:t>
-      </w:r>
-      <w:r>
-        <w:rPr>
-          <w:rFonts w:eastAsia="Times New Roman" w:cs="Arial"/>
-        </w:rPr>
-        <w:t>This</w:t>
-      </w:r>
-      <w:r>
-        <w:rPr>
-          <w:rFonts w:eastAsia="Times New Roman" w:cs="Arial"/>
-        </w:rPr>
-        <w:t xml:space="preserve"> performance is really poor</w:t>
-      </w:r>
-      <w:r>
-        <w:rPr>
-          <w:rFonts w:eastAsia="Times New Roman" w:cs="Arial"/>
-        </w:rPr>
-        <w:t xml:space="preserve">: </w:t>
-      </w:r>
-      <w:r>
-        <w:rPr>
-          <w:rFonts w:eastAsia="Times New Roman" w:cs="Arial"/>
-        </w:rPr>
-        <w:t>re</w:t>
-      </w:r>
-      <w:r>
-        <w:rPr>
-          <w:rFonts w:eastAsia="Times New Roman" w:cs="Arial"/>
-        </w:rPr>
-        <w:t>call</w:t>
-      </w:r>
-      <w:r>
-        <w:rPr>
-          <w:rFonts w:eastAsia="Times New Roman" w:cs="Arial"/>
-        </w:rPr>
-        <w:t xml:space="preserve"> that the </w:t>
-      </w:r>
-      <w:r>
-        <w:rPr>
-          <w:rFonts w:eastAsia="Times New Roman" w:cs="Arial"/>
-        </w:rPr>
-        <w:t xml:space="preserve">ideal </w:t>
-      </w:r>
-      <w:r>
-        <w:rPr>
-          <w:rFonts w:eastAsia="Times New Roman" w:cs="Arial"/>
-        </w:rPr>
-        <w:t xml:space="preserve">IPC in the </w:t>
-      </w:r>
-      <w:r>
-        <w:rPr>
-          <w:rFonts w:eastAsia="Times New Roman" w:cs="Arial"/>
-        </w:rPr>
-        <w:t>VeeR</w:t>
-      </w:r>
-      <w:r>
-        <w:rPr>
-          <w:rFonts w:eastAsia="Times New Roman" w:cs="Arial"/>
-        </w:rPr>
-        <w:t xml:space="preserve"> E</w:t>
-      </w:r>
-      <w:r>
-        <w:rPr>
-          <w:rFonts w:eastAsia="Times New Roman" w:cs="Arial"/>
-        </w:rPr>
-        <w:t>L2</w:t>
-      </w:r>
-      <w:r>
-        <w:rPr>
-          <w:rFonts w:eastAsia="Times New Roman" w:cs="Arial"/>
-        </w:rPr>
-        <w:t xml:space="preserve"> processor is </w:t>
-      </w:r>
-      <w:r>
-        <w:rPr>
-          <w:rFonts w:eastAsia="Times New Roman" w:cs="Arial"/>
-        </w:rPr>
-        <w:t>1</w:t>
-      </w:r>
-      <w:r>
-        <w:rPr>
-          <w:rFonts w:eastAsia="Times New Roman" w:cs="Arial"/>
-        </w:rPr>
-        <w:t>.</w:t>
-      </w:r>
-    </w:p>
-    <w:p>
-      <w:pPr>
-        <w:pStyle w:val="af"/>
-        <w:ind w:left="360"/>
-        <w:rPr>
-          <w:rFonts w:eastAsia="Times New Roman" w:cs="Arial"/>
-        </w:rPr>
-      </w:pPr>
-    </w:p>
-    <w:p>
-      <w:pPr>
-        <w:jc w:val="center"/>
-      </w:pPr>
-      <w:r>
-        <w:rPr>
-          <w:noProof/>
-        </w:rPr>
-        <w:drawing>
-          <wp:inline distT="0" distB="0" distL="0" distR="0" wp14:anchorId="627A95E2" wp14:editId="2DBEB30D">
-            <wp:extent cx="4572000" cy="3476625"/>
-            <wp:effectExtent l="0" t="0" r="0" b="0"/>
-            <wp:docPr id="1131425483" name="图片 1131425483"/>
-            <wp:cNvGraphicFramePr>
-              <a:graphicFrameLocks xmlns:a="http://schemas.openxmlformats.org/drawingml/2006/main" noChangeAspect="1"/>
-            </wp:cNvGraphicFramePr>
-            <a:graphic xmlns:a="http://schemas.openxmlformats.org/drawingml/2006/main">
-              <a:graphicData uri="http://schemas.openxmlformats.org/drawingml/2006/picture">
-                <pic:pic xmlns:pic="http://schemas.openxmlformats.org/drawingml/2006/picture">
-                  <pic:nvPicPr>
-                    <pic:cNvPr id="0" name=""/>
-                    <pic:cNvPicPr/>
-                  </pic:nvPicPr>
-                  <pic:blipFill>
-                    <a:blip r:embed="rId28">
-                      <a:extLst>
-                        <a:ext uri="{28A0092B-C50C-407E-A947-70E740481C1C}">
-                          <a14:useLocalDpi xmlns:a14="http://schemas.microsoft.com/office/drawing/2010/main" val="0"/>
-                        </a:ext>
-                      </a:extLst>
-                    </a:blip>
-                    <a:stretch>
-                      <a:fillRect/>
-                    </a:stretch>
-                  </pic:blipFill>
-                  <pic:spPr>
-                    <a:xfrm>
-                      <a:off x="0" y="0"/>
                       <a:ext cx="4572000" cy="3476625"/>
                     </a:xfrm>
                     <a:prstGeom prst="rect">
@@ -9769,13 +9778,13 @@
         <w:fldChar w:fldCharType="separate"/>
       </w:r>
       <w:r>
-        <w:t>￼</w:t>
+        <w:t xml:space="preserve">Figure </w:t>
       </w:r>
       <w:r>
         <w:rPr>
           <w:noProof/>
         </w:rPr>
-        <w:t xml:space="preserve">Figure </w:t>
+        <w:t>9</w:t>
       </w:r>
       <w:r>
         <w:rPr>
@@ -9954,7 +9963,7 @@
               </wp:anchor>
             </w:drawing>
           </mc:Choice>
-          <mc:Fallback xmlns:a="http://schemas.openxmlformats.org/drawingml/2006/main" xmlns:pic="http://schemas.openxmlformats.org/drawingml/2006/picture" xmlns:a14="http://schemas.microsoft.com/office/drawing/2010/main">
+          <mc:Fallback xmlns:a14="http://schemas.microsoft.com/office/drawing/2010/main" xmlns:pic="http://schemas.openxmlformats.org/drawingml/2006/picture" xmlns:a="http://schemas.openxmlformats.org/drawingml/2006/main">
             <w:pict>
               <v:shapetype id="_x0000_t13" coordsize="21600,21600" o:spt="13" adj="16200,5400" path="m@0,l@0@1,0@1,0@2@0@2@0,21600,21600,10800xe" w14:anchorId="39C82FE6">
                 <v:stroke joinstyle="miter"/>
@@ -9994,6 +10003,313 @@
             <wp:extent cx="2228850" cy="1671638"/>
             <wp:effectExtent l="0" t="0" r="0" b="0"/>
             <wp:docPr id="1934553627" name="Picture 1934553627"/>
+            <wp:cNvGraphicFramePr>
+              <a:graphicFrameLocks xmlns:a="http://schemas.openxmlformats.org/drawingml/2006/main" noChangeAspect="1"/>
+            </wp:cNvGraphicFramePr>
+            <a:graphic xmlns:a="http://schemas.openxmlformats.org/drawingml/2006/main">
+              <a:graphicData uri="http://schemas.openxmlformats.org/drawingml/2006/picture">
+                <pic:pic xmlns:pic="http://schemas.openxmlformats.org/drawingml/2006/picture">
+                  <pic:nvPicPr>
+                    <pic:cNvPr id="0" name=""/>
+                    <pic:cNvPicPr/>
+                  </pic:nvPicPr>
+                  <pic:blipFill>
+                    <a:blip r:embed="rId27">
+                      <a:extLst>
+                        <a:ext uri="{28A0092B-C50C-407E-A947-70E740481C1C}">
+                          <a14:useLocalDpi xmlns:a14="http://schemas.microsoft.com/office/drawing/2010/main" val="0"/>
+                        </a:ext>
+                      </a:extLst>
+                    </a:blip>
+                    <a:stretch>
+                      <a:fillRect/>
+                    </a:stretch>
+                  </pic:blipFill>
+                  <pic:spPr>
+                    <a:xfrm>
+                      <a:off x="0" y="0"/>
+                      <a:ext cx="2228850" cy="1671638"/>
+                    </a:xfrm>
+                    <a:prstGeom prst="rect">
+                      <a:avLst/>
+                    </a:prstGeom>
+                  </pic:spPr>
+                </pic:pic>
+              </a:graphicData>
+            </a:graphic>
+          </wp:inline>
+        </w:drawing>
+      </w:r>
+      <w:r>
+        <w:rPr>
+          <w:rFonts w:eastAsia="Times New Roman" w:cs="Arial"/>
+        </w:rPr>
+        <w:t xml:space="preserve">            </w:t>
+      </w:r>
+      <w:r>
+        <w:rPr>
+          <w:rFonts w:eastAsia="Times New Roman" w:cs="Arial"/>
+        </w:rPr>
+        <w:t xml:space="preserve">     </w:t>
+      </w:r>
+      <w:r>
+        <w:rPr>
+          <w:rFonts w:eastAsia="Times New Roman" w:cs="Arial"/>
+        </w:rPr>
+        <w:t xml:space="preserve">    </w:t>
+      </w:r>
+      <w:r>
+        <w:rPr>
+          <w:noProof/>
+          <w:lang w:val="es-ES" w:eastAsia="es-ES"/>
+        </w:rPr>
+        <w:drawing>
+          <wp:inline distT="0" distB="0" distL="0" distR="0" wp14:anchorId="6658A1E8" wp14:editId="532F7FCB">
+            <wp:extent cx="2255921" cy="1686465"/>
+            <wp:effectExtent l="0" t="0" r="0" b="9525"/>
+            <wp:docPr id="1650255944" name="Picture 1650255944"/>
+            <wp:cNvGraphicFramePr>
+              <a:graphicFrameLocks xmlns:a="http://schemas.openxmlformats.org/drawingml/2006/main" noChangeAspect="1"/>
+            </wp:cNvGraphicFramePr>
+            <a:graphic xmlns:a="http://schemas.openxmlformats.org/drawingml/2006/main">
+              <a:graphicData uri="http://schemas.openxmlformats.org/drawingml/2006/picture">
+                <pic:pic xmlns:pic="http://schemas.openxmlformats.org/drawingml/2006/picture">
+                  <pic:nvPicPr>
+                    <pic:cNvPr id="0" name=""/>
+                    <pic:cNvPicPr/>
+                  </pic:nvPicPr>
+                  <pic:blipFill>
+                    <a:blip r:embed="rId28">
+                      <a:extLst>
+                        <a:ext uri="{28A0092B-C50C-407E-A947-70E740481C1C}">
+                          <a14:useLocalDpi xmlns:a14="http://schemas.microsoft.com/office/drawing/2010/main" val="0"/>
+                        </a:ext>
+                      </a:extLst>
+                    </a:blip>
+                    <a:stretch>
+                      <a:fillRect/>
+                    </a:stretch>
+                  </pic:blipFill>
+                  <pic:spPr>
+                    <a:xfrm>
+                      <a:off x="0" y="0"/>
+                      <a:ext cx="2259383" cy="1689053"/>
+                    </a:xfrm>
+                    <a:prstGeom prst="rect">
+                      <a:avLst/>
+                    </a:prstGeom>
+                  </pic:spPr>
+                </pic:pic>
+              </a:graphicData>
+            </a:graphic>
+          </wp:inline>
+        </w:drawing>
+      </w:r>
+    </w:p>
+    <w:p>
+      <w:pPr>
+        <w:jc w:val="center"/>
+        <w:rPr>
+          <w:rFonts w:eastAsia="Times New Roman" w:cs="Arial"/>
+        </w:rPr>
+      </w:pPr>
+    </w:p>
+    <w:p>
+      <w:pPr>
+        <w:pStyle w:val="a6"/>
+        <w:jc w:val="center"/>
+      </w:pPr>
+      <w:bookmarkStart w:id="11" w:name="_Ref86349479"/>
+      <w:r>
+        <w:lastRenderedPageBreak/>
+        <w:t xml:space="preserve">Figure </w:t>
+      </w:r>
+      <w:r>
+        <w:fldChar w:fldCharType="begin"/>
+      </w:r>
+      <w:r>
+        <w:instrText>SEQ Figure \* ARABIC</w:instrText>
+      </w:r>
+      <w:r>
+        <w:fldChar w:fldCharType="separate"/>
+      </w:r>
+      <w:r>
+        <w:rPr>
+          <w:noProof/>
+        </w:rPr>
+        <w:t>9</w:t>
+      </w:r>
+      <w:r>
+        <w:fldChar w:fldCharType="end"/>
+      </w:r>
+      <w:bookmarkEnd w:id="11"/>
+      <w:r>
+        <w:t xml:space="preserve">. </w:t>
+      </w:r>
+      <w:r>
+        <w:t xml:space="preserve">Modify the </w:t>
+      </w:r>
+      <w:r>
+        <w:rPr>
+          <w:i/>
+        </w:rPr>
+        <w:t>Ldscript.ld</w:t>
+      </w:r>
+    </w:p>
+    <w:p>
+      <w:pPr>
+        <w:rPr>
+          <w:rFonts w:eastAsia="Times New Roman" w:cs="Arial"/>
+        </w:rPr>
+      </w:pPr>
+    </w:p>
+    <w:p>
+      <w:r>
+        <w:rPr>
+          <w:rFonts w:eastAsia="Times New Roman" w:cs="Arial"/>
+        </w:rPr>
+        <w:t xml:space="preserve">Run the program on the board </w:t>
+      </w:r>
+      <w:r>
+        <w:rPr>
+          <w:rFonts w:eastAsia="Times New Roman" w:cs="Arial"/>
+        </w:rPr>
+        <w:t>and open the serial monitor</w:t>
+      </w:r>
+      <w:r>
+        <w:rPr>
+          <w:rFonts w:eastAsia="Times New Roman" w:cs="Arial"/>
+        </w:rPr>
+        <w:t xml:space="preserve"> </w:t>
+      </w:r>
+      <w:r>
+        <w:rPr>
+          <w:rFonts w:eastAsia="Times New Roman" w:cs="Arial"/>
+        </w:rPr>
+        <w:t>(s</w:t>
+      </w:r>
+      <w:r>
+        <w:rPr>
+          <w:rFonts w:eastAsia="Times New Roman" w:cs="Arial"/>
+        </w:rPr>
+        <w:t xml:space="preserve">ee </w:t>
+      </w:r>
+      <w:r>
+        <w:rPr>
+          <w:rFonts w:eastAsia="Times New Roman" w:cs="Arial"/>
+        </w:rPr>
+        <w:fldChar w:fldCharType="begin"/>
+      </w:r>
+      <w:r>
+        <w:rPr>
+          <w:rFonts w:eastAsia="Times New Roman" w:cs="Arial"/>
+        </w:rPr>
+        <w:instrText xml:space="preserve"> REF _Ref86350040 \h </w:instrText>
+      </w:r>
+      <w:r>
+        <w:rPr>
+          <w:rFonts w:eastAsia="Times New Roman" w:cs="Arial"/>
+        </w:rPr>
+        <w:instrText xml:space="preserve"> \* MERGEFORMAT </w:instrText>
+      </w:r>
+      <w:r>
+        <w:rPr>
+          <w:rFonts w:eastAsia="Times New Roman" w:cs="Arial"/>
+        </w:rPr>
+      </w:r>
+      <w:r>
+        <w:rPr>
+          <w:rFonts w:eastAsia="Times New Roman" w:cs="Arial"/>
+        </w:rPr>
+        <w:fldChar w:fldCharType="separate"/>
+      </w:r>
+    </w:p>
+    <w:p>
+      <w:r>
+        <w:t>Figure</w:t>
+      </w:r>
+      <w:r>
+        <w:rPr>
+          <w:noProof/>
+        </w:rPr>
+        <w:t xml:space="preserve"> 10</w:t>
+      </w:r>
+      <w:r>
+        <w:rPr>
+          <w:rFonts w:eastAsia="Times New Roman" w:cs="Arial"/>
+        </w:rPr>
+        <w:fldChar w:fldCharType="end"/>
+      </w:r>
+      <w:r>
+        <w:rPr>
+          <w:rFonts w:eastAsia="Times New Roman" w:cs="Arial"/>
+        </w:rPr>
+        <w:t>)</w:t>
+      </w:r>
+      <w:r>
+        <w:rPr>
+          <w:rFonts w:eastAsia="Times New Roman" w:cs="Arial"/>
+        </w:rPr>
+        <w:t xml:space="preserve">. </w:t>
+      </w:r>
+      <w:r>
+        <w:rPr>
+          <w:rFonts w:eastAsia="Times New Roman" w:cs="Arial"/>
+        </w:rPr>
+        <w:t xml:space="preserve">In this case, the number of cycles has decreased to </w:t>
+      </w:r>
+      <w:r>
+        <w:rPr>
+          <w:rFonts w:eastAsia="Times New Roman" w:cs="Arial"/>
+        </w:rPr>
+        <w:t>~</w:t>
+      </w:r>
+      <w:r>
+        <w:rPr>
+          <w:rFonts w:eastAsia="Times New Roman" w:cs="Arial"/>
+        </w:rPr>
+        <w:t>42</w:t>
+      </w:r>
+      <w:r>
+        <w:rPr>
+          <w:rFonts w:eastAsia="Times New Roman" w:cs="Arial"/>
+        </w:rPr>
+        <w:t xml:space="preserve"> million </w:t>
+      </w:r>
+      <w:r>
+        <w:rPr>
+          <w:rFonts w:eastAsia="Times New Roman" w:cs="Arial"/>
+        </w:rPr>
+        <w:t>cycles.</w:t>
+      </w:r>
+    </w:p>
+    <w:p>
+      <w:pPr>
+        <w:rPr>
+          <w:rFonts w:eastAsia="Times New Roman" w:cs="Arial"/>
+        </w:rPr>
+      </w:pPr>
+    </w:p>
+    <w:p>
+      <w:pPr>
+        <w:jc w:val="center"/>
+      </w:pPr>
+      <w:r>
+        <w:rPr>
+          <w:noProof/>
+          <w:lang w:eastAsia="es-ES"/>
+        </w:rPr>
+        <w:t xml:space="preserve"> </w:t>
+      </w:r>
+      <w:r>
+        <w:rPr>
+          <w:noProof/>
+        </w:rPr>
+        <w:drawing>
+          <wp:inline distT="0" distB="0" distL="0" distR="0" wp14:anchorId="1A66BD6B" wp14:editId="548F1C11">
+            <wp:extent cx="4572000" cy="3657600"/>
+            <wp:effectExtent l="0" t="0" r="0" b="0"/>
+            <wp:docPr id="1737332224" name="图片 1737332224"/>
             <wp:cNvGraphicFramePr>
               <a:graphicFrameLocks xmlns:a="http://schemas.openxmlformats.org/drawingml/2006/main" noChangeAspect="1"/>
             </wp:cNvGraphicFramePr>
@@ -10019,310 +10335,6 @@
                   <pic:spPr>
                     <a:xfrm>
                       <a:off x="0" y="0"/>
-                      <a:ext cx="2228850" cy="1671638"/>
-                    </a:xfrm>
-                    <a:prstGeom prst="rect">
-                      <a:avLst/>
-                    </a:prstGeom>
-                  </pic:spPr>
-                </pic:pic>
-              </a:graphicData>
-            </a:graphic>
-          </wp:inline>
-        </w:drawing>
-      </w:r>
-      <w:r>
-        <w:rPr>
-          <w:rFonts w:eastAsia="Times New Roman" w:cs="Arial"/>
-        </w:rPr>
-        <w:t xml:space="preserve">            </w:t>
-      </w:r>
-      <w:r>
-        <w:rPr>
-          <w:rFonts w:eastAsia="Times New Roman" w:cs="Arial"/>
-        </w:rPr>
-        <w:t xml:space="preserve">     </w:t>
-      </w:r>
-      <w:r>
-        <w:rPr>
-          <w:rFonts w:eastAsia="Times New Roman" w:cs="Arial"/>
-        </w:rPr>
-        <w:t xml:space="preserve">    </w:t>
-      </w:r>
-      <w:r>
-        <w:rPr>
-          <w:noProof/>
-          <w:lang w:val="es-ES" w:eastAsia="es-ES"/>
-        </w:rPr>
-        <w:drawing>
-          <wp:inline distT="0" distB="0" distL="0" distR="0" wp14:anchorId="6658A1E8" wp14:editId="532F7FCB">
-            <wp:extent cx="2255921" cy="1686465"/>
-            <wp:effectExtent l="0" t="0" r="0" b="9525"/>
-            <wp:docPr id="1650255944" name="Picture 1650255944"/>
-            <wp:cNvGraphicFramePr>
-              <a:graphicFrameLocks xmlns:a="http://schemas.openxmlformats.org/drawingml/2006/main" noChangeAspect="1"/>
-            </wp:cNvGraphicFramePr>
-            <a:graphic xmlns:a="http://schemas.openxmlformats.org/drawingml/2006/main">
-              <a:graphicData uri="http://schemas.openxmlformats.org/drawingml/2006/picture">
-                <pic:pic xmlns:pic="http://schemas.openxmlformats.org/drawingml/2006/picture">
-                  <pic:nvPicPr>
-                    <pic:cNvPr id="0" name=""/>
-                    <pic:cNvPicPr/>
-                  </pic:nvPicPr>
-                  <pic:blipFill>
-                    <a:blip r:embed="rId30">
-                      <a:extLst>
-                        <a:ext uri="{28A0092B-C50C-407E-A947-70E740481C1C}">
-                          <a14:useLocalDpi xmlns:a14="http://schemas.microsoft.com/office/drawing/2010/main" val="0"/>
-                        </a:ext>
-                      </a:extLst>
-                    </a:blip>
-                    <a:stretch>
-                      <a:fillRect/>
-                    </a:stretch>
-                  </pic:blipFill>
-                  <pic:spPr>
-                    <a:xfrm>
-                      <a:off x="0" y="0"/>
-                      <a:ext cx="2259383" cy="1689053"/>
-                    </a:xfrm>
-                    <a:prstGeom prst="rect">
-                      <a:avLst/>
-                    </a:prstGeom>
-                  </pic:spPr>
-                </pic:pic>
-              </a:graphicData>
-            </a:graphic>
-          </wp:inline>
-        </w:drawing>
-      </w:r>
-    </w:p>
-    <w:p>
-      <w:pPr>
-        <w:jc w:val="center"/>
-        <w:rPr>
-          <w:rFonts w:eastAsia="Times New Roman" w:cs="Arial"/>
-        </w:rPr>
-      </w:pPr>
-    </w:p>
-    <w:p>
-      <w:pPr>
-        <w:pStyle w:val="a6"/>
-        <w:jc w:val="center"/>
-      </w:pPr>
-      <w:bookmarkStart w:id="11" w:name="_Ref86349479"/>
-      <w:r>
-        <w:t xml:space="preserve">Figure </w:t>
-      </w:r>
-      <w:r>
-        <w:fldChar w:fldCharType="begin"/>
-      </w:r>
-      <w:r>
-        <w:instrText>SEQ Figure \* ARABIC</w:instrText>
-      </w:r>
-      <w:r>
-        <w:fldChar w:fldCharType="separate"/>
-      </w:r>
-      <w:r>
-        <w:rPr>
-          <w:noProof/>
-        </w:rPr>
-        <w:t>9</w:t>
-      </w:r>
-      <w:r>
-        <w:fldChar w:fldCharType="end"/>
-      </w:r>
-      <w:bookmarkEnd w:id="11"/>
-      <w:r>
-        <w:t xml:space="preserve">. </w:t>
-      </w:r>
-      <w:r>
-        <w:t xml:space="preserve">Modify the </w:t>
-      </w:r>
-      <w:r>
-        <w:rPr>
-          <w:i/>
-        </w:rPr>
-        <w:t>Ldscript.ld</w:t>
-      </w:r>
-    </w:p>
-    <w:p>
-      <w:pPr>
-        <w:rPr>
-          <w:rFonts w:eastAsia="Times New Roman" w:cs="Arial"/>
-        </w:rPr>
-      </w:pPr>
-    </w:p>
-    <w:p>
-      <w:r>
-        <w:rPr>
-          <w:rFonts w:eastAsia="Times New Roman" w:cs="Arial"/>
-        </w:rPr>
-        <w:t xml:space="preserve">Run the program on the board </w:t>
-      </w:r>
-      <w:r>
-        <w:rPr>
-          <w:rFonts w:eastAsia="Times New Roman" w:cs="Arial"/>
-        </w:rPr>
-        <w:t>and open the serial monitor</w:t>
-      </w:r>
-      <w:r>
-        <w:rPr>
-          <w:rFonts w:eastAsia="Times New Roman" w:cs="Arial"/>
-        </w:rPr>
-        <w:t xml:space="preserve"> </w:t>
-      </w:r>
-      <w:r>
-        <w:rPr>
-          <w:rFonts w:eastAsia="Times New Roman" w:cs="Arial"/>
-        </w:rPr>
-        <w:t>(s</w:t>
-      </w:r>
-      <w:r>
-        <w:rPr>
-          <w:rFonts w:eastAsia="Times New Roman" w:cs="Arial"/>
-        </w:rPr>
-        <w:t xml:space="preserve">ee </w:t>
-      </w:r>
-      <w:r>
-        <w:rPr>
-          <w:rFonts w:eastAsia="Times New Roman" w:cs="Arial"/>
-        </w:rPr>
-        <w:fldChar w:fldCharType="begin"/>
-      </w:r>
-      <w:r>
-        <w:rPr>
-          <w:rFonts w:eastAsia="Times New Roman" w:cs="Arial"/>
-        </w:rPr>
-        <w:instrText xml:space="preserve"> REF _Ref86350040 \h </w:instrText>
-      </w:r>
-      <w:r>
-        <w:rPr>
-          <w:rFonts w:eastAsia="Times New Roman" w:cs="Arial"/>
-        </w:rPr>
-        <w:instrText xml:space="preserve"> \* MERGEFORMAT </w:instrText>
-      </w:r>
-      <w:r>
-        <w:rPr>
-          <w:rFonts w:eastAsia="Times New Roman" w:cs="Arial"/>
-        </w:rPr>
-      </w:r>
-      <w:r>
-        <w:rPr>
-          <w:rFonts w:eastAsia="Times New Roman" w:cs="Arial"/>
-        </w:rPr>
-        <w:fldChar w:fldCharType="separate"/>
-      </w:r>
-      <w:r>
-        <w:t xml:space="preserve">Figure </w:t>
-      </w:r>
-      <w:r>
-        <w:rPr>
-          <w:noProof/>
-        </w:rPr>
-        <w:t>10</w:t>
-      </w:r>
-      <w:r>
-        <w:rPr>
-          <w:rFonts w:eastAsia="Times New Roman" w:cs="Arial"/>
-        </w:rPr>
-        <w:fldChar w:fldCharType="end"/>
-      </w:r>
-      <w:r>
-        <w:rPr>
-          <w:rFonts w:eastAsia="Times New Roman" w:cs="Arial"/>
-        </w:rPr>
-        <w:t>)</w:t>
-      </w:r>
-      <w:r>
-        <w:rPr>
-          <w:rFonts w:eastAsia="Times New Roman" w:cs="Arial"/>
-        </w:rPr>
-        <w:t xml:space="preserve">. </w:t>
-      </w:r>
-      <w:r>
-        <w:rPr>
-          <w:rFonts w:eastAsia="Times New Roman" w:cs="Arial"/>
-        </w:rPr>
-        <w:t xml:space="preserve">In this case, the number of cycles has decreased to </w:t>
-      </w:r>
-      <w:r>
-        <w:rPr>
-          <w:rFonts w:eastAsia="Times New Roman" w:cs="Arial"/>
-        </w:rPr>
-        <w:t>~</w:t>
-      </w:r>
-      <w:r>
-        <w:rPr>
-          <w:rFonts w:eastAsia="Times New Roman" w:cs="Arial"/>
-        </w:rPr>
-        <w:t>42</w:t>
-      </w:r>
-      <w:r>
-        <w:rPr>
-          <w:rFonts w:eastAsia="Times New Roman" w:cs="Arial"/>
-        </w:rPr>
-        <w:t xml:space="preserve"> million </w:t>
-      </w:r>
-      <w:r>
-        <w:rPr>
-          <w:rFonts w:eastAsia="Times New Roman" w:cs="Arial"/>
-        </w:rPr>
-        <w:t>cycles.</w:t>
-      </w:r>
-    </w:p>
-    <w:p>
-      <w:pPr>
-        <w:rPr>
-          <w:rFonts w:eastAsia="Times New Roman" w:cs="Arial"/>
-        </w:rPr>
-      </w:pPr>
-    </w:p>
-    <w:p>
-      <w:pPr>
-        <w:jc w:val="center"/>
-      </w:pPr>
-      <w:r>
-        <w:rPr>
-          <w:noProof/>
-          <w:lang w:eastAsia="es-ES"/>
-        </w:rPr>
-        <w:t xml:space="preserve"> </w:t>
-      </w:r>
-      <w:r>
-        <w:rPr>
-          <w:noProof/>
-        </w:rPr>
-        <w:drawing>
-          <wp:inline distT="0" distB="0" distL="0" distR="0" wp14:anchorId="1A66BD6B" wp14:editId="548F1C11">
-            <wp:extent cx="4572000" cy="3657600"/>
-            <wp:effectExtent l="0" t="0" r="0" b="0"/>
-            <wp:docPr id="1737332224" name="图片 1737332224"/>
-            <wp:cNvGraphicFramePr>
-              <a:graphicFrameLocks xmlns:a="http://schemas.openxmlformats.org/drawingml/2006/main" noChangeAspect="1"/>
-            </wp:cNvGraphicFramePr>
-            <a:graphic xmlns:a="http://schemas.openxmlformats.org/drawingml/2006/main">
-              <a:graphicData uri="http://schemas.openxmlformats.org/drawingml/2006/picture">
-                <pic:pic xmlns:pic="http://schemas.openxmlformats.org/drawingml/2006/picture">
-                  <pic:nvPicPr>
-                    <pic:cNvPr id="0" name=""/>
-                    <pic:cNvPicPr/>
-                  </pic:nvPicPr>
-                  <pic:blipFill>
-                    <a:blip r:embed="rId31">
-                      <a:extLst>
-                        <a:ext uri="{28A0092B-C50C-407E-A947-70E740481C1C}">
-                          <a14:useLocalDpi xmlns:a14="http://schemas.microsoft.com/office/drawing/2010/main" val="0"/>
-                        </a:ext>
-                      </a:extLst>
-                    </a:blip>
-                    <a:stretch>
-                      <a:fillRect/>
-                    </a:stretch>
-                  </pic:blipFill>
-                  <pic:spPr>
-                    <a:xfrm>
-                      <a:off x="0" y="0"/>
                       <a:ext cx="4572000" cy="3657600"/>
                     </a:xfrm>
                     <a:prstGeom prst="rect">
@@ -10781,7 +10793,7 @@
                     <pic:cNvPicPr/>
                   </pic:nvPicPr>
                   <pic:blipFill>
-                    <a:blip r:embed="rId32">
+                    <a:blip r:embed="rId30">
                       <a:extLst>
                         <a:ext uri="{28A0092B-C50C-407E-A947-70E740481C1C}">
                           <a14:useLocalDpi xmlns:a14="http://schemas.microsoft.com/office/drawing/2010/main" val="0"/>
@@ -10890,7 +10902,7 @@
               </wp:anchor>
             </w:drawing>
           </mc:Choice>
-          <mc:Fallback xmlns:a="http://schemas.openxmlformats.org/drawingml/2006/main" xmlns:pic="http://schemas.openxmlformats.org/drawingml/2006/picture" xmlns:a14="http://schemas.microsoft.com/office/drawing/2010/main">
+          <mc:Fallback xmlns:a14="http://schemas.microsoft.com/office/drawing/2010/main" xmlns:pic="http://schemas.openxmlformats.org/drawingml/2006/picture" xmlns:a="http://schemas.openxmlformats.org/drawingml/2006/main">
             <w:pict>
               <v:shape id="Flecha derecha 21" style="position:absolute;margin-left:187.85pt;margin-top:2.2pt;width:33.15pt;height:59.75pt;rotation:90;z-index:251663372;visibility:visible;mso-wrap-style:square;mso-width-percent:0;mso-height-percent:0;mso-wrap-distance-left:9pt;mso-wrap-distance-top:0;mso-wrap-distance-right:9pt;mso-wrap-distance-bottom:0;mso-position-horizontal:absolute;mso-position-horizontal-relative:margin;mso-position-vertical:absolute;mso-position-vertical-relative:text;mso-width-percent:0;mso-height-percent:0;mso-width-relative:margin;mso-height-relative:margin;v-text-anchor:middle" o:spid="_x0000_s1026" fillcolor="#76923c [2406]" strokecolor="black [3213]" strokeweight="2pt" type="#_x0000_t13" adj="10800" o:gfxdata="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" w14:anchorId="42FA5CA1">
                 <w10:wrap anchorx="margin"/>
@@ -10940,7 +10952,7 @@
                     <pic:cNvPicPr/>
                   </pic:nvPicPr>
                   <pic:blipFill>
-                    <a:blip r:embed="rId33">
+                    <a:blip r:embed="rId31">
                       <a:extLst>
                         <a:ext uri="{28A0092B-C50C-407E-A947-70E740481C1C}">
                           <a14:useLocalDpi xmlns:a14="http://schemas.microsoft.com/office/drawing/2010/main" val="0"/>
@@ -11254,7 +11266,7 @@
                     <pic:cNvPicPr/>
                   </pic:nvPicPr>
                   <pic:blipFill>
-                    <a:blip r:embed="rId34">
+                    <a:blip r:embed="rId32">
                       <a:extLst>
                         <a:ext uri="{28A0092B-C50C-407E-A947-70E740481C1C}">
                           <a14:useLocalDpi xmlns:a14="http://schemas.microsoft.com/office/drawing/2010/main" val="0"/>
@@ -11747,6 +11759,7 @@
         </w:rPr>
       </w:pPr>
       <w:r>
+        <w:lastRenderedPageBreak/>
         <w:t>Using various</w:t>
       </w:r>
       <w:r>
@@ -11759,10 +11772,10 @@
     <w:bookmarkEnd w:id="16"/>
     <w:p/>
     <w:sectPr>
-      <w:headerReference w:type="default" r:id="rId35"/>
-      <w:footerReference w:type="default" r:id="rId36"/>
-      <w:headerReference w:type="first" r:id="rId37"/>
-      <w:footerReference w:type="first" r:id="rId38"/>
+      <w:headerReference w:type="default" r:id="rId33"/>
+      <w:footerReference w:type="default" r:id="rId34"/>
+      <w:headerReference w:type="first" r:id="rId35"/>
+      <w:footerReference w:type="first" r:id="rId36"/>
       <w:pgSz w:w="11906" w:h="16838"/>
       <w:pgMar w:top="1800" w:right="1440" w:bottom="1440" w:left="1440" w:header="706" w:footer="389" w:gutter="0"/>
       <w:cols w:space="720"/>
@@ -11797,16 +11810,6 @@
 </file>
 
 <file path=word/footer1.xml><?xml version="1.0" encoding="utf-8"?>
-<w:ftr xmlns:wpc="http://schemas.microsoft.com/office/word/2010/wordprocessingCanvas" xmlns:cx="http://schemas.microsoft.com/office/drawing/2014/chartex" xmlns:cx1="http://schemas.microsoft.com/office/drawing/2015/9/8/chartex" xmlns:cx2="http://schemas.microsoft.com/office/drawing/2015/10/21/chartex" xmlns:cx3="http://schemas.microsoft.com/office/drawing/2016/5/9/chartex" xmlns:cx4="http://schemas.microsoft.com/office/drawing/2016/5/10/chartex" xmlns:cx5="http://schemas.microsoft.com/office/drawing/2016/5/11/chartex" xmlns:cx6="http://schemas.microsoft.com/office/drawing/2016/5/12/chartex" xmlns:cx7="http://schemas.microsoft.com/office/drawing/2016/5/13/chartex" xmlns:cx8="http://schemas.microsoft.com/office/drawing/2016/5/14/chartex" xmlns:mc="http://schemas.openxmlformats.org/markup-compatibility/2006" xmlns:aink="http://schemas.microsoft.com/office/drawing/2016/ink" xmlns:am3d="http://schemas.microsoft.com/office/drawing/2017/model3d" xmlns:o="urn:schemas-microsoft-com:office:office" xmlns:oel="http://schemas.microsoft.com/office/2019/extlst" xmlns:r="http://schemas.openxmlformats.org/officeDocument/2006/relationships" xmlns:m="http://schemas.openxmlformats.org/officeDocument/2006/math" xmlns:v="urn:schemas-microsoft-com:vml" xmlns:wp14="http://schemas.microsoft.com/office/word/2010/wordprocessingDrawing" xmlns:wp="http://schemas.openxmlformats.org/drawingml/2006/wordprocessingDrawing" xmlns:w10="urn:schemas-microsoft-com:office:word" xmlns:w="http://schemas.openxmlformats.org/wordprocessingml/2006/main" xmlns:w14="http://schemas.microsoft.com/office/word/2010/wordml" xmlns:w15="http://schemas.microsoft.com/office/word/2012/wordml" xmlns:w16cex="http://schemas.microsoft.com/office/word/2018/wordml/cex" xmlns:w16cid="http://schemas.microsoft.com/office/word/2016/wordml/cid" xmlns:w16="http://schemas.microsoft.com/office/word/2018/wordml" xmlns:w16du="http://schemas.microsoft.com/office/word/2023/wordml/word16du" xmlns:w16sdtdh="http://schemas.microsoft.com/office/word/2020/wordml/sdtdatahash" xmlns:w16sdtfl="http://schemas.microsoft.com/office/word/2024/wordml/sdtformatlock" xmlns:w16se="http://schemas.microsoft.com/office/word/2015/wordml/symex" xmlns:wpg="http://schemas.microsoft.com/office/word/2010/wordprocessingGroup" xmlns:wpi="http://schemas.microsoft.com/office/word/2010/wordprocessingInk" xmlns:wne="http://schemas.microsoft.com/office/word/2006/wordml" xmlns:wps="http://schemas.microsoft.com/office/word/2010/wordprocessingShape" mc:Ignorable="w14 w15 w16se w16cid w16 w16cex w16sdtdh w16sdtfl w16du wp14">
-  <w:p>
-    <w:pPr>
-      <w:pStyle w:val="a9"/>
-    </w:pPr>
-  </w:p>
-</w:ftr>
-</file>
-
-<file path=word/footer2.xml><?xml version="1.0" encoding="utf-8"?>
 <w:ftr xmlns:wpc="http://schemas.microsoft.com/office/word/2010/wordprocessingCanvas" xmlns:cx="http://schemas.microsoft.com/office/drawing/2014/chartex" xmlns:cx1="http://schemas.microsoft.com/office/drawing/2015/9/8/chartex" xmlns:cx2="http://schemas.microsoft.com/office/drawing/2015/10/21/chartex" xmlns:cx3="http://schemas.microsoft.com/office/drawing/2016/5/9/chartex" xmlns:cx4="http://schemas.microsoft.com/office/drawing/2016/5/10/chartex" xmlns:cx5="http://schemas.microsoft.com/office/drawing/2016/5/11/chartex" xmlns:cx6="http://schemas.microsoft.com/office/drawing/2016/5/12/chartex" xmlns:cx7="http://schemas.microsoft.com/office/drawing/2016/5/13/chartex" xmlns:cx8="http://schemas.microsoft.com/office/drawing/2016/5/14/chartex" xmlns:mc="http://schemas.openxmlformats.org/markup-compatibility/2006" xmlns:aink="http://schemas.microsoft.com/office/drawing/2016/ink" xmlns:am3d="http://schemas.microsoft.com/office/drawing/2017/model3d" xmlns:o="urn:schemas-microsoft-com:office:office" xmlns:oel="http://schemas.microsoft.com/office/2019/extlst" xmlns:r="http://schemas.openxmlformats.org/officeDocument/2006/relationships" xmlns:m="http://schemas.openxmlformats.org/officeDocument/2006/math" xmlns:v="urn:schemas-microsoft-com:vml" xmlns:wp14="http://schemas.microsoft.com/office/word/2010/wordprocessingDrawing" xmlns:wp="http://schemas.openxmlformats.org/drawingml/2006/wordprocessingDrawing" xmlns:w10="urn:schemas-microsoft-com:office:word" xmlns:w="http://schemas.openxmlformats.org/wordprocessingml/2006/main" xmlns:w14="http://schemas.microsoft.com/office/word/2010/wordml" xmlns:w15="http://schemas.microsoft.com/office/word/2012/wordml" xmlns:w16cex="http://schemas.microsoft.com/office/word/2018/wordml/cex" xmlns:w16cid="http://schemas.microsoft.com/office/word/2016/wordml/cid" xmlns:w16="http://schemas.microsoft.com/office/word/2018/wordml" xmlns:w16du="http://schemas.microsoft.com/office/word/2023/wordml/word16du" xmlns:w16sdtdh="http://schemas.microsoft.com/office/word/2020/wordml/sdtdatahash" xmlns:w16sdtfl="http://schemas.microsoft.com/office/word/2024/wordml/sdtformatlock" xmlns:w16se="http://schemas.microsoft.com/office/word/2015/wordml/symex" xmlns:wpg="http://schemas.microsoft.com/office/word/2010/wordprocessingGroup" xmlns:wpi="http://schemas.microsoft.com/office/word/2010/wordprocessingInk" xmlns:wne="http://schemas.microsoft.com/office/word/2006/wordml" xmlns:wps="http://schemas.microsoft.com/office/word/2010/wordprocessingShape" mc:Ignorable="w14 w15 w16se w16cid w16 w16cex w16sdtdh w16sdtfl w16du wp14">
   <w:p>
     <w:pPr>
@@ -11894,7 +11897,7 @@
 </w:ftr>
 </file>
 
-<file path=word/footer3.xml><?xml version="1.0" encoding="utf-8"?>
+<file path=word/footer2.xml><?xml version="1.0" encoding="utf-8"?>
 <w:ftr xmlns:wpc="http://schemas.microsoft.com/office/word/2010/wordprocessingCanvas" xmlns:cx="http://schemas.microsoft.com/office/drawing/2014/chartex" xmlns:cx1="http://schemas.microsoft.com/office/drawing/2015/9/8/chartex" xmlns:cx2="http://schemas.microsoft.com/office/drawing/2015/10/21/chartex" xmlns:cx3="http://schemas.microsoft.com/office/drawing/2016/5/9/chartex" xmlns:cx4="http://schemas.microsoft.com/office/drawing/2016/5/10/chartex" xmlns:cx5="http://schemas.microsoft.com/office/drawing/2016/5/11/chartex" xmlns:cx6="http://schemas.microsoft.com/office/drawing/2016/5/12/chartex" xmlns:cx7="http://schemas.microsoft.com/office/drawing/2016/5/13/chartex" xmlns:cx8="http://schemas.microsoft.com/office/drawing/2016/5/14/chartex" xmlns:mc="http://schemas.openxmlformats.org/markup-compatibility/2006" xmlns:aink="http://schemas.microsoft.com/office/drawing/2016/ink" xmlns:am3d="http://schemas.microsoft.com/office/drawing/2017/model3d" xmlns:o="urn:schemas-microsoft-com:office:office" xmlns:oel="http://schemas.microsoft.com/office/2019/extlst" xmlns:r="http://schemas.openxmlformats.org/officeDocument/2006/relationships" xmlns:m="http://schemas.openxmlformats.org/officeDocument/2006/math" xmlns:v="urn:schemas-microsoft-com:vml" xmlns:wp14="http://schemas.microsoft.com/office/word/2010/wordprocessingDrawing" xmlns:wp="http://schemas.openxmlformats.org/drawingml/2006/wordprocessingDrawing" xmlns:w10="urn:schemas-microsoft-com:office:word" xmlns:w="http://schemas.openxmlformats.org/wordprocessingml/2006/main" xmlns:w14="http://schemas.microsoft.com/office/word/2010/wordml" xmlns:w15="http://schemas.microsoft.com/office/word/2012/wordml" xmlns:w16cex="http://schemas.microsoft.com/office/word/2018/wordml/cex" xmlns:w16cid="http://schemas.microsoft.com/office/word/2016/wordml/cid" xmlns:w16="http://schemas.microsoft.com/office/word/2018/wordml" xmlns:w16du="http://schemas.microsoft.com/office/word/2023/wordml/word16du" xmlns:w16sdtdh="http://schemas.microsoft.com/office/word/2020/wordml/sdtdatahash" xmlns:w16sdtfl="http://schemas.microsoft.com/office/word/2024/wordml/sdtformatlock" xmlns:w16se="http://schemas.microsoft.com/office/word/2015/wordml/symex" xmlns:wpg="http://schemas.microsoft.com/office/word/2010/wordprocessingGroup" xmlns:wpi="http://schemas.microsoft.com/office/word/2010/wordprocessingInk" xmlns:wne="http://schemas.microsoft.com/office/word/2006/wordml" xmlns:wps="http://schemas.microsoft.com/office/word/2010/wordprocessingShape" mc:Ignorable="w14 w15 w16se w16cid w16 w16cex w16sdtdh w16sdtfl w16du wp14">
   <w:p>
     <w:pPr>
@@ -11977,7 +11980,7 @@
 </w:ftr>
 </file>
 
-<file path=word/footer4.xml><?xml version="1.0" encoding="utf-8"?>
+<file path=word/footer3.xml><?xml version="1.0" encoding="utf-8"?>
 <w:ftr xmlns:wpc="http://schemas.microsoft.com/office/word/2010/wordprocessingCanvas" xmlns:cx="http://schemas.microsoft.com/office/drawing/2014/chartex" xmlns:cx1="http://schemas.microsoft.com/office/drawing/2015/9/8/chartex" xmlns:cx2="http://schemas.microsoft.com/office/drawing/2015/10/21/chartex" xmlns:cx3="http://schemas.microsoft.com/office/drawing/2016/5/9/chartex" xmlns:cx4="http://schemas.microsoft.com/office/drawing/2016/5/10/chartex" xmlns:cx5="http://schemas.microsoft.com/office/drawing/2016/5/11/chartex" xmlns:cx6="http://schemas.microsoft.com/office/drawing/2016/5/12/chartex" xmlns:cx7="http://schemas.microsoft.com/office/drawing/2016/5/13/chartex" xmlns:cx8="http://schemas.microsoft.com/office/drawing/2016/5/14/chartex" xmlns:mc="http://schemas.openxmlformats.org/markup-compatibility/2006" xmlns:aink="http://schemas.microsoft.com/office/drawing/2016/ink" xmlns:am3d="http://schemas.microsoft.com/office/drawing/2017/model3d" xmlns:o="urn:schemas-microsoft-com:office:office" xmlns:oel="http://schemas.microsoft.com/office/2019/extlst" xmlns:r="http://schemas.openxmlformats.org/officeDocument/2006/relationships" xmlns:m="http://schemas.openxmlformats.org/officeDocument/2006/math" xmlns:v="urn:schemas-microsoft-com:vml" xmlns:wp14="http://schemas.microsoft.com/office/word/2010/wordprocessingDrawing" xmlns:wp="http://schemas.openxmlformats.org/drawingml/2006/wordprocessingDrawing" xmlns:w10="urn:schemas-microsoft-com:office:word" xmlns:w="http://schemas.openxmlformats.org/wordprocessingml/2006/main" xmlns:w14="http://schemas.microsoft.com/office/word/2010/wordml" xmlns:w15="http://schemas.microsoft.com/office/word/2012/wordml" xmlns:w16cex="http://schemas.microsoft.com/office/word/2018/wordml/cex" xmlns:w16cid="http://schemas.microsoft.com/office/word/2016/wordml/cid" xmlns:w16="http://schemas.microsoft.com/office/word/2018/wordml" xmlns:w16du="http://schemas.microsoft.com/office/word/2023/wordml/word16du" xmlns:w16sdtdh="http://schemas.microsoft.com/office/word/2020/wordml/sdtdatahash" xmlns:w16sdtfl="http://schemas.microsoft.com/office/word/2024/wordml/sdtformatlock" xmlns:w16se="http://schemas.microsoft.com/office/word/2015/wordml/symex" xmlns:wpg="http://schemas.microsoft.com/office/word/2010/wordprocessingGroup" xmlns:wpi="http://schemas.microsoft.com/office/word/2010/wordprocessingInk" xmlns:wne="http://schemas.microsoft.com/office/word/2006/wordml" xmlns:wps="http://schemas.microsoft.com/office/word/2010/wordprocessingShape" mc:Ignorable="w14 w15 w16se w16cid w16 w16cex w16sdtdh w16sdtfl w16du wp14">
   <w:p>
     <w:pPr>
@@ -12098,7 +12101,7 @@
 </w:ftr>
 </file>
 
-<file path=word/footer5.xml><?xml version="1.0" encoding="utf-8"?>
+<file path=word/footer4.xml><?xml version="1.0" encoding="utf-8"?>
 <w:ftr xmlns:wpc="http://schemas.microsoft.com/office/word/2010/wordprocessingCanvas" xmlns:cx="http://schemas.microsoft.com/office/drawing/2014/chartex" xmlns:cx1="http://schemas.microsoft.com/office/drawing/2015/9/8/chartex" xmlns:cx2="http://schemas.microsoft.com/office/drawing/2015/10/21/chartex" xmlns:cx3="http://schemas.microsoft.com/office/drawing/2016/5/9/chartex" xmlns:cx4="http://schemas.microsoft.com/office/drawing/2016/5/10/chartex" xmlns:cx5="http://schemas.microsoft.com/office/drawing/2016/5/11/chartex" xmlns:cx6="http://schemas.microsoft.com/office/drawing/2016/5/12/chartex" xmlns:cx7="http://schemas.microsoft.com/office/drawing/2016/5/13/chartex" xmlns:cx8="http://schemas.microsoft.com/office/drawing/2016/5/14/chartex" xmlns:mc="http://schemas.openxmlformats.org/markup-compatibility/2006" xmlns:aink="http://schemas.microsoft.com/office/drawing/2016/ink" xmlns:am3d="http://schemas.microsoft.com/office/drawing/2017/model3d" xmlns:o="urn:schemas-microsoft-com:office:office" xmlns:oel="http://schemas.microsoft.com/office/2019/extlst" xmlns:r="http://schemas.openxmlformats.org/officeDocument/2006/relationships" xmlns:m="http://schemas.openxmlformats.org/officeDocument/2006/math" xmlns:v="urn:schemas-microsoft-com:vml" xmlns:wp14="http://schemas.microsoft.com/office/word/2010/wordprocessingDrawing" xmlns:wp="http://schemas.openxmlformats.org/drawingml/2006/wordprocessingDrawing" xmlns:w10="urn:schemas-microsoft-com:office:word" xmlns:w="http://schemas.openxmlformats.org/wordprocessingml/2006/main" xmlns:w14="http://schemas.microsoft.com/office/word/2010/wordml" xmlns:w15="http://schemas.microsoft.com/office/word/2012/wordml" xmlns:w16cex="http://schemas.microsoft.com/office/word/2018/wordml/cex" xmlns:w16cid="http://schemas.microsoft.com/office/word/2016/wordml/cid" xmlns:w16="http://schemas.microsoft.com/office/word/2018/wordml" xmlns:w16du="http://schemas.microsoft.com/office/word/2023/wordml/word16du" xmlns:w16sdtdh="http://schemas.microsoft.com/office/word/2020/wordml/sdtdatahash" xmlns:w16sdtfl="http://schemas.microsoft.com/office/word/2024/wordml/sdtformatlock" xmlns:w16se="http://schemas.microsoft.com/office/word/2015/wordml/symex" xmlns:wpg="http://schemas.microsoft.com/office/word/2010/wordprocessingGroup" xmlns:wpi="http://schemas.microsoft.com/office/word/2010/wordprocessingInk" xmlns:wne="http://schemas.microsoft.com/office/word/2006/wordml" xmlns:wps="http://schemas.microsoft.com/office/word/2010/wordprocessingShape" mc:Ignorable="w14 w15 w16se w16cid w16 w16cex w16sdtdh w16sdtfl w16du wp14">
   <w:p>
     <w:pPr>
@@ -12200,6 +12203,57 @@
 
 <file path=word/header1.xml><?xml version="1.0" encoding="utf-8"?>
 <w:hdr xmlns:wpc="http://schemas.microsoft.com/office/word/2010/wordprocessingCanvas" xmlns:cx="http://schemas.microsoft.com/office/drawing/2014/chartex" xmlns:cx1="http://schemas.microsoft.com/office/drawing/2015/9/8/chartex" xmlns:cx2="http://schemas.microsoft.com/office/drawing/2015/10/21/chartex" xmlns:cx3="http://schemas.microsoft.com/office/drawing/2016/5/9/chartex" xmlns:cx4="http://schemas.microsoft.com/office/drawing/2016/5/10/chartex" xmlns:cx5="http://schemas.microsoft.com/office/drawing/2016/5/11/chartex" xmlns:cx6="http://schemas.microsoft.com/office/drawing/2016/5/12/chartex" xmlns:cx7="http://schemas.microsoft.com/office/drawing/2016/5/13/chartex" xmlns:cx8="http://schemas.microsoft.com/office/drawing/2016/5/14/chartex" xmlns:mc="http://schemas.openxmlformats.org/markup-compatibility/2006" xmlns:aink="http://schemas.microsoft.com/office/drawing/2016/ink" xmlns:am3d="http://schemas.microsoft.com/office/drawing/2017/model3d" xmlns:o="urn:schemas-microsoft-com:office:office" xmlns:oel="http://schemas.microsoft.com/office/2019/extlst" xmlns:r="http://schemas.openxmlformats.org/officeDocument/2006/relationships" xmlns:m="http://schemas.openxmlformats.org/officeDocument/2006/math" xmlns:v="urn:schemas-microsoft-com:vml" xmlns:wp14="http://schemas.microsoft.com/office/word/2010/wordprocessingDrawing" xmlns:wp="http://schemas.openxmlformats.org/drawingml/2006/wordprocessingDrawing" xmlns:w10="urn:schemas-microsoft-com:office:word" xmlns:w="http://schemas.openxmlformats.org/wordprocessingml/2006/main" xmlns:w14="http://schemas.microsoft.com/office/word/2010/wordml" xmlns:w15="http://schemas.microsoft.com/office/word/2012/wordml" xmlns:w16cex="http://schemas.microsoft.com/office/word/2018/wordml/cex" xmlns:w16cid="http://schemas.microsoft.com/office/word/2016/wordml/cid" xmlns:w16="http://schemas.microsoft.com/office/word/2018/wordml" xmlns:w16du="http://schemas.microsoft.com/office/word/2023/wordml/word16du" xmlns:w16sdtdh="http://schemas.microsoft.com/office/word/2020/wordml/sdtdatahash" xmlns:w16sdtfl="http://schemas.microsoft.com/office/word/2024/wordml/sdtformatlock" xmlns:w16se="http://schemas.microsoft.com/office/word/2015/wordml/symex" xmlns:wpg="http://schemas.microsoft.com/office/word/2010/wordprocessingGroup" xmlns:wpi="http://schemas.microsoft.com/office/word/2010/wordprocessingInk" xmlns:wne="http://schemas.microsoft.com/office/word/2006/wordml" xmlns:wps="http://schemas.microsoft.com/office/word/2010/wordprocessingShape" mc:Ignorable="w14 w15 w16se w16cid w16 w16cex w16sdtdh w16sdtfl w16du wp14">
+  <w:tbl>
+    <w:tblPr>
+      <w:tblW w:w="0" w:type="auto"/>
+      <w:tblLayout w:type="fixed"/>
+      <w:tblLook w:val="06A0" w:firstRow="1" w:lastRow="0" w:firstColumn="1" w:lastColumn="0" w:noHBand="1" w:noVBand="1"/>
+    </w:tblPr>
+    <w:tblGrid>
+      <w:gridCol w:w="3005"/>
+      <w:gridCol w:w="3005"/>
+      <w:gridCol w:w="3005"/>
+    </w:tblGrid>
+    <w:tr>
+      <w:trPr>
+        <w:trHeight w:val="300"/>
+      </w:trPr>
+      <w:tc>
+        <w:tcPr>
+          <w:tcW w:w="3005" w:type="dxa"/>
+        </w:tcPr>
+        <w:p>
+          <w:pPr>
+            <w:pStyle w:val="ab"/>
+            <w:ind w:left="-115"/>
+          </w:pPr>
+        </w:p>
+      </w:tc>
+      <w:tc>
+        <w:tcPr>
+          <w:tcW w:w="3005" w:type="dxa"/>
+        </w:tcPr>
+        <w:p>
+          <w:pPr>
+            <w:pStyle w:val="ab"/>
+            <w:jc w:val="center"/>
+          </w:pPr>
+        </w:p>
+      </w:tc>
+      <w:tc>
+        <w:tcPr>
+          <w:tcW w:w="3005" w:type="dxa"/>
+        </w:tcPr>
+        <w:p>
+          <w:pPr>
+            <w:pStyle w:val="ab"/>
+            <w:ind w:right="-115"/>
+            <w:jc w:val="right"/>
+          </w:pPr>
+        </w:p>
+      </w:tc>
+    </w:tr>
+  </w:tbl>
   <w:p>
     <w:pPr>
       <w:pStyle w:val="ab"/>
@@ -12278,9 +12332,9 @@
       <w:tblLook w:val="06A0" w:firstRow="1" w:lastRow="0" w:firstColumn="1" w:lastColumn="0" w:noHBand="1" w:noVBand="1"/>
     </w:tblPr>
     <w:tblGrid>
-      <w:gridCol w:w="3005"/>
-      <w:gridCol w:w="3005"/>
-      <w:gridCol w:w="3005"/>
+      <w:gridCol w:w="4530"/>
+      <w:gridCol w:w="4530"/>
+      <w:gridCol w:w="4530"/>
     </w:tblGrid>
     <w:tr>
       <w:trPr>
@@ -12288,7 +12342,7 @@
       </w:trPr>
       <w:tc>
         <w:tcPr>
-          <w:tcW w:w="3005" w:type="dxa"/>
+          <w:tcW w:w="4530" w:type="dxa"/>
         </w:tcPr>
         <w:p>
           <w:pPr>
@@ -12299,7 +12353,7 @@
       </w:tc>
       <w:tc>
         <w:tcPr>
-          <w:tcW w:w="3005" w:type="dxa"/>
+          <w:tcW w:w="4530" w:type="dxa"/>
         </w:tcPr>
         <w:p>
           <w:pPr>
@@ -12310,7 +12364,7 @@
       </w:tc>
       <w:tc>
         <w:tcPr>
-          <w:tcW w:w="3005" w:type="dxa"/>
+          <w:tcW w:w="4530" w:type="dxa"/>
         </w:tcPr>
         <w:p>
           <w:pPr>
@@ -12393,67 +12447,6 @@
 
 <file path=word/header5.xml><?xml version="1.0" encoding="utf-8"?>
 <w:hdr xmlns:wpc="http://schemas.microsoft.com/office/word/2010/wordprocessingCanvas" xmlns:cx="http://schemas.microsoft.com/office/drawing/2014/chartex" xmlns:cx1="http://schemas.microsoft.com/office/drawing/2015/9/8/chartex" xmlns:cx2="http://schemas.microsoft.com/office/drawing/2015/10/21/chartex" xmlns:cx3="http://schemas.microsoft.com/office/drawing/2016/5/9/chartex" xmlns:cx4="http://schemas.microsoft.com/office/drawing/2016/5/10/chartex" xmlns:cx5="http://schemas.microsoft.com/office/drawing/2016/5/11/chartex" xmlns:cx6="http://schemas.microsoft.com/office/drawing/2016/5/12/chartex" xmlns:cx7="http://schemas.microsoft.com/office/drawing/2016/5/13/chartex" xmlns:cx8="http://schemas.microsoft.com/office/drawing/2016/5/14/chartex" xmlns:mc="http://schemas.openxmlformats.org/markup-compatibility/2006" xmlns:aink="http://schemas.microsoft.com/office/drawing/2016/ink" xmlns:am3d="http://schemas.microsoft.com/office/drawing/2017/model3d" xmlns:o="urn:schemas-microsoft-com:office:office" xmlns:oel="http://schemas.microsoft.com/office/2019/extlst" xmlns:r="http://schemas.openxmlformats.org/officeDocument/2006/relationships" xmlns:m="http://schemas.openxmlformats.org/officeDocument/2006/math" xmlns:v="urn:schemas-microsoft-com:vml" xmlns:wp14="http://schemas.microsoft.com/office/word/2010/wordprocessingDrawing" xmlns:wp="http://schemas.openxmlformats.org/drawingml/2006/wordprocessingDrawing" xmlns:w10="urn:schemas-microsoft-com:office:word" xmlns:w="http://schemas.openxmlformats.org/wordprocessingml/2006/main" xmlns:w14="http://schemas.microsoft.com/office/word/2010/wordml" xmlns:w15="http://schemas.microsoft.com/office/word/2012/wordml" xmlns:w16cex="http://schemas.microsoft.com/office/word/2018/wordml/cex" xmlns:w16cid="http://schemas.microsoft.com/office/word/2016/wordml/cid" xmlns:w16="http://schemas.microsoft.com/office/word/2018/wordml" xmlns:w16du="http://schemas.microsoft.com/office/word/2023/wordml/word16du" xmlns:w16sdtdh="http://schemas.microsoft.com/office/word/2020/wordml/sdtdatahash" xmlns:w16sdtfl="http://schemas.microsoft.com/office/word/2024/wordml/sdtformatlock" xmlns:w16se="http://schemas.microsoft.com/office/word/2015/wordml/symex" xmlns:wpg="http://schemas.microsoft.com/office/word/2010/wordprocessingGroup" xmlns:wpi="http://schemas.microsoft.com/office/word/2010/wordprocessingInk" xmlns:wne="http://schemas.microsoft.com/office/word/2006/wordml" xmlns:wps="http://schemas.microsoft.com/office/word/2010/wordprocessingShape" mc:Ignorable="w14 w15 w16se w16cid w16 w16cex w16sdtdh w16sdtfl w16du wp14">
-  <w:tbl>
-    <w:tblPr>
-      <w:tblW w:w="0" w:type="auto"/>
-      <w:tblLayout w:type="fixed"/>
-      <w:tblLook w:val="06A0" w:firstRow="1" w:lastRow="0" w:firstColumn="1" w:lastColumn="0" w:noHBand="1" w:noVBand="1"/>
-    </w:tblPr>
-    <w:tblGrid>
-      <w:gridCol w:w="4530"/>
-      <w:gridCol w:w="4530"/>
-      <w:gridCol w:w="4530"/>
-    </w:tblGrid>
-    <w:tr>
-      <w:trPr>
-        <w:trHeight w:val="300"/>
-      </w:trPr>
-      <w:tc>
-        <w:tcPr>
-          <w:tcW w:w="4530" w:type="dxa"/>
-        </w:tcPr>
-        <w:p>
-          <w:pPr>
-            <w:pStyle w:val="ab"/>
-            <w:ind w:left="-115"/>
-          </w:pPr>
-        </w:p>
-      </w:tc>
-      <w:tc>
-        <w:tcPr>
-          <w:tcW w:w="4530" w:type="dxa"/>
-        </w:tcPr>
-        <w:p>
-          <w:pPr>
-            <w:pStyle w:val="ab"/>
-            <w:jc w:val="center"/>
-          </w:pPr>
-        </w:p>
-      </w:tc>
-      <w:tc>
-        <w:tcPr>
-          <w:tcW w:w="4530" w:type="dxa"/>
-        </w:tcPr>
-        <w:p>
-          <w:pPr>
-            <w:pStyle w:val="ab"/>
-            <w:ind w:right="-115"/>
-            <w:jc w:val="right"/>
-          </w:pPr>
-        </w:p>
-      </w:tc>
-    </w:tr>
-  </w:tbl>
-  <w:p>
-    <w:pPr>
-      <w:pStyle w:val="ab"/>
-    </w:pPr>
-  </w:p>
-</w:hdr>
-</file>
-
-<file path=word/header6.xml><?xml version="1.0" encoding="utf-8"?>
-<w:hdr xmlns:wpc="http://schemas.microsoft.com/office/word/2010/wordprocessingCanvas" xmlns:cx="http://schemas.microsoft.com/office/drawing/2014/chartex" xmlns:cx1="http://schemas.microsoft.com/office/drawing/2015/9/8/chartex" xmlns:cx2="http://schemas.microsoft.com/office/drawing/2015/10/21/chartex" xmlns:cx3="http://schemas.microsoft.com/office/drawing/2016/5/9/chartex" xmlns:cx4="http://schemas.microsoft.com/office/drawing/2016/5/10/chartex" xmlns:cx5="http://schemas.microsoft.com/office/drawing/2016/5/11/chartex" xmlns:cx6="http://schemas.microsoft.com/office/drawing/2016/5/12/chartex" xmlns:cx7="http://schemas.microsoft.com/office/drawing/2016/5/13/chartex" xmlns:cx8="http://schemas.microsoft.com/office/drawing/2016/5/14/chartex" xmlns:mc="http://schemas.openxmlformats.org/markup-compatibility/2006" xmlns:aink="http://schemas.microsoft.com/office/drawing/2016/ink" xmlns:am3d="http://schemas.microsoft.com/office/drawing/2017/model3d" xmlns:o="urn:schemas-microsoft-com:office:office" xmlns:oel="http://schemas.microsoft.com/office/2019/extlst" xmlns:r="http://schemas.openxmlformats.org/officeDocument/2006/relationships" xmlns:m="http://schemas.openxmlformats.org/officeDocument/2006/math" xmlns:v="urn:schemas-microsoft-com:vml" xmlns:wp14="http://schemas.microsoft.com/office/word/2010/wordprocessingDrawing" xmlns:wp="http://schemas.openxmlformats.org/drawingml/2006/wordprocessingDrawing" xmlns:w10="urn:schemas-microsoft-com:office:word" xmlns:w="http://schemas.openxmlformats.org/wordprocessingml/2006/main" xmlns:w14="http://schemas.microsoft.com/office/word/2010/wordml" xmlns:w15="http://schemas.microsoft.com/office/word/2012/wordml" xmlns:w16cex="http://schemas.microsoft.com/office/word/2018/wordml/cex" xmlns:w16cid="http://schemas.microsoft.com/office/word/2016/wordml/cid" xmlns:w16="http://schemas.microsoft.com/office/word/2018/wordml" xmlns:w16du="http://schemas.microsoft.com/office/word/2023/wordml/word16du" xmlns:w16sdtdh="http://schemas.microsoft.com/office/word/2020/wordml/sdtdatahash" xmlns:w16sdtfl="http://schemas.microsoft.com/office/word/2024/wordml/sdtformatlock" xmlns:w16se="http://schemas.microsoft.com/office/word/2015/wordml/symex" xmlns:wpg="http://schemas.microsoft.com/office/word/2010/wordprocessingGroup" xmlns:wpi="http://schemas.microsoft.com/office/word/2010/wordprocessingInk" xmlns:wne="http://schemas.microsoft.com/office/word/2006/wordml" xmlns:wps="http://schemas.microsoft.com/office/word/2010/wordprocessingShape" mc:Ignorable="w14 w15 w16se w16cid w16 w16cex w16sdtdh w16sdtfl w16du wp14">
   <w:p>
     <w:pPr>
       <w:pStyle w:val="ab"/>
@@ -12513,7 +12506,7 @@
 </w:hdr>
 </file>
 
-<file path=word/header7.xml><?xml version="1.0" encoding="utf-8"?>
+<file path=word/header6.xml><?xml version="1.0" encoding="utf-8"?>
 <w:hdr xmlns:wpc="http://schemas.microsoft.com/office/word/2010/wordprocessingCanvas" xmlns:cx="http://schemas.microsoft.com/office/drawing/2014/chartex" xmlns:cx1="http://schemas.microsoft.com/office/drawing/2015/9/8/chartex" xmlns:cx2="http://schemas.microsoft.com/office/drawing/2015/10/21/chartex" xmlns:cx3="http://schemas.microsoft.com/office/drawing/2016/5/9/chartex" xmlns:cx4="http://schemas.microsoft.com/office/drawing/2016/5/10/chartex" xmlns:cx5="http://schemas.microsoft.com/office/drawing/2016/5/11/chartex" xmlns:cx6="http://schemas.microsoft.com/office/drawing/2016/5/12/chartex" xmlns:cx7="http://schemas.microsoft.com/office/drawing/2016/5/13/chartex" xmlns:cx8="http://schemas.microsoft.com/office/drawing/2016/5/14/chartex" xmlns:mc="http://schemas.openxmlformats.org/markup-compatibility/2006" xmlns:aink="http://schemas.microsoft.com/office/drawing/2016/ink" xmlns:am3d="http://schemas.microsoft.com/office/drawing/2017/model3d" xmlns:o="urn:schemas-microsoft-com:office:office" xmlns:oel="http://schemas.microsoft.com/office/2019/extlst" xmlns:r="http://schemas.openxmlformats.org/officeDocument/2006/relationships" xmlns:m="http://schemas.openxmlformats.org/officeDocument/2006/math" xmlns:v="urn:schemas-microsoft-com:vml" xmlns:wp14="http://schemas.microsoft.com/office/word/2010/wordprocessingDrawing" xmlns:wp="http://schemas.openxmlformats.org/drawingml/2006/wordprocessingDrawing" xmlns:w10="urn:schemas-microsoft-com:office:word" xmlns:w="http://schemas.openxmlformats.org/wordprocessingml/2006/main" xmlns:w14="http://schemas.microsoft.com/office/word/2010/wordml" xmlns:w15="http://schemas.microsoft.com/office/word/2012/wordml" xmlns:w16cex="http://schemas.microsoft.com/office/word/2018/wordml/cex" xmlns:w16cid="http://schemas.microsoft.com/office/word/2016/wordml/cid" xmlns:w16="http://schemas.microsoft.com/office/word/2018/wordml" xmlns:w16du="http://schemas.microsoft.com/office/word/2023/wordml/word16du" xmlns:w16sdtdh="http://schemas.microsoft.com/office/word/2020/wordml/sdtdatahash" xmlns:w16sdtfl="http://schemas.microsoft.com/office/word/2024/wordml/sdtformatlock" xmlns:w16se="http://schemas.microsoft.com/office/word/2015/wordml/symex" xmlns:wpg="http://schemas.microsoft.com/office/word/2010/wordprocessingGroup" xmlns:wpi="http://schemas.microsoft.com/office/word/2010/wordprocessingInk" xmlns:wne="http://schemas.microsoft.com/office/word/2006/wordml" xmlns:wps="http://schemas.microsoft.com/office/word/2010/wordprocessingShape" mc:Ignorable="w14 w15 w16se w16cid w16 w16cex w16sdtdh w16sdtfl w16du wp14">
   <w:tbl>
     <w:tblPr>
